--- a/docs/大创申报-2026-10/大创项目申报书.docx
+++ b/docs/大创申报-2026-10/大创项目申报书.docx
@@ -3634,7 +3634,7 @@
           <w:b/>
           <w:lang w:eastAsia="zh-CN"/>
         </w:rPr>
-        <w:t>848 行 + 141 个测试</w:t>
+        <w:t>848 行 + 68 个测试</w:t>
       </w:r>
       <w:r>
         <w:rPr>
@@ -5925,7 +5925,7 @@
               <w:t xml:space="preserve"> </w:t>
             </w:r>
             <w:r>
-              <w:t xml:space="preserve"> + 141 </w:t>
+              <w:t xml:space="preserve"> + 68 </w:t>
             </w:r>
             <w:r>
               <w:t xml:space="preserve"> </w:t>
@@ -11611,7 +11611,7 @@
               <w:rPr>
                 <w:b/>
               </w:rPr>
-              <w:t>848 行 + 141 个测试</w:t>
+              <w:t>848 行 + 68 个测试</w:t>
             </w:r>
           </w:p>
         </w:tc>

--- a/docs/大创申报-2026-10/大创项目申报书.docx
+++ b/docs/大创申报-2026-10/大创项目申报书.docx
@@ -3386,7 +3386,7 @@
           <w:b/>
           <w:lang w:eastAsia="zh-CN"/>
         </w:rPr>
-        <w:t>35,667 行 Python</w:t>
+        <w:t>37,872 行 Python</w:t>
       </w:r>
       <w:r>
         <w:rPr>
@@ -3401,7 +3401,7 @@
           <w:b/>
           <w:lang w:eastAsia="zh-CN"/>
         </w:rPr>
-        <w:t>36,973 行 TS/TSX</w:t>
+        <w:t>40,169 行 TS/TSX</w:t>
       </w:r>
       <w:r>
         <w:rPr>
@@ -3416,7 +3416,7 @@
           <w:b/>
           <w:lang w:eastAsia="zh-CN"/>
         </w:rPr>
-        <w:t>1,940 个测试用例</w:t>
+        <w:t>2,847 个测试用例</w:t>
       </w:r>
       <w:r>
         <w:rPr>
@@ -3431,7 +3431,7 @@
           <w:b/>
           <w:lang w:eastAsia="zh-CN"/>
         </w:rPr>
-        <w:t>24 个能力插件</w:t>
+        <w:t>27 个能力插件</w:t>
       </w:r>
       <w:r>
         <w:rPr>
@@ -3634,7 +3634,7 @@
           <w:b/>
           <w:lang w:eastAsia="zh-CN"/>
         </w:rPr>
-        <w:t>848 行 + 68 个测试</w:t>
+        <w:t>1559 行 + 99 个测试</w:t>
       </w:r>
       <w:r>
         <w:rPr>
@@ -5318,7 +5318,7 @@
               <w:rPr>
                 <w:b/>
               </w:rPr>
-              <w:t>端到端 p50 ≈ 50 ms</w:t>
+              <w:t>端到端 p50 ≈ 300 ms</w:t>
             </w:r>
           </w:p>
         </w:tc>
@@ -5636,7 +5636,7 @@
               <w:t xml:space="preserve"> </w:t>
             </w:r>
             <w:r>
-              <w:t xml:space="preserve"> 35,667 </w:t>
+              <w:t xml:space="preserve"> 37,872 </w:t>
             </w:r>
             <w:r>
               <w:t xml:space="preserve"> </w:t>
@@ -5660,7 +5660,7 @@
               <w:t xml:space="preserve"> </w:t>
             </w:r>
             <w:r>
-              <w:t xml:space="preserve"> 36,973 </w:t>
+              <w:t xml:space="preserve"> 40,169 </w:t>
             </w:r>
             <w:r>
               <w:t xml:space="preserve"> </w:t>
@@ -5672,7 +5672,7 @@
               <w:t xml:space="preserve"> </w:t>
             </w:r>
             <w:r>
-              <w:t xml:space="preserve"> / 24 </w:t>
+              <w:t xml:space="preserve"> / 27 </w:t>
             </w:r>
             <w:r>
               <w:t xml:space="preserve"> </w:t>
@@ -5684,7 +5684,7 @@
               <w:t xml:space="preserve"> </w:t>
             </w:r>
             <w:r>
-              <w:t xml:space="preserve"> / 1,940 </w:t>
+              <w:t xml:space="preserve"> / 2,847 </w:t>
             </w:r>
             <w:r>
               <w:t xml:space="preserve"> </w:t>
@@ -5913,7 +5913,7 @@
               <w:spacing w:line="240" w:lineRule="auto" w:before="30" w:after="30"/>
             </w:pPr>
             <w:r>
-              <w:t xml:space="preserve">848 </w:t>
+              <w:t xml:space="preserve">1559 </w:t>
             </w:r>
             <w:r>
               <w:t xml:space="preserve"> </w:t>
@@ -5925,7 +5925,7 @@
               <w:t xml:space="preserve"> </w:t>
             </w:r>
             <w:r>
-              <w:t xml:space="preserve"> + 68 </w:t>
+              <w:t xml:space="preserve"> + 99 </w:t>
             </w:r>
             <w:r>
               <w:t xml:space="preserve"> </w:t>
@@ -10884,7 +10884,7 @@
               <w:rPr>
                 <w:b/>
               </w:rPr>
-              <w:t>35,667 行</w:t>
+              <w:t>37,872 行</w:t>
             </w:r>
             <w:r>
               <w:t xml:space="preserve"> ， </w:t>
@@ -10893,7 +10893,7 @@
               <w:rPr>
                 <w:b/>
               </w:rPr>
-              <w:t>33 个独立路由模块</w:t>
+              <w:t>36 个独立路由模块</w:t>
             </w:r>
             <w:r>
               <w:t xml:space="preserve"> ， </w:t>
@@ -10902,7 +10902,7 @@
               <w:rPr>
                 <w:b/>
               </w:rPr>
-              <w:t>195 个路由装饰器</w:t>
+              <w:t>219 个路由端点</w:t>
             </w:r>
           </w:p>
         </w:tc>
@@ -10973,7 +10973,7 @@
               <w:rPr>
                 <w:b/>
               </w:rPr>
-              <w:t>36,973 行</w:t>
+              <w:t>40,169 行</w:t>
             </w:r>
           </w:p>
         </w:tc>
@@ -11032,7 +11032,7 @@
               <w:rPr>
                 <w:b/>
               </w:rPr>
-              <w:t>24 个</w:t>
+              <w:t>27 个</w:t>
             </w:r>
             <w:r>
               <w:t xml:space="preserve"> （含 </w:t>
@@ -11045,7 +11045,7 @@
               <w:t>sound.preserve</w:t>
             </w:r>
             <w:r>
-              <w:t xml:space="preserve"> 声音保存插件一族）</w:t>
+              <w:t xml:space="preserve"> 声音保存、sound.watermark 溯源水印、sound.blindtest 盲听评测、sound.course 讲稿录课）</w:t>
             </w:r>
           </w:p>
         </w:tc>
@@ -11104,7 +11104,7 @@
               <w:rPr>
                 <w:b/>
               </w:rPr>
-              <w:t>1,940 个测试用例</w:t>
+              <w:t>2,847 个测试用例</w:t>
             </w:r>
             <w:r>
               <w:t xml:space="preserve"> </w:t>
@@ -11116,7 +11116,7 @@
               <w:t xml:space="preserve"> </w:t>
             </w:r>
             <w:r>
-              <w:t xml:space="preserve"> 102 </w:t>
+              <w:t xml:space="preserve"> 149 </w:t>
             </w:r>
             <w:r>
               <w:t xml:space="preserve"> </w:t>
@@ -11512,7 +11512,7 @@
               <w:spacing w:line="240" w:lineRule="auto" w:before="30" w:after="30"/>
             </w:pPr>
             <w:r>
-              <w:t xml:space="preserve">753 + 289 </w:t>
+              <w:t xml:space="preserve">1,187 + 404 </w:t>
             </w:r>
             <w:r>
               <w:t xml:space="preserve"> </w:t>
@@ -11550,7 +11550,7 @@
               <w:rPr>
                 <w:b/>
               </w:rPr>
-              <w:t>评测引擎</w:t>
+              <w:t>声音档案纵向随访</w:t>
             </w:r>
           </w:p>
         </w:tc>
@@ -11581,7 +11581,30 @@
                 <w:rFonts w:ascii="Courier New" w:hAnsi="Courier New"/>
                 <w:sz w:val="21"/>
               </w:rPr>
-              <w:t>voicebank_eval.py</w:t>
+              <w:t>voicepreserve.py</w:t>
+            </w:r>
+            <w:r>
+              <w:t xml:space="preserve">（随访部分）+ </w:t>
+            </w:r>
+            <w:r>
+              <w:rPr>
+                <w:rFonts w:ascii="Courier New" w:hAnsi="Courier New"/>
+                <w:sz w:val="21"/>
+              </w:rPr>
+              <w:t>/followup</w:t>
+            </w:r>
+            <w:r>
+              <w:t xml:space="preserve">、</w:t>
+            </w:r>
+            <w:r>
+              <w:rPr>
+                <w:rFonts w:ascii="Courier New" w:hAnsi="Courier New"/>
+                <w:sz w:val="21"/>
+              </w:rPr>
+              <w:t>/trend</w:t>
+            </w:r>
+            <w:r>
+              <w:t xml:space="preserve"> 接口</w:t>
             </w:r>
           </w:p>
         </w:tc>
@@ -11608,10 +11631,7 @@
               <w:spacing w:line="240" w:lineRule="auto" w:before="30" w:after="30"/>
             </w:pPr>
             <w:r>
-              <w:rPr>
-                <w:b/>
-              </w:rPr>
-              <w:t>848 行 + 68 个测试</w:t>
+              <w:t xml:space="preserve">已在上述行数内 / 含于 112 个测试</w:t>
             </w:r>
           </w:p>
         </w:tc>
@@ -11640,7 +11660,10 @@
               <w:spacing w:line="240" w:lineRule="auto" w:before="30" w:after="30"/>
             </w:pPr>
             <w:r>
-              <w:t>客观指标计算</w:t>
+              <w:rPr>
+                <w:b/>
+              </w:rPr>
+              <w:t>评测引擎</w:t>
             </w:r>
           </w:p>
         </w:tc>
@@ -11667,19 +11690,11 @@
               <w:spacing w:line="240" w:lineRule="auto" w:before="30" w:after="30"/>
             </w:pPr>
             <w:r>
-              <w:t xml:space="preserve">HNR / H1-H2 / </w:t>
-            </w:r>
-            <w:r>
-              <w:t xml:space="preserve"> </w:t>
-            </w:r>
-            <w:r>
-              <w:t>谱倾斜</w:t>
-            </w:r>
-            <w:r>
-              <w:t xml:space="preserve"> </w:t>
-            </w:r>
-            <w:r>
-              <w:t xml:space="preserve"> / jitter / shimmer</w:t>
+              <w:rPr>
+                <w:rFonts w:ascii="Courier New" w:hAnsi="Courier New"/>
+                <w:sz w:val="21"/>
+              </w:rPr>
+              <w:t>voicebank_eval.py</w:t>
             </w:r>
           </w:p>
         </w:tc>
@@ -11706,7 +11721,10 @@
               <w:spacing w:line="240" w:lineRule="auto" w:before="30" w:after="30"/>
             </w:pPr>
             <w:r>
-              <w:t>已实现并测试</w:t>
+              <w:rPr>
+                <w:b/>
+              </w:rPr>
+              <w:t>1559 行 + 99 个测试</w:t>
             </w:r>
           </w:p>
         </w:tc>
@@ -11735,7 +11753,7 @@
               <w:spacing w:line="240" w:lineRule="auto" w:before="30" w:after="30"/>
             </w:pPr>
             <w:r>
-              <w:t>盲听平台</w:t>
+              <w:t>客观指标计算</w:t>
             </w:r>
           </w:p>
         </w:tc>
@@ -11762,7 +11780,19 @@
               <w:spacing w:line="240" w:lineRule="auto" w:before="30" w:after="30"/>
             </w:pPr>
             <w:r>
-              <w:t>随机化、不显示条件</w:t>
+              <w:t xml:space="preserve">HNR / H1-H2 / </w:t>
+            </w:r>
+            <w:r>
+              <w:t xml:space="preserve"> </w:t>
+            </w:r>
+            <w:r>
+              <w:t>谱倾斜</w:t>
+            </w:r>
+            <w:r>
+              <w:t xml:space="preserve"> </w:t>
+            </w:r>
+            <w:r>
+              <w:t xml:space="preserve"> / jitter / shimmer</w:t>
             </w:r>
           </w:p>
         </w:tc>
@@ -11789,7 +11819,7 @@
               <w:spacing w:line="240" w:lineRule="auto" w:before="30" w:after="30"/>
             </w:pPr>
             <w:r>
-              <w:t>已实现</w:t>
+              <w:t>已实现并测试</w:t>
             </w:r>
           </w:p>
         </w:tc>
@@ -11818,7 +11848,7 @@
               <w:spacing w:line="240" w:lineRule="auto" w:before="30" w:after="30"/>
             </w:pPr>
             <w:r>
-              <w:t>失败判词</w:t>
+              <w:t>盲听平台</w:t>
             </w:r>
           </w:p>
         </w:tc>
@@ -11845,7 +11875,7 @@
               <w:spacing w:line="240" w:lineRule="auto" w:before="30" w:after="30"/>
             </w:pPr>
             <w:r>
-              <w:t>质量不达标时给出具体原因</w:t>
+              <w:t>随机化、不显示条件；手机扫码盲听</w:t>
             </w:r>
           </w:p>
         </w:tc>
@@ -11901,7 +11931,10 @@
               <w:spacing w:line="240" w:lineRule="auto" w:before="30" w:after="30"/>
             </w:pPr>
             <w:r>
-              <w:t>实验协议</w:t>
+              <w:rPr>
+                <w:b/>
+              </w:rPr>
+              <w:t>音频溯源水印</w:t>
             </w:r>
           </w:p>
         </w:tc>
@@ -11928,7 +11961,24 @@
               <w:spacing w:line="240" w:lineRule="auto" w:before="30" w:after="30"/>
             </w:pPr>
             <w:r>
-              <w:t>《嗓音保存评测协议》</w:t>
+              <w:rPr>
+                <w:rFonts w:ascii="Courier New" w:hAnsi="Courier New"/>
+                <w:sz w:val="21"/>
+              </w:rPr>
+              <w:t>audio_watermark.py</w:t>
+            </w:r>
+            <w:r>
+              <w:t xml:space="preserve"> + </w:t>
+            </w:r>
+            <w:r>
+              <w:rPr>
+                <w:rFonts w:ascii="Courier New" w:hAnsi="Courier New"/>
+                <w:sz w:val="21"/>
+              </w:rPr>
+              <w:t>watermark_api.py</w:t>
+            </w:r>
+            <w:r>
+              <w:t xml:space="preserve">（AudioSeal，MIT 许可）</w:t>
             </w:r>
           </w:p>
         </w:tc>
@@ -11955,6 +12005,265 @@
               <w:spacing w:line="240" w:lineRule="auto" w:before="30" w:after="30"/>
             </w:pPr>
             <w:r>
+              <w:t xml:space="preserve">458 + 139 行 / 27 个测试</w:t>
+            </w:r>
+          </w:p>
+        </w:tc>
+      </w:tr>
+      <w:tr>
+        <w:tc>
+          <w:tcPr>
+            <w:tcW w:type="dxa" w:w="2880"/>
+            <w:vAlign w:val="center"/>
+            <w:tcBorders>
+              <w:top w:val="single" w:sz="6" w:space="0" w:color="000000"/>
+              <w:bottom w:val="single" w:sz="6" w:space="0" w:color="000000"/>
+              <w:left w:val="single" w:sz="6" w:space="0" w:color="000000"/>
+              <w:right w:val="single" w:sz="6" w:space="0" w:color="000000"/>
+            </w:tcBorders>
+            <w:tcMar>
+              <w:top w:w="120" w:type="dxa"/>
+              <w:bottom w:w="120" w:type="dxa"/>
+              <w:left w:w="120" w:type="dxa"/>
+              <w:right w:w="120" w:type="dxa"/>
+            </w:tcMar>
+          </w:tcPr>
+          <w:p>
+            <w:pPr>
+              <w:jc w:val="left"/>
+              <w:spacing w:line="240" w:lineRule="auto" w:before="30" w:after="30"/>
+            </w:pPr>
+            <w:r>
+              <w:rPr>
+                <w:b/>
+              </w:rPr>
+              <w:t>讲稿驱动录课</w:t>
+            </w:r>
+          </w:p>
+        </w:tc>
+        <w:tc>
+          <w:tcPr>
+            <w:tcW w:type="dxa" w:w="2880"/>
+            <w:vAlign w:val="center"/>
+            <w:tcBorders>
+              <w:top w:val="single" w:sz="6" w:space="0" w:color="000000"/>
+              <w:bottom w:val="single" w:sz="6" w:space="0" w:color="000000"/>
+              <w:left w:val="single" w:sz="6" w:space="0" w:color="000000"/>
+              <w:right w:val="single" w:sz="6" w:space="0" w:color="000000"/>
+            </w:tcBorders>
+            <w:tcMar>
+              <w:top w:w="120" w:type="dxa"/>
+              <w:bottom w:w="120" w:type="dxa"/>
+              <w:left w:w="120" w:type="dxa"/>
+              <w:right w:w="120" w:type="dxa"/>
+            </w:tcMar>
+          </w:tcPr>
+          <w:p>
+            <w:pPr>
+              <w:jc w:val="left"/>
+              <w:spacing w:line="240" w:lineRule="auto" w:before="30" w:after="30"/>
+            </w:pPr>
+            <w:r>
+              <w:rPr>
+                <w:rFonts w:ascii="Courier New" w:hAnsi="Courier New"/>
+                <w:sz w:val="21"/>
+              </w:rPr>
+              <w:t>course_api.py</w:t>
+            </w:r>
+            <w:r>
+              <w:t xml:space="preserve">（PPT 备注页零依赖解析 → 逐页旁白）</w:t>
+            </w:r>
+          </w:p>
+        </w:tc>
+        <w:tc>
+          <w:tcPr>
+            <w:tcW w:type="dxa" w:w="2880"/>
+            <w:vAlign w:val="center"/>
+            <w:tcBorders>
+              <w:top w:val="single" w:sz="6" w:space="0" w:color="000000"/>
+              <w:bottom w:val="single" w:sz="6" w:space="0" w:color="000000"/>
+              <w:left w:val="single" w:sz="6" w:space="0" w:color="000000"/>
+              <w:right w:val="single" w:sz="6" w:space="0" w:color="000000"/>
+            </w:tcBorders>
+            <w:tcMar>
+              <w:top w:w="120" w:type="dxa"/>
+              <w:bottom w:w="120" w:type="dxa"/>
+              <w:left w:w="120" w:type="dxa"/>
+              <w:right w:w="120" w:type="dxa"/>
+            </w:tcMar>
+          </w:tcPr>
+          <w:p>
+            <w:pPr>
+              <w:jc w:val="left"/>
+              <w:spacing w:line="240" w:lineRule="auto" w:before="30" w:after="30"/>
+            </w:pPr>
+            <w:r>
+              <w:t xml:space="preserve">393 行 / 21 个测试</w:t>
+            </w:r>
+          </w:p>
+        </w:tc>
+      </w:tr>
+      <w:tr>
+        <w:tc>
+          <w:tcPr>
+            <w:tcW w:type="dxa" w:w="2880"/>
+            <w:vAlign w:val="center"/>
+            <w:tcBorders>
+              <w:top w:val="single" w:sz="6" w:space="0" w:color="000000"/>
+              <w:bottom w:val="single" w:sz="6" w:space="0" w:color="000000"/>
+              <w:left w:val="single" w:sz="6" w:space="0" w:color="000000"/>
+              <w:right w:val="single" w:sz="6" w:space="0" w:color="000000"/>
+            </w:tcBorders>
+            <w:tcMar>
+              <w:top w:w="120" w:type="dxa"/>
+              <w:bottom w:w="120" w:type="dxa"/>
+              <w:left w:w="120" w:type="dxa"/>
+              <w:right w:w="120" w:type="dxa"/>
+            </w:tcMar>
+          </w:tcPr>
+          <w:p>
+            <w:pPr>
+              <w:jc w:val="left"/>
+              <w:spacing w:line="240" w:lineRule="auto" w:before="30" w:after="30"/>
+            </w:pPr>
+            <w:r>
+              <w:t>失败判词</w:t>
+            </w:r>
+          </w:p>
+        </w:tc>
+        <w:tc>
+          <w:tcPr>
+            <w:tcW w:type="dxa" w:w="2880"/>
+            <w:vAlign w:val="center"/>
+            <w:tcBorders>
+              <w:top w:val="single" w:sz="6" w:space="0" w:color="000000"/>
+              <w:bottom w:val="single" w:sz="6" w:space="0" w:color="000000"/>
+              <w:left w:val="single" w:sz="6" w:space="0" w:color="000000"/>
+              <w:right w:val="single" w:sz="6" w:space="0" w:color="000000"/>
+            </w:tcBorders>
+            <w:tcMar>
+              <w:top w:w="120" w:type="dxa"/>
+              <w:bottom w:w="120" w:type="dxa"/>
+              <w:left w:w="120" w:type="dxa"/>
+              <w:right w:w="120" w:type="dxa"/>
+            </w:tcMar>
+          </w:tcPr>
+          <w:p>
+            <w:pPr>
+              <w:jc w:val="left"/>
+              <w:spacing w:line="240" w:lineRule="auto" w:before="30" w:after="30"/>
+            </w:pPr>
+            <w:r>
+              <w:t>质量不达标时给出具体原因</w:t>
+            </w:r>
+          </w:p>
+        </w:tc>
+        <w:tc>
+          <w:tcPr>
+            <w:tcW w:type="dxa" w:w="2880"/>
+            <w:vAlign w:val="center"/>
+            <w:tcBorders>
+              <w:top w:val="single" w:sz="6" w:space="0" w:color="000000"/>
+              <w:bottom w:val="single" w:sz="6" w:space="0" w:color="000000"/>
+              <w:left w:val="single" w:sz="6" w:space="0" w:color="000000"/>
+              <w:right w:val="single" w:sz="6" w:space="0" w:color="000000"/>
+            </w:tcBorders>
+            <w:tcMar>
+              <w:top w:w="120" w:type="dxa"/>
+              <w:bottom w:w="120" w:type="dxa"/>
+              <w:left w:w="120" w:type="dxa"/>
+              <w:right w:w="120" w:type="dxa"/>
+            </w:tcMar>
+          </w:tcPr>
+          <w:p>
+            <w:pPr>
+              <w:jc w:val="left"/>
+              <w:spacing w:line="240" w:lineRule="auto" w:before="30" w:after="30"/>
+            </w:pPr>
+            <w:r>
+              <w:t>已实现</w:t>
+            </w:r>
+          </w:p>
+        </w:tc>
+      </w:tr>
+      <w:tr>
+        <w:tc>
+          <w:tcPr>
+            <w:tcW w:type="dxa" w:w="2880"/>
+            <w:vAlign w:val="center"/>
+            <w:tcBorders>
+              <w:top w:val="single" w:sz="6" w:space="0" w:color="000000"/>
+              <w:bottom w:val="single" w:sz="6" w:space="0" w:color="000000"/>
+              <w:left w:val="single" w:sz="6" w:space="0" w:color="000000"/>
+              <w:right w:val="single" w:sz="6" w:space="0" w:color="000000"/>
+            </w:tcBorders>
+            <w:tcMar>
+              <w:top w:w="120" w:type="dxa"/>
+              <w:bottom w:w="120" w:type="dxa"/>
+              <w:left w:w="120" w:type="dxa"/>
+              <w:right w:w="120" w:type="dxa"/>
+            </w:tcMar>
+          </w:tcPr>
+          <w:p>
+            <w:pPr>
+              <w:jc w:val="left"/>
+              <w:spacing w:line="240" w:lineRule="auto" w:before="30" w:after="30"/>
+            </w:pPr>
+            <w:r>
+              <w:t>实验协议</w:t>
+            </w:r>
+          </w:p>
+        </w:tc>
+        <w:tc>
+          <w:tcPr>
+            <w:tcW w:type="dxa" w:w="2880"/>
+            <w:vAlign w:val="center"/>
+            <w:tcBorders>
+              <w:top w:val="single" w:sz="6" w:space="0" w:color="000000"/>
+              <w:bottom w:val="single" w:sz="6" w:space="0" w:color="000000"/>
+              <w:left w:val="single" w:sz="6" w:space="0" w:color="000000"/>
+              <w:right w:val="single" w:sz="6" w:space="0" w:color="000000"/>
+            </w:tcBorders>
+            <w:tcMar>
+              <w:top w:w="120" w:type="dxa"/>
+              <w:bottom w:w="120" w:type="dxa"/>
+              <w:left w:w="120" w:type="dxa"/>
+              <w:right w:w="120" w:type="dxa"/>
+            </w:tcMar>
+          </w:tcPr>
+          <w:p>
+            <w:pPr>
+              <w:jc w:val="left"/>
+              <w:spacing w:line="240" w:lineRule="auto" w:before="30" w:after="30"/>
+            </w:pPr>
+            <w:r>
+              <w:t>《嗓音保存评测协议》</w:t>
+            </w:r>
+          </w:p>
+        </w:tc>
+        <w:tc>
+          <w:tcPr>
+            <w:tcW w:type="dxa" w:w="2880"/>
+            <w:vAlign w:val="center"/>
+            <w:tcBorders>
+              <w:top w:val="single" w:sz="6" w:space="0" w:color="000000"/>
+              <w:bottom w:val="single" w:sz="6" w:space="0" w:color="000000"/>
+              <w:left w:val="single" w:sz="6" w:space="0" w:color="000000"/>
+              <w:right w:val="single" w:sz="6" w:space="0" w:color="000000"/>
+            </w:tcBorders>
+            <w:tcMar>
+              <w:top w:w="120" w:type="dxa"/>
+              <w:bottom w:w="120" w:type="dxa"/>
+              <w:left w:w="120" w:type="dxa"/>
+              <w:right w:w="120" w:type="dxa"/>
+            </w:tcMar>
+          </w:tcPr>
+          <w:p>
+            <w:pPr>
+              <w:jc w:val="left"/>
+              <w:spacing w:line="240" w:lineRule="auto" w:before="30" w:after="30"/>
+            </w:pPr>
+            <w:r>
               <w:t>已撰写</w:t>
             </w:r>
           </w:p>
@@ -12062,6 +12371,16 @@
         <w:t>。</w:t>
       </w:r>
       <w:r/>
+    </w:p>
+    <w:p>
+      <w:pPr>
+        <w:pStyle w:val="ListBullet"/>
+        <w:spacing w:after="120"/>
+        <w:jc w:val="both"/>
+      </w:pPr>
+      <w:r>
+        <w:t xml:space="preserve">新增的四项能力（水印 / 盲听平台 / 纵向随访 / 讲稿录课）以单元测试与链路自检方式验证（99 个新增用例：水印 27 + 盲听 36 + 录课 21 + 随访 15），⚠️ 同样属链路验证，不作为研究数据。</w:t>
+      </w:r>
     </w:p>
     <w:p>
       <w:pPr>
@@ -12414,25 +12733,7 @@
               <w:spacing w:line="240" w:lineRule="auto" w:before="30" w:after="30"/>
             </w:pPr>
             <w:r>
-              <w:t>本机</w:t>
-            </w:r>
-            <w:r>
-              <w:t xml:space="preserve"> </w:t>
-            </w:r>
-            <w:r>
-              <w:t xml:space="preserve"> RTX 5060 </w:t>
-            </w:r>
-            <w:r>
-              <w:t xml:space="preserve"> </w:t>
-            </w:r>
-            <w:r>
-              <w:t>实测，端到端</w:t>
-            </w:r>
-            <w:r>
-              <w:t xml:space="preserve"> </w:t>
-            </w:r>
-            <w:r>
-              <w:t xml:space="preserve"> p50 ≈ 50 ms</w:t>
+              <w:t xml:space="preserve">本机 RTX 5060 实测：端到端 p50 ≈ 300 ms、单块推理 p50 30 ms（2,017 样本日志，可用 tools/bench_latency.py 复现）</w:t>
             </w:r>
           </w:p>
         </w:tc>
@@ -12926,6 +13227,497 @@
             </w:r>
             <w:r>
               <w:t>已核实</w:t>
+            </w:r>
+          </w:p>
+        </w:tc>
+      </w:tr>
+      <w:tr>
+        <w:tc>
+          <w:tcPr>
+            <w:tcW w:type="dxa" w:w="2160"/>
+            <w:vAlign w:val="center"/>
+            <w:tcBorders>
+              <w:top w:val="single" w:sz="6" w:space="0" w:color="000000"/>
+              <w:bottom w:val="single" w:sz="6" w:space="0" w:color="000000"/>
+              <w:left w:val="single" w:sz="6" w:space="0" w:color="000000"/>
+              <w:right w:val="single" w:sz="6" w:space="0" w:color="000000"/>
+            </w:tcBorders>
+            <w:tcMar>
+              <w:top w:w="120" w:type="dxa"/>
+              <w:bottom w:w="120" w:type="dxa"/>
+              <w:left w:w="120" w:type="dxa"/>
+              <w:right w:w="120" w:type="dxa"/>
+            </w:tcMar>
+          </w:tcPr>
+          <w:p>
+            <w:pPr>
+              <w:jc w:val="left"/>
+              <w:spacing w:line="240" w:lineRule="auto" w:before="30" w:after="30"/>
+            </w:pPr>
+            <w:r>
+              <w:t xml:space="preserve">5</w:t>
+            </w:r>
+          </w:p>
+        </w:tc>
+        <w:tc>
+          <w:tcPr>
+            <w:tcW w:type="dxa" w:w="2160"/>
+            <w:vAlign w:val="center"/>
+            <w:tcBorders>
+              <w:top w:val="single" w:sz="6" w:space="0" w:color="000000"/>
+              <w:bottom w:val="single" w:sz="6" w:space="0" w:color="000000"/>
+              <w:left w:val="single" w:sz="6" w:space="0" w:color="000000"/>
+              <w:right w:val="single" w:sz="6" w:space="0" w:color="000000"/>
+            </w:tcBorders>
+            <w:tcMar>
+              <w:top w:w="120" w:type="dxa"/>
+              <w:bottom w:w="120" w:type="dxa"/>
+              <w:left w:w="120" w:type="dxa"/>
+              <w:right w:w="120" w:type="dxa"/>
+            </w:tcMar>
+          </w:tcPr>
+          <w:p>
+            <w:pPr>
+              <w:jc w:val="left"/>
+              <w:spacing w:line="240" w:lineRule="auto" w:before="30" w:after="30"/>
+            </w:pPr>
+            <w:r>
+              <w:rPr>
+                <w:b/>
+              </w:rPr>
+              <w:t>主观听测可平台化，被试无需到场</w:t>
+            </w:r>
+            <w:r>
+              <w:t xml:space="preserve">（手机扫码盲听、在线打分、结果自动回表）</w:t>
+            </w:r>
+          </w:p>
+        </w:tc>
+        <w:tc>
+          <w:tcPr>
+            <w:tcW w:type="dxa" w:w="2160"/>
+            <w:vAlign w:val="center"/>
+            <w:tcBorders>
+              <w:top w:val="single" w:sz="6" w:space="0" w:color="000000"/>
+              <w:bottom w:val="single" w:sz="6" w:space="0" w:color="000000"/>
+              <w:left w:val="single" w:sz="6" w:space="0" w:color="000000"/>
+              <w:right w:val="single" w:sz="6" w:space="0" w:color="000000"/>
+            </w:tcBorders>
+            <w:tcMar>
+              <w:top w:w="120" w:type="dxa"/>
+              <w:bottom w:w="120" w:type="dxa"/>
+              <w:left w:w="120" w:type="dxa"/>
+              <w:right w:w="120" w:type="dxa"/>
+            </w:tcMar>
+          </w:tcPr>
+          <w:p>
+            <w:pPr>
+              <w:jc w:val="left"/>
+              <w:spacing w:line="240" w:lineRule="auto" w:before="30" w:after="30"/>
+            </w:pPr>
+            <w:r>
+              <w:rPr>
+                <w:rFonts w:ascii="Courier New" w:hAnsi="Courier New"/>
+                <w:sz w:val="21"/>
+              </w:rPr>
+              <w:t>sound.blindtest</w:t>
+            </w:r>
+            <w:r>
+              <w:t xml:space="preserve"> 已落地；盲号下发不含身份、重复提交只追加，均有测试钉住</w:t>
+            </w:r>
+          </w:p>
+        </w:tc>
+        <w:tc>
+          <w:tcPr>
+            <w:tcW w:type="dxa" w:w="2160"/>
+            <w:vAlign w:val="center"/>
+            <w:tcBorders>
+              <w:top w:val="single" w:sz="6" w:space="0" w:color="000000"/>
+              <w:bottom w:val="single" w:sz="6" w:space="0" w:color="000000"/>
+              <w:left w:val="single" w:sz="6" w:space="0" w:color="000000"/>
+              <w:right w:val="single" w:sz="6" w:space="0" w:color="000000"/>
+            </w:tcBorders>
+            <w:tcMar>
+              <w:top w:w="120" w:type="dxa"/>
+              <w:bottom w:w="120" w:type="dxa"/>
+              <w:left w:w="120" w:type="dxa"/>
+              <w:right w:w="120" w:type="dxa"/>
+            </w:tcMar>
+          </w:tcPr>
+          <w:p>
+            <w:pPr>
+              <w:jc w:val="left"/>
+              <w:spacing w:line="240" w:lineRule="auto" w:before="30" w:after="30"/>
+            </w:pPr>
+            <w:r>
+              <w:t xml:space="preserve">✅ 已核实（链路）</w:t>
+            </w:r>
+          </w:p>
+        </w:tc>
+      </w:tr>
+      <w:tr>
+        <w:tc>
+          <w:tcPr>
+            <w:tcW w:type="dxa" w:w="2160"/>
+            <w:vAlign w:val="center"/>
+            <w:tcBorders>
+              <w:top w:val="single" w:sz="6" w:space="0" w:color="000000"/>
+              <w:bottom w:val="single" w:sz="6" w:space="0" w:color="000000"/>
+              <w:left w:val="single" w:sz="6" w:space="0" w:color="000000"/>
+              <w:right w:val="single" w:sz="6" w:space="0" w:color="000000"/>
+            </w:tcBorders>
+            <w:tcMar>
+              <w:top w:w="120" w:type="dxa"/>
+              <w:bottom w:w="120" w:type="dxa"/>
+              <w:left w:w="120" w:type="dxa"/>
+              <w:right w:w="120" w:type="dxa"/>
+            </w:tcMar>
+          </w:tcPr>
+          <w:p>
+            <w:pPr>
+              <w:jc w:val="left"/>
+              <w:spacing w:line="240" w:lineRule="auto" w:before="30" w:after="30"/>
+            </w:pPr>
+            <w:r>
+              <w:t xml:space="preserve">6</w:t>
+            </w:r>
+          </w:p>
+        </w:tc>
+        <w:tc>
+          <w:tcPr>
+            <w:tcW w:type="dxa" w:w="2160"/>
+            <w:vAlign w:val="center"/>
+            <w:tcBorders>
+              <w:top w:val="single" w:sz="6" w:space="0" w:color="000000"/>
+              <w:bottom w:val="single" w:sz="6" w:space="0" w:color="000000"/>
+              <w:left w:val="single" w:sz="6" w:space="0" w:color="000000"/>
+              <w:right w:val="single" w:sz="6" w:space="0" w:color="000000"/>
+            </w:tcBorders>
+            <w:tcMar>
+              <w:top w:w="120" w:type="dxa"/>
+              <w:bottom w:w="120" w:type="dxa"/>
+              <w:left w:w="120" w:type="dxa"/>
+              <w:right w:w="120" w:type="dxa"/>
+            </w:tcMar>
+          </w:tcPr>
+          <w:p>
+            <w:pPr>
+              <w:jc w:val="left"/>
+              <w:spacing w:line="240" w:lineRule="auto" w:before="30" w:after="30"/>
+            </w:pPr>
+            <w:r>
+              <w:rPr>
+                <w:b/>
+              </w:rPr>
+              <w:t>音频可嵌入“可检出、可溯源”的标识</w:t>
+            </w:r>
+            <w:r>
+              <w:t xml:space="preserve">（转码后仍可检出并给出概率）</w:t>
+            </w:r>
+          </w:p>
+        </w:tc>
+        <w:tc>
+          <w:tcPr>
+            <w:tcW w:type="dxa" w:w="2160"/>
+            <w:vAlign w:val="center"/>
+            <w:tcBorders>
+              <w:top w:val="single" w:sz="6" w:space="0" w:color="000000"/>
+              <w:bottom w:val="single" w:sz="6" w:space="0" w:color="000000"/>
+              <w:left w:val="single" w:sz="6" w:space="0" w:color="000000"/>
+              <w:right w:val="single" w:sz="6" w:space="0" w:color="000000"/>
+            </w:tcBorders>
+            <w:tcMar>
+              <w:top w:w="120" w:type="dxa"/>
+              <w:bottom w:w="120" w:type="dxa"/>
+              <w:left w:w="120" w:type="dxa"/>
+              <w:right w:w="120" w:type="dxa"/>
+            </w:tcMar>
+          </w:tcPr>
+          <w:p>
+            <w:pPr>
+              <w:jc w:val="left"/>
+              <w:spacing w:line="240" w:lineRule="auto" w:before="30" w:after="30"/>
+            </w:pPr>
+            <w:r>
+              <w:rPr>
+                <w:rFonts w:ascii="Courier New" w:hAnsi="Courier New"/>
+                <w:sz w:val="21"/>
+              </w:rPr>
+              <w:t>sound.watermark</w:t>
+            </w:r>
+            <w:r>
+              <w:t xml:space="preserve"> 已落地（AudioSeal，MIT 许可）</w:t>
+            </w:r>
+          </w:p>
+        </w:tc>
+        <w:tc>
+          <w:tcPr>
+            <w:tcW w:type="dxa" w:w="2160"/>
+            <w:vAlign w:val="center"/>
+            <w:tcBorders>
+              <w:top w:val="single" w:sz="6" w:space="0" w:color="000000"/>
+              <w:bottom w:val="single" w:sz="6" w:space="0" w:color="000000"/>
+              <w:left w:val="single" w:sz="6" w:space="0" w:color="000000"/>
+              <w:right w:val="single" w:sz="6" w:space="0" w:color="000000"/>
+            </w:tcBorders>
+            <w:tcMar>
+              <w:top w:w="120" w:type="dxa"/>
+              <w:bottom w:w="120" w:type="dxa"/>
+              <w:left w:w="120" w:type="dxa"/>
+              <w:right w:w="120" w:type="dxa"/>
+            </w:tcMar>
+          </w:tcPr>
+          <w:p>
+            <w:pPr>
+              <w:jc w:val="left"/>
+              <w:spacing w:line="240" w:lineRule="auto" w:before="30" w:after="30"/>
+            </w:pPr>
+            <w:r>
+              <w:t xml:space="preserve">✅ 已核实（链路）</w:t>
+            </w:r>
+          </w:p>
+        </w:tc>
+      </w:tr>
+      <w:tr>
+        <w:tc>
+          <w:tcPr>
+            <w:tcW w:type="dxa" w:w="2160"/>
+            <w:vAlign w:val="center"/>
+            <w:tcBorders>
+              <w:top w:val="single" w:sz="6" w:space="0" w:color="000000"/>
+              <w:bottom w:val="single" w:sz="6" w:space="0" w:color="000000"/>
+              <w:left w:val="single" w:sz="6" w:space="0" w:color="000000"/>
+              <w:right w:val="single" w:sz="6" w:space="0" w:color="000000"/>
+            </w:tcBorders>
+            <w:tcMar>
+              <w:top w:w="120" w:type="dxa"/>
+              <w:bottom w:w="120" w:type="dxa"/>
+              <w:left w:w="120" w:type="dxa"/>
+              <w:right w:w="120" w:type="dxa"/>
+            </w:tcMar>
+          </w:tcPr>
+          <w:p>
+            <w:pPr>
+              <w:jc w:val="left"/>
+              <w:spacing w:line="240" w:lineRule="auto" w:before="30" w:after="30"/>
+            </w:pPr>
+            <w:r>
+              <w:t xml:space="preserve">7</w:t>
+            </w:r>
+          </w:p>
+        </w:tc>
+        <w:tc>
+          <w:tcPr>
+            <w:tcW w:type="dxa" w:w="2160"/>
+            <w:vAlign w:val="center"/>
+            <w:tcBorders>
+              <w:top w:val="single" w:sz="6" w:space="0" w:color="000000"/>
+              <w:bottom w:val="single" w:sz="6" w:space="0" w:color="000000"/>
+              <w:left w:val="single" w:sz="6" w:space="0" w:color="000000"/>
+              <w:right w:val="single" w:sz="6" w:space="0" w:color="000000"/>
+            </w:tcBorders>
+            <w:tcMar>
+              <w:top w:w="120" w:type="dxa"/>
+              <w:bottom w:w="120" w:type="dxa"/>
+              <w:left w:w="120" w:type="dxa"/>
+              <w:right w:w="120" w:type="dxa"/>
+            </w:tcMar>
+          </w:tcPr>
+          <w:p>
+            <w:pPr>
+              <w:jc w:val="left"/>
+              <w:spacing w:line="240" w:lineRule="auto" w:before="30" w:after="30"/>
+            </w:pPr>
+            <w:r>
+              <w:rPr>
+                <w:b/>
+              </w:rPr>
+              <w:t>声音档案可从“一次保存”变为“长期跟随”</w:t>
+            </w:r>
+          </w:p>
+        </w:tc>
+        <w:tc>
+          <w:tcPr>
+            <w:tcW w:type="dxa" w:w="2160"/>
+            <w:vAlign w:val="center"/>
+            <w:tcBorders>
+              <w:top w:val="single" w:sz="6" w:space="0" w:color="000000"/>
+              <w:bottom w:val="single" w:sz="6" w:space="0" w:color="000000"/>
+              <w:left w:val="single" w:sz="6" w:space="0" w:color="000000"/>
+              <w:right w:val="single" w:sz="6" w:space="0" w:color="000000"/>
+            </w:tcBorders>
+            <w:tcMar>
+              <w:top w:w="120" w:type="dxa"/>
+              <w:bottom w:w="120" w:type="dxa"/>
+              <w:left w:w="120" w:type="dxa"/>
+              <w:right w:w="120" w:type="dxa"/>
+            </w:tcMar>
+          </w:tcPr>
+          <w:p>
+            <w:pPr>
+              <w:jc w:val="left"/>
+              <w:spacing w:line="240" w:lineRule="auto" w:before="30" w:after="30"/>
+            </w:pPr>
+            <w:r>
+              <w:t xml:space="preserve">纵向随访已落地：同一人不同时间复录 → 三灯指标按时间出趋势</w:t>
+            </w:r>
+          </w:p>
+        </w:tc>
+        <w:tc>
+          <w:tcPr>
+            <w:tcW w:type="dxa" w:w="2160"/>
+            <w:vAlign w:val="center"/>
+            <w:tcBorders>
+              <w:top w:val="single" w:sz="6" w:space="0" w:color="000000"/>
+              <w:bottom w:val="single" w:sz="6" w:space="0" w:color="000000"/>
+              <w:left w:val="single" w:sz="6" w:space="0" w:color="000000"/>
+              <w:right w:val="single" w:sz="6" w:space="0" w:color="000000"/>
+            </w:tcBorders>
+            <w:tcMar>
+              <w:top w:w="120" w:type="dxa"/>
+              <w:bottom w:w="120" w:type="dxa"/>
+              <w:left w:w="120" w:type="dxa"/>
+              <w:right w:w="120" w:type="dxa"/>
+            </w:tcMar>
+          </w:tcPr>
+          <w:p>
+            <w:pPr>
+              <w:jc w:val="left"/>
+              <w:spacing w:line="240" w:lineRule="auto" w:before="30" w:after="30"/>
+            </w:pPr>
+            <w:r>
+              <w:t xml:space="preserve">✅ 已核实（链路）</w:t>
+            </w:r>
+          </w:p>
+        </w:tc>
+      </w:tr>
+      <w:tr>
+        <w:tc>
+          <w:tcPr>
+            <w:tcW w:type="dxa" w:w="2160"/>
+            <w:vAlign w:val="center"/>
+            <w:tcBorders>
+              <w:top w:val="single" w:sz="6" w:space="0" w:color="000000"/>
+              <w:bottom w:val="single" w:sz="6" w:space="0" w:color="000000"/>
+              <w:left w:val="single" w:sz="6" w:space="0" w:color="000000"/>
+              <w:right w:val="single" w:sz="6" w:space="0" w:color="000000"/>
+            </w:tcBorders>
+            <w:tcMar>
+              <w:top w:w="120" w:type="dxa"/>
+              <w:bottom w:w="120" w:type="dxa"/>
+              <w:left w:w="120" w:type="dxa"/>
+              <w:right w:w="120" w:type="dxa"/>
+            </w:tcMar>
+          </w:tcPr>
+          <w:p>
+            <w:pPr>
+              <w:jc w:val="left"/>
+              <w:spacing w:line="240" w:lineRule="auto" w:before="30" w:after="30"/>
+            </w:pPr>
+            <w:r>
+              <w:t xml:space="preserve">8</w:t>
+            </w:r>
+          </w:p>
+        </w:tc>
+        <w:tc>
+          <w:tcPr>
+            <w:tcW w:type="dxa" w:w="2160"/>
+            <w:vAlign w:val="center"/>
+            <w:tcBorders>
+              <w:top w:val="single" w:sz="6" w:space="0" w:color="000000"/>
+              <w:bottom w:val="single" w:sz="6" w:space="0" w:color="000000"/>
+              <w:left w:val="single" w:sz="6" w:space="0" w:color="000000"/>
+              <w:right w:val="single" w:sz="6" w:space="0" w:color="000000"/>
+            </w:tcBorders>
+            <w:tcMar>
+              <w:top w:w="120" w:type="dxa"/>
+              <w:bottom w:w="120" w:type="dxa"/>
+              <w:left w:w="120" w:type="dxa"/>
+              <w:right w:w="120" w:type="dxa"/>
+            </w:tcMar>
+          </w:tcPr>
+          <w:p>
+            <w:pPr>
+              <w:jc w:val="left"/>
+              <w:spacing w:line="240" w:lineRule="auto" w:before="30" w:after="30"/>
+            </w:pPr>
+            <w:r>
+              <w:rPr>
+                <w:b/>
+              </w:rPr>
+              <w:t>讲稿可逐页转为旁白音轨</w:t>
+            </w:r>
+            <w:r>
+              <w:t xml:space="preserve">（PPT 备注页零依赖解析 → 逐页合成 → 失败可续跑）</w:t>
+            </w:r>
+          </w:p>
+        </w:tc>
+        <w:tc>
+          <w:tcPr>
+            <w:tcW w:type="dxa" w:w="2160"/>
+            <w:vAlign w:val="center"/>
+            <w:tcBorders>
+              <w:top w:val="single" w:sz="6" w:space="0" w:color="000000"/>
+              <w:bottom w:val="single" w:sz="6" w:space="0" w:color="000000"/>
+              <w:left w:val="single" w:sz="6" w:space="0" w:color="000000"/>
+              <w:right w:val="single" w:sz="6" w:space="0" w:color="000000"/>
+            </w:tcBorders>
+            <w:tcMar>
+              <w:top w:w="120" w:type="dxa"/>
+              <w:bottom w:w="120" w:type="dxa"/>
+              <w:left w:w="120" w:type="dxa"/>
+              <w:right w:w="120" w:type="dxa"/>
+            </w:tcMar>
+          </w:tcPr>
+          <w:p>
+            <w:pPr>
+              <w:jc w:val="left"/>
+              <w:spacing w:line="240" w:lineRule="auto" w:before="30" w:after="30"/>
+            </w:pPr>
+            <w:r>
+              <w:rPr>
+                <w:rFonts w:ascii="Courier New" w:hAnsi="Courier New"/>
+                <w:sz w:val="21"/>
+              </w:rPr>
+              <w:t>sound.course</w:t>
+            </w:r>
+            <w:r>
+              <w:t xml:space="preserve"> 已落地</w:t>
+            </w:r>
+          </w:p>
+        </w:tc>
+        <w:tc>
+          <w:tcPr>
+            <w:tcW w:type="dxa" w:w="2160"/>
+            <w:vAlign w:val="center"/>
+            <w:tcBorders>
+              <w:top w:val="single" w:sz="6" w:space="0" w:color="000000"/>
+              <w:bottom w:val="single" w:sz="6" w:space="0" w:color="000000"/>
+              <w:left w:val="single" w:sz="6" w:space="0" w:color="000000"/>
+              <w:right w:val="single" w:sz="6" w:space="0" w:color="000000"/>
+            </w:tcBorders>
+            <w:tcMar>
+              <w:top w:w="120" w:type="dxa"/>
+              <w:bottom w:w="120" w:type="dxa"/>
+              <w:left w:w="120" w:type="dxa"/>
+              <w:right w:w="120" w:type="dxa"/>
+            </w:tcMar>
+          </w:tcPr>
+          <w:p>
+            <w:pPr>
+              <w:jc w:val="left"/>
+              <w:spacing w:line="240" w:lineRule="auto" w:before="30" w:after="30"/>
+            </w:pPr>
+            <w:r>
+              <w:t xml:space="preserve">⚠️ </w:t>
+            </w:r>
+            <w:r>
+              <w:rPr>
+                <w:b/>
+              </w:rPr>
+              <w:t>链路验证</w:t>
+            </w:r>
+            <w:r>
+              <w:t xml:space="preserve">：尚未用真实课件跑完整成品，也未做听感验收</w:t>
             </w:r>
           </w:p>
         </w:tc>
@@ -13937,7 +14729,7 @@
           <w:rFonts w:ascii="宋体" w:eastAsia="宋体" w:hAnsi="宋体" w:cs="宋体" w:hint="eastAsia"/>
           <w:lang w:eastAsia="zh-CN"/>
         </w:rPr>
-        <w:t>知情同意流程与本地克隆审计日志；</w:t>
+        <w:t>知情同意流程与本地克隆审计日志（前期已落地：events.jsonl 只追加记录“谁、何时、对谁的档案做了什么”）；</w:t>
       </w:r>
     </w:p>
     <w:p>
@@ -13951,7 +14743,7 @@
           <w:rFonts w:ascii="宋体" w:eastAsia="宋体" w:hAnsi="宋体" w:cs="宋体" w:hint="eastAsia"/>
           <w:lang w:eastAsia="zh-CN"/>
         </w:rPr>
-        <w:t>音频内容的合规标识机制。</w:t>
+        <w:t>音频内容的合规标识机制（前期已落地：AudioSeal 溯源水印的嵌入与检出；本项目将在研究中补充“标识对复现质量的影响”这一测量项）。</w:t>
       </w:r>
       <w:r/>
     </w:p>
@@ -19043,6 +19835,92 @@
             </w:pPr>
             <w:r>
               <w:t>同时报告客观数据与人工听测，不做单方面结论</w:t>
+            </w:r>
+          </w:p>
+        </w:tc>
+      </w:tr>
+      <w:tr>
+        <w:tc>
+          <w:tcPr>
+            <w:tcW w:type="dxa" w:w="2880"/>
+            <w:vAlign w:val="center"/>
+            <w:tcBorders>
+              <w:top w:val="single" w:sz="6" w:space="0" w:color="000000"/>
+              <w:bottom w:val="single" w:sz="6" w:space="0" w:color="000000"/>
+              <w:left w:val="single" w:sz="6" w:space="0" w:color="000000"/>
+              <w:right w:val="single" w:sz="6" w:space="0" w:color="000000"/>
+            </w:tcBorders>
+            <w:tcMar>
+              <w:top w:w="120" w:type="dxa"/>
+              <w:bottom w:w="120" w:type="dxa"/>
+              <w:left w:w="120" w:type="dxa"/>
+              <w:right w:w="120" w:type="dxa"/>
+            </w:tcMar>
+          </w:tcPr>
+          <w:p>
+            <w:pPr>
+              <w:jc w:val="left"/>
+              <w:spacing w:line="240" w:lineRule="auto" w:before="30" w:after="30"/>
+            </w:pPr>
+            <w:r>
+              <w:t xml:space="preserve">8</w:t>
+            </w:r>
+          </w:p>
+        </w:tc>
+        <w:tc>
+          <w:tcPr>
+            <w:tcW w:type="dxa" w:w="2880"/>
+            <w:vAlign w:val="center"/>
+            <w:tcBorders>
+              <w:top w:val="single" w:sz="6" w:space="0" w:color="000000"/>
+              <w:bottom w:val="single" w:sz="6" w:space="0" w:color="000000"/>
+              <w:left w:val="single" w:sz="6" w:space="0" w:color="000000"/>
+              <w:right w:val="single" w:sz="6" w:space="0" w:color="000000"/>
+            </w:tcBorders>
+            <w:tcMar>
+              <w:top w:w="120" w:type="dxa"/>
+              <w:bottom w:w="120" w:type="dxa"/>
+              <w:left w:w="120" w:type="dxa"/>
+              <w:right w:w="120" w:type="dxa"/>
+            </w:tcMar>
+          </w:tcPr>
+          <w:p>
+            <w:pPr>
+              <w:jc w:val="left"/>
+              <w:spacing w:line="240" w:lineRule="auto" w:before="30" w:after="30"/>
+            </w:pPr>
+            <w:r>
+              <w:rPr>
+                <w:b/>
+              </w:rPr>
+              <w:t>不夸大技术能力</w:t>
+            </w:r>
+          </w:p>
+        </w:tc>
+        <w:tc>
+          <w:tcPr>
+            <w:tcW w:type="dxa" w:w="2880"/>
+            <w:vAlign w:val="center"/>
+            <w:tcBorders>
+              <w:top w:val="single" w:sz="6" w:space="0" w:color="000000"/>
+              <w:bottom w:val="single" w:sz="6" w:space="0" w:color="000000"/>
+              <w:left w:val="single" w:sz="6" w:space="0" w:color="000000"/>
+              <w:right w:val="single" w:sz="6" w:space="0" w:color="000000"/>
+            </w:tcBorders>
+            <w:tcMar>
+              <w:top w:w="120" w:type="dxa"/>
+              <w:bottom w:w="120" w:type="dxa"/>
+              <w:left w:w="120" w:type="dxa"/>
+              <w:right w:w="120" w:type="dxa"/>
+            </w:tcMar>
+          </w:tcPr>
+          <w:p>
+            <w:pPr>
+              <w:jc w:val="left"/>
+              <w:spacing w:line="240" w:lineRule="auto" w:before="30" w:after="30"/>
+            </w:pPr>
+            <w:r>
+              <w:t xml:space="preserve">溯源水印只写“可检出、可溯源”，不写“防伪 / 无法去除”；纵向随访只写“发声状态趋势参考”，不写“诊断 / 健康监测 / 疗效”；讲稿录课标注“拟应用 / 推广方向”，不写“已实现师范实训”</w:t>
             </w:r>
           </w:p>
         </w:tc>

--- a/docs/大创申报-2026-10/大创项目申报书.docx
+++ b/docs/大创申报-2026-10/大创项目申报书.docx
@@ -63,13 +63,13 @@
           <w:sz w:val="22"/>
           <w:lang w:eastAsia="zh-CN"/>
         </w:rPr>
-        <w:t>面向职业用嗓人群不可逆嗓音损失的风险，本项目研究本地离线、秒级参考音条件下的声音保存与复现质量边界问题，并回答客观声学指标能否替代人工听测这一方法论问题。本项目不发明新的语音合成模型，而是将已有成熟模型工程化为可控、可复现的实验平台，用严格协议测量「质量</w:t>
+        <w:t>以「减轻录课人群的用嗓负担」为应用定位——让机器用自己的声音替自己录课（讲稿逐页转旁白 / 提前保存音色续录），其技术前提是复现的声音必须“像你、且像真人”。本项目研究本地离线、秒级参考音条件下的声音复现质量边界问题，并回答客观声学指标能否替代人工听测这一方法论问题。</w:t>
       </w:r>
       <w:r>
         <w:rPr>
           <w:sz w:val="22"/>
         </w:rPr>
-        <w:t>—</w:t>
+        <w:t/>
       </w:r>
       <w:r>
         <w:rPr>
@@ -77,13 +77,13 @@
           <w:sz w:val="22"/>
           <w:lang w:eastAsia="zh-CN"/>
         </w:rPr>
-        <w:t>代价」关系，并把结果反哺为自动质量门禁。研究周期</w:t>
+        <w:t/>
       </w:r>
       <w:r>
         <w:rPr>
           <w:sz w:val="22"/>
         </w:rPr>
-        <w:t xml:space="preserve"> 2026 </w:t>
+        <w:t xml:space="preserve"/>
       </w:r>
       <w:r>
         <w:rPr>
@@ -91,13 +91,13 @@
           <w:sz w:val="22"/>
           <w:lang w:eastAsia="zh-CN"/>
         </w:rPr>
-        <w:t>年</w:t>
+        <w:t/>
       </w:r>
       <w:r>
         <w:rPr>
           <w:sz w:val="22"/>
         </w:rPr>
-        <w:t xml:space="preserve"> 11 </w:t>
+        <w:t xml:space="preserve"/>
       </w:r>
       <w:r>
         <w:rPr>
@@ -105,13 +105,13 @@
           <w:sz w:val="22"/>
           <w:lang w:eastAsia="zh-CN"/>
         </w:rPr>
-        <w:t>月至</w:t>
+        <w:t/>
       </w:r>
       <w:r>
         <w:rPr>
           <w:sz w:val="22"/>
         </w:rPr>
-        <w:t xml:space="preserve"> 2027 </w:t>
+        <w:t xml:space="preserve"/>
       </w:r>
       <w:r>
         <w:rPr>
@@ -119,13 +119,13 @@
           <w:sz w:val="22"/>
           <w:lang w:eastAsia="zh-CN"/>
         </w:rPr>
-        <w:t>年</w:t>
+        <w:t/>
       </w:r>
       <w:r>
         <w:rPr>
           <w:sz w:val="22"/>
         </w:rPr>
-        <w:t xml:space="preserve"> 9 </w:t>
+        <w:t xml:space="preserve"/>
       </w:r>
       <w:r>
         <w:rPr>
@@ -133,13 +133,13 @@
           <w:sz w:val="22"/>
           <w:lang w:eastAsia="zh-CN"/>
         </w:rPr>
-        <w:t>月，预期成果为软著</w:t>
+        <w:t/>
       </w:r>
       <w:r>
         <w:rPr>
           <w:sz w:val="22"/>
         </w:rPr>
-        <w:t xml:space="preserve"> / </w:t>
+        <w:t xml:space="preserve"/>
       </w:r>
       <w:r>
         <w:rPr>
@@ -147,13 +147,13 @@
           <w:sz w:val="22"/>
           <w:lang w:eastAsia="zh-CN"/>
         </w:rPr>
-        <w:t>结题报告</w:t>
+        <w:t/>
       </w:r>
       <w:r>
         <w:rPr>
           <w:sz w:val="22"/>
         </w:rPr>
-        <w:t xml:space="preserve"> / </w:t>
+        <w:t xml:space="preserve"/>
       </w:r>
       <w:r>
         <w:rPr>
@@ -161,7 +161,7 @@
           <w:sz w:val="22"/>
           <w:lang w:eastAsia="zh-CN"/>
         </w:rPr>
-        <w:t>论文（三者任一即达校级结项标准）。</w:t>
+        <w:t/>
       </w:r>
     </w:p>
     <w:p>
@@ -177,7 +177,7 @@
           <w:sz w:val="22"/>
           <w:lang w:eastAsia="zh-CN"/>
         </w:rPr>
-        <w:t>关键词：</w:t>
+        <w:t>关键词：录课用嗓减负；声音保存；少样本语音克隆；复现质量边界；离线推理；客观语音评测</w:t>
       </w:r>
       <w:r>
         <w:rPr>
@@ -185,7 +185,7 @@
           <w:sz w:val="22"/>
           <w:lang w:eastAsia="zh-CN"/>
         </w:rPr>
-        <w:t>声音保存；少样本语音克隆；复现质量边界；离线推理；客观语音评测</w:t>
+        <w:t/>
       </w:r>
       <w:r/>
     </w:p>
@@ -340,7 +340,7 @@
               <w:spacing w:line="240" w:lineRule="auto" w:before="30" w:after="30"/>
             </w:pPr>
             <w:r>
-              <w:t>面向职业用嗓人群的本地声音保存与少样本复现质量边界研究</w:t>
+              <w:t>面向录课人群用嗓减负的本地声音复现与质量边界研究</w:t>
             </w:r>
           </w:p>
         </w:tc>
@@ -1095,77 +1095,53 @@
       <w:r/>
     </w:p>
     <w:p>
+      <w:pPr/>
+      <w:r>
+        <w:rPr>
+          <w:sz w:val="21"/>
+        </w:rPr>
+        <w:t>本项目以「减轻录课人群的用嗓负担」为应用定位：录课、网课、微课制作是教师与师范生的日常，连续数十分钟的讲解与反复重录，让用嗓负担成为真实而普遍的问题（教师嗓音疾病患病率远高于普通人群，见 §1.2）。让“机器用你自己的声音把课录出来”有两条可行路径——讲稿逐页转旁白（你不必开口，系统以你的音色合成旁白）与提前保存音色（嗓音状态欠佳时，仍可用已保存的声音继续录课）；而两条路径共同的技术前提是：复现的声音必须“像你、且像真人”。本项目即在这一前提下，研究本地离线、秒级参考音条件下的声音复现质量边界问题，关注对象同时覆盖教师、师范生、播音主持、客服等职业用嗓人群。</w:t>
+      </w:r>
+    </w:p>
+    <w:p>
+      <w:pPr/>
+      <w:r>
+        <w:rPr>
+          <w:sz w:val="21"/>
+        </w:rPr>
+        <w:t>具体而言：我们研究"给克隆系统多少秒的参考音，才能复现出可接受的声音"这一目前尚无系统答案的问题，并回答"客观声学指标能否替代人工听测"这一方法论问题。</w:t>
+      </w:r>
+    </w:p>
+    <w:p>
+      <w:pPr/>
+      <w:r>
+        <w:rPr>
+          <w:sz w:val="21"/>
+        </w:rPr>
+        <w:t>为什么"关注对象"本身是创新点：现有声音克隆方案（Apple Personal Voice、云端克隆服务、传统声音银行）均以"像不像"为核心指标，从设计上未考虑使用者的实际负担——录制门槛高（50–200 句）、依赖特定设备（仅 Apple）、需要联网（无网或隐私敏感场景不可用）。本项目以这一人群"负担得起"为约束条件去重新定位"声音保存"这件事，研究的正是这一约束下的质量边界。</w:t>
+      </w:r>
+    </w:p>
+    <w:p>
+      <w:pPr/>
+      <w:r>
+        <w:rPr>
+          <w:sz w:val="21"/>
+        </w:rPr>
+        <w:t>本项目不发明新的语音合成模型，而是将已有成熟模型（Qwen3-TTS 少样本克隆、RVC 音色转换）工程化为一个可控、可复现的实验平台，用严格的实验协议去测量"质量—代价"之间的关系，并将测量结果反哺为一套自动质量门禁，使普通用户在保存自己声音时，能得到一个诚实的"录多久就够"的答案。</w:t>
+      </w:r>
+    </w:p>
+    <w:p>
       <w:pPr>
-        <w:spacing w:before="0" w:after="120"/>
-        <w:ind w:firstLine="480"/>
-        <w:jc w:val="both"/>
+        <w:pStyle w:val="Heading3"/>
+        <w:spacing w:before="420" w:after="140"/>
       </w:pPr>
       <w:r>
         <w:rPr>
-          <w:rFonts w:ascii="宋体" w:eastAsia="宋体" w:hAnsi="宋体" w:cs="宋体" w:hint="eastAsia"/>
+          <w:rFonts w:ascii="宋体" w:hAnsi="宋体" w:eastAsia="宋体" w:cs="宋体" w:hint="eastAsia"/>
+          <w:sz w:val="28"/>
           <w:lang w:eastAsia="zh-CN"/>
         </w:rPr>
-        <w:t>本项目面向</w:t>
-      </w:r>
-      <w:r>
-        <w:rPr>
-          <w:rFonts w:ascii="宋体" w:eastAsia="宋体" w:hAnsi="宋体" w:cs="宋体" w:hint="eastAsia"/>
-          <w:b/>
-          <w:lang w:eastAsia="zh-CN"/>
-        </w:rPr>
-        <w:t>职业用嗓人群</w:t>
-      </w:r>
-      <w:r>
-        <w:rPr>
-          <w:rFonts w:ascii="宋体" w:eastAsia="宋体" w:hAnsi="宋体" w:cs="宋体" w:hint="eastAsia"/>
-          <w:lang w:eastAsia="zh-CN"/>
-        </w:rPr>
-        <w:t>（教师、师范生、播音主持、客服等）</w:t>
-      </w:r>
-      <w:r>
-        <w:rPr>
-          <w:rFonts w:ascii="宋体" w:eastAsia="宋体" w:hAnsi="宋体" w:cs="宋体" w:hint="eastAsia"/>
-          <w:b/>
-          <w:lang w:eastAsia="zh-CN"/>
-        </w:rPr>
-        <w:t>不可逆嗓音损失的风险</w:t>
-      </w:r>
-      <w:r>
-        <w:rPr>
-          <w:rFonts w:ascii="宋体" w:eastAsia="宋体" w:hAnsi="宋体" w:cs="宋体" w:hint="eastAsia"/>
-          <w:lang w:eastAsia="zh-CN"/>
-        </w:rPr>
-        <w:t>，研究</w:t>
-      </w:r>
-      <w:r>
-        <w:rPr>
-          <w:rFonts w:ascii="宋体" w:eastAsia="宋体" w:hAnsi="宋体" w:cs="宋体" w:hint="eastAsia"/>
-          <w:b/>
-          <w:lang w:eastAsia="zh-CN"/>
-        </w:rPr>
-        <w:t>本地离线、秒级参考音</w:t>
-      </w:r>
-      <w:r>
-        <w:rPr>
-          <w:rFonts w:ascii="宋体" w:eastAsia="宋体" w:hAnsi="宋体" w:cs="宋体" w:hint="eastAsia"/>
-          <w:lang w:eastAsia="zh-CN"/>
-        </w:rPr>
-        <w:t>条件下的</w:t>
-      </w:r>
-      <w:r>
-        <w:rPr>
-          <w:rFonts w:ascii="宋体" w:eastAsia="宋体" w:hAnsi="宋体" w:cs="宋体" w:hint="eastAsia"/>
-          <w:b/>
-          <w:lang w:eastAsia="zh-CN"/>
-        </w:rPr>
-        <w:t>声音保存与复现质量边界</w:t>
-      </w:r>
-      <w:r>
-        <w:rPr>
-          <w:rFonts w:ascii="宋体" w:eastAsia="宋体" w:hAnsi="宋体" w:cs="宋体" w:hint="eastAsia"/>
-          <w:lang w:eastAsia="zh-CN"/>
-        </w:rPr>
-        <w:t>问题。</w:t>
+        <w:t>1.2 研究背景</w:t>
       </w:r>
       <w:r/>
     </w:p>
@@ -1178,73 +1154,17 @@
       <w:r>
         <w:rPr>
           <w:rFonts w:ascii="宋体" w:eastAsia="宋体" w:hAnsi="宋体" w:cs="宋体" w:hint="eastAsia"/>
-          <w:lang w:eastAsia="zh-CN"/>
-        </w:rPr>
-        <w:t>具体而言：我们研究</w:t>
-      </w:r>
-      <w:r>
-        <w:t>“</w:t>
-      </w:r>
-      <w:r>
-        <w:rPr>
-          <w:rFonts w:ascii="宋体" w:eastAsia="宋体" w:hAnsi="宋体" w:cs="宋体" w:hint="eastAsia"/>
           <w:b/>
           <w:lang w:eastAsia="zh-CN"/>
         </w:rPr>
-        <w:t>给克隆系统多少秒的参考音，才能复现出可接受的声音</w:t>
-      </w:r>
-      <w:r>
-        <w:t>”</w:t>
-      </w:r>
-      <w:r>
-        <w:rPr>
-          <w:rFonts w:ascii="宋体" w:eastAsia="宋体" w:hAnsi="宋体" w:cs="宋体" w:hint="eastAsia"/>
-          <w:lang w:eastAsia="zh-CN"/>
-        </w:rPr>
-        <w:t>这一</w:t>
-      </w:r>
-      <w:r>
-        <w:rPr>
-          <w:rFonts w:ascii="宋体" w:eastAsia="宋体" w:hAnsi="宋体" w:cs="宋体" w:hint="eastAsia"/>
-          <w:b/>
-          <w:lang w:eastAsia="zh-CN"/>
-        </w:rPr>
-        <w:t>目前尚无系统答案</w:t>
-      </w:r>
-      <w:r>
-        <w:rPr>
-          <w:rFonts w:ascii="宋体" w:eastAsia="宋体" w:hAnsi="宋体" w:cs="宋体" w:hint="eastAsia"/>
-          <w:lang w:eastAsia="zh-CN"/>
-        </w:rPr>
-        <w:t>的问题，并回答</w:t>
-      </w:r>
-      <w:r>
-        <w:t>“</w:t>
-      </w:r>
-      <w:r>
-        <w:rPr>
-          <w:rFonts w:ascii="宋体" w:eastAsia="宋体" w:hAnsi="宋体" w:cs="宋体" w:hint="eastAsia"/>
-          <w:b/>
-          <w:lang w:eastAsia="zh-CN"/>
-        </w:rPr>
-        <w:t>客观声学指标能否替代人工听测</w:t>
-      </w:r>
-      <w:r>
-        <w:t>”</w:t>
-      </w:r>
-      <w:r>
-        <w:rPr>
-          <w:rFonts w:ascii="宋体" w:eastAsia="宋体" w:hAnsi="宋体" w:cs="宋体" w:hint="eastAsia"/>
-          <w:lang w:eastAsia="zh-CN"/>
-        </w:rPr>
-        <w:t>这一方法论问题。</w:t>
+        <w:t>（1）录课是职业用嗓负担的集中场景，嗓音损伤是真实且高发的风险</w:t>
       </w:r>
       <w:r/>
     </w:p>
     <w:p>
       <w:pPr>
-        <w:spacing w:before="0" w:after="120"/>
-        <w:ind w:firstLine="480"/>
+        <w:pStyle w:val="ListBullet"/>
+        <w:spacing w:after="120"/>
         <w:jc w:val="both"/>
       </w:pPr>
       <w:r>
@@ -1252,170 +1172,8 @@
           <w:rFonts w:ascii="宋体" w:eastAsia="宋体" w:hAnsi="宋体" w:cs="宋体" w:hint="eastAsia"/>
           <w:lang w:eastAsia="zh-CN"/>
         </w:rPr>
-        <w:t>本项目</w:t>
-      </w:r>
-      <w:r>
-        <w:rPr>
-          <w:rFonts w:ascii="宋体" w:eastAsia="宋体" w:hAnsi="宋体" w:cs="宋体" w:hint="eastAsia"/>
-          <w:b/>
-          <w:lang w:eastAsia="zh-CN"/>
-        </w:rPr>
-        <w:t>不发明新的语音合成模型</w:t>
-      </w:r>
-      <w:r>
-        <w:rPr>
-          <w:rFonts w:ascii="宋体" w:eastAsia="宋体" w:hAnsi="宋体" w:cs="宋体" w:hint="eastAsia"/>
-          <w:lang w:eastAsia="zh-CN"/>
-        </w:rPr>
-        <w:t>，而是将已有成熟模型（</w:t>
-      </w:r>
-      <w:r>
-        <w:t xml:space="preserve">Qwen3-TTS </w:t>
-      </w:r>
-      <w:r>
-        <w:rPr>
-          <w:rFonts w:ascii="宋体" w:eastAsia="宋体" w:hAnsi="宋体" w:cs="宋体" w:hint="eastAsia"/>
-          <w:lang w:eastAsia="zh-CN"/>
-        </w:rPr>
-        <w:t>少样本克隆、</w:t>
-      </w:r>
-      <w:r>
-        <w:t xml:space="preserve">RVC </w:t>
-      </w:r>
-      <w:r>
-        <w:rPr>
-          <w:rFonts w:ascii="宋体" w:eastAsia="宋体" w:hAnsi="宋体" w:cs="宋体" w:hint="eastAsia"/>
-          <w:lang w:eastAsia="zh-CN"/>
-        </w:rPr>
-        <w:t>音色转换）工程化为一个</w:t>
-      </w:r>
-      <w:r>
-        <w:rPr>
-          <w:rFonts w:ascii="宋体" w:eastAsia="宋体" w:hAnsi="宋体" w:cs="宋体" w:hint="eastAsia"/>
-          <w:b/>
-          <w:lang w:eastAsia="zh-CN"/>
-        </w:rPr>
-        <w:t>可控、可复现的实验平台</w:t>
-      </w:r>
-      <w:r>
-        <w:rPr>
-          <w:rFonts w:ascii="宋体" w:eastAsia="宋体" w:hAnsi="宋体" w:cs="宋体" w:hint="eastAsia"/>
-          <w:lang w:eastAsia="zh-CN"/>
-        </w:rPr>
-        <w:t>，用严格的实验协议去测量</w:t>
-      </w:r>
-      <w:r>
-        <w:t>“</w:t>
-      </w:r>
-      <w:r>
-        <w:rPr>
-          <w:rFonts w:ascii="宋体" w:eastAsia="宋体" w:hAnsi="宋体" w:cs="宋体" w:hint="eastAsia"/>
-          <w:lang w:eastAsia="zh-CN"/>
-        </w:rPr>
-        <w:t>质量</w:t>
-      </w:r>
-      <w:r>
-        <w:t>—</w:t>
-      </w:r>
-      <w:r>
-        <w:rPr>
-          <w:rFonts w:ascii="宋体" w:eastAsia="宋体" w:hAnsi="宋体" w:cs="宋体" w:hint="eastAsia"/>
-          <w:lang w:eastAsia="zh-CN"/>
-        </w:rPr>
-        <w:t>代价</w:t>
-      </w:r>
-      <w:r>
-        <w:t>”</w:t>
-      </w:r>
-      <w:r>
-        <w:rPr>
-          <w:rFonts w:ascii="宋体" w:eastAsia="宋体" w:hAnsi="宋体" w:cs="宋体" w:hint="eastAsia"/>
-          <w:lang w:eastAsia="zh-CN"/>
-        </w:rPr>
-        <w:t>之间的关系，并将测量结果</w:t>
-      </w:r>
-      <w:r>
-        <w:rPr>
-          <w:rFonts w:ascii="宋体" w:eastAsia="宋体" w:hAnsi="宋体" w:cs="宋体" w:hint="eastAsia"/>
-          <w:b/>
-          <w:lang w:eastAsia="zh-CN"/>
-        </w:rPr>
-        <w:t>反哺</w:t>
-      </w:r>
-      <w:r>
-        <w:rPr>
-          <w:rFonts w:ascii="宋体" w:eastAsia="宋体" w:hAnsi="宋体" w:cs="宋体" w:hint="eastAsia"/>
-          <w:lang w:eastAsia="zh-CN"/>
-        </w:rPr>
-        <w:t>为一套</w:t>
-      </w:r>
-      <w:r>
-        <w:rPr>
-          <w:rFonts w:ascii="宋体" w:eastAsia="宋体" w:hAnsi="宋体" w:cs="宋体" w:hint="eastAsia"/>
-          <w:b/>
-          <w:lang w:eastAsia="zh-CN"/>
-        </w:rPr>
-        <w:t>自动质量门禁</w:t>
-      </w:r>
-      <w:r>
-        <w:rPr>
-          <w:rFonts w:ascii="宋体" w:eastAsia="宋体" w:hAnsi="宋体" w:cs="宋体" w:hint="eastAsia"/>
-          <w:lang w:eastAsia="zh-CN"/>
-        </w:rPr>
-        <w:t>，使普通用户在保存自己声音时，能得到一个诚实的</w:t>
-      </w:r>
-      <w:r>
-        <w:t>“</w:t>
-      </w:r>
-      <w:r>
-        <w:rPr>
-          <w:rFonts w:ascii="宋体" w:eastAsia="宋体" w:hAnsi="宋体" w:cs="宋体" w:hint="eastAsia"/>
-          <w:lang w:eastAsia="zh-CN"/>
-        </w:rPr>
-        <w:t>录多久就够</w:t>
-      </w:r>
-      <w:r>
-        <w:t>”</w:t>
-      </w:r>
-      <w:r>
-        <w:rPr>
-          <w:rFonts w:ascii="宋体" w:eastAsia="宋体" w:hAnsi="宋体" w:cs="宋体" w:hint="eastAsia"/>
-          <w:lang w:eastAsia="zh-CN"/>
-        </w:rPr>
-        <w:t>的答案。</w:t>
-      </w:r>
-      <w:r/>
-    </w:p>
-    <w:p>
-      <w:pPr>
-        <w:pStyle w:val="Heading3"/>
-        <w:spacing w:before="420" w:after="140"/>
-      </w:pPr>
-      <w:r>
-        <w:rPr>
-          <w:rFonts w:ascii="宋体" w:hAnsi="宋体" w:eastAsia="宋体" w:cs="宋体" w:hint="eastAsia"/>
-          <w:sz w:val="28"/>
-          <w:lang w:eastAsia="zh-CN"/>
-        </w:rPr>
-        <w:t>1.2 研究背景</w:t>
-      </w:r>
-      <w:r/>
-    </w:p>
-    <w:p>
-      <w:pPr>
-        <w:spacing w:before="0" w:after="120"/>
-        <w:ind w:firstLine="480"/>
-        <w:jc w:val="both"/>
-      </w:pPr>
-      <w:r>
-        <w:rPr>
-          <w:rFonts w:ascii="宋体" w:eastAsia="宋体" w:hAnsi="宋体" w:cs="宋体" w:hint="eastAsia"/>
-          <w:b/>
-          <w:lang w:eastAsia="zh-CN"/>
-        </w:rPr>
-        <w:t>（1）职业用嗓人群的嗓音损伤是真实且高发的风险</w:t>
-      </w:r>
-      <w:r/>
+        <w:t xml:space="preserve">录课/网课是用嗓负担的集中场景：一节微课、一次网课录制背后是连续讲解与反复重录，嗓部长时间处于高负荷；教师、师范生、播音主持、客服等群体的共同特征正是以嗓音为生产工具——这是本项目以“减负”为应用定位的现实基础。</w:t>
+      </w:r>
     </w:p>
     <w:p>
       <w:pPr>
@@ -3304,38 +3062,1183 @@
       <w:r/>
     </w:p>
     <w:p>
+      <w:pPr/>
+      <w:r>
+        <w:rPr>
+          <w:sz w:val="21"/>
+        </w:rPr>
+        <w:t>按申报书惯例，本节如实陈述优势、不足与应对。</w:t>
+      </w:r>
+    </w:p>
+    <w:p>
+      <w:pPr/>
+      <w:r>
+        <w:rPr>
+          <w:sz w:val="21"/>
+        </w:rPr>
+        <w:t>优势</w:t>
+      </w:r>
+    </w:p>
+    <w:p>
+      <w:pPr/>
+      <w:r>
+        <w:rPr>
+          <w:sz w:val="21"/>
+        </w:rPr>
+        <w:t>1. 前期基础扎实，可行性风险低。 团队已独立完成一个可运行的桌面端实时语音系统：后端 37,872 行 Python（不含测试代码）、前端 40,169 行 TS/TSX、2,847 个测试用例（后端 2,422 + 前端 425，覆盖 149 个测试文件）、27 个能力插件、36 个路由模块（全开预设）、完整的 CI 门禁与发布流程，代码已在 GitHub 开源。本项目所需的克隆引擎、变声链路、客观指标计算、盲听平台均已存在并经过测试；与本研究配套的音频溯源水印、声音档案纵向随访、讲稿驱动录课三项能力亦已落地（详见 §4.1）——立项后可直接进入数据采集，不是从零搭建。</w:t>
+      </w:r>
+    </w:p>
+    <w:p>
+      <w:pPr/>
+      <w:r>
+        <w:rPr>
+          <w:sz w:val="21"/>
+        </w:rPr>
+        <w:t>2. 研究问题具体可测。 RQ1–RQ3 均对应明确的量化指标（相似度余弦、HNR、H1-H2、谱倾斜、jitter/shimmer、WER、MOS、ABX），每个问题都有可执行的测量手段。</w:t>
+      </w:r>
+    </w:p>
+    <w:p>
+      <w:pPr/>
+      <w:r>
+        <w:rPr>
+          <w:sz w:val="21"/>
+        </w:rPr>
+        <w:t>3. 评测引擎、听测平台与实验协议已就绪。 评测引擎 1559 行 + 99 个测试；正式的《嗓音保存评测协议》已撰写完成，设计上不依赖 GPU 即可复现。主观听测已有可用平台（见 §2.2），支持手机扫码盲听，无需被试到场坐在电脑前手工填表。</w:t>
+      </w:r>
+    </w:p>
+    <w:p>
+      <w:pPr/>
+      <w:r>
+        <w:rPr>
+          <w:sz w:val="21"/>
+        </w:rPr>
+        <w:t>不足与应对</w:t>
+      </w:r>
+    </w:p>
+    <w:p>
+      <w:pPr/>
+      <w:r>
+        <w:rPr>
+          <w:sz w:val="21"/>
+        </w:rPr>
+        <w:t>#　不足（如实陈述）　应对措施</w:t>
+      </w:r>
+    </w:p>
+    <w:p>
+      <w:pPr/>
+      <w:r>
+        <w:rPr>
+          <w:sz w:val="21"/>
+        </w:rPr>
+        <w:t>1　主观听测（RQ3）团队尚无实施经验，MOS/ABX 的组织、被试管理、评分一致性控制都需要方法指导　① 立项后先做小规模预实验（2 名被试、2 名评分者）跑通流程；② 请指导老师把关听测设计与统计方法；③ 采用项目内已有的盲听平台（随机化、不显示条件；已支持手机扫码参与、在线打分、结果自动回表），把"组织与录入"这部分成本降到最低，让团队集中精力在听测设计上</w:t>
+      </w:r>
+    </w:p>
+    <w:p>
+      <w:pPr/>
+      <w:r>
+        <w:rPr>
+          <w:sz w:val="21"/>
+        </w:rPr>
+        <w:t>2　被试招募依赖院内协调，时间不完全可控　① 2026 年 10 月内即启动招募，不等到立项后；② 师范院校学生基数大，通过班级/社团渠道招募；③ 实际每人仅需录制约 65 秒（见 §3.3），参与成本低，接受度高</w:t>
+      </w:r>
+    </w:p>
+    <w:p>
+      <w:pPr/>
+      <w:r>
+        <w:rPr>
+          <w:sz w:val="21"/>
+        </w:rPr>
+        <w:t>3　团队为本科生，统计方法需要补课（重复测量 ANOVA / 混合效应模型、Spearman / PLCC / SRCC）　① 立项后 2 个月内完成统计方法自学并提交学习笔记；② 关键分析由指导老师复核；③ 优先使用成熟的统计库，避免自行推导</w:t>
+      </w:r>
+    </w:p>
+    <w:p>
+      <w:pPr/>
+      <w:r>
+        <w:rPr>
+          <w:sz w:val="21"/>
+        </w:rPr>
+        <w:t>4　算力有限（单机消费级 GPU）　① 实验规模控制在 12 人 × 4 档 × 4 条件 = 192 个合成样本，单机可承受；② 批量评测安排在夜间运行；③ 评测引擎设计上不依赖 GPU，指标复现门槛低</w:t>
+      </w:r>
+    </w:p>
+    <w:p>
+      <w:pPr/>
+      <w:r>
+        <w:rPr>
+          <w:sz w:val="21"/>
+        </w:rPr>
+        <w:t>5　合成引擎为已有模型，不在模型层面做原创　① 本项目的创新不落在模型上，而落在"关注对象与研究视角"上（见下方"创新点"）；② 核心贡献是实验设计、测量数据的系统性、以及客观指标与听感的相关性结论；③ 项目定位为"视角创新 + 系统集成 + 研究训练"</w:t>
+      </w:r>
+    </w:p>
+    <w:p>
+      <w:pPr/>
+      <w:r>
+        <w:rPr>
+          <w:sz w:val="21"/>
+        </w:rPr>
+        <w:t>创新点（本项目的创新落在"关注谁"与"怎么衡量"上，而非算法本身）</w:t>
+      </w:r>
+    </w:p>
+    <w:p>
+      <w:pPr/>
+      <w:r>
+        <w:rPr>
+          <w:sz w:val="21"/>
+        </w:rPr>
+        <w:t>1. 关注对象的转移：从"炫技场景"转向录课减负的真实需求。</w:t>
+      </w:r>
+    </w:p>
+    <w:p>
+      <w:pPr/>
+      <w:r>
+        <w:rPr>
+          <w:sz w:val="21"/>
+        </w:rPr>
+        <w:t>当前声音克隆的研究与应用多服务于创作、娱乐与内容生产，评价标准是"像不像";而录课人群与职业用嗓人群（教师、师范生、播音主持、客服等）的真实诉求是"用嗓减负"——让机器用自己的声音替自己把课录出来，并在嗓音状态欠佳时仍能继续工作。本项目把这一减负需求作为研究定位，同时把获取门槛（录制负担、网络依赖、隐私顾虑、成本）纳入约束条件——这一定位的转移本身就是本项目的创新所在。</w:t>
+      </w:r>
+    </w:p>
+    <w:p>
+      <w:pPr/>
+      <w:r>
+        <w:rPr>
+          <w:sz w:val="21"/>
+        </w:rPr>
+        <w:t>2. 衡量标准的转移：从"最好情况演示"转向"可操作的代价边界"。</w:t>
+      </w:r>
+    </w:p>
+    <w:p>
+      <w:pPr/>
+      <w:r>
+        <w:rPr>
+          <w:sz w:val="21"/>
+        </w:rPr>
+        <w:t>现有工作多报告"最好情况"的样例，不回答"录多久才够"。本项目以参考音时长为自变量做系统扫描，给出普通用户可操作的结论，并据此形成自动质量门禁（让系统自己判断"这段声音够不够用"）。</w:t>
+      </w:r>
+    </w:p>
+    <w:p>
+      <w:pPr/>
+      <w:r>
+        <w:rPr>
+          <w:sz w:val="21"/>
+        </w:rPr>
+        <w:t>3. 方法学上的补充：验证"客观指标能否替代人工听测"。</w:t>
+      </w:r>
+    </w:p>
+    <w:p>
+      <w:pPr/>
+      <w:r>
+        <w:rPr>
+          <w:sz w:val="21"/>
+        </w:rPr>
+        <w:t>在小样本克隆场景下，这一相关性缺少专门验证，直接决定了自动门禁是否可信。本项目同时采集客观指标与主观 MOS/ABX并做相关性分析，为该场景提供实证依据。</w:t>
+      </w:r>
+    </w:p>
+    <w:p>
+      <w:pPr/>
+      <w:r>
+        <w:rPr>
+          <w:sz w:val="21"/>
+        </w:rPr>
+        <w:t>对照对象与依据：上述每一条均对应对照对象——① 对照 Apple Personal Voice / 传统声音银行 / 云端克隆的人群覆盖与使用门槛；② 对照现有小样本克隆工作缺少时长扫描的现状；③ 对照同类研究缺少客观—主观相关性验证的现状。不使用"首次 / 领先 / 唯一"等表述。</w:t>
+      </w:r>
+    </w:p>
+    <w:tbl>
+      <w:tblPr>
+        <w:tblW w:type="pct" w:w="5000"/>
+        <w:tblLook w:firstColumn="1" w:firstRow="1" w:lastColumn="0" w:lastRow="0" w:noHBand="0" w:noVBand="1" w:val="04A0"/>
+        <w:tblLayout w:type="autofit"/>
+      </w:tblPr>
+      <w:tblGrid>
+        <w:gridCol w:w="2880"/>
+        <w:gridCol w:w="2880"/>
+        <w:gridCol w:w="2880"/>
+      </w:tblGrid>
+      <w:tr>
+        <w:tc>
+          <w:tcPr>
+            <w:tcW w:type="dxa" w:w="2880"/>
+            <w:vAlign w:val="center"/>
+            <w:tcBorders>
+              <w:top w:val="single" w:sz="6" w:space="0" w:color="000000"/>
+              <w:bottom w:val="single" w:sz="6" w:space="0" w:color="000000"/>
+              <w:left w:val="single" w:sz="6" w:space="0" w:color="000000"/>
+              <w:right w:val="single" w:sz="6" w:space="0" w:color="000000"/>
+            </w:tcBorders>
+            <w:shd w:val="clear" w:color="auto" w:fill="F0F0F0"/>
+            <w:tcMar>
+              <w:top w:w="120" w:type="dxa"/>
+              <w:bottom w:w="120" w:type="dxa"/>
+              <w:left w:w="120" w:type="dxa"/>
+              <w:right w:w="120" w:type="dxa"/>
+            </w:tcMar>
+          </w:tcPr>
+          <w:p>
+            <w:pPr>
+              <w:jc w:val="center"/>
+              <w:spacing w:line="240" w:lineRule="auto" w:before="30" w:after="30"/>
+            </w:pPr>
+            <w:r>
+              <w:rPr>
+                <w:rFonts w:ascii="黑体" w:hAnsi="黑体" w:eastAsia="黑体" w:hint="eastAsia"/>
+                <w:b/>
+              </w:rPr>
+              <w:t>#</w:t>
+            </w:r>
+          </w:p>
+        </w:tc>
+        <w:tc>
+          <w:tcPr>
+            <w:tcW w:type="dxa" w:w="2880"/>
+            <w:vAlign w:val="center"/>
+            <w:tcBorders>
+              <w:top w:val="single" w:sz="6" w:space="0" w:color="000000"/>
+              <w:bottom w:val="single" w:sz="6" w:space="0" w:color="000000"/>
+              <w:left w:val="single" w:sz="6" w:space="0" w:color="000000"/>
+              <w:right w:val="single" w:sz="6" w:space="0" w:color="000000"/>
+            </w:tcBorders>
+            <w:shd w:val="clear" w:color="auto" w:fill="F0F0F0"/>
+            <w:tcMar>
+              <w:top w:w="120" w:type="dxa"/>
+              <w:bottom w:w="120" w:type="dxa"/>
+              <w:left w:w="120" w:type="dxa"/>
+              <w:right w:w="120" w:type="dxa"/>
+            </w:tcMar>
+          </w:tcPr>
+          <w:p>
+            <w:pPr>
+              <w:jc w:val="center"/>
+              <w:spacing w:line="240" w:lineRule="auto" w:before="30" w:after="30"/>
+            </w:pPr>
+            <w:r>
+              <w:rPr>
+                <w:rFonts w:ascii="黑体" w:hAnsi="黑体" w:eastAsia="黑体" w:hint="eastAsia"/>
+                <w:b/>
+              </w:rPr>
+              <w:t>不足（如实陈述）</w:t>
+            </w:r>
+          </w:p>
+        </w:tc>
+        <w:tc>
+          <w:tcPr>
+            <w:tcW w:type="dxa" w:w="2880"/>
+            <w:vAlign w:val="center"/>
+            <w:tcBorders>
+              <w:top w:val="single" w:sz="6" w:space="0" w:color="000000"/>
+              <w:bottom w:val="single" w:sz="6" w:space="0" w:color="000000"/>
+              <w:left w:val="single" w:sz="6" w:space="0" w:color="000000"/>
+              <w:right w:val="single" w:sz="6" w:space="0" w:color="000000"/>
+            </w:tcBorders>
+            <w:shd w:val="clear" w:color="auto" w:fill="F0F0F0"/>
+            <w:tcMar>
+              <w:top w:w="120" w:type="dxa"/>
+              <w:bottom w:w="120" w:type="dxa"/>
+              <w:left w:w="120" w:type="dxa"/>
+              <w:right w:w="120" w:type="dxa"/>
+            </w:tcMar>
+          </w:tcPr>
+          <w:p>
+            <w:pPr>
+              <w:jc w:val="center"/>
+              <w:spacing w:line="240" w:lineRule="auto" w:before="30" w:after="30"/>
+            </w:pPr>
+            <w:r>
+              <w:rPr>
+                <w:rFonts w:ascii="黑体" w:hAnsi="黑体" w:eastAsia="黑体" w:hint="eastAsia"/>
+                <w:b/>
+              </w:rPr>
+              <w:t>应对措施</w:t>
+            </w:r>
+          </w:p>
+        </w:tc>
+      </w:tr>
+      <w:tr>
+        <w:tc>
+          <w:tcPr>
+            <w:tcW w:type="dxa" w:w="2880"/>
+            <w:vAlign w:val="center"/>
+            <w:tcBorders>
+              <w:top w:val="single" w:sz="6" w:space="0" w:color="000000"/>
+              <w:bottom w:val="single" w:sz="6" w:space="0" w:color="000000"/>
+              <w:left w:val="single" w:sz="6" w:space="0" w:color="000000"/>
+              <w:right w:val="single" w:sz="6" w:space="0" w:color="000000"/>
+            </w:tcBorders>
+            <w:tcMar>
+              <w:top w:w="120" w:type="dxa"/>
+              <w:bottom w:w="120" w:type="dxa"/>
+              <w:left w:w="120" w:type="dxa"/>
+              <w:right w:w="120" w:type="dxa"/>
+            </w:tcMar>
+          </w:tcPr>
+          <w:p>
+            <w:pPr>
+              <w:jc w:val="left"/>
+              <w:spacing w:line="240" w:lineRule="auto" w:before="30" w:after="30"/>
+            </w:pPr>
+            <w:r>
+              <w:t>1</w:t>
+            </w:r>
+          </w:p>
+        </w:tc>
+        <w:tc>
+          <w:tcPr>
+            <w:tcW w:type="dxa" w:w="2880"/>
+            <w:vAlign w:val="center"/>
+            <w:tcBorders>
+              <w:top w:val="single" w:sz="6" w:space="0" w:color="000000"/>
+              <w:bottom w:val="single" w:sz="6" w:space="0" w:color="000000"/>
+              <w:left w:val="single" w:sz="6" w:space="0" w:color="000000"/>
+              <w:right w:val="single" w:sz="6" w:space="0" w:color="000000"/>
+            </w:tcBorders>
+            <w:tcMar>
+              <w:top w:w="120" w:type="dxa"/>
+              <w:bottom w:w="120" w:type="dxa"/>
+              <w:left w:w="120" w:type="dxa"/>
+              <w:right w:w="120" w:type="dxa"/>
+            </w:tcMar>
+          </w:tcPr>
+          <w:p>
+            <w:pPr>
+              <w:jc w:val="left"/>
+              <w:spacing w:line="240" w:lineRule="auto" w:before="30" w:after="30"/>
+            </w:pPr>
+            <w:r>
+              <w:rPr>
+                <w:b/>
+              </w:rPr>
+              <w:t>主观听测（RQ3）团队尚无实施经验</w:t>
+            </w:r>
+            <w:r>
+              <w:t xml:space="preserve"> </w:t>
+            </w:r>
+            <w:r>
+              <w:t>，</w:t>
+            </w:r>
+            <w:r>
+              <w:t xml:space="preserve"> </w:t>
+            </w:r>
+            <w:r>
+              <w:t xml:space="preserve">MOS/ABX </w:t>
+            </w:r>
+            <w:r>
+              <w:t xml:space="preserve"> </w:t>
+            </w:r>
+            <w:r>
+              <w:t>的组织、被试管理、评分一致性控制都需要方法指导</w:t>
+            </w:r>
+          </w:p>
+        </w:tc>
+        <w:tc>
+          <w:tcPr>
+            <w:tcW w:type="dxa" w:w="2880"/>
+            <w:vAlign w:val="center"/>
+            <w:tcBorders>
+              <w:top w:val="single" w:sz="6" w:space="0" w:color="000000"/>
+              <w:bottom w:val="single" w:sz="6" w:space="0" w:color="000000"/>
+              <w:left w:val="single" w:sz="6" w:space="0" w:color="000000"/>
+              <w:right w:val="single" w:sz="6" w:space="0" w:color="000000"/>
+            </w:tcBorders>
+            <w:tcMar>
+              <w:top w:w="120" w:type="dxa"/>
+              <w:bottom w:w="120" w:type="dxa"/>
+              <w:left w:w="120" w:type="dxa"/>
+              <w:right w:w="120" w:type="dxa"/>
+            </w:tcMar>
+          </w:tcPr>
+          <w:p>
+            <w:pPr>
+              <w:jc w:val="left"/>
+              <w:spacing w:line="240" w:lineRule="auto" w:before="30" w:after="30"/>
+            </w:pPr>
+            <w:r>
+              <w:t xml:space="preserve">① </w:t>
+            </w:r>
+            <w:r>
+              <w:t xml:space="preserve"> </w:t>
+            </w:r>
+            <w:r>
+              <w:t>立项后</w:t>
+            </w:r>
+            <w:r>
+              <w:t xml:space="preserve"> </w:t>
+            </w:r>
+            <w:r>
+              <w:rPr>
+                <w:b/>
+              </w:rPr>
+              <w:t>先做小规模预实验</w:t>
+            </w:r>
+            <w:r>
+              <w:t xml:space="preserve"> </w:t>
+            </w:r>
+            <w:r>
+              <w:t>（</w:t>
+            </w:r>
+            <w:r>
+              <w:t xml:space="preserve"> </w:t>
+            </w:r>
+            <w:r>
+              <w:t xml:space="preserve">2 </w:t>
+            </w:r>
+            <w:r>
+              <w:t xml:space="preserve"> </w:t>
+            </w:r>
+            <w:r>
+              <w:t>名被试、</w:t>
+            </w:r>
+            <w:r>
+              <w:t xml:space="preserve"> </w:t>
+            </w:r>
+            <w:r>
+              <w:t xml:space="preserve">2 </w:t>
+            </w:r>
+            <w:r>
+              <w:t xml:space="preserve"> </w:t>
+            </w:r>
+            <w:r>
+              <w:t>名评分者）跑通流程；</w:t>
+            </w:r>
+            <w:r>
+              <w:t xml:space="preserve"> </w:t>
+            </w:r>
+            <w:r>
+              <w:t xml:space="preserve">② </w:t>
+            </w:r>
+            <w:r>
+              <w:t xml:space="preserve"> </w:t>
+            </w:r>
+            <w:r>
+              <w:t>请指导老师把关听测设计与统计方法；</w:t>
+            </w:r>
+            <w:r>
+              <w:t xml:space="preserve"> </w:t>
+            </w:r>
+            <w:r>
+              <w:t xml:space="preserve">③ </w:t>
+            </w:r>
+            <w:r>
+              <w:t xml:space="preserve"> </w:t>
+            </w:r>
+            <w:r>
+              <w:t>采用项目内</w:t>
+            </w:r>
+            <w:r>
+              <w:t xml:space="preserve"> </w:t>
+            </w:r>
+            <w:r>
+              <w:rPr>
+                <w:b/>
+              </w:rPr>
+              <w:t>已有的盲听平台</w:t>
+            </w:r>
+            <w:r>
+              <w:t xml:space="preserve"> （随机化、不显示条件）降低人为偏差</w:t>
+            </w:r>
+          </w:p>
+        </w:tc>
+      </w:tr>
+      <w:tr>
+        <w:tc>
+          <w:tcPr>
+            <w:tcW w:type="dxa" w:w="2880"/>
+            <w:vAlign w:val="center"/>
+            <w:tcBorders>
+              <w:top w:val="single" w:sz="6" w:space="0" w:color="000000"/>
+              <w:bottom w:val="single" w:sz="6" w:space="0" w:color="000000"/>
+              <w:left w:val="single" w:sz="6" w:space="0" w:color="000000"/>
+              <w:right w:val="single" w:sz="6" w:space="0" w:color="000000"/>
+            </w:tcBorders>
+            <w:tcMar>
+              <w:top w:w="120" w:type="dxa"/>
+              <w:bottom w:w="120" w:type="dxa"/>
+              <w:left w:w="120" w:type="dxa"/>
+              <w:right w:w="120" w:type="dxa"/>
+            </w:tcMar>
+          </w:tcPr>
+          <w:p>
+            <w:pPr>
+              <w:jc w:val="left"/>
+              <w:spacing w:line="240" w:lineRule="auto" w:before="30" w:after="30"/>
+            </w:pPr>
+            <w:r>
+              <w:t>2</w:t>
+            </w:r>
+          </w:p>
+        </w:tc>
+        <w:tc>
+          <w:tcPr>
+            <w:tcW w:type="dxa" w:w="2880"/>
+            <w:vAlign w:val="center"/>
+            <w:tcBorders>
+              <w:top w:val="single" w:sz="6" w:space="0" w:color="000000"/>
+              <w:bottom w:val="single" w:sz="6" w:space="0" w:color="000000"/>
+              <w:left w:val="single" w:sz="6" w:space="0" w:color="000000"/>
+              <w:right w:val="single" w:sz="6" w:space="0" w:color="000000"/>
+            </w:tcBorders>
+            <w:tcMar>
+              <w:top w:w="120" w:type="dxa"/>
+              <w:bottom w:w="120" w:type="dxa"/>
+              <w:left w:w="120" w:type="dxa"/>
+              <w:right w:w="120" w:type="dxa"/>
+            </w:tcMar>
+          </w:tcPr>
+          <w:p>
+            <w:pPr>
+              <w:jc w:val="left"/>
+              <w:spacing w:line="240" w:lineRule="auto" w:before="30" w:after="30"/>
+            </w:pPr>
+            <w:r>
+              <w:rPr>
+                <w:b/>
+              </w:rPr>
+              <w:t>被试招募依赖院内协调，时间不完全可控</w:t>
+            </w:r>
+          </w:p>
+        </w:tc>
+        <w:tc>
+          <w:tcPr>
+            <w:tcW w:type="dxa" w:w="2880"/>
+            <w:vAlign w:val="center"/>
+            <w:tcBorders>
+              <w:top w:val="single" w:sz="6" w:space="0" w:color="000000"/>
+              <w:bottom w:val="single" w:sz="6" w:space="0" w:color="000000"/>
+              <w:left w:val="single" w:sz="6" w:space="0" w:color="000000"/>
+              <w:right w:val="single" w:sz="6" w:space="0" w:color="000000"/>
+            </w:tcBorders>
+            <w:tcMar>
+              <w:top w:w="120" w:type="dxa"/>
+              <w:bottom w:w="120" w:type="dxa"/>
+              <w:left w:w="120" w:type="dxa"/>
+              <w:right w:w="120" w:type="dxa"/>
+            </w:tcMar>
+          </w:tcPr>
+          <w:p>
+            <w:pPr>
+              <w:jc w:val="left"/>
+              <w:spacing w:line="240" w:lineRule="auto" w:before="30" w:after="30"/>
+            </w:pPr>
+            <w:r>
+              <w:t xml:space="preserve">① </w:t>
+            </w:r>
+            <w:r>
+              <w:rPr>
+                <w:b/>
+              </w:rPr>
+              <w:t>2026 年 10 月内即启动招募</w:t>
+            </w:r>
+            <w:r>
+              <w:t xml:space="preserve"> </w:t>
+            </w:r>
+            <w:r>
+              <w:t>，不等到立项后；</w:t>
+            </w:r>
+            <w:r>
+              <w:t xml:space="preserve"> </w:t>
+            </w:r>
+            <w:r>
+              <w:t xml:space="preserve">② </w:t>
+            </w:r>
+            <w:r>
+              <w:t xml:space="preserve"> </w:t>
+            </w:r>
+            <w:r>
+              <w:t>师范院校学生基数大，通过班级</w:t>
+            </w:r>
+            <w:r>
+              <w:t xml:space="preserve"> </w:t>
+            </w:r>
+            <w:r>
+              <w:t>/</w:t>
+            </w:r>
+            <w:r>
+              <w:t xml:space="preserve"> </w:t>
+            </w:r>
+            <w:r>
+              <w:t>社团渠道招募；</w:t>
+            </w:r>
+            <w:r>
+              <w:t xml:space="preserve"> </w:t>
+            </w:r>
+            <w:r>
+              <w:t xml:space="preserve">③ </w:t>
+            </w:r>
+            <w:r>
+              <w:t xml:space="preserve"> </w:t>
+            </w:r>
+            <w:r>
+              <w:t>实际每人</w:t>
+            </w:r>
+            <w:r>
+              <w:t xml:space="preserve"> </w:t>
+            </w:r>
+            <w:r>
+              <w:rPr>
+                <w:b/>
+              </w:rPr>
+              <w:t>仅需录制约 65 秒</w:t>
+            </w:r>
+            <w:r>
+              <w:t xml:space="preserve"> </w:t>
+            </w:r>
+            <w:r>
+              <w:t>（见</w:t>
+            </w:r>
+            <w:r>
+              <w:t xml:space="preserve"> </w:t>
+            </w:r>
+            <w:r>
+              <w:t xml:space="preserve"> §3.3</w:t>
+            </w:r>
+            <w:r>
+              <w:t xml:space="preserve"> </w:t>
+            </w:r>
+            <w:r>
+              <w:t>），参与成本低，接受度高</w:t>
+            </w:r>
+          </w:p>
+        </w:tc>
+      </w:tr>
+      <w:tr>
+        <w:tc>
+          <w:tcPr>
+            <w:tcW w:type="dxa" w:w="2880"/>
+            <w:vAlign w:val="center"/>
+            <w:tcBorders>
+              <w:top w:val="single" w:sz="6" w:space="0" w:color="000000"/>
+              <w:bottom w:val="single" w:sz="6" w:space="0" w:color="000000"/>
+              <w:left w:val="single" w:sz="6" w:space="0" w:color="000000"/>
+              <w:right w:val="single" w:sz="6" w:space="0" w:color="000000"/>
+            </w:tcBorders>
+            <w:tcMar>
+              <w:top w:w="120" w:type="dxa"/>
+              <w:bottom w:w="120" w:type="dxa"/>
+              <w:left w:w="120" w:type="dxa"/>
+              <w:right w:w="120" w:type="dxa"/>
+            </w:tcMar>
+          </w:tcPr>
+          <w:p>
+            <w:pPr>
+              <w:jc w:val="left"/>
+              <w:spacing w:line="240" w:lineRule="auto" w:before="30" w:after="30"/>
+            </w:pPr>
+            <w:r>
+              <w:t>3</w:t>
+            </w:r>
+          </w:p>
+        </w:tc>
+        <w:tc>
+          <w:tcPr>
+            <w:tcW w:type="dxa" w:w="2880"/>
+            <w:vAlign w:val="center"/>
+            <w:tcBorders>
+              <w:top w:val="single" w:sz="6" w:space="0" w:color="000000"/>
+              <w:bottom w:val="single" w:sz="6" w:space="0" w:color="000000"/>
+              <w:left w:val="single" w:sz="6" w:space="0" w:color="000000"/>
+              <w:right w:val="single" w:sz="6" w:space="0" w:color="000000"/>
+            </w:tcBorders>
+            <w:tcMar>
+              <w:top w:w="120" w:type="dxa"/>
+              <w:bottom w:w="120" w:type="dxa"/>
+              <w:left w:w="120" w:type="dxa"/>
+              <w:right w:w="120" w:type="dxa"/>
+            </w:tcMar>
+          </w:tcPr>
+          <w:p>
+            <w:pPr>
+              <w:jc w:val="left"/>
+              <w:spacing w:line="240" w:lineRule="auto" w:before="30" w:after="30"/>
+            </w:pPr>
+            <w:r>
+              <w:rPr>
+                <w:b/>
+              </w:rPr>
+              <w:t>团队为本科生，统计方法需要补课</w:t>
+            </w:r>
+            <w:r>
+              <w:t xml:space="preserve"> </w:t>
+            </w:r>
+            <w:r>
+              <w:t>（重复测量</w:t>
+            </w:r>
+            <w:r>
+              <w:t xml:space="preserve"> </w:t>
+            </w:r>
+            <w:r>
+              <w:t xml:space="preserve"> ANOVA / </w:t>
+            </w:r>
+            <w:r>
+              <w:t xml:space="preserve"> </w:t>
+            </w:r>
+            <w:r>
+              <w:t>混合效应模型、</w:t>
+            </w:r>
+            <w:r>
+              <w:t xml:space="preserve"> </w:t>
+            </w:r>
+            <w:r>
+              <w:t>Spearman / PLCC / SRCC</w:t>
+            </w:r>
+            <w:r>
+              <w:t xml:space="preserve"> </w:t>
+            </w:r>
+            <w:r>
+              <w:t>）</w:t>
+            </w:r>
+          </w:p>
+        </w:tc>
+        <w:tc>
+          <w:tcPr>
+            <w:tcW w:type="dxa" w:w="2880"/>
+            <w:vAlign w:val="center"/>
+            <w:tcBorders>
+              <w:top w:val="single" w:sz="6" w:space="0" w:color="000000"/>
+              <w:bottom w:val="single" w:sz="6" w:space="0" w:color="000000"/>
+              <w:left w:val="single" w:sz="6" w:space="0" w:color="000000"/>
+              <w:right w:val="single" w:sz="6" w:space="0" w:color="000000"/>
+            </w:tcBorders>
+            <w:tcMar>
+              <w:top w:w="120" w:type="dxa"/>
+              <w:bottom w:w="120" w:type="dxa"/>
+              <w:left w:w="120" w:type="dxa"/>
+              <w:right w:w="120" w:type="dxa"/>
+            </w:tcMar>
+          </w:tcPr>
+          <w:p>
+            <w:pPr>
+              <w:jc w:val="left"/>
+              <w:spacing w:line="240" w:lineRule="auto" w:before="30" w:after="30"/>
+            </w:pPr>
+            <w:r>
+              <w:t xml:space="preserve">① </w:t>
+            </w:r>
+            <w:r>
+              <w:t xml:space="preserve"> </w:t>
+            </w:r>
+            <w:r>
+              <w:t>立项后</w:t>
+            </w:r>
+            <w:r>
+              <w:t xml:space="preserve"> </w:t>
+            </w:r>
+            <w:r>
+              <w:t xml:space="preserve"> 2 </w:t>
+            </w:r>
+            <w:r>
+              <w:t xml:space="preserve"> </w:t>
+            </w:r>
+            <w:r>
+              <w:t>个月内完成统计方法自学并提交学习笔记；</w:t>
+            </w:r>
+            <w:r>
+              <w:t xml:space="preserve"> </w:t>
+            </w:r>
+            <w:r>
+              <w:t xml:space="preserve">② </w:t>
+            </w:r>
+            <w:r>
+              <w:t xml:space="preserve"> </w:t>
+            </w:r>
+            <w:r>
+              <w:t>关键分析由指导老师复核；</w:t>
+            </w:r>
+            <w:r>
+              <w:t xml:space="preserve"> </w:t>
+            </w:r>
+            <w:r>
+              <w:t xml:space="preserve">③ </w:t>
+            </w:r>
+            <w:r>
+              <w:t xml:space="preserve"> </w:t>
+            </w:r>
+            <w:r>
+              <w:t>优先使用成熟的统计库，避免自行推导</w:t>
+            </w:r>
+          </w:p>
+        </w:tc>
+      </w:tr>
+      <w:tr>
+        <w:tc>
+          <w:tcPr>
+            <w:tcW w:type="dxa" w:w="2880"/>
+            <w:vAlign w:val="center"/>
+            <w:tcBorders>
+              <w:top w:val="single" w:sz="6" w:space="0" w:color="000000"/>
+              <w:bottom w:val="single" w:sz="6" w:space="0" w:color="000000"/>
+              <w:left w:val="single" w:sz="6" w:space="0" w:color="000000"/>
+              <w:right w:val="single" w:sz="6" w:space="0" w:color="000000"/>
+            </w:tcBorders>
+            <w:tcMar>
+              <w:top w:w="120" w:type="dxa"/>
+              <w:bottom w:w="120" w:type="dxa"/>
+              <w:left w:w="120" w:type="dxa"/>
+              <w:right w:w="120" w:type="dxa"/>
+            </w:tcMar>
+          </w:tcPr>
+          <w:p>
+            <w:pPr>
+              <w:jc w:val="left"/>
+              <w:spacing w:line="240" w:lineRule="auto" w:before="30" w:after="30"/>
+            </w:pPr>
+            <w:r>
+              <w:t>4</w:t>
+            </w:r>
+          </w:p>
+        </w:tc>
+        <w:tc>
+          <w:tcPr>
+            <w:tcW w:type="dxa" w:w="2880"/>
+            <w:vAlign w:val="center"/>
+            <w:tcBorders>
+              <w:top w:val="single" w:sz="6" w:space="0" w:color="000000"/>
+              <w:bottom w:val="single" w:sz="6" w:space="0" w:color="000000"/>
+              <w:left w:val="single" w:sz="6" w:space="0" w:color="000000"/>
+              <w:right w:val="single" w:sz="6" w:space="0" w:color="000000"/>
+            </w:tcBorders>
+            <w:tcMar>
+              <w:top w:w="120" w:type="dxa"/>
+              <w:bottom w:w="120" w:type="dxa"/>
+              <w:left w:w="120" w:type="dxa"/>
+              <w:right w:w="120" w:type="dxa"/>
+            </w:tcMar>
+          </w:tcPr>
+          <w:p>
+            <w:pPr>
+              <w:jc w:val="left"/>
+              <w:spacing w:line="240" w:lineRule="auto" w:before="30" w:after="30"/>
+            </w:pPr>
+            <w:r>
+              <w:rPr>
+                <w:b/>
+              </w:rPr>
+              <w:t>算力有限</w:t>
+            </w:r>
+            <w:r>
+              <w:t xml:space="preserve"> </w:t>
+            </w:r>
+            <w:r>
+              <w:t>（单机消费级</w:t>
+            </w:r>
+            <w:r>
+              <w:t xml:space="preserve"> </w:t>
+            </w:r>
+            <w:r>
+              <w:t xml:space="preserve"> GPU</w:t>
+            </w:r>
+            <w:r>
+              <w:t xml:space="preserve"> </w:t>
+            </w:r>
+            <w:r>
+              <w:t>）</w:t>
+            </w:r>
+          </w:p>
+        </w:tc>
+        <w:tc>
+          <w:tcPr>
+            <w:tcW w:type="dxa" w:w="2880"/>
+            <w:vAlign w:val="center"/>
+            <w:tcBorders>
+              <w:top w:val="single" w:sz="6" w:space="0" w:color="000000"/>
+              <w:bottom w:val="single" w:sz="6" w:space="0" w:color="000000"/>
+              <w:left w:val="single" w:sz="6" w:space="0" w:color="000000"/>
+              <w:right w:val="single" w:sz="6" w:space="0" w:color="000000"/>
+            </w:tcBorders>
+            <w:tcMar>
+              <w:top w:w="120" w:type="dxa"/>
+              <w:bottom w:w="120" w:type="dxa"/>
+              <w:left w:w="120" w:type="dxa"/>
+              <w:right w:w="120" w:type="dxa"/>
+            </w:tcMar>
+          </w:tcPr>
+          <w:p>
+            <w:pPr>
+              <w:jc w:val="left"/>
+              <w:spacing w:line="240" w:lineRule="auto" w:before="30" w:after="30"/>
+            </w:pPr>
+            <w:r>
+              <w:t xml:space="preserve">① </w:t>
+            </w:r>
+            <w:r>
+              <w:t xml:space="preserve"> </w:t>
+            </w:r>
+            <w:r>
+              <w:t>实验规模控制在</w:t>
+            </w:r>
+            <w:r>
+              <w:t xml:space="preserve"> </w:t>
+            </w:r>
+            <w:r>
+              <w:t xml:space="preserve"> 12 </w:t>
+            </w:r>
+            <w:r>
+              <w:t xml:space="preserve"> </w:t>
+            </w:r>
+            <w:r>
+              <w:t>人</w:t>
+            </w:r>
+            <w:r>
+              <w:t xml:space="preserve"> </w:t>
+            </w:r>
+            <w:r>
+              <w:t xml:space="preserve"> × 4 </w:t>
+            </w:r>
+            <w:r>
+              <w:t xml:space="preserve"> </w:t>
+            </w:r>
+            <w:r>
+              <w:t>档</w:t>
+            </w:r>
+            <w:r>
+              <w:t xml:space="preserve"> </w:t>
+            </w:r>
+            <w:r>
+              <w:t xml:space="preserve"> × 4 </w:t>
+            </w:r>
+            <w:r>
+              <w:t xml:space="preserve"> </w:t>
+            </w:r>
+            <w:r>
+              <w:t>条件</w:t>
+            </w:r>
+            <w:r>
+              <w:t xml:space="preserve"> </w:t>
+            </w:r>
+            <w:r>
+              <w:t xml:space="preserve"> = 192 </w:t>
+            </w:r>
+            <w:r>
+              <w:t xml:space="preserve"> </w:t>
+            </w:r>
+            <w:r>
+              <w:t>个合成样本，</w:t>
+            </w:r>
+            <w:r>
+              <w:t xml:space="preserve"> </w:t>
+            </w:r>
+            <w:r>
+              <w:rPr>
+                <w:b/>
+              </w:rPr>
+              <w:t>单机可承受</w:t>
+            </w:r>
+            <w:r>
+              <w:t xml:space="preserve"> </w:t>
+            </w:r>
+            <w:r>
+              <w:t>；</w:t>
+            </w:r>
+            <w:r>
+              <w:t xml:space="preserve"> </w:t>
+            </w:r>
+            <w:r>
+              <w:t xml:space="preserve">② </w:t>
+            </w:r>
+            <w:r>
+              <w:t xml:space="preserve"> </w:t>
+            </w:r>
+            <w:r>
+              <w:t>批量评测安排在夜间运行；</w:t>
+            </w:r>
+            <w:r>
+              <w:t xml:space="preserve"> </w:t>
+            </w:r>
+            <w:r>
+              <w:t xml:space="preserve">③ </w:t>
+            </w:r>
+            <w:r>
+              <w:t xml:space="preserve"> </w:t>
+            </w:r>
+            <w:r>
+              <w:t>评测引擎设计上不依赖</w:t>
+            </w:r>
+            <w:r>
+              <w:t xml:space="preserve"> </w:t>
+            </w:r>
+            <w:r>
+              <w:t xml:space="preserve"> GPU</w:t>
+            </w:r>
+            <w:r>
+              <w:t xml:space="preserve"> </w:t>
+            </w:r>
+            <w:r>
+              <w:t>，指标复现门槛低</w:t>
+            </w:r>
+          </w:p>
+        </w:tc>
+      </w:tr>
+      <w:tr>
+        <w:tc>
+          <w:tcPr>
+            <w:tcW w:type="dxa" w:w="2880"/>
+            <w:vAlign w:val="center"/>
+            <w:tcBorders>
+              <w:top w:val="single" w:sz="6" w:space="0" w:color="000000"/>
+              <w:bottom w:val="single" w:sz="6" w:space="0" w:color="000000"/>
+              <w:left w:val="single" w:sz="6" w:space="0" w:color="000000"/>
+              <w:right w:val="single" w:sz="6" w:space="0" w:color="000000"/>
+            </w:tcBorders>
+            <w:tcMar>
+              <w:top w:w="120" w:type="dxa"/>
+              <w:bottom w:w="120" w:type="dxa"/>
+              <w:left w:w="120" w:type="dxa"/>
+              <w:right w:w="120" w:type="dxa"/>
+            </w:tcMar>
+          </w:tcPr>
+          <w:p>
+            <w:pPr>
+              <w:jc w:val="left"/>
+              <w:spacing w:line="240" w:lineRule="auto" w:before="30" w:after="30"/>
+            </w:pPr>
+            <w:r>
+              <w:t>5</w:t>
+            </w:r>
+          </w:p>
+        </w:tc>
+        <w:tc>
+          <w:tcPr>
+            <w:tcW w:type="dxa" w:w="2880"/>
+            <w:vAlign w:val="center"/>
+            <w:tcBorders>
+              <w:top w:val="single" w:sz="6" w:space="0" w:color="000000"/>
+              <w:bottom w:val="single" w:sz="6" w:space="0" w:color="000000"/>
+              <w:left w:val="single" w:sz="6" w:space="0" w:color="000000"/>
+              <w:right w:val="single" w:sz="6" w:space="0" w:color="000000"/>
+            </w:tcBorders>
+            <w:tcMar>
+              <w:top w:w="120" w:type="dxa"/>
+              <w:bottom w:w="120" w:type="dxa"/>
+              <w:left w:w="120" w:type="dxa"/>
+              <w:right w:w="120" w:type="dxa"/>
+            </w:tcMar>
+          </w:tcPr>
+          <w:p>
+            <w:pPr>
+              <w:jc w:val="left"/>
+              <w:spacing w:line="240" w:lineRule="auto" w:before="30" w:after="30"/>
+            </w:pPr>
+            <w:r>
+              <w:rPr>
+                <w:b/>
+              </w:rPr>
+              <w:t>本项目为训练项目，成果的“新颖性”有限</w:t>
+            </w:r>
+            <w:r>
+              <w:t xml:space="preserve"> （复用已有模型）</w:t>
+            </w:r>
+          </w:p>
+        </w:tc>
+        <w:tc>
+          <w:tcPr>
+            <w:tcW w:type="dxa" w:w="2880"/>
+            <w:vAlign w:val="center"/>
+            <w:tcBorders>
+              <w:top w:val="single" w:sz="6" w:space="0" w:color="000000"/>
+              <w:bottom w:val="single" w:sz="6" w:space="0" w:color="000000"/>
+              <w:left w:val="single" w:sz="6" w:space="0" w:color="000000"/>
+              <w:right w:val="single" w:sz="6" w:space="0" w:color="000000"/>
+            </w:tcBorders>
+            <w:tcMar>
+              <w:top w:w="120" w:type="dxa"/>
+              <w:bottom w:w="120" w:type="dxa"/>
+              <w:left w:w="120" w:type="dxa"/>
+              <w:right w:w="120" w:type="dxa"/>
+            </w:tcMar>
+          </w:tcPr>
+          <w:p>
+            <w:pPr>
+              <w:jc w:val="left"/>
+              <w:spacing w:line="240" w:lineRule="auto" w:before="30" w:after="30"/>
+            </w:pPr>
+            <w:r>
+              <w:t xml:space="preserve">① </w:t>
+            </w:r>
+            <w:r>
+              <w:t xml:space="preserve"> </w:t>
+            </w:r>
+            <w:r>
+              <w:t>项目定位即为</w:t>
+            </w:r>
+            <w:r>
+              <w:t xml:space="preserve"> </w:t>
+            </w:r>
+            <w:r>
+              <w:t>“</w:t>
+            </w:r>
+            <w:r>
+              <w:t xml:space="preserve"> </w:t>
+            </w:r>
+            <w:r>
+              <w:rPr>
+                <w:b/>
+              </w:rPr>
+              <w:t>系统集成创新 + 研究训练</w:t>
+            </w:r>
+            <w:r>
+              <w:t xml:space="preserve"> </w:t>
+            </w:r>
+            <w:r>
+              <w:t>”</w:t>
+            </w:r>
+            <w:r>
+              <w:t xml:space="preserve"> </w:t>
+            </w:r>
+            <w:r>
+              <w:t>，不追求模型层面的原创；</w:t>
+            </w:r>
+            <w:r>
+              <w:t xml:space="preserve"> </w:t>
+            </w:r>
+            <w:r>
+              <w:t xml:space="preserve">② </w:t>
+            </w:r>
+            <w:r>
+              <w:t xml:space="preserve"> </w:t>
+            </w:r>
+            <w:r>
+              <w:t>核心贡献放在</w:t>
+            </w:r>
+            <w:r>
+              <w:t xml:space="preserve"> </w:t>
+            </w:r>
+            <w:r>
+              <w:rPr>
+                <w:b/>
+              </w:rPr>
+              <w:t>实验设计、测量数据的系统性、以及客观指标与听感的相关性结论</w:t>
+            </w:r>
+            <w:r>
+              <w:t xml:space="preserve"> 上</w:t>
+            </w:r>
+          </w:p>
+        </w:tc>
+      </w:tr>
+    </w:tbl>
+    <w:p>
+      <w:r/>
+    </w:p>
+    <w:p>
       <w:pPr>
-        <w:spacing w:before="110" w:after="110"/>
-        <w:ind w:firstLine="0"/>
         <w:pBdr>
-          <w:left w:val="single" w:sz="48" w:space="0" w:color="000000"/>
+          <w:bottom w:val="single" w:sz="6" w:space="1" w:color="auto"/>
         </w:pBdr>
-        <w:shd w:val="clear" w:color="auto" w:fill="F0F0F0"/>
       </w:pPr>
-      <w:r>
-        <w:rPr>
-          <w:rFonts w:ascii="宋体" w:eastAsia="宋体" w:hAnsi="宋体" w:cs="宋体" w:hint="eastAsia"/>
-          <w:sz w:val="22"/>
+      <w:r/>
+    </w:p>
+    <w:p>
+      <w:bookmarkStart w:id="2" w:name="section-3"/>
+      <w:pPr>
+        <w:pStyle w:val="Heading2"/>
+        <w:spacing w:before="450" w:after="150"/>
+        <w:pBdr>
+          <w:bottom w:val="single" w:sz="6" w:space="8" w:color="000000"/>
+        </w:pBdr>
+      </w:pPr>
+      <w:bookmarkEnd w:id="2"/>
+      <w:r>
+        <w:rPr>
+          <w:rFonts w:ascii="宋体" w:hAnsi="宋体" w:eastAsia="宋体" w:cs="宋体" w:hint="eastAsia"/>
+          <w:b/>
+          <w:sz w:val="30"/>
           <w:lang w:eastAsia="zh-CN"/>
         </w:rPr>
-        <w:t>按申报书惯例，本节如实陈述</w:t>
-      </w:r>
-      <w:r>
-        <w:rPr>
-          <w:rFonts w:ascii="宋体" w:eastAsia="宋体" w:hAnsi="宋体" w:cs="宋体" w:hint="eastAsia"/>
-          <w:b/>
-          <w:sz w:val="22"/>
-          <w:lang w:eastAsia="zh-CN"/>
-        </w:rPr>
-        <w:t>优势、不足与应对</w:t>
-      </w:r>
-      <w:r>
-        <w:rPr>
-          <w:rFonts w:ascii="宋体" w:eastAsia="宋体" w:hAnsi="宋体" w:cs="宋体" w:hint="eastAsia"/>
-          <w:sz w:val="22"/>
-          <w:lang w:eastAsia="zh-CN"/>
-        </w:rPr>
-        <w:t>。</w:t>
+        <w:t>二、目的意义、技术水平、基本思路、研究方案及路线、适用范围或推广前景</w:t>
       </w:r>
       <w:r/>
     </w:p>
@@ -3348,315 +4251,39 @@
       <w:r>
         <w:rPr>
           <w:rFonts w:ascii="宋体" w:eastAsia="宋体" w:hAnsi="宋体" w:cs="宋体" w:hint="eastAsia"/>
-          <w:b/>
+          <w:color w:val="000000"/>
           <w:lang w:eastAsia="zh-CN"/>
         </w:rPr>
-        <w:t>优势</w:t>
+        <w:t>本部分对应官方要求第</w:t>
+      </w:r>
+      <w:r>
+        <w:rPr>
+          <w:color w:val="000000"/>
+        </w:rPr>
+        <w:t xml:space="preserve"> 2 </w:t>
+      </w:r>
+      <w:r>
+        <w:rPr>
+          <w:rFonts w:ascii="宋体" w:eastAsia="宋体" w:hAnsi="宋体" w:cs="宋体" w:hint="eastAsia"/>
+          <w:color w:val="000000"/>
+          <w:lang w:eastAsia="zh-CN"/>
+        </w:rPr>
+        <w:t>项，依次说明目的与意义、技术水平、基本思路、研究方案与技术路线、适用范围与推广前景。</w:t>
       </w:r>
       <w:r/>
     </w:p>
     <w:p>
       <w:pPr>
-        <w:pStyle w:val="ListNumber"/>
-        <w:numPr>
-          <w:ilvl w:val="0"/>
-          <w:numId w:val="10"/>
-        </w:numPr>
-        <w:spacing w:after="120"/>
-        <w:jc w:val="both"/>
+        <w:pStyle w:val="Heading3"/>
+        <w:spacing w:before="420" w:after="140"/>
       </w:pPr>
       <w:r>
         <w:rPr>
-          <w:rFonts w:ascii="宋体" w:eastAsia="宋体" w:hAnsi="宋体" w:cs="宋体" w:hint="eastAsia"/>
-          <w:b/>
+          <w:rFonts w:ascii="宋体" w:hAnsi="宋体" w:eastAsia="宋体" w:cs="宋体" w:hint="eastAsia"/>
+          <w:sz w:val="28"/>
           <w:lang w:eastAsia="zh-CN"/>
         </w:rPr>
-        <w:t>前期基础扎实，可行性风险低。</w:t>
-      </w:r>
-      <w:r>
-        <w:rPr>
-          <w:rFonts w:ascii="宋体" w:eastAsia="宋体" w:hAnsi="宋体" w:cs="宋体" w:hint="eastAsia"/>
-          <w:lang w:eastAsia="zh-CN"/>
-        </w:rPr>
-        <w:t xml:space="preserve"> 团队已独立完成一个可运行的桌面端实时语音系统：后端 </w:t>
-      </w:r>
-      <w:r>
-        <w:rPr>
-          <w:rFonts w:ascii="宋体" w:eastAsia="宋体" w:hAnsi="宋体" w:cs="宋体" w:hint="eastAsia"/>
-          <w:b/>
-          <w:lang w:eastAsia="zh-CN"/>
-        </w:rPr>
-        <w:t>37,872 行 Python</w:t>
-      </w:r>
-      <w:r>
-        <w:rPr>
-          <w:rFonts w:ascii="宋体" w:eastAsia="宋体" w:hAnsi="宋体" w:cs="宋体" w:hint="eastAsia"/>
-          <w:lang w:eastAsia="zh-CN"/>
-        </w:rPr>
-        <w:t xml:space="preserve">、前端 </w:t>
-      </w:r>
-      <w:r>
-        <w:rPr>
-          <w:rFonts w:ascii="宋体" w:eastAsia="宋体" w:hAnsi="宋体" w:cs="宋体" w:hint="eastAsia"/>
-          <w:b/>
-          <w:lang w:eastAsia="zh-CN"/>
-        </w:rPr>
-        <w:t>40,169 行 TS/TSX</w:t>
-      </w:r>
-      <w:r>
-        <w:rPr>
-          <w:rFonts w:ascii="宋体" w:eastAsia="宋体" w:hAnsi="宋体" w:cs="宋体" w:hint="eastAsia"/>
-          <w:lang w:eastAsia="zh-CN"/>
-        </w:rPr>
-        <w:t>、</w:t>
-      </w:r>
-      <w:r>
-        <w:rPr>
-          <w:rFonts w:ascii="宋体" w:eastAsia="宋体" w:hAnsi="宋体" w:cs="宋体" w:hint="eastAsia"/>
-          <w:b/>
-          <w:lang w:eastAsia="zh-CN"/>
-        </w:rPr>
-        <w:t>2,847 个测试用例</w:t>
-      </w:r>
-      <w:r>
-        <w:rPr>
-          <w:rFonts w:ascii="宋体" w:eastAsia="宋体" w:hAnsi="宋体" w:cs="宋体" w:hint="eastAsia"/>
-          <w:lang w:eastAsia="zh-CN"/>
-        </w:rPr>
-        <w:t>、</w:t>
-      </w:r>
-      <w:r>
-        <w:rPr>
-          <w:rFonts w:ascii="宋体" w:eastAsia="宋体" w:hAnsi="宋体" w:cs="宋体" w:hint="eastAsia"/>
-          <w:b/>
-          <w:lang w:eastAsia="zh-CN"/>
-        </w:rPr>
-        <w:t>27 个能力插件</w:t>
-      </w:r>
-      <w:r>
-        <w:rPr>
-          <w:rFonts w:ascii="宋体" w:eastAsia="宋体" w:hAnsi="宋体" w:cs="宋体" w:hint="eastAsia"/>
-          <w:lang w:eastAsia="zh-CN"/>
-        </w:rPr>
-        <w:t>、完整的</w:t>
-      </w:r>
-      <w:r>
-        <w:t xml:space="preserve"> CI </w:t>
-      </w:r>
-      <w:r>
-        <w:rPr>
-          <w:rFonts w:ascii="宋体" w:eastAsia="宋体" w:hAnsi="宋体" w:cs="宋体" w:hint="eastAsia"/>
-          <w:lang w:eastAsia="zh-CN"/>
-        </w:rPr>
-        <w:t>门禁与发布流程，代码</w:t>
-      </w:r>
-      <w:r>
-        <w:rPr>
-          <w:rFonts w:ascii="宋体" w:eastAsia="宋体" w:hAnsi="宋体" w:cs="宋体" w:hint="eastAsia"/>
-          <w:b/>
-          <w:lang w:eastAsia="zh-CN"/>
-        </w:rPr>
-        <w:t>已在 GitHub 开源</w:t>
-      </w:r>
-      <w:r>
-        <w:rPr>
-          <w:rFonts w:ascii="宋体" w:eastAsia="宋体" w:hAnsi="宋体" w:cs="宋体" w:hint="eastAsia"/>
-          <w:lang w:eastAsia="zh-CN"/>
-        </w:rPr>
-        <w:t>。本项目所需的克隆引擎、变声链路、客观指标计算、盲听平台</w:t>
-      </w:r>
-      <w:r>
-        <w:rPr>
-          <w:rFonts w:ascii="宋体" w:eastAsia="宋体" w:hAnsi="宋体" w:cs="宋体" w:hint="eastAsia"/>
-          <w:b/>
-          <w:lang w:eastAsia="zh-CN"/>
-        </w:rPr>
-        <w:t>均已存在并经过测试</w:t>
-      </w:r>
-      <w:r>
-        <w:t>——</w:t>
-      </w:r>
-      <w:r>
-        <w:rPr>
-          <w:rFonts w:ascii="宋体" w:eastAsia="宋体" w:hAnsi="宋体" w:cs="宋体" w:hint="eastAsia"/>
-          <w:lang w:eastAsia="zh-CN"/>
-        </w:rPr>
-        <w:t>立项后可直接进入数据采集，</w:t>
-      </w:r>
-      <w:r>
-        <w:rPr>
-          <w:rFonts w:ascii="宋体" w:eastAsia="宋体" w:hAnsi="宋体" w:cs="宋体" w:hint="eastAsia"/>
-          <w:b/>
-          <w:lang w:eastAsia="zh-CN"/>
-        </w:rPr>
-        <w:t>不是从零搭建</w:t>
-      </w:r>
-      <w:r>
-        <w:rPr>
-          <w:rFonts w:ascii="宋体" w:eastAsia="宋体" w:hAnsi="宋体" w:cs="宋体" w:hint="eastAsia"/>
-          <w:lang w:eastAsia="zh-CN"/>
-        </w:rPr>
-        <w:t>。</w:t>
-      </w:r>
-    </w:p>
-    <w:p>
-      <w:pPr>
-        <w:pStyle w:val="ListNumber"/>
-        <w:numPr>
-          <w:ilvl w:val="0"/>
-          <w:numId w:val="10"/>
-        </w:numPr>
-        <w:spacing w:after="120"/>
-        <w:jc w:val="both"/>
-      </w:pPr>
-      <w:r>
-        <w:rPr>
-          <w:rFonts w:ascii="宋体" w:eastAsia="宋体" w:hAnsi="宋体" w:cs="宋体" w:hint="eastAsia"/>
-          <w:b/>
-          <w:lang w:eastAsia="zh-CN"/>
-        </w:rPr>
-        <w:t>研究问题具体可测。</w:t>
-      </w:r>
-      <w:r>
-        <w:t xml:space="preserve"> RQ1–RQ3 </w:t>
-      </w:r>
-      <w:r>
-        <w:rPr>
-          <w:rFonts w:ascii="宋体" w:eastAsia="宋体" w:hAnsi="宋体" w:cs="宋体" w:hint="eastAsia"/>
-          <w:lang w:eastAsia="zh-CN"/>
-        </w:rPr>
-        <w:t>均对应明确的量化指标（相似度余弦、</w:t>
-      </w:r>
-      <w:r>
-        <w:t>HNR</w:t>
-      </w:r>
-      <w:r>
-        <w:rPr>
-          <w:rFonts w:ascii="宋体" w:eastAsia="宋体" w:hAnsi="宋体" w:cs="宋体" w:hint="eastAsia"/>
-          <w:lang w:eastAsia="zh-CN"/>
-        </w:rPr>
-        <w:t>、</w:t>
-      </w:r>
-      <w:r>
-        <w:t>H1-H2</w:t>
-      </w:r>
-      <w:r>
-        <w:rPr>
-          <w:rFonts w:ascii="宋体" w:eastAsia="宋体" w:hAnsi="宋体" w:cs="宋体" w:hint="eastAsia"/>
-          <w:lang w:eastAsia="zh-CN"/>
-        </w:rPr>
-        <w:t>、谱倾斜、</w:t>
-      </w:r>
-      <w:r>
-        <w:t>jitter/shimmer</w:t>
-      </w:r>
-      <w:r>
-        <w:rPr>
-          <w:rFonts w:ascii="宋体" w:eastAsia="宋体" w:hAnsi="宋体" w:cs="宋体" w:hint="eastAsia"/>
-          <w:lang w:eastAsia="zh-CN"/>
-        </w:rPr>
-        <w:t>、</w:t>
-      </w:r>
-      <w:r>
-        <w:t>WER</w:t>
-      </w:r>
-      <w:r>
-        <w:rPr>
-          <w:rFonts w:ascii="宋体" w:eastAsia="宋体" w:hAnsi="宋体" w:cs="宋体" w:hint="eastAsia"/>
-          <w:lang w:eastAsia="zh-CN"/>
-        </w:rPr>
-        <w:t>、</w:t>
-      </w:r>
-      <w:r>
-        <w:t>MOS</w:t>
-      </w:r>
-      <w:r>
-        <w:rPr>
-          <w:rFonts w:ascii="宋体" w:eastAsia="宋体" w:hAnsi="宋体" w:cs="宋体" w:hint="eastAsia"/>
-          <w:lang w:eastAsia="zh-CN"/>
-        </w:rPr>
-        <w:t>、</w:t>
-      </w:r>
-      <w:r>
-        <w:t>ABX</w:t>
-      </w:r>
-      <w:r>
-        <w:rPr>
-          <w:rFonts w:ascii="宋体" w:eastAsia="宋体" w:hAnsi="宋体" w:cs="宋体" w:hint="eastAsia"/>
-          <w:lang w:eastAsia="zh-CN"/>
-        </w:rPr>
-        <w:t>），</w:t>
-      </w:r>
-      <w:r>
-        <w:rPr>
-          <w:rFonts w:ascii="宋体" w:eastAsia="宋体" w:hAnsi="宋体" w:cs="宋体" w:hint="eastAsia"/>
-          <w:b/>
-          <w:lang w:eastAsia="zh-CN"/>
-        </w:rPr>
-        <w:t>每个问题都有可执行的测量手段</w:t>
-      </w:r>
-      <w:r>
-        <w:rPr>
-          <w:rFonts w:ascii="宋体" w:eastAsia="宋体" w:hAnsi="宋体" w:cs="宋体" w:hint="eastAsia"/>
-          <w:lang w:eastAsia="zh-CN"/>
-        </w:rPr>
-        <w:t>。</w:t>
-      </w:r>
-    </w:p>
-    <w:p>
-      <w:pPr>
-        <w:pStyle w:val="ListNumber"/>
-        <w:numPr>
-          <w:ilvl w:val="0"/>
-          <w:numId w:val="10"/>
-        </w:numPr>
-        <w:spacing w:after="120"/>
-        <w:jc w:val="both"/>
-      </w:pPr>
-      <w:r>
-        <w:rPr>
-          <w:rFonts w:ascii="宋体" w:eastAsia="宋体" w:hAnsi="宋体" w:cs="宋体" w:hint="eastAsia"/>
-          <w:b/>
-          <w:lang w:eastAsia="zh-CN"/>
-        </w:rPr>
-        <w:t>评测引擎与实验协议已就绪。</w:t>
-      </w:r>
-      <w:r>
-        <w:rPr>
-          <w:rFonts w:ascii="宋体" w:eastAsia="宋体" w:hAnsi="宋体" w:cs="宋体" w:hint="eastAsia"/>
-          <w:lang w:eastAsia="zh-CN"/>
-        </w:rPr>
-        <w:t xml:space="preserve"> 评测引擎 </w:t>
-      </w:r>
-      <w:r>
-        <w:rPr>
-          <w:rFonts w:ascii="宋体" w:eastAsia="宋体" w:hAnsi="宋体" w:cs="宋体" w:hint="eastAsia"/>
-          <w:b/>
-          <w:lang w:eastAsia="zh-CN"/>
-        </w:rPr>
-        <w:t>1559 行 + 99 个测试</w:t>
-      </w:r>
-      <w:r>
-        <w:rPr>
-          <w:rFonts w:ascii="宋体" w:eastAsia="宋体" w:hAnsi="宋体" w:cs="宋体" w:hint="eastAsia"/>
-          <w:lang w:eastAsia="zh-CN"/>
-        </w:rPr>
-        <w:t>；正式的《嗓音保存评测协议》已撰写完成，</w:t>
-      </w:r>
-      <w:r>
-        <w:rPr>
-          <w:rFonts w:ascii="宋体" w:eastAsia="宋体" w:hAnsi="宋体" w:cs="宋体" w:hint="eastAsia"/>
-          <w:b/>
-          <w:lang w:eastAsia="zh-CN"/>
-        </w:rPr>
-        <w:t>设计上不依赖 GPU 即可复现</w:t>
-      </w:r>
-      <w:r>
-        <w:rPr>
-          <w:rFonts w:ascii="宋体" w:eastAsia="宋体" w:hAnsi="宋体" w:cs="宋体" w:hint="eastAsia"/>
-          <w:lang w:eastAsia="zh-CN"/>
-        </w:rPr>
-        <w:t>。</w:t>
+        <w:t>2.1 目的意义</w:t>
       </w:r>
       <w:r/>
     </w:p>
@@ -3672,7 +4299,394 @@
           <w:b/>
           <w:lang w:eastAsia="zh-CN"/>
         </w:rPr>
-        <w:t>不足与应对</w:t>
+        <w:t>目的</w:t>
+      </w:r>
+      <w:r>
+        <w:rPr>
+          <w:rFonts w:ascii="宋体" w:eastAsia="宋体" w:hAnsi="宋体" w:cs="宋体" w:hint="eastAsia"/>
+          <w:lang w:eastAsia="zh-CN"/>
+        </w:rPr>
+        <w:t>：建立一套</w:t>
+      </w:r>
+      <w:r>
+        <w:rPr>
+          <w:rFonts w:ascii="宋体" w:eastAsia="宋体" w:hAnsi="宋体" w:cs="宋体" w:hint="eastAsia"/>
+          <w:b/>
+          <w:lang w:eastAsia="zh-CN"/>
+        </w:rPr>
+        <w:t>可复现的测量方法</w:t>
+      </w:r>
+      <w:r>
+        <w:rPr>
+          <w:rFonts w:ascii="宋体" w:eastAsia="宋体" w:hAnsi="宋体" w:cs="宋体" w:hint="eastAsia"/>
+          <w:lang w:eastAsia="zh-CN"/>
+        </w:rPr>
+        <w:t>，回答</w:t>
+      </w:r>
+      <w:r>
+        <w:t>“</w:t>
+      </w:r>
+      <w:r>
+        <w:rPr>
+          <w:rFonts w:ascii="宋体" w:eastAsia="宋体" w:hAnsi="宋体" w:cs="宋体" w:hint="eastAsia"/>
+          <w:lang w:eastAsia="zh-CN"/>
+        </w:rPr>
+        <w:t>本地离线、秒级参考音条件下的声音复现质量边界</w:t>
+      </w:r>
+      <w:r>
+        <w:t>”</w:t>
+      </w:r>
+      <w:r>
+        <w:rPr>
+          <w:rFonts w:ascii="宋体" w:eastAsia="宋体" w:hAnsi="宋体" w:cs="宋体" w:hint="eastAsia"/>
+          <w:lang w:eastAsia="zh-CN"/>
+        </w:rPr>
+        <w:t>这一问题，并据此给出</w:t>
+      </w:r>
+      <w:r>
+        <w:rPr>
+          <w:rFonts w:ascii="宋体" w:eastAsia="宋体" w:hAnsi="宋体" w:cs="宋体" w:hint="eastAsia"/>
+          <w:b/>
+          <w:lang w:eastAsia="zh-CN"/>
+        </w:rPr>
+        <w:t>面向普通用户的可操作结论</w:t>
+      </w:r>
+      <w:r>
+        <w:rPr>
+          <w:rFonts w:ascii="宋体" w:eastAsia="宋体" w:hAnsi="宋体" w:cs="宋体" w:hint="eastAsia"/>
+          <w:lang w:eastAsia="zh-CN"/>
+        </w:rPr>
+        <w:t>（</w:t>
+      </w:r>
+      <w:r>
+        <w:t>“</w:t>
+      </w:r>
+      <w:r>
+        <w:rPr>
+          <w:rFonts w:ascii="宋体" w:eastAsia="宋体" w:hAnsi="宋体" w:cs="宋体" w:hint="eastAsia"/>
+          <w:lang w:eastAsia="zh-CN"/>
+        </w:rPr>
+        <w:t>要保存自己的声音，最少录多久？</w:t>
+      </w:r>
+      <w:r>
+        <w:t>”</w:t>
+      </w:r>
+      <w:r>
+        <w:rPr>
+          <w:rFonts w:ascii="宋体" w:eastAsia="宋体" w:hAnsi="宋体" w:cs="宋体" w:hint="eastAsia"/>
+          <w:lang w:eastAsia="zh-CN"/>
+        </w:rPr>
+        <w:t>）。</w:t>
+      </w:r>
+      <w:r/>
+    </w:p>
+    <w:p>
+      <w:pPr>
+        <w:spacing w:before="0" w:after="120"/>
+        <w:ind w:firstLine="480"/>
+        <w:jc w:val="both"/>
+      </w:pPr>
+      <w:r>
+        <w:rPr>
+          <w:rFonts w:ascii="宋体" w:eastAsia="宋体" w:hAnsi="宋体" w:cs="宋体" w:hint="eastAsia"/>
+          <w:b/>
+          <w:lang w:eastAsia="zh-CN"/>
+        </w:rPr>
+        <w:t>意义</w:t>
+      </w:r>
+      <w:r>
+        <w:rPr>
+          <w:rFonts w:ascii="宋体" w:eastAsia="宋体" w:hAnsi="宋体" w:cs="宋体" w:hint="eastAsia"/>
+          <w:lang w:eastAsia="zh-CN"/>
+        </w:rPr>
+        <w:t>：</w:t>
+      </w:r>
+      <w:r/>
+    </w:p>
+    <w:p>
+      <w:pPr>
+        <w:pStyle w:val="ListNumber"/>
+        <w:numPr>
+          <w:ilvl w:val="0"/>
+          <w:numId w:val="11"/>
+        </w:numPr>
+        <w:spacing w:after="120"/>
+        <w:jc w:val="both"/>
+      </w:pPr>
+      <w:r>
+        <w:rPr>
+          <w:rFonts w:ascii="宋体" w:eastAsia="宋体" w:hAnsi="宋体" w:cs="宋体" w:hint="eastAsia"/>
+          <w:b/>
+          <w:lang w:eastAsia="zh-CN"/>
+        </w:rPr>
+        <w:t>对录课人群与职业用嗓人群：为“用嗓减负”提供一条不依赖网络、不依赖特定厂商设备的本地路径——讲稿转旁白复用本人音色、嗓音欠佳时用已保存的声音继续录课；而这条路径能否成立，取决于复现质量是否达到可用，其代价（录多久才够）正是本研究要回答的问题。同时降低“提前保存声音”的获取门槛。</w:t>
+      </w:r>
+      <w:r>
+        <w:rPr>
+          <w:rFonts w:ascii="宋体" w:eastAsia="宋体" w:hAnsi="宋体" w:cs="宋体" w:hint="eastAsia"/>
+          <w:lang w:eastAsia="zh-CN"/>
+        </w:rPr>
+        <w:t/>
+      </w:r>
+      <w:r>
+        <w:rPr>
+          <w:rFonts w:ascii="宋体" w:eastAsia="宋体" w:hAnsi="宋体" w:cs="宋体" w:hint="eastAsia"/>
+          <w:b/>
+          <w:lang w:eastAsia="zh-CN"/>
+        </w:rPr>
+        <w:t/>
+      </w:r>
+      <w:r>
+        <w:rPr>
+          <w:rFonts w:ascii="宋体" w:eastAsia="宋体" w:hAnsi="宋体" w:cs="宋体" w:hint="eastAsia"/>
+          <w:lang w:eastAsia="zh-CN"/>
+        </w:rPr>
+        <w:t/>
+      </w:r>
+      <w:r>
+        <w:t/>
+      </w:r>
+      <w:r>
+        <w:rPr>
+          <w:rFonts w:ascii="宋体" w:eastAsia="宋体" w:hAnsi="宋体" w:cs="宋体" w:hint="eastAsia"/>
+          <w:lang w:eastAsia="zh-CN"/>
+        </w:rPr>
+        <w:t/>
+      </w:r>
+      <w:r>
+        <w:t/>
+      </w:r>
+      <w:r>
+        <w:rPr>
+          <w:rFonts w:ascii="宋体" w:eastAsia="宋体" w:hAnsi="宋体" w:cs="宋体" w:hint="eastAsia"/>
+          <w:lang w:eastAsia="zh-CN"/>
+        </w:rPr>
+        <w:t/>
+      </w:r>
+    </w:p>
+    <w:p>
+      <w:pPr>
+        <w:pStyle w:val="ListNumber"/>
+        <w:numPr>
+          <w:ilvl w:val="0"/>
+          <w:numId w:val="11"/>
+        </w:numPr>
+        <w:spacing w:after="120"/>
+        <w:jc w:val="both"/>
+      </w:pPr>
+      <w:r>
+        <w:rPr>
+          <w:rFonts w:ascii="宋体" w:eastAsia="宋体" w:hAnsi="宋体" w:cs="宋体" w:hint="eastAsia"/>
+          <w:b/>
+          <w:lang w:eastAsia="zh-CN"/>
+        </w:rPr>
+        <w:t>对研究方法</w:t>
+      </w:r>
+      <w:r>
+        <w:rPr>
+          <w:rFonts w:ascii="宋体" w:eastAsia="宋体" w:hAnsi="宋体" w:cs="宋体" w:hint="eastAsia"/>
+          <w:lang w:eastAsia="zh-CN"/>
+        </w:rPr>
+        <w:t>：补充</w:t>
+      </w:r>
+      <w:r>
+        <w:t>“</w:t>
+      </w:r>
+      <w:r>
+        <w:rPr>
+          <w:rFonts w:ascii="宋体" w:eastAsia="宋体" w:hAnsi="宋体" w:cs="宋体" w:hint="eastAsia"/>
+          <w:lang w:eastAsia="zh-CN"/>
+        </w:rPr>
+        <w:t>参考音时长</w:t>
+      </w:r>
+      <w:r>
+        <w:t xml:space="preserve"> → </w:t>
+      </w:r>
+      <w:r>
+        <w:rPr>
+          <w:rFonts w:ascii="宋体" w:eastAsia="宋体" w:hAnsi="宋体" w:cs="宋体" w:hint="eastAsia"/>
+          <w:lang w:eastAsia="zh-CN"/>
+        </w:rPr>
+        <w:t>复现质量</w:t>
+      </w:r>
+      <w:r>
+        <w:t>”</w:t>
+      </w:r>
+      <w:r>
+        <w:rPr>
+          <w:rFonts w:ascii="宋体" w:eastAsia="宋体" w:hAnsi="宋体" w:cs="宋体" w:hint="eastAsia"/>
+          <w:lang w:eastAsia="zh-CN"/>
+        </w:rPr>
+        <w:t>的</w:t>
+      </w:r>
+      <w:r>
+        <w:rPr>
+          <w:rFonts w:ascii="宋体" w:eastAsia="宋体" w:hAnsi="宋体" w:cs="宋体" w:hint="eastAsia"/>
+          <w:b/>
+          <w:lang w:eastAsia="zh-CN"/>
+        </w:rPr>
+        <w:t>系统性、控制变量的实验数据</w:t>
+      </w:r>
+      <w:r>
+        <w:rPr>
+          <w:rFonts w:ascii="宋体" w:eastAsia="宋体" w:hAnsi="宋体" w:cs="宋体" w:hint="eastAsia"/>
+          <w:lang w:eastAsia="zh-CN"/>
+        </w:rPr>
+        <w:t>，并对</w:t>
+      </w:r>
+      <w:r>
+        <w:t>“</w:t>
+      </w:r>
+      <w:r>
+        <w:rPr>
+          <w:rFonts w:ascii="宋体" w:eastAsia="宋体" w:hAnsi="宋体" w:cs="宋体" w:hint="eastAsia"/>
+          <w:lang w:eastAsia="zh-CN"/>
+        </w:rPr>
+        <w:t>客观指标能否替代人工听测</w:t>
+      </w:r>
+      <w:r>
+        <w:t>”</w:t>
+      </w:r>
+      <w:r>
+        <w:rPr>
+          <w:rFonts w:ascii="宋体" w:eastAsia="宋体" w:hAnsi="宋体" w:cs="宋体" w:hint="eastAsia"/>
+          <w:lang w:eastAsia="zh-CN"/>
+        </w:rPr>
+        <w:t>给出</w:t>
+      </w:r>
+      <w:r>
+        <w:rPr>
+          <w:rFonts w:ascii="宋体" w:eastAsia="宋体" w:hAnsi="宋体" w:cs="宋体" w:hint="eastAsia"/>
+          <w:b/>
+          <w:lang w:eastAsia="zh-CN"/>
+        </w:rPr>
+        <w:t>实证结论</w:t>
+      </w:r>
+      <w:r>
+        <w:t>——</w:t>
+      </w:r>
+      <w:r>
+        <w:rPr>
+          <w:rFonts w:ascii="宋体" w:eastAsia="宋体" w:hAnsi="宋体" w:cs="宋体" w:hint="eastAsia"/>
+          <w:lang w:eastAsia="zh-CN"/>
+        </w:rPr>
+        <w:t>后者对同类研究具有方法学参考价值。</w:t>
+      </w:r>
+    </w:p>
+    <w:p>
+      <w:pPr>
+        <w:pStyle w:val="ListNumber"/>
+        <w:numPr>
+          <w:ilvl w:val="0"/>
+          <w:numId w:val="11"/>
+        </w:numPr>
+        <w:spacing w:after="120"/>
+        <w:jc w:val="both"/>
+      </w:pPr>
+      <w:r>
+        <w:rPr>
+          <w:rFonts w:ascii="宋体" w:eastAsia="宋体" w:hAnsi="宋体" w:cs="宋体" w:hint="eastAsia"/>
+          <w:b/>
+          <w:lang w:eastAsia="zh-CN"/>
+        </w:rPr>
+        <w:t>对教学场景：为微课配音、课程录制的本地化、离线化生产提供一条技术路径，让“录课”对嗓子的依赖从“必须本人开口”变为“可以选择”——这一选择的质量代价正是本研究的测量对象。</w:t>
+      </w:r>
+      <w:r>
+        <w:rPr>
+          <w:rFonts w:ascii="宋体" w:eastAsia="宋体" w:hAnsi="宋体" w:cs="宋体" w:hint="eastAsia"/>
+          <w:lang w:eastAsia="zh-CN"/>
+        </w:rPr>
+        <w:t/>
+      </w:r>
+      <w:r>
+        <w:rPr>
+          <w:rFonts w:ascii="宋体" w:eastAsia="宋体" w:hAnsi="宋体" w:cs="宋体" w:hint="eastAsia"/>
+          <w:b/>
+          <w:lang w:eastAsia="zh-CN"/>
+        </w:rPr>
+        <w:t/>
+      </w:r>
+      <w:r>
+        <w:rPr>
+          <w:rFonts w:ascii="宋体" w:eastAsia="宋体" w:hAnsi="宋体" w:cs="宋体" w:hint="eastAsia"/>
+          <w:lang w:eastAsia="zh-CN"/>
+        </w:rPr>
+        <w:t/>
+      </w:r>
+    </w:p>
+    <w:p>
+      <w:pPr>
+        <w:pStyle w:val="ListNumber"/>
+        <w:numPr>
+          <w:ilvl w:val="0"/>
+          <w:numId w:val="11"/>
+        </w:numPr>
+        <w:spacing w:after="120"/>
+        <w:jc w:val="both"/>
+      </w:pPr>
+      <w:r>
+        <w:rPr>
+          <w:rFonts w:ascii="宋体" w:eastAsia="宋体" w:hAnsi="宋体" w:cs="宋体" w:hint="eastAsia"/>
+          <w:b/>
+          <w:lang w:eastAsia="zh-CN"/>
+        </w:rPr>
+        <w:t>对人才培养</w:t>
+      </w:r>
+      <w:r>
+        <w:rPr>
+          <w:rFonts w:ascii="宋体" w:eastAsia="宋体" w:hAnsi="宋体" w:cs="宋体" w:hint="eastAsia"/>
+          <w:lang w:eastAsia="zh-CN"/>
+        </w:rPr>
+        <w:t>：本项目是</w:t>
+      </w:r>
+      <w:r>
+        <w:rPr>
+          <w:rFonts w:ascii="宋体" w:eastAsia="宋体" w:hAnsi="宋体" w:cs="宋体" w:hint="eastAsia"/>
+          <w:b/>
+          <w:lang w:eastAsia="zh-CN"/>
+        </w:rPr>
+        <w:t>完整的研究训练</w:t>
+      </w:r>
+      <w:r>
+        <w:t>——</w:t>
+      </w:r>
+      <w:r>
+        <w:rPr>
+          <w:rFonts w:ascii="宋体" w:eastAsia="宋体" w:hAnsi="宋体" w:cs="宋体" w:hint="eastAsia"/>
+          <w:lang w:eastAsia="zh-CN"/>
+        </w:rPr>
+        <w:t>文献调研、实验设计、数据采集、统计分析、论文撰写，全链条由本科生承担。</w:t>
+      </w:r>
+      <w:r/>
+    </w:p>
+    <w:p>
+      <w:pPr>
+        <w:pStyle w:val="Heading3"/>
+        <w:spacing w:before="420" w:after="140"/>
+      </w:pPr>
+      <w:r>
+        <w:rPr>
+          <w:rFonts w:ascii="宋体" w:hAnsi="宋体" w:eastAsia="宋体" w:cs="宋体" w:hint="eastAsia"/>
+          <w:sz w:val="28"/>
+          <w:lang w:eastAsia="zh-CN"/>
+        </w:rPr>
+        <w:t>2.2 技术水平</w:t>
+      </w:r>
+      <w:r/>
+    </w:p>
+    <w:p>
+      <w:pPr>
+        <w:spacing w:before="0" w:after="120"/>
+        <w:ind w:firstLine="480"/>
+        <w:jc w:val="both"/>
+      </w:pPr>
+      <w:r>
+        <w:rPr>
+          <w:rFonts w:ascii="宋体" w:eastAsia="宋体" w:hAnsi="宋体" w:cs="宋体" w:hint="eastAsia"/>
+          <w:b/>
+          <w:lang w:eastAsia="zh-CN"/>
+        </w:rPr>
+        <w:t>（1）前期积累已达到的技术水平（已实测）</w:t>
       </w:r>
       <w:r/>
     </w:p>
@@ -3716,7 +4730,7 @@
                 <w:rFonts w:ascii="黑体" w:hAnsi="黑体" w:eastAsia="黑体" w:hint="eastAsia"/>
                 <w:b/>
               </w:rPr>
-              <w:t>#</w:t>
+              <w:t>能力</w:t>
             </w:r>
           </w:p>
         </w:tc>
@@ -3748,7 +4762,7 @@
                 <w:rFonts w:ascii="黑体" w:hAnsi="黑体" w:eastAsia="黑体" w:hint="eastAsia"/>
                 <w:b/>
               </w:rPr>
-              <w:t>不足（如实陈述）</w:t>
+              <w:t>现状</w:t>
             </w:r>
           </w:p>
         </w:tc>
@@ -3780,7 +4794,7 @@
                 <w:rFonts w:ascii="黑体" w:hAnsi="黑体" w:eastAsia="黑体" w:hint="eastAsia"/>
                 <w:b/>
               </w:rPr>
-              <w:t>应对措施</w:t>
+              <w:t>证据等级</w:t>
             </w:r>
           </w:p>
         </w:tc>
@@ -3809,7 +4823,7 @@
               <w:spacing w:line="240" w:lineRule="auto" w:before="30" w:after="30"/>
             </w:pPr>
             <w:r>
-              <w:t>1</w:t>
+              <w:t>实时语音转换延迟</w:t>
             </w:r>
           </w:p>
         </w:tc>
@@ -3836,28 +4850,40 @@
               <w:spacing w:line="240" w:lineRule="auto" w:before="30" w:after="30"/>
             </w:pPr>
             <w:r>
+              <w:t>消费级</w:t>
+            </w:r>
+            <w:r>
+              <w:t xml:space="preserve"> </w:t>
+            </w:r>
+            <w:r>
+              <w:t xml:space="preserve"> GPU</w:t>
+            </w:r>
+            <w:r>
+              <w:t xml:space="preserve"> </w:t>
+            </w:r>
+            <w:r>
+              <w:t>（</w:t>
+            </w:r>
+            <w:r>
+              <w:t xml:space="preserve"> </w:t>
+            </w:r>
+            <w:r>
+              <w:t>RTX 5060 8GB</w:t>
+            </w:r>
+            <w:r>
+              <w:t xml:space="preserve"> </w:t>
+            </w:r>
+            <w:r>
+              <w:t>）上</w:t>
+            </w:r>
+            <w:r>
+              <w:t xml:space="preserve"> </w:t>
+            </w:r>
+            <w:r>
               <w:rPr>
                 <w:b/>
               </w:rPr>
-              <w:t>主观听测（RQ3）团队尚无实施经验</w:t>
-            </w:r>
-            <w:r>
-              <w:t xml:space="preserve"> </w:t>
-            </w:r>
-            <w:r>
-              <w:t>，</w:t>
-            </w:r>
-            <w:r>
-              <w:t xml:space="preserve"> </w:t>
-            </w:r>
-            <w:r>
-              <w:t xml:space="preserve">MOS/ABX </w:t>
-            </w:r>
-            <w:r>
-              <w:t xml:space="preserve"> </w:t>
-            </w:r>
-            <w:r>
-              <w:t>的组织、被试管理、评分一致性控制都需要方法指导</w:t>
+              <w:t>端到端 p50 ≈ 300 ms</w:t>
             </w:r>
           </w:p>
         </w:tc>
@@ -3884,88 +4910,13 @@
               <w:spacing w:line="240" w:lineRule="auto" w:before="30" w:after="30"/>
             </w:pPr>
             <w:r>
-              <w:t xml:space="preserve">① </w:t>
+              <w:t xml:space="preserve">✅ </w:t>
             </w:r>
             <w:r>
               <w:t xml:space="preserve"> </w:t>
             </w:r>
             <w:r>
-              <w:t>立项后</w:t>
-            </w:r>
-            <w:r>
-              <w:t xml:space="preserve"> </w:t>
-            </w:r>
-            <w:r>
-              <w:rPr>
-                <w:b/>
-              </w:rPr>
-              <w:t>先做小规模预实验</w:t>
-            </w:r>
-            <w:r>
-              <w:t xml:space="preserve"> </w:t>
-            </w:r>
-            <w:r>
-              <w:t>（</w:t>
-            </w:r>
-            <w:r>
-              <w:t xml:space="preserve"> </w:t>
-            </w:r>
-            <w:r>
-              <w:t xml:space="preserve">2 </w:t>
-            </w:r>
-            <w:r>
-              <w:t xml:space="preserve"> </w:t>
-            </w:r>
-            <w:r>
-              <w:t>名被试、</w:t>
-            </w:r>
-            <w:r>
-              <w:t xml:space="preserve"> </w:t>
-            </w:r>
-            <w:r>
-              <w:t xml:space="preserve">2 </w:t>
-            </w:r>
-            <w:r>
-              <w:t xml:space="preserve"> </w:t>
-            </w:r>
-            <w:r>
-              <w:t>名评分者）跑通流程；</w:t>
-            </w:r>
-            <w:r>
-              <w:t xml:space="preserve"> </w:t>
-            </w:r>
-            <w:r>
-              <w:t xml:space="preserve">② </w:t>
-            </w:r>
-            <w:r>
-              <w:t xml:space="preserve"> </w:t>
-            </w:r>
-            <w:r>
-              <w:t>请指导老师把关听测设计与统计方法；</w:t>
-            </w:r>
-            <w:r>
-              <w:t xml:space="preserve"> </w:t>
-            </w:r>
-            <w:r>
-              <w:t xml:space="preserve">③ </w:t>
-            </w:r>
-            <w:r>
-              <w:t xml:space="preserve"> </w:t>
-            </w:r>
-            <w:r>
-              <w:t>采用项目内</w:t>
-            </w:r>
-            <w:r>
-              <w:t xml:space="preserve"> </w:t>
-            </w:r>
-            <w:r>
-              <w:rPr>
-                <w:b/>
-              </w:rPr>
-              <w:t>已有的盲听平台</w:t>
-            </w:r>
-            <w:r>
-              <w:t xml:space="preserve"> （随机化、不显示条件）降低人为偏差</w:t>
+              <w:t>本机实测</w:t>
             </w:r>
           </w:p>
         </w:tc>
@@ -3994,7 +4945,7 @@
               <w:spacing w:line="240" w:lineRule="auto" w:before="30" w:after="30"/>
             </w:pPr>
             <w:r>
-              <w:t>2</w:t>
+              <w:t>小样本声音克隆</w:t>
             </w:r>
           </w:p>
         </w:tc>
@@ -4021,10 +4972,25 @@
               <w:spacing w:line="240" w:lineRule="auto" w:before="30" w:after="30"/>
             </w:pPr>
             <w:r>
+              <w:t xml:space="preserve">Qwen3-TTS </w:t>
+            </w:r>
+            <w:r>
+              <w:t xml:space="preserve"> </w:t>
+            </w:r>
+            <w:r>
+              <w:t>已跑通，</w:t>
+            </w:r>
+            <w:r>
+              <w:t xml:space="preserve"> </w:t>
+            </w:r>
+            <w:r>
               <w:rPr>
                 <w:b/>
               </w:rPr>
-              <w:t>被试招募依赖院内协调，时间不完全可控</w:t>
+              <w:t>秒级参考音</w:t>
+            </w:r>
+            <w:r>
+              <w:t xml:space="preserve"> 可生成语音</w:t>
             </w:r>
           </w:p>
         </w:tc>
@@ -4051,82 +5017,13 @@
               <w:spacing w:line="240" w:lineRule="auto" w:before="30" w:after="30"/>
             </w:pPr>
             <w:r>
-              <w:t xml:space="preserve">① </w:t>
-            </w:r>
-            <w:r>
-              <w:rPr>
-                <w:b/>
-              </w:rPr>
-              <w:t>2026 年 10 月内即启动招募</w:t>
+              <w:t xml:space="preserve">✅ </w:t>
             </w:r>
             <w:r>
               <w:t xml:space="preserve"> </w:t>
             </w:r>
             <w:r>
-              <w:t>，不等到立项后；</w:t>
-            </w:r>
-            <w:r>
-              <w:t xml:space="preserve"> </w:t>
-            </w:r>
-            <w:r>
-              <w:t xml:space="preserve">② </w:t>
-            </w:r>
-            <w:r>
-              <w:t xml:space="preserve"> </w:t>
-            </w:r>
-            <w:r>
-              <w:t>师范院校学生基数大，通过班级</w:t>
-            </w:r>
-            <w:r>
-              <w:t xml:space="preserve"> </w:t>
-            </w:r>
-            <w:r>
-              <w:t>/</w:t>
-            </w:r>
-            <w:r>
-              <w:t xml:space="preserve"> </w:t>
-            </w:r>
-            <w:r>
-              <w:t>社团渠道招募；</w:t>
-            </w:r>
-            <w:r>
-              <w:t xml:space="preserve"> </w:t>
-            </w:r>
-            <w:r>
-              <w:t xml:space="preserve">③ </w:t>
-            </w:r>
-            <w:r>
-              <w:t xml:space="preserve"> </w:t>
-            </w:r>
-            <w:r>
-              <w:t>实际每人</w:t>
-            </w:r>
-            <w:r>
-              <w:t xml:space="preserve"> </w:t>
-            </w:r>
-            <w:r>
-              <w:rPr>
-                <w:b/>
-              </w:rPr>
-              <w:t>仅需录制约 65 秒</w:t>
-            </w:r>
-            <w:r>
-              <w:t xml:space="preserve"> </w:t>
-            </w:r>
-            <w:r>
-              <w:t>（见</w:t>
-            </w:r>
-            <w:r>
-              <w:t xml:space="preserve"> </w:t>
-            </w:r>
-            <w:r>
-              <w:t xml:space="preserve"> §3.3</w:t>
-            </w:r>
-            <w:r>
-              <w:t xml:space="preserve"> </w:t>
-            </w:r>
-            <w:r>
-              <w:t>），参与成本低，接受度高</w:t>
+              <w:t>本机实测</w:t>
             </w:r>
           </w:p>
         </w:tc>
@@ -4155,7 +5052,7 @@
               <w:spacing w:line="240" w:lineRule="auto" w:before="30" w:after="30"/>
             </w:pPr>
             <w:r>
-              <w:t>3</w:t>
+              <w:t>长文本语音合成</w:t>
             </w:r>
           </w:p>
         </w:tc>
@@ -4182,40 +5079,34 @@
               <w:spacing w:line="240" w:lineRule="auto" w:before="30" w:after="30"/>
             </w:pPr>
             <w:r>
+              <w:t xml:space="preserve">91 </w:t>
+            </w:r>
+            <w:r>
+              <w:t xml:space="preserve"> </w:t>
+            </w:r>
+            <w:r>
+              <w:t>句连续合成</w:t>
+            </w:r>
+            <w:r>
+              <w:t xml:space="preserve"> </w:t>
+            </w:r>
+            <w:r>
               <w:rPr>
                 <w:b/>
               </w:rPr>
-              <w:t>团队为本科生，统计方法需要补课</w:t>
+              <w:t>零失败</w:t>
             </w:r>
             <w:r>
               <w:t xml:space="preserve"> </w:t>
             </w:r>
             <w:r>
-              <w:t>（重复测量</w:t>
+              <w:t>，实时率</w:t>
             </w:r>
             <w:r>
               <w:t xml:space="preserve"> </w:t>
             </w:r>
             <w:r>
-              <w:t xml:space="preserve"> ANOVA / </w:t>
-            </w:r>
-            <w:r>
-              <w:t xml:space="preserve"> </w:t>
-            </w:r>
-            <w:r>
-              <w:t>混合效应模型、</w:t>
-            </w:r>
-            <w:r>
-              <w:t xml:space="preserve"> </w:t>
-            </w:r>
-            <w:r>
-              <w:t>Spearman / PLCC / SRCC</w:t>
-            </w:r>
-            <w:r>
-              <w:t xml:space="preserve"> </w:t>
-            </w:r>
-            <w:r>
-              <w:t>）</w:t>
+              <w:t xml:space="preserve"> RTF 0.53</w:t>
             </w:r>
           </w:p>
         </w:tc>
@@ -4242,49 +5133,13 @@
               <w:spacing w:line="240" w:lineRule="auto" w:before="30" w:after="30"/>
             </w:pPr>
             <w:r>
-              <w:t xml:space="preserve">① </w:t>
+              <w:t xml:space="preserve">✅ </w:t>
             </w:r>
             <w:r>
               <w:t xml:space="preserve"> </w:t>
             </w:r>
             <w:r>
-              <w:t>立项后</w:t>
-            </w:r>
-            <w:r>
-              <w:t xml:space="preserve"> </w:t>
-            </w:r>
-            <w:r>
-              <w:t xml:space="preserve"> 2 </w:t>
-            </w:r>
-            <w:r>
-              <w:t xml:space="preserve"> </w:t>
-            </w:r>
-            <w:r>
-              <w:t>个月内完成统计方法自学并提交学习笔记；</w:t>
-            </w:r>
-            <w:r>
-              <w:t xml:space="preserve"> </w:t>
-            </w:r>
-            <w:r>
-              <w:t xml:space="preserve">② </w:t>
-            </w:r>
-            <w:r>
-              <w:t xml:space="preserve"> </w:t>
-            </w:r>
-            <w:r>
-              <w:t>关键分析由指导老师复核；</w:t>
-            </w:r>
-            <w:r>
-              <w:t xml:space="preserve"> </w:t>
-            </w:r>
-            <w:r>
-              <w:t xml:space="preserve">③ </w:t>
-            </w:r>
-            <w:r>
-              <w:t xml:space="preserve"> </w:t>
-            </w:r>
-            <w:r>
-              <w:t>优先使用成熟的统计库，避免自行推导</w:t>
+              <w:t>本机实测</w:t>
             </w:r>
           </w:p>
         </w:tc>
@@ -4313,7 +5168,7 @@
               <w:spacing w:line="240" w:lineRule="auto" w:before="30" w:after="30"/>
             </w:pPr>
             <w:r>
-              <w:t>4</w:t>
+              <w:t>系统规模</w:t>
             </w:r>
           </w:p>
         </w:tc>
@@ -4340,28 +5195,67 @@
               <w:spacing w:line="240" w:lineRule="auto" w:before="30" w:after="30"/>
             </w:pPr>
             <w:r>
-              <w:rPr>
-                <w:b/>
-              </w:rPr>
-              <w:t>算力有限</w:t>
+              <w:t>后端</w:t>
             </w:r>
             <w:r>
               <w:t xml:space="preserve"> </w:t>
             </w:r>
             <w:r>
-              <w:t>（单机消费级</w:t>
+              <w:t xml:space="preserve"> 37,872 </w:t>
             </w:r>
             <w:r>
               <w:t xml:space="preserve"> </w:t>
             </w:r>
             <w:r>
-              <w:t xml:space="preserve"> GPU</w:t>
+              <w:t>行</w:t>
             </w:r>
             <w:r>
               <w:t xml:space="preserve"> </w:t>
             </w:r>
             <w:r>
-              <w:t>）</w:t>
+              <w:t xml:space="preserve"> / </w:t>
+            </w:r>
+            <w:r>
+              <w:t xml:space="preserve"> </w:t>
+            </w:r>
+            <w:r>
+              <w:t>前端</w:t>
+            </w:r>
+            <w:r>
+              <w:t xml:space="preserve"> </w:t>
+            </w:r>
+            <w:r>
+              <w:t xml:space="preserve"> 40,169 </w:t>
+            </w:r>
+            <w:r>
+              <w:t xml:space="preserve"> </w:t>
+            </w:r>
+            <w:r>
+              <w:t>行</w:t>
+            </w:r>
+            <w:r>
+              <w:t xml:space="preserve"> </w:t>
+            </w:r>
+            <w:r>
+              <w:t xml:space="preserve"> / 27 </w:t>
+            </w:r>
+            <w:r>
+              <w:t xml:space="preserve"> </w:t>
+            </w:r>
+            <w:r>
+              <w:t>插件</w:t>
+            </w:r>
+            <w:r>
+              <w:t xml:space="preserve"> </w:t>
+            </w:r>
+            <w:r>
+              <w:t xml:space="preserve"> / 2,847 </w:t>
+            </w:r>
+            <w:r>
+              <w:t xml:space="preserve"> </w:t>
+            </w:r>
+            <w:r>
+              <w:t>测试</w:t>
             </w:r>
           </w:p>
         </w:tc>
@@ -4388,112 +5282,13 @@
               <w:spacing w:line="240" w:lineRule="auto" w:before="30" w:after="30"/>
             </w:pPr>
             <w:r>
-              <w:t xml:space="preserve">① </w:t>
+              <w:t xml:space="preserve">✅ </w:t>
             </w:r>
             <w:r>
               <w:t xml:space="preserve"> </w:t>
             </w:r>
             <w:r>
-              <w:t>实验规模控制在</w:t>
-            </w:r>
-            <w:r>
-              <w:t xml:space="preserve"> </w:t>
-            </w:r>
-            <w:r>
-              <w:t xml:space="preserve"> 12 </w:t>
-            </w:r>
-            <w:r>
-              <w:t xml:space="preserve"> </w:t>
-            </w:r>
-            <w:r>
-              <w:t>人</w:t>
-            </w:r>
-            <w:r>
-              <w:t xml:space="preserve"> </w:t>
-            </w:r>
-            <w:r>
-              <w:t xml:space="preserve"> × 4 </w:t>
-            </w:r>
-            <w:r>
-              <w:t xml:space="preserve"> </w:t>
-            </w:r>
-            <w:r>
-              <w:t>档</w:t>
-            </w:r>
-            <w:r>
-              <w:t xml:space="preserve"> </w:t>
-            </w:r>
-            <w:r>
-              <w:t xml:space="preserve"> × 4 </w:t>
-            </w:r>
-            <w:r>
-              <w:t xml:space="preserve"> </w:t>
-            </w:r>
-            <w:r>
-              <w:t>条件</w:t>
-            </w:r>
-            <w:r>
-              <w:t xml:space="preserve"> </w:t>
-            </w:r>
-            <w:r>
-              <w:t xml:space="preserve"> = 192 </w:t>
-            </w:r>
-            <w:r>
-              <w:t xml:space="preserve"> </w:t>
-            </w:r>
-            <w:r>
-              <w:t>个合成样本，</w:t>
-            </w:r>
-            <w:r>
-              <w:t xml:space="preserve"> </w:t>
-            </w:r>
-            <w:r>
-              <w:rPr>
-                <w:b/>
-              </w:rPr>
-              <w:t>单机可承受</w:t>
-            </w:r>
-            <w:r>
-              <w:t xml:space="preserve"> </w:t>
-            </w:r>
-            <w:r>
-              <w:t>；</w:t>
-            </w:r>
-            <w:r>
-              <w:t xml:space="preserve"> </w:t>
-            </w:r>
-            <w:r>
-              <w:t xml:space="preserve">② </w:t>
-            </w:r>
-            <w:r>
-              <w:t xml:space="preserve"> </w:t>
-            </w:r>
-            <w:r>
-              <w:t>批量评测安排在夜间运行；</w:t>
-            </w:r>
-            <w:r>
-              <w:t xml:space="preserve"> </w:t>
-            </w:r>
-            <w:r>
-              <w:t xml:space="preserve">③ </w:t>
-            </w:r>
-            <w:r>
-              <w:t xml:space="preserve"> </w:t>
-            </w:r>
-            <w:r>
-              <w:t>评测引擎设计上不依赖</w:t>
-            </w:r>
-            <w:r>
-              <w:t xml:space="preserve"> </w:t>
-            </w:r>
-            <w:r>
-              <w:t xml:space="preserve"> GPU</w:t>
-            </w:r>
-            <w:r>
-              <w:t xml:space="preserve"> </w:t>
-            </w:r>
-            <w:r>
-              <w:t>，指标复现门槛低</w:t>
+              <w:t>本机实测</w:t>
             </w:r>
           </w:p>
         </w:tc>
@@ -4522,7 +5317,7 @@
               <w:spacing w:line="240" w:lineRule="auto" w:before="30" w:after="30"/>
             </w:pPr>
             <w:r>
-              <w:t>5</w:t>
+              <w:t>客观指标栈</w:t>
             </w:r>
           </w:p>
         </w:tc>
@@ -4549,13 +5344,52 @@
               <w:spacing w:line="240" w:lineRule="auto" w:before="30" w:after="30"/>
             </w:pPr>
             <w:r>
+              <w:t>HNR</w:t>
+            </w:r>
+            <w:r>
+              <w:t xml:space="preserve"> </w:t>
+            </w:r>
+            <w:r>
+              <w:t>、</w:t>
+            </w:r>
+            <w:r>
+              <w:t xml:space="preserve"> </w:t>
+            </w:r>
+            <w:r>
+              <w:t>H1-H2</w:t>
+            </w:r>
+            <w:r>
+              <w:t xml:space="preserve"> </w:t>
+            </w:r>
+            <w:r>
+              <w:t>、谱倾斜、</w:t>
+            </w:r>
+            <w:r>
+              <w:t xml:space="preserve"> </w:t>
+            </w:r>
+            <w:r>
+              <w:t>jitter</w:t>
+            </w:r>
+            <w:r>
+              <w:t xml:space="preserve"> </w:t>
+            </w:r>
+            <w:r>
+              <w:t>、</w:t>
+            </w:r>
+            <w:r>
+              <w:t xml:space="preserve"> </w:t>
+            </w:r>
+            <w:r>
+              <w:t xml:space="preserve">shimmer </w:t>
+            </w:r>
+            <w:r>
+              <w:t xml:space="preserve"> </w:t>
+            </w:r>
+            <w:r>
               <w:rPr>
                 <w:b/>
               </w:rPr>
-              <w:t>本项目为训练项目，成果的“新颖性”有限</w:t>
-            </w:r>
-            <w:r>
-              <w:t xml:space="preserve"> （复用已有模型）</w:t>
+              <w:t>已实现并可批量运行</w:t>
             </w:r>
           </w:p>
         </w:tc>
@@ -4582,19 +5416,212 @@
               <w:spacing w:line="240" w:lineRule="auto" w:before="30" w:after="30"/>
             </w:pPr>
             <w:r>
-              <w:t xml:space="preserve">① </w:t>
+              <w:t xml:space="preserve">✅ </w:t>
             </w:r>
             <w:r>
               <w:t xml:space="preserve"> </w:t>
             </w:r>
             <w:r>
-              <w:t>项目定位即为</w:t>
+              <w:t>本机实测</w:t>
+            </w:r>
+          </w:p>
+        </w:tc>
+      </w:tr>
+      <w:tr>
+        <w:tc>
+          <w:tcPr>
+            <w:tcW w:type="dxa" w:w="2880"/>
+            <w:vAlign w:val="center"/>
+            <w:tcBorders>
+              <w:top w:val="single" w:sz="6" w:space="0" w:color="000000"/>
+              <w:bottom w:val="single" w:sz="6" w:space="0" w:color="000000"/>
+              <w:left w:val="single" w:sz="6" w:space="0" w:color="000000"/>
+              <w:right w:val="single" w:sz="6" w:space="0" w:color="000000"/>
+            </w:tcBorders>
+            <w:tcMar>
+              <w:top w:w="120" w:type="dxa"/>
+              <w:bottom w:w="120" w:type="dxa"/>
+              <w:left w:w="120" w:type="dxa"/>
+              <w:right w:w="120" w:type="dxa"/>
+            </w:tcMar>
+          </w:tcPr>
+          <w:p>
+            <w:pPr>
+              <w:jc w:val="left"/>
+              <w:spacing w:line="240" w:lineRule="auto" w:before="30" w:after="30"/>
+            </w:pPr>
+            <w:r>
+              <w:t>评测引擎</w:t>
+            </w:r>
+          </w:p>
+        </w:tc>
+        <w:tc>
+          <w:tcPr>
+            <w:tcW w:type="dxa" w:w="2880"/>
+            <w:vAlign w:val="center"/>
+            <w:tcBorders>
+              <w:top w:val="single" w:sz="6" w:space="0" w:color="000000"/>
+              <w:bottom w:val="single" w:sz="6" w:space="0" w:color="000000"/>
+              <w:left w:val="single" w:sz="6" w:space="0" w:color="000000"/>
+              <w:right w:val="single" w:sz="6" w:space="0" w:color="000000"/>
+            </w:tcBorders>
+            <w:tcMar>
+              <w:top w:w="120" w:type="dxa"/>
+              <w:bottom w:w="120" w:type="dxa"/>
+              <w:left w:w="120" w:type="dxa"/>
+              <w:right w:w="120" w:type="dxa"/>
+            </w:tcMar>
+          </w:tcPr>
+          <w:p>
+            <w:pPr>
+              <w:jc w:val="left"/>
+              <w:spacing w:line="240" w:lineRule="auto" w:before="30" w:after="30"/>
+            </w:pPr>
+            <w:r>
+              <w:t xml:space="preserve">1559 </w:t>
             </w:r>
             <w:r>
               <w:t xml:space="preserve"> </w:t>
             </w:r>
             <w:r>
-              <w:t>“</w:t>
+              <w:t>行</w:t>
+            </w:r>
+            <w:r>
+              <w:t xml:space="preserve"> </w:t>
+            </w:r>
+            <w:r>
+              <w:t xml:space="preserve"> + 99 </w:t>
+            </w:r>
+            <w:r>
+              <w:t xml:space="preserve"> </w:t>
+            </w:r>
+            <w:r>
+              <w:t>个测试，设计上不依赖</w:t>
+            </w:r>
+            <w:r>
+              <w:t xml:space="preserve"> </w:t>
+            </w:r>
+            <w:r>
+              <w:t xml:space="preserve"> GPU</w:t>
+            </w:r>
+          </w:p>
+        </w:tc>
+        <w:tc>
+          <w:tcPr>
+            <w:tcW w:type="dxa" w:w="2880"/>
+            <w:vAlign w:val="center"/>
+            <w:tcBorders>
+              <w:top w:val="single" w:sz="6" w:space="0" w:color="000000"/>
+              <w:bottom w:val="single" w:sz="6" w:space="0" w:color="000000"/>
+              <w:left w:val="single" w:sz="6" w:space="0" w:color="000000"/>
+              <w:right w:val="single" w:sz="6" w:space="0" w:color="000000"/>
+            </w:tcBorders>
+            <w:tcMar>
+              <w:top w:w="120" w:type="dxa"/>
+              <w:bottom w:w="120" w:type="dxa"/>
+              <w:left w:w="120" w:type="dxa"/>
+              <w:right w:w="120" w:type="dxa"/>
+            </w:tcMar>
+          </w:tcPr>
+          <w:p>
+            <w:pPr>
+              <w:jc w:val="left"/>
+              <w:spacing w:line="240" w:lineRule="auto" w:before="30" w:after="30"/>
+            </w:pPr>
+            <w:r>
+              <w:t xml:space="preserve">✅ </w:t>
+            </w:r>
+            <w:r>
+              <w:t xml:space="preserve"> </w:t>
+            </w:r>
+            <w:r>
+              <w:t>本机实测</w:t>
+            </w:r>
+          </w:p>
+        </w:tc>
+      </w:tr>
+      <w:tr>
+        <w:tc>
+          <w:tcPr>
+            <w:tcW w:type="dxa" w:w="2880"/>
+            <w:vAlign w:val="center"/>
+            <w:tcBorders>
+              <w:top w:val="single" w:sz="6" w:space="0" w:color="000000"/>
+              <w:bottom w:val="single" w:sz="6" w:space="0" w:color="000000"/>
+              <w:left w:val="single" w:sz="6" w:space="0" w:color="000000"/>
+              <w:right w:val="single" w:sz="6" w:space="0" w:color="000000"/>
+            </w:tcBorders>
+            <w:tcMar>
+              <w:top w:w="120" w:type="dxa"/>
+              <w:bottom w:w="120" w:type="dxa"/>
+              <w:left w:w="120" w:type="dxa"/>
+              <w:right w:w="120" w:type="dxa"/>
+            </w:tcMar>
+          </w:tcPr>
+          <w:p>
+            <w:pPr>
+              <w:jc w:val="left"/>
+              <w:spacing w:line="240" w:lineRule="auto" w:before="30" w:after="30"/>
+            </w:pPr>
+            <w:r>
+              <w:t>全链路验证</w:t>
+            </w:r>
+          </w:p>
+        </w:tc>
+        <w:tc>
+          <w:tcPr>
+            <w:tcW w:type="dxa" w:w="2880"/>
+            <w:vAlign w:val="center"/>
+            <w:tcBorders>
+              <w:top w:val="single" w:sz="6" w:space="0" w:color="000000"/>
+              <w:bottom w:val="single" w:sz="6" w:space="0" w:color="000000"/>
+              <w:left w:val="single" w:sz="6" w:space="0" w:color="000000"/>
+              <w:right w:val="single" w:sz="6" w:space="0" w:color="000000"/>
+            </w:tcBorders>
+            <w:tcMar>
+              <w:top w:w="120" w:type="dxa"/>
+              <w:bottom w:w="120" w:type="dxa"/>
+              <w:left w:w="120" w:type="dxa"/>
+              <w:right w:w="120" w:type="dxa"/>
+            </w:tcMar>
+          </w:tcPr>
+          <w:p>
+            <w:pPr>
+              <w:jc w:val="left"/>
+              <w:spacing w:line="240" w:lineRule="auto" w:before="30" w:after="30"/>
+            </w:pPr>
+            <w:r>
+              <w:t xml:space="preserve">16 </w:t>
+            </w:r>
+            <w:r>
+              <w:t xml:space="preserve"> </w:t>
+            </w:r>
+            <w:r>
+              <w:t>样本</w:t>
+            </w:r>
+            <w:r>
+              <w:t xml:space="preserve"> </w:t>
+            </w:r>
+            <w:r>
+              <w:t xml:space="preserve"> × 7 </w:t>
+            </w:r>
+            <w:r>
+              <w:t xml:space="preserve"> </w:t>
+            </w:r>
+            <w:r>
+              <w:t>指标跑通、</w:t>
+            </w:r>
+            <w:r>
+              <w:t xml:space="preserve"> </w:t>
+            </w:r>
+            <w:r>
+              <w:t xml:space="preserve">0 </w:t>
+            </w:r>
+            <w:r>
+              <w:t xml:space="preserve"> </w:t>
+            </w:r>
+            <w:r>
+              <w:t>失败（</w:t>
             </w:r>
             <w:r>
               <w:t xml:space="preserve"> </w:t>
@@ -4603,43 +5630,138 @@
               <w:rPr>
                 <w:b/>
               </w:rPr>
-              <w:t>系统集成创新 + 研究训练</w:t>
+              <w:t>注：该结果用于验证链路，不作为研究数据</w:t>
+            </w:r>
+            <w:r>
+              <w:t xml:space="preserve"> ）</w:t>
+            </w:r>
+          </w:p>
+        </w:tc>
+        <w:tc>
+          <w:tcPr>
+            <w:tcW w:type="dxa" w:w="2880"/>
+            <w:vAlign w:val="center"/>
+            <w:tcBorders>
+              <w:top w:val="single" w:sz="6" w:space="0" w:color="000000"/>
+              <w:bottom w:val="single" w:sz="6" w:space="0" w:color="000000"/>
+              <w:left w:val="single" w:sz="6" w:space="0" w:color="000000"/>
+              <w:right w:val="single" w:sz="6" w:space="0" w:color="000000"/>
+            </w:tcBorders>
+            <w:tcMar>
+              <w:top w:w="120" w:type="dxa"/>
+              <w:bottom w:w="120" w:type="dxa"/>
+              <w:left w:w="120" w:type="dxa"/>
+              <w:right w:w="120" w:type="dxa"/>
+            </w:tcMar>
+          </w:tcPr>
+          <w:p>
+            <w:pPr>
+              <w:jc w:val="left"/>
+              <w:spacing w:line="240" w:lineRule="auto" w:before="30" w:after="30"/>
+            </w:pPr>
+            <w:r>
+              <w:t xml:space="preserve">⚠️ </w:t>
             </w:r>
             <w:r>
               <w:t xml:space="preserve"> </w:t>
             </w:r>
             <w:r>
-              <w:t>”</w:t>
-            </w:r>
-            <w:r>
-              <w:t xml:space="preserve"> </w:t>
-            </w:r>
-            <w:r>
-              <w:t>，不追求模型层面的原创；</w:t>
-            </w:r>
-            <w:r>
-              <w:t xml:space="preserve"> </w:t>
-            </w:r>
-            <w:r>
-              <w:t xml:space="preserve">② </w:t>
-            </w:r>
-            <w:r>
-              <w:t xml:space="preserve"> </w:t>
-            </w:r>
-            <w:r>
-              <w:t>核心贡献放在</w:t>
-            </w:r>
-            <w:r>
-              <w:t xml:space="preserve"> </w:t>
+              <w:t>链路验证</w:t>
+            </w:r>
+          </w:p>
+        </w:tc>
+      </w:tr>
+      <w:tr>
+        <w:tc>
+          <w:tcPr>
+            <w:tcW w:type="dxa" w:w="2880"/>
+            <w:vAlign w:val="center"/>
+            <w:tcBorders>
+              <w:top w:val="single" w:sz="6" w:space="0" w:color="000000"/>
+              <w:bottom w:val="single" w:sz="6" w:space="0" w:color="000000"/>
+              <w:left w:val="single" w:sz="6" w:space="0" w:color="000000"/>
+              <w:right w:val="single" w:sz="6" w:space="0" w:color="000000"/>
+            </w:tcBorders>
+            <w:tcMar>
+              <w:top w:w="120" w:type="dxa"/>
+              <w:bottom w:w="120" w:type="dxa"/>
+              <w:left w:w="120" w:type="dxa"/>
+              <w:right w:w="120" w:type="dxa"/>
+            </w:tcMar>
+          </w:tcPr>
+          <w:p>
+            <w:pPr>
+              <w:jc w:val="left"/>
+              <w:spacing w:line="240" w:lineRule="auto" w:before="30" w:after="30"/>
+            </w:pPr>
+            <w:r>
+              <w:t>音频注入任意应用</w:t>
+            </w:r>
+          </w:p>
+        </w:tc>
+        <w:tc>
+          <w:tcPr>
+            <w:tcW w:type="dxa" w:w="2880"/>
+            <w:vAlign w:val="center"/>
+            <w:tcBorders>
+              <w:top w:val="single" w:sz="6" w:space="0" w:color="000000"/>
+              <w:bottom w:val="single" w:sz="6" w:space="0" w:color="000000"/>
+              <w:left w:val="single" w:sz="6" w:space="0" w:color="000000"/>
+              <w:right w:val="single" w:sz="6" w:space="0" w:color="000000"/>
+            </w:tcBorders>
+            <w:tcMar>
+              <w:top w:w="120" w:type="dxa"/>
+              <w:bottom w:w="120" w:type="dxa"/>
+              <w:left w:w="120" w:type="dxa"/>
+              <w:right w:w="120" w:type="dxa"/>
+            </w:tcMar>
+          </w:tcPr>
+          <w:p>
+            <w:pPr>
+              <w:jc w:val="left"/>
+              <w:spacing w:line="240" w:lineRule="auto" w:before="30" w:after="30"/>
+            </w:pPr>
+            <w:r>
+              <w:t xml:space="preserve">通过虚拟声卡路由， </w:t>
             </w:r>
             <w:r>
               <w:rPr>
                 <w:b/>
               </w:rPr>
-              <w:t>实验设计、测量数据的系统性、以及客观指标与听感的相关性结论</w:t>
-            </w:r>
-            <w:r>
-              <w:t xml:space="preserve"> 上</w:t>
+              <w:t>微信 / 游戏场景已验证</w:t>
+            </w:r>
+          </w:p>
+        </w:tc>
+        <w:tc>
+          <w:tcPr>
+            <w:tcW w:type="dxa" w:w="2880"/>
+            <w:vAlign w:val="center"/>
+            <w:tcBorders>
+              <w:top w:val="single" w:sz="6" w:space="0" w:color="000000"/>
+              <w:bottom w:val="single" w:sz="6" w:space="0" w:color="000000"/>
+              <w:left w:val="single" w:sz="6" w:space="0" w:color="000000"/>
+              <w:right w:val="single" w:sz="6" w:space="0" w:color="000000"/>
+            </w:tcBorders>
+            <w:tcMar>
+              <w:top w:w="120" w:type="dxa"/>
+              <w:bottom w:w="120" w:type="dxa"/>
+              <w:left w:w="120" w:type="dxa"/>
+              <w:right w:w="120" w:type="dxa"/>
+            </w:tcMar>
+          </w:tcPr>
+          <w:p>
+            <w:pPr>
+              <w:jc w:val="left"/>
+              <w:spacing w:line="240" w:lineRule="auto" w:before="30" w:after="30"/>
+            </w:pPr>
+            <w:r>
+              <w:t xml:space="preserve">✅ </w:t>
+            </w:r>
+            <w:r>
+              <w:t xml:space="preserve"> </w:t>
+            </w:r>
+            <w:r>
+              <w:t>本机实测</w:t>
             </w:r>
           </w:p>
         </w:tc>
@@ -4650,30 +5772,253 @@
     </w:p>
     <w:p>
       <w:pPr>
-        <w:pBdr>
-          <w:bottom w:val="single" w:sz="6" w:space="1" w:color="auto"/>
-        </w:pBdr>
+        <w:spacing w:before="0" w:after="120"/>
+        <w:ind w:firstLine="480"/>
+        <w:jc w:val="both"/>
       </w:pPr>
+      <w:r>
+        <w:rPr>
+          <w:rFonts w:ascii="宋体" w:eastAsia="宋体" w:hAnsi="宋体" w:cs="宋体" w:hint="eastAsia"/>
+          <w:b/>
+          <w:lang w:eastAsia="zh-CN"/>
+        </w:rPr>
+        <w:t>（2）本项目拟达到的技术水平（目标）</w:t>
+      </w:r>
       <w:r/>
     </w:p>
     <w:p>
-      <w:bookmarkStart w:id="2" w:name="section-3"/>
       <w:pPr>
-        <w:pStyle w:val="Heading2"/>
-        <w:spacing w:before="450" w:after="150"/>
+        <w:pStyle w:val="ListBullet"/>
+        <w:spacing w:after="120"/>
+        <w:jc w:val="both"/>
+      </w:pPr>
+      <w:r>
+        <w:rPr>
+          <w:rFonts w:ascii="宋体" w:eastAsia="宋体" w:hAnsi="宋体" w:cs="宋体" w:hint="eastAsia"/>
+          <w:lang w:eastAsia="zh-CN"/>
+        </w:rPr>
+        <w:t>建成一套</w:t>
+      </w:r>
+      <w:r>
+        <w:rPr>
+          <w:rFonts w:ascii="宋体" w:eastAsia="宋体" w:hAnsi="宋体" w:cs="宋体" w:hint="eastAsia"/>
+          <w:b/>
+          <w:lang w:eastAsia="zh-CN"/>
+        </w:rPr>
+        <w:t>可复现的评测流水线</w:t>
+      </w:r>
+      <w:r>
+        <w:rPr>
+          <w:rFonts w:ascii="宋体" w:eastAsia="宋体" w:hAnsi="宋体" w:cs="宋体" w:hint="eastAsia"/>
+          <w:lang w:eastAsia="zh-CN"/>
+        </w:rPr>
+        <w:t>：给定说话人与参考音时长，自动输出</w:t>
+      </w:r>
+      <w:r>
+        <w:t xml:space="preserve"> 7 </w:t>
+      </w:r>
+      <w:r>
+        <w:rPr>
+          <w:rFonts w:ascii="宋体" w:eastAsia="宋体" w:hAnsi="宋体" w:cs="宋体" w:hint="eastAsia"/>
+          <w:lang w:eastAsia="zh-CN"/>
+        </w:rPr>
+        <w:t>类客观指标；</w:t>
+      </w:r>
+    </w:p>
+    <w:p>
+      <w:pPr>
+        <w:pStyle w:val="ListBullet"/>
+        <w:spacing w:after="120"/>
+        <w:jc w:val="both"/>
+      </w:pPr>
+      <w:r>
+        <w:rPr>
+          <w:rFonts w:ascii="宋体" w:eastAsia="宋体" w:hAnsi="宋体" w:cs="宋体" w:hint="eastAsia"/>
+          <w:lang w:eastAsia="zh-CN"/>
+        </w:rPr>
+        <w:t xml:space="preserve">完成 </w:t>
+      </w:r>
+      <w:r>
+        <w:rPr>
+          <w:rFonts w:ascii="宋体" w:eastAsia="宋体" w:hAnsi="宋体" w:cs="宋体" w:hint="eastAsia"/>
+          <w:b/>
+          <w:lang w:eastAsia="zh-CN"/>
+        </w:rPr>
+        <w:t>12 名被试 × 4 档参考音 × 4 种文本条件 = 192 个样本</w:t>
+      </w:r>
+      <w:r>
+        <w:rPr>
+          <w:rFonts w:ascii="宋体" w:eastAsia="宋体" w:hAnsi="宋体" w:cs="宋体" w:hint="eastAsia"/>
+          <w:lang w:eastAsia="zh-CN"/>
+        </w:rPr>
+        <w:t>的客观评测；</w:t>
+      </w:r>
+    </w:p>
+    <w:p>
+      <w:pPr>
+        <w:pStyle w:val="ListBullet"/>
+        <w:spacing w:after="120"/>
+        <w:jc w:val="both"/>
+      </w:pPr>
+      <w:r>
+        <w:rPr>
+          <w:rFonts w:ascii="宋体" w:eastAsia="宋体" w:hAnsi="宋体" w:cs="宋体" w:hint="eastAsia"/>
+          <w:lang w:eastAsia="zh-CN"/>
+        </w:rPr>
+        <w:t xml:space="preserve">完成 </w:t>
+      </w:r>
+      <w:r>
+        <w:rPr>
+          <w:rFonts w:ascii="宋体" w:eastAsia="宋体" w:hAnsi="宋体" w:cs="宋体" w:hint="eastAsia"/>
+          <w:b/>
+          <w:lang w:eastAsia="zh-CN"/>
+        </w:rPr>
+        <w:t>24 名听测被试</w:t>
+      </w:r>
+      <w:r>
+        <w:rPr>
+          <w:rFonts w:ascii="宋体" w:eastAsia="宋体" w:hAnsi="宋体" w:cs="宋体" w:hint="eastAsia"/>
+          <w:lang w:eastAsia="zh-CN"/>
+        </w:rPr>
+        <w:t>的</w:t>
+      </w:r>
+      <w:r>
+        <w:t xml:space="preserve"> MOS / ABX </w:t>
+      </w:r>
+      <w:r>
+        <w:rPr>
+          <w:rFonts w:ascii="宋体" w:eastAsia="宋体" w:hAnsi="宋体" w:cs="宋体" w:hint="eastAsia"/>
+          <w:lang w:eastAsia="zh-CN"/>
+        </w:rPr>
+        <w:t>主观评测，并给出客观</w:t>
+      </w:r>
+      <w:r>
+        <w:t>—</w:t>
+      </w:r>
+      <w:r>
+        <w:rPr>
+          <w:rFonts w:ascii="宋体" w:eastAsia="宋体" w:hAnsi="宋体" w:cs="宋体" w:hint="eastAsia"/>
+          <w:lang w:eastAsia="zh-CN"/>
+        </w:rPr>
+        <w:t>主观相关性结论；</w:t>
+      </w:r>
+    </w:p>
+    <w:p>
+      <w:pPr>
+        <w:pStyle w:val="ListBullet"/>
+        <w:spacing w:after="120"/>
+        <w:jc w:val="both"/>
+      </w:pPr>
+      <w:r>
+        <w:rPr>
+          <w:rFonts w:ascii="宋体" w:eastAsia="宋体" w:hAnsi="宋体" w:cs="宋体" w:hint="eastAsia"/>
+          <w:lang w:eastAsia="zh-CN"/>
+        </w:rPr>
+        <w:t>产出一套</w:t>
+      </w:r>
+      <w:r>
+        <w:rPr>
+          <w:rFonts w:ascii="宋体" w:eastAsia="宋体" w:hAnsi="宋体" w:cs="宋体" w:hint="eastAsia"/>
+          <w:b/>
+          <w:lang w:eastAsia="zh-CN"/>
+        </w:rPr>
+        <w:t>自动质量门禁</w:t>
+      </w:r>
+      <w:r>
+        <w:rPr>
+          <w:rFonts w:ascii="宋体" w:eastAsia="宋体" w:hAnsi="宋体" w:cs="宋体" w:hint="eastAsia"/>
+          <w:lang w:eastAsia="zh-CN"/>
+        </w:rPr>
+        <w:t>规则，并报告其与人工判断的一致率。</w:t>
+      </w:r>
+      <w:r/>
+    </w:p>
+    <w:p>
+      <w:pPr>
+        <w:spacing w:before="110" w:after="110"/>
+        <w:ind w:firstLine="0"/>
         <w:pBdr>
-          <w:bottom w:val="single" w:sz="6" w:space="8" w:color="000000"/>
+          <w:left w:val="single" w:sz="48" w:space="0" w:color="000000"/>
         </w:pBdr>
+        <w:shd w:val="clear" w:color="auto" w:fill="F0F0F0"/>
       </w:pPr>
-      <w:bookmarkEnd w:id="2"/>
+      <w:r>
+        <w:rPr>
+          <w:rFonts w:ascii="宋体" w:eastAsia="宋体" w:hAnsi="宋体" w:cs="宋体" w:hint="eastAsia"/>
+          <w:b/>
+          <w:sz w:val="22"/>
+          <w:lang w:eastAsia="zh-CN"/>
+        </w:rPr>
+        <w:t>技术要求的两条硬边界</w:t>
+      </w:r>
+      <w:r>
+        <w:rPr>
+          <w:rFonts w:ascii="宋体" w:eastAsia="宋体" w:hAnsi="宋体" w:cs="宋体" w:hint="eastAsia"/>
+          <w:sz w:val="22"/>
+          <w:lang w:eastAsia="zh-CN"/>
+        </w:rPr>
+        <w:t>：</w:t>
+      </w:r>
+      <w:r>
+        <w:rPr>
+          <w:sz w:val="22"/>
+        </w:rPr>
+        <w:t xml:space="preserve"> ① </w:t>
+      </w:r>
+      <w:r>
+        <w:rPr>
+          <w:rFonts w:ascii="宋体" w:eastAsia="宋体" w:hAnsi="宋体" w:cs="宋体" w:hint="eastAsia"/>
+          <w:b/>
+          <w:sz w:val="22"/>
+          <w:lang w:eastAsia="zh-CN"/>
+        </w:rPr>
+        <w:t>所有语音数据全程在本地处理，不上传任何服务器</w:t>
+      </w:r>
+      <w:r>
+        <w:rPr>
+          <w:rFonts w:ascii="宋体" w:eastAsia="宋体" w:hAnsi="宋体" w:cs="宋体" w:hint="eastAsia"/>
+          <w:sz w:val="22"/>
+          <w:lang w:eastAsia="zh-CN"/>
+        </w:rPr>
+        <w:t>；</w:t>
+      </w:r>
+      <w:r>
+        <w:rPr>
+          <w:sz w:val="22"/>
+        </w:rPr>
+        <w:t xml:space="preserve"> ② </w:t>
+      </w:r>
+      <w:r>
+        <w:rPr>
+          <w:rFonts w:ascii="宋体" w:eastAsia="宋体" w:hAnsi="宋体" w:cs="宋体" w:hint="eastAsia"/>
+          <w:b/>
+          <w:sz w:val="22"/>
+          <w:lang w:eastAsia="zh-CN"/>
+        </w:rPr>
+        <w:t>评测流水线的指标计算不依赖 GPU</w:t>
+      </w:r>
+      <w:r>
+        <w:rPr>
+          <w:rFonts w:ascii="宋体" w:eastAsia="宋体" w:hAnsi="宋体" w:cs="宋体" w:hint="eastAsia"/>
+          <w:sz w:val="22"/>
+          <w:lang w:eastAsia="zh-CN"/>
+        </w:rPr>
+        <w:t>，保证结论可被第三方复现。</w:t>
+      </w:r>
+      <w:r/>
+    </w:p>
+    <w:p>
+      <w:pPr>
+        <w:pStyle w:val="Heading3"/>
+        <w:spacing w:before="420" w:after="140"/>
+      </w:pPr>
       <w:r>
         <w:rPr>
           <w:rFonts w:ascii="宋体" w:hAnsi="宋体" w:eastAsia="宋体" w:cs="宋体" w:hint="eastAsia"/>
-          <w:b/>
-          <w:sz w:val="30"/>
+          <w:sz w:val="28"/>
           <w:lang w:eastAsia="zh-CN"/>
         </w:rPr>
-        <w:t>二、目的意义、技术水平、基本思路、研究方案及路线、适用范围或推广前景</w:t>
+        <w:t>2.3 基本思路</w:t>
       </w:r>
       <w:r/>
     </w:p>
@@ -4686,39 +6031,10 @@
       <w:r>
         <w:rPr>
           <w:rFonts w:ascii="宋体" w:eastAsia="宋体" w:hAnsi="宋体" w:cs="宋体" w:hint="eastAsia"/>
-          <w:color w:val="000000"/>
+          <w:b/>
           <w:lang w:eastAsia="zh-CN"/>
         </w:rPr>
-        <w:t>本部分对应官方要求第</w:t>
-      </w:r>
-      <w:r>
-        <w:rPr>
-          <w:color w:val="000000"/>
-        </w:rPr>
-        <w:t xml:space="preserve"> 2 </w:t>
-      </w:r>
-      <w:r>
-        <w:rPr>
-          <w:rFonts w:ascii="宋体" w:eastAsia="宋体" w:hAnsi="宋体" w:cs="宋体" w:hint="eastAsia"/>
-          <w:color w:val="000000"/>
-          <w:lang w:eastAsia="zh-CN"/>
-        </w:rPr>
-        <w:t>项，依次说明目的与意义、技术水平、基本思路、研究方案与技术路线、适用范围与推广前景。</w:t>
-      </w:r>
-      <w:r/>
-    </w:p>
-    <w:p>
-      <w:pPr>
-        <w:pStyle w:val="Heading3"/>
-        <w:spacing w:before="420" w:after="140"/>
-      </w:pPr>
-      <w:r>
-        <w:rPr>
-          <w:rFonts w:ascii="宋体" w:hAnsi="宋体" w:eastAsia="宋体" w:cs="宋体" w:hint="eastAsia"/>
-          <w:sz w:val="28"/>
-          <w:lang w:eastAsia="zh-CN"/>
-        </w:rPr>
-        <w:t>2.1 目的意义</w:t>
+        <w:t>一句话思路：不发明新模型，而是把已有成熟模型工程化成可控实验平台，用它把“质量边界”这个尚未被系统回答的问题回答掉。</w:t>
       </w:r>
       <w:r/>
     </w:p>
@@ -4729,89 +6045,18 @@
         <w:jc w:val="both"/>
       </w:pPr>
       <w:r>
-        <w:rPr>
-          <w:rFonts w:ascii="宋体" w:eastAsia="宋体" w:hAnsi="宋体" w:cs="宋体" w:hint="eastAsia"/>
-          <w:b/>
+        <w:t>``</w:t>
+      </w:r>
+      <w:r>
+        <w:rPr>
+          <w:rFonts w:ascii="宋体" w:hAnsi="宋体" w:eastAsia="宋体" w:cs="宋体" w:hint="eastAsia"/>
+          <w:sz w:val="21"/>
           <w:lang w:eastAsia="zh-CN"/>
         </w:rPr>
-        <w:t>目的</w:t>
-      </w:r>
-      <w:r>
-        <w:rPr>
-          <w:rFonts w:ascii="宋体" w:eastAsia="宋体" w:hAnsi="宋体" w:cs="宋体" w:hint="eastAsia"/>
-          <w:lang w:eastAsia="zh-CN"/>
-        </w:rPr>
-        <w:t>：建立一套</w:t>
-      </w:r>
-      <w:r>
-        <w:rPr>
-          <w:rFonts w:ascii="宋体" w:eastAsia="宋体" w:hAnsi="宋体" w:cs="宋体" w:hint="eastAsia"/>
-          <w:b/>
-          <w:lang w:eastAsia="zh-CN"/>
-        </w:rPr>
-        <w:t>可复现的测量方法</w:t>
-      </w:r>
-      <w:r>
-        <w:rPr>
-          <w:rFonts w:ascii="宋体" w:eastAsia="宋体" w:hAnsi="宋体" w:cs="宋体" w:hint="eastAsia"/>
-          <w:lang w:eastAsia="zh-CN"/>
-        </w:rPr>
-        <w:t>，回答</w:t>
-      </w:r>
-      <w:r>
-        <w:t>“</w:t>
-      </w:r>
-      <w:r>
-        <w:rPr>
-          <w:rFonts w:ascii="宋体" w:eastAsia="宋体" w:hAnsi="宋体" w:cs="宋体" w:hint="eastAsia"/>
-          <w:lang w:eastAsia="zh-CN"/>
-        </w:rPr>
-        <w:t>本地离线、秒级参考音条件下的声音复现质量边界</w:t>
-      </w:r>
-      <w:r>
-        <w:t>”</w:t>
-      </w:r>
-      <w:r>
-        <w:rPr>
-          <w:rFonts w:ascii="宋体" w:eastAsia="宋体" w:hAnsi="宋体" w:cs="宋体" w:hint="eastAsia"/>
-          <w:lang w:eastAsia="zh-CN"/>
-        </w:rPr>
-        <w:t>这一问题，并据此给出</w:t>
-      </w:r>
-      <w:r>
-        <w:rPr>
-          <w:rFonts w:ascii="宋体" w:eastAsia="宋体" w:hAnsi="宋体" w:cs="宋体" w:hint="eastAsia"/>
-          <w:b/>
-          <w:lang w:eastAsia="zh-CN"/>
-        </w:rPr>
-        <w:t>面向普通用户的可操作结论</w:t>
-      </w:r>
-      <w:r>
-        <w:rPr>
-          <w:rFonts w:ascii="宋体" w:eastAsia="宋体" w:hAnsi="宋体" w:cs="宋体" w:hint="eastAsia"/>
-          <w:lang w:eastAsia="zh-CN"/>
-        </w:rPr>
-        <w:t>（</w:t>
-      </w:r>
-      <w:r>
-        <w:t>“</w:t>
-      </w:r>
-      <w:r>
-        <w:rPr>
-          <w:rFonts w:ascii="宋体" w:eastAsia="宋体" w:hAnsi="宋体" w:cs="宋体" w:hint="eastAsia"/>
-          <w:lang w:eastAsia="zh-CN"/>
-        </w:rPr>
-        <w:t>要保存自己的声音，最少录多久？</w:t>
-      </w:r>
-      <w:r>
-        <w:t>”</w:t>
-      </w:r>
-      <w:r>
-        <w:rPr>
-          <w:rFonts w:ascii="宋体" w:eastAsia="宋体" w:hAnsi="宋体" w:cs="宋体" w:hint="eastAsia"/>
-          <w:lang w:eastAsia="zh-CN"/>
-        </w:rPr>
-        <w:t>）。</w:t>
+        <w:t xml:space="preserve"> ① 已有成熟模型的表现已经够好（秒级参考音即可生成可懂语音） ↓ 那就不需要自己训模型 ② 问题于是变成：「到底给它多少参考音才够？」← 这才是缺系统答案的地方 ↓ 要回答它，必须排除混淆因素 ③ 必须控制变量：同一说话人、同一麦克风、同一房间，只改变参考音时长 ↓ 所以要做的是“测量平台 + 严格协议” ④ 而不是“更大的模型”或“更炫的界面” ↓ 测量结果要能直接回答用户的问题 ⑤ 输出一个诚实的答案：录多久就够；并把它固化为自动质量门禁 </w:t>
+      </w:r>
+      <w:r>
+        <w:t>``</w:t>
       </w:r>
       <w:r/>
     </w:p>
@@ -4827,41 +6072,38 @@
           <w:b/>
           <w:lang w:eastAsia="zh-CN"/>
         </w:rPr>
-        <w:t>意义</w:t>
+        <w:t>这个思路的价值在于</w:t>
       </w:r>
       <w:r>
         <w:rPr>
           <w:rFonts w:ascii="宋体" w:eastAsia="宋体" w:hAnsi="宋体" w:cs="宋体" w:hint="eastAsia"/>
           <w:lang w:eastAsia="zh-CN"/>
         </w:rPr>
-        <w:t>：</w:t>
-      </w:r>
-      <w:r/>
-    </w:p>
-    <w:p>
-      <w:pPr>
-        <w:pStyle w:val="ListNumber"/>
-        <w:numPr>
-          <w:ilvl w:val="0"/>
-          <w:numId w:val="11"/>
-        </w:numPr>
-        <w:spacing w:after="120"/>
-        <w:jc w:val="both"/>
-      </w:pPr>
+        <w:t>：把</w:t>
+      </w:r>
+      <w:r>
+        <w:t>“</w:t>
+      </w:r>
       <w:r>
         <w:rPr>
           <w:rFonts w:ascii="宋体" w:eastAsia="宋体" w:hAnsi="宋体" w:cs="宋体" w:hint="eastAsia"/>
           <w:b/>
           <w:lang w:eastAsia="zh-CN"/>
         </w:rPr>
-        <w:t>对职业用嗓人群</w:t>
+        <w:t>能不能用</w:t>
+      </w:r>
+      <w:r>
+        <w:t>”</w:t>
       </w:r>
       <w:r>
         <w:rPr>
           <w:rFonts w:ascii="宋体" w:eastAsia="宋体" w:hAnsi="宋体" w:cs="宋体" w:hint="eastAsia"/>
           <w:lang w:eastAsia="zh-CN"/>
         </w:rPr>
-        <w:t>：提供一个</w:t>
+        <w:t>这种凭感觉的问题，转化为</w:t>
+      </w:r>
+      <w:r>
+        <w:t>“</w:t>
       </w:r>
       <w:r>
         <w:rPr>
@@ -4869,90 +6111,32 @@
           <w:b/>
           <w:lang w:eastAsia="zh-CN"/>
         </w:rPr>
-        <w:t>不依赖网络、不依赖特定厂商设备</w:t>
+        <w:t>在什么条件下、以什么代价可用</w:t>
+      </w:r>
+      <w:r>
+        <w:t>”</w:t>
       </w:r>
       <w:r>
         <w:rPr>
           <w:rFonts w:ascii="宋体" w:eastAsia="宋体" w:hAnsi="宋体" w:cs="宋体" w:hint="eastAsia"/>
           <w:lang w:eastAsia="zh-CN"/>
         </w:rPr>
-        <w:t>的声音保存路径，降低</w:t>
-      </w:r>
-      <w:r>
-        <w:t>“</w:t>
-      </w:r>
-      <w:r>
-        <w:rPr>
-          <w:rFonts w:ascii="宋体" w:eastAsia="宋体" w:hAnsi="宋体" w:cs="宋体" w:hint="eastAsia"/>
-          <w:lang w:eastAsia="zh-CN"/>
-        </w:rPr>
-        <w:t>提前保存声音</w:t>
-      </w:r>
-      <w:r>
-        <w:t>”</w:t>
-      </w:r>
-      <w:r>
-        <w:rPr>
-          <w:rFonts w:ascii="宋体" w:eastAsia="宋体" w:hAnsi="宋体" w:cs="宋体" w:hint="eastAsia"/>
-          <w:lang w:eastAsia="zh-CN"/>
-        </w:rPr>
-        <w:t>的门槛。</w:t>
-      </w:r>
-    </w:p>
-    <w:p>
-      <w:pPr>
-        <w:pStyle w:val="ListNumber"/>
-        <w:numPr>
-          <w:ilvl w:val="0"/>
-          <w:numId w:val="11"/>
-        </w:numPr>
-        <w:spacing w:after="120"/>
-        <w:jc w:val="both"/>
-      </w:pPr>
+        <w:t>这种</w:t>
+      </w:r>
       <w:r>
         <w:rPr>
           <w:rFonts w:ascii="宋体" w:eastAsia="宋体" w:hAnsi="宋体" w:cs="宋体" w:hint="eastAsia"/>
           <w:b/>
           <w:lang w:eastAsia="zh-CN"/>
         </w:rPr>
-        <w:t>对研究方法</w:t>
+        <w:t>可以用数据回答</w:t>
       </w:r>
       <w:r>
         <w:rPr>
           <w:rFonts w:ascii="宋体" w:eastAsia="宋体" w:hAnsi="宋体" w:cs="宋体" w:hint="eastAsia"/>
           <w:lang w:eastAsia="zh-CN"/>
         </w:rPr>
-        <w:t>：补充</w:t>
-      </w:r>
-      <w:r>
-        <w:t>“</w:t>
-      </w:r>
-      <w:r>
-        <w:rPr>
-          <w:rFonts w:ascii="宋体" w:eastAsia="宋体" w:hAnsi="宋体" w:cs="宋体" w:hint="eastAsia"/>
-          <w:lang w:eastAsia="zh-CN"/>
-        </w:rPr>
-        <w:t>参考音时长</w:t>
-      </w:r>
-      <w:r>
-        <w:t xml:space="preserve"> → </w:t>
-      </w:r>
-      <w:r>
-        <w:rPr>
-          <w:rFonts w:ascii="宋体" w:eastAsia="宋体" w:hAnsi="宋体" w:cs="宋体" w:hint="eastAsia"/>
-          <w:lang w:eastAsia="zh-CN"/>
-        </w:rPr>
-        <w:t>复现质量</w:t>
-      </w:r>
-      <w:r>
-        <w:t>”</w:t>
-      </w:r>
-      <w:r>
-        <w:rPr>
-          <w:rFonts w:ascii="宋体" w:eastAsia="宋体" w:hAnsi="宋体" w:cs="宋体" w:hint="eastAsia"/>
-          <w:lang w:eastAsia="zh-CN"/>
-        </w:rPr>
-        <w:t>的</w:t>
+        <w:t>的问题。后者的结论是</w:t>
       </w:r>
       <w:r>
         <w:rPr>
@@ -4960,137 +6144,14 @@
           <w:b/>
           <w:lang w:eastAsia="zh-CN"/>
         </w:rPr>
-        <w:t>系统性、控制变量的实验数据</w:t>
+        <w:t>可复现、可验证、可被他人使用</w:t>
       </w:r>
       <w:r>
         <w:rPr>
           <w:rFonts w:ascii="宋体" w:eastAsia="宋体" w:hAnsi="宋体" w:cs="宋体" w:hint="eastAsia"/>
           <w:lang w:eastAsia="zh-CN"/>
         </w:rPr>
-        <w:t>，并对</w:t>
-      </w:r>
-      <w:r>
-        <w:t>“</w:t>
-      </w:r>
-      <w:r>
-        <w:rPr>
-          <w:rFonts w:ascii="宋体" w:eastAsia="宋体" w:hAnsi="宋体" w:cs="宋体" w:hint="eastAsia"/>
-          <w:lang w:eastAsia="zh-CN"/>
-        </w:rPr>
-        <w:t>客观指标能否替代人工听测</w:t>
-      </w:r>
-      <w:r>
-        <w:t>”</w:t>
-      </w:r>
-      <w:r>
-        <w:rPr>
-          <w:rFonts w:ascii="宋体" w:eastAsia="宋体" w:hAnsi="宋体" w:cs="宋体" w:hint="eastAsia"/>
-          <w:lang w:eastAsia="zh-CN"/>
-        </w:rPr>
-        <w:t>给出</w:t>
-      </w:r>
-      <w:r>
-        <w:rPr>
-          <w:rFonts w:ascii="宋体" w:eastAsia="宋体" w:hAnsi="宋体" w:cs="宋体" w:hint="eastAsia"/>
-          <w:b/>
-          <w:lang w:eastAsia="zh-CN"/>
-        </w:rPr>
-        <w:t>实证结论</w:t>
-      </w:r>
-      <w:r>
-        <w:t>——</w:t>
-      </w:r>
-      <w:r>
-        <w:rPr>
-          <w:rFonts w:ascii="宋体" w:eastAsia="宋体" w:hAnsi="宋体" w:cs="宋体" w:hint="eastAsia"/>
-          <w:lang w:eastAsia="zh-CN"/>
-        </w:rPr>
-        <w:t>后者对同类研究具有方法学参考价值。</w:t>
-      </w:r>
-    </w:p>
-    <w:p>
-      <w:pPr>
-        <w:pStyle w:val="ListNumber"/>
-        <w:numPr>
-          <w:ilvl w:val="0"/>
-          <w:numId w:val="11"/>
-        </w:numPr>
-        <w:spacing w:after="120"/>
-        <w:jc w:val="both"/>
-      </w:pPr>
-      <w:r>
-        <w:rPr>
-          <w:rFonts w:ascii="宋体" w:eastAsia="宋体" w:hAnsi="宋体" w:cs="宋体" w:hint="eastAsia"/>
-          <w:b/>
-          <w:lang w:eastAsia="zh-CN"/>
-        </w:rPr>
-        <w:t>对教学场景</w:t>
-      </w:r>
-      <w:r>
-        <w:rPr>
-          <w:rFonts w:ascii="宋体" w:eastAsia="宋体" w:hAnsi="宋体" w:cs="宋体" w:hint="eastAsia"/>
-          <w:lang w:eastAsia="zh-CN"/>
-        </w:rPr>
-        <w:t>：为微课配音、课程音频的</w:t>
-      </w:r>
-      <w:r>
-        <w:rPr>
-          <w:rFonts w:ascii="宋体" w:eastAsia="宋体" w:hAnsi="宋体" w:cs="宋体" w:hint="eastAsia"/>
-          <w:b/>
-          <w:lang w:eastAsia="zh-CN"/>
-        </w:rPr>
-        <w:t>本地化、离线化生产</w:t>
-      </w:r>
-      <w:r>
-        <w:rPr>
-          <w:rFonts w:ascii="宋体" w:eastAsia="宋体" w:hAnsi="宋体" w:cs="宋体" w:hint="eastAsia"/>
-          <w:lang w:eastAsia="zh-CN"/>
-        </w:rPr>
-        <w:t>提供一条技术路径。</w:t>
-      </w:r>
-    </w:p>
-    <w:p>
-      <w:pPr>
-        <w:pStyle w:val="ListNumber"/>
-        <w:numPr>
-          <w:ilvl w:val="0"/>
-          <w:numId w:val="11"/>
-        </w:numPr>
-        <w:spacing w:after="120"/>
-        <w:jc w:val="both"/>
-      </w:pPr>
-      <w:r>
-        <w:rPr>
-          <w:rFonts w:ascii="宋体" w:eastAsia="宋体" w:hAnsi="宋体" w:cs="宋体" w:hint="eastAsia"/>
-          <w:b/>
-          <w:lang w:eastAsia="zh-CN"/>
-        </w:rPr>
-        <w:t>对人才培养</w:t>
-      </w:r>
-      <w:r>
-        <w:rPr>
-          <w:rFonts w:ascii="宋体" w:eastAsia="宋体" w:hAnsi="宋体" w:cs="宋体" w:hint="eastAsia"/>
-          <w:lang w:eastAsia="zh-CN"/>
-        </w:rPr>
-        <w:t>：本项目是</w:t>
-      </w:r>
-      <w:r>
-        <w:rPr>
-          <w:rFonts w:ascii="宋体" w:eastAsia="宋体" w:hAnsi="宋体" w:cs="宋体" w:hint="eastAsia"/>
-          <w:b/>
-          <w:lang w:eastAsia="zh-CN"/>
-        </w:rPr>
-        <w:t>完整的研究训练</w:t>
-      </w:r>
-      <w:r>
-        <w:t>——</w:t>
-      </w:r>
-      <w:r>
-        <w:rPr>
-          <w:rFonts w:ascii="宋体" w:eastAsia="宋体" w:hAnsi="宋体" w:cs="宋体" w:hint="eastAsia"/>
-          <w:lang w:eastAsia="zh-CN"/>
-        </w:rPr>
-        <w:t>文献调研、实验设计、数据采集、统计分析、论文撰写，全链条由本科生承担。</w:t>
+        <w:t>的。</w:t>
       </w:r>
       <w:r/>
     </w:p>
@@ -5105,7 +6166,7 @@
           <w:sz w:val="28"/>
           <w:lang w:eastAsia="zh-CN"/>
         </w:rPr>
-        <w:t>2.2 技术水平</w:t>
+        <w:t>2.4 研究方案与技术路线</w:t>
       </w:r>
       <w:r/>
     </w:p>
@@ -5121,7 +6182,7 @@
           <w:b/>
           <w:lang w:eastAsia="zh-CN"/>
         </w:rPr>
-        <w:t>（1）前期积累已达到的技术水平（已实测）</w:t>
+        <w:t>（1）研究问题</w:t>
       </w:r>
       <w:r/>
     </w:p>
@@ -5165,7 +6226,7 @@
                 <w:rFonts w:ascii="黑体" w:hAnsi="黑体" w:eastAsia="黑体" w:hint="eastAsia"/>
                 <w:b/>
               </w:rPr>
-              <w:t>能力</w:t>
+              <w:t>编号</w:t>
             </w:r>
           </w:p>
         </w:tc>
@@ -5197,7 +6258,7 @@
                 <w:rFonts w:ascii="黑体" w:hAnsi="黑体" w:eastAsia="黑体" w:hint="eastAsia"/>
                 <w:b/>
               </w:rPr>
-              <w:t>现状</w:t>
+              <w:t>研究问题</w:t>
             </w:r>
           </w:p>
         </w:tc>
@@ -5229,7 +6290,7 @@
                 <w:rFonts w:ascii="黑体" w:hAnsi="黑体" w:eastAsia="黑体" w:hint="eastAsia"/>
                 <w:b/>
               </w:rPr>
-              <w:t>证据等级</w:t>
+              <w:t>类型</w:t>
             </w:r>
           </w:p>
         </w:tc>
@@ -5258,7 +6319,10 @@
               <w:spacing w:line="240" w:lineRule="auto" w:before="30" w:after="30"/>
             </w:pPr>
             <w:r>
-              <w:t>实时语音转换延迟</w:t>
+              <w:rPr>
+                <w:b/>
+              </w:rPr>
+              <w:t>RQ1（主）</w:t>
             </w:r>
           </w:p>
         </w:tc>
@@ -5285,31 +6349,31 @@
               <w:spacing w:line="240" w:lineRule="auto" w:before="30" w:after="30"/>
             </w:pPr>
             <w:r>
-              <w:t>消费级</w:t>
+              <w:t>参考音时长从</w:t>
             </w:r>
             <w:r>
               <w:t xml:space="preserve"> </w:t>
             </w:r>
             <w:r>
-              <w:t xml:space="preserve"> GPU</w:t>
+              <w:t xml:space="preserve"> 3s </w:t>
             </w:r>
             <w:r>
               <w:t xml:space="preserve"> </w:t>
             </w:r>
             <w:r>
-              <w:t>（</w:t>
+              <w:t>增加到</w:t>
             </w:r>
             <w:r>
               <w:t xml:space="preserve"> </w:t>
             </w:r>
             <w:r>
-              <w:t>RTX 5060 8GB</w:t>
+              <w:t xml:space="preserve"> 60s</w:t>
             </w:r>
             <w:r>
               <w:t xml:space="preserve"> </w:t>
             </w:r>
             <w:r>
-              <w:t>）上</w:t>
+              <w:t>，复现质量如何变化？</w:t>
             </w:r>
             <w:r>
               <w:t xml:space="preserve"> </w:t>
@@ -5318,7 +6382,7 @@
               <w:rPr>
                 <w:b/>
               </w:rPr>
-              <w:t>端到端 p50 ≈ 300 ms</w:t>
+              <w:t>收益在何处饱和？</w:t>
             </w:r>
           </w:p>
         </w:tc>
@@ -5345,13 +6409,7 @@
               <w:spacing w:line="240" w:lineRule="auto" w:before="30" w:after="30"/>
             </w:pPr>
             <w:r>
-              <w:t xml:space="preserve">✅ </w:t>
-            </w:r>
-            <w:r>
-              <w:t xml:space="preserve"> </w:t>
-            </w:r>
-            <w:r>
-              <w:t>本机实测</w:t>
+              <w:t>定量、主效应</w:t>
             </w:r>
           </w:p>
         </w:tc>
@@ -5380,7 +6438,10 @@
               <w:spacing w:line="240" w:lineRule="auto" w:before="30" w:after="30"/>
             </w:pPr>
             <w:r>
-              <w:t>小样本声音克隆</w:t>
+              <w:rPr>
+                <w:b/>
+              </w:rPr>
+              <w:t>RQ2</w:t>
             </w:r>
           </w:p>
         </w:tc>
@@ -5407,25 +6468,43 @@
               <w:spacing w:line="240" w:lineRule="auto" w:before="30" w:after="30"/>
             </w:pPr>
             <w:r>
-              <w:t xml:space="preserve">Qwen3-TTS </w:t>
+              <w:t>不同文本条件下（同文</w:t>
             </w:r>
             <w:r>
               <w:t xml:space="preserve"> </w:t>
             </w:r>
             <w:r>
-              <w:t>已跑通，</w:t>
+              <w:t xml:space="preserve"> / </w:t>
             </w:r>
             <w:r>
               <w:t xml:space="preserve"> </w:t>
             </w:r>
             <w:r>
-              <w:rPr>
-                <w:b/>
-              </w:rPr>
-              <w:t>秒级参考音</w:t>
-            </w:r>
-            <w:r>
-              <w:t xml:space="preserve"> 可生成语音</w:t>
+              <w:t>跨文</w:t>
+            </w:r>
+            <w:r>
+              <w:t xml:space="preserve"> </w:t>
+            </w:r>
+            <w:r>
+              <w:t xml:space="preserve"> / </w:t>
+            </w:r>
+            <w:r>
+              <w:t xml:space="preserve"> </w:t>
+            </w:r>
+            <w:r>
+              <w:t>跨情感</w:t>
+            </w:r>
+            <w:r>
+              <w:t xml:space="preserve"> </w:t>
+            </w:r>
+            <w:r>
+              <w:t xml:space="preserve"> / </w:t>
+            </w:r>
+            <w:r>
+              <w:t xml:space="preserve"> </w:t>
+            </w:r>
+            <w:r>
+              <w:t>长句），同一参考音的复现质量差异有多大？</w:t>
             </w:r>
           </w:p>
         </w:tc>
@@ -5452,13 +6531,7 @@
               <w:spacing w:line="240" w:lineRule="auto" w:before="30" w:after="30"/>
             </w:pPr>
             <w:r>
-              <w:t xml:space="preserve">✅ </w:t>
-            </w:r>
-            <w:r>
-              <w:t xml:space="preserve"> </w:t>
-            </w:r>
-            <w:r>
-              <w:t>本机实测</w:t>
+              <w:t>定量、交互效应</w:t>
             </w:r>
           </w:p>
         </w:tc>
@@ -5487,7 +6560,10 @@
               <w:spacing w:line="240" w:lineRule="auto" w:before="30" w:after="30"/>
             </w:pPr>
             <w:r>
-              <w:t>长文本语音合成</w:t>
+              <w:rPr>
+                <w:b/>
+              </w:rPr>
+              <w:t>RQ3</w:t>
             </w:r>
           </w:p>
         </w:tc>
@@ -5514,13 +6590,19 @@
               <w:spacing w:line="240" w:lineRule="auto" w:before="30" w:after="30"/>
             </w:pPr>
             <w:r>
-              <w:t xml:space="preserve">91 </w:t>
+              <w:t>客观指标与人工主观评分（</w:t>
             </w:r>
             <w:r>
               <w:t xml:space="preserve"> </w:t>
             </w:r>
             <w:r>
-              <w:t>句连续合成</w:t>
+              <w:t>MOS / ABX</w:t>
+            </w:r>
+            <w:r>
+              <w:t xml:space="preserve"> </w:t>
+            </w:r>
+            <w:r>
+              <w:t>）的相关性如何？</w:t>
             </w:r>
             <w:r>
               <w:t xml:space="preserve"> </w:t>
@@ -5529,19 +6611,7 @@
               <w:rPr>
                 <w:b/>
               </w:rPr>
-              <w:t>零失败</w:t>
-            </w:r>
-            <w:r>
-              <w:t xml:space="preserve"> </w:t>
-            </w:r>
-            <w:r>
-              <w:t>，实时率</w:t>
-            </w:r>
-            <w:r>
-              <w:t xml:space="preserve"> </w:t>
-            </w:r>
-            <w:r>
-              <w:t xml:space="preserve"> RTF 0.53</w:t>
+              <w:t>能否用客观指标替代人工听测做自动门禁？</w:t>
             </w:r>
           </w:p>
         </w:tc>
@@ -5568,13 +6638,103 @@
               <w:spacing w:line="240" w:lineRule="auto" w:before="30" w:after="30"/>
             </w:pPr>
             <w:r>
-              <w:t xml:space="preserve">✅ </w:t>
-            </w:r>
-            <w:r>
-              <w:t xml:space="preserve"> </w:t>
-            </w:r>
-            <w:r>
-              <w:t>本机实测</w:t>
+              <w:t>方法学（研究训练核心）</w:t>
+            </w:r>
+          </w:p>
+        </w:tc>
+      </w:tr>
+    </w:tbl>
+    <w:p>
+      <w:r/>
+    </w:p>
+    <w:p>
+      <w:pPr>
+        <w:spacing w:before="0" w:after="120"/>
+        <w:ind w:firstLine="480"/>
+        <w:jc w:val="both"/>
+      </w:pPr>
+      <w:r>
+        <w:rPr>
+          <w:rFonts w:ascii="宋体" w:eastAsia="宋体" w:hAnsi="宋体" w:cs="宋体" w:hint="eastAsia"/>
+          <w:b/>
+          <w:lang w:eastAsia="zh-CN"/>
+        </w:rPr>
+        <w:t>（2）实验设计</w:t>
+      </w:r>
+      <w:r/>
+    </w:p>
+    <w:tbl>
+      <w:tblPr>
+        <w:tblW w:type="pct" w:w="5000"/>
+        <w:tblLook w:firstColumn="1" w:firstRow="1" w:lastColumn="0" w:lastRow="0" w:noHBand="0" w:noVBand="1" w:val="04A0"/>
+        <w:tblLayout w:type="autofit"/>
+      </w:tblPr>
+      <w:tblGrid>
+        <w:gridCol w:w="4320"/>
+        <w:gridCol w:w="4320"/>
+      </w:tblGrid>
+      <w:tr>
+        <w:tc>
+          <w:tcPr>
+            <w:tcW w:type="dxa" w:w="4320"/>
+            <w:vAlign w:val="center"/>
+            <w:tcBorders>
+              <w:top w:val="single" w:sz="6" w:space="0" w:color="000000"/>
+              <w:bottom w:val="single" w:sz="6" w:space="0" w:color="000000"/>
+              <w:left w:val="single" w:sz="6" w:space="0" w:color="000000"/>
+              <w:right w:val="single" w:sz="6" w:space="0" w:color="000000"/>
+            </w:tcBorders>
+            <w:shd w:val="clear" w:color="auto" w:fill="F0F0F0"/>
+            <w:tcMar>
+              <w:top w:w="120" w:type="dxa"/>
+              <w:bottom w:w="120" w:type="dxa"/>
+              <w:left w:w="120" w:type="dxa"/>
+              <w:right w:w="120" w:type="dxa"/>
+            </w:tcMar>
+          </w:tcPr>
+          <w:p>
+            <w:pPr>
+              <w:jc w:val="center"/>
+              <w:spacing w:line="240" w:lineRule="auto" w:before="30" w:after="30"/>
+            </w:pPr>
+            <w:r>
+              <w:rPr>
+                <w:rFonts w:ascii="黑体" w:hAnsi="黑体" w:eastAsia="黑体" w:hint="eastAsia"/>
+                <w:b/>
+              </w:rPr>
+              <w:t>维度</w:t>
+            </w:r>
+          </w:p>
+        </w:tc>
+        <w:tc>
+          <w:tcPr>
+            <w:tcW w:type="dxa" w:w="4320"/>
+            <w:vAlign w:val="center"/>
+            <w:tcBorders>
+              <w:top w:val="single" w:sz="6" w:space="0" w:color="000000"/>
+              <w:bottom w:val="single" w:sz="6" w:space="0" w:color="000000"/>
+              <w:left w:val="single" w:sz="6" w:space="0" w:color="000000"/>
+              <w:right w:val="single" w:sz="6" w:space="0" w:color="000000"/>
+            </w:tcBorders>
+            <w:shd w:val="clear" w:color="auto" w:fill="F0F0F0"/>
+            <w:tcMar>
+              <w:top w:w="120" w:type="dxa"/>
+              <w:bottom w:w="120" w:type="dxa"/>
+              <w:left w:w="120" w:type="dxa"/>
+              <w:right w:w="120" w:type="dxa"/>
+            </w:tcMar>
+          </w:tcPr>
+          <w:p>
+            <w:pPr>
+              <w:jc w:val="center"/>
+              <w:spacing w:line="240" w:lineRule="auto" w:before="30" w:after="30"/>
+            </w:pPr>
+            <w:r>
+              <w:rPr>
+                <w:rFonts w:ascii="黑体" w:hAnsi="黑体" w:eastAsia="黑体" w:hint="eastAsia"/>
+                <w:b/>
+              </w:rPr>
+              <w:t>设定</w:t>
             </w:r>
           </w:p>
         </w:tc>
@@ -5582,7 +6742,7 @@
       <w:tr>
         <w:tc>
           <w:tcPr>
-            <w:tcW w:type="dxa" w:w="2880"/>
+            <w:tcW w:type="dxa" w:w="4320"/>
             <w:vAlign w:val="center"/>
             <w:tcBorders>
               <w:top w:val="single" w:sz="6" w:space="0" w:color="000000"/>
@@ -5603,13 +6763,16 @@
               <w:spacing w:line="240" w:lineRule="auto" w:before="30" w:after="30"/>
             </w:pPr>
             <w:r>
-              <w:t>系统规模</w:t>
+              <w:rPr>
+                <w:b/>
+              </w:rPr>
+              <w:t>被试（说话人）</w:t>
             </w:r>
           </w:p>
         </w:tc>
         <w:tc>
           <w:tcPr>
-            <w:tcW w:type="dxa" w:w="2880"/>
+            <w:tcW w:type="dxa" w:w="4320"/>
             <w:vAlign w:val="center"/>
             <w:tcBorders>
               <w:top w:val="single" w:sz="6" w:space="0" w:color="000000"/>
@@ -5630,73 +6793,36 @@
               <w:spacing w:line="240" w:lineRule="auto" w:before="30" w:after="30"/>
             </w:pPr>
             <w:r>
-              <w:t>后端</w:t>
+              <w:rPr>
+                <w:b/>
+              </w:rPr>
+              <w:t>N = 12</w:t>
             </w:r>
             <w:r>
               <w:t xml:space="preserve"> </w:t>
             </w:r>
             <w:r>
-              <w:t xml:space="preserve"> 37,872 </w:t>
+              <w:t>（师范生，男女各半），安静房间</w:t>
             </w:r>
             <w:r>
               <w:t xml:space="preserve"> </w:t>
             </w:r>
             <w:r>
-              <w:t>行</w:t>
+              <w:t xml:space="preserve"> + </w:t>
             </w:r>
             <w:r>
               <w:t xml:space="preserve"> </w:t>
             </w:r>
             <w:r>
-              <w:t xml:space="preserve"> / </w:t>
-            </w:r>
-            <w:r>
-              <w:t xml:space="preserve"> </w:t>
-            </w:r>
-            <w:r>
-              <w:t>前端</w:t>
-            </w:r>
-            <w:r>
-              <w:t xml:space="preserve"> </w:t>
-            </w:r>
-            <w:r>
-              <w:t xml:space="preserve"> 40,169 </w:t>
-            </w:r>
-            <w:r>
-              <w:t xml:space="preserve"> </w:t>
-            </w:r>
-            <w:r>
-              <w:t>行</w:t>
-            </w:r>
-            <w:r>
-              <w:t xml:space="preserve"> </w:t>
-            </w:r>
-            <w:r>
-              <w:t xml:space="preserve"> / 27 </w:t>
-            </w:r>
-            <w:r>
-              <w:t xml:space="preserve"> </w:t>
-            </w:r>
-            <w:r>
-              <w:t>插件</w:t>
-            </w:r>
-            <w:r>
-              <w:t xml:space="preserve"> </w:t>
-            </w:r>
-            <w:r>
-              <w:t xml:space="preserve"> / 2,847 </w:t>
-            </w:r>
-            <w:r>
-              <w:t xml:space="preserve"> </w:t>
-            </w:r>
-            <w:r>
-              <w:t>测试</w:t>
+              <w:t>统一麦克风</w:t>
             </w:r>
           </w:p>
         </w:tc>
+      </w:tr>
+      <w:tr>
         <w:tc>
           <w:tcPr>
-            <w:tcW w:type="dxa" w:w="2880"/>
+            <w:tcW w:type="dxa" w:w="4320"/>
             <w:vAlign w:val="center"/>
             <w:tcBorders>
               <w:top w:val="single" w:sz="6" w:space="0" w:color="000000"/>
@@ -5717,21 +6843,16 @@
               <w:spacing w:line="240" w:lineRule="auto" w:before="30" w:after="30"/>
             </w:pPr>
             <w:r>
-              <w:t xml:space="preserve">✅ </w:t>
-            </w:r>
-            <w:r>
-              <w:t xml:space="preserve"> </w:t>
-            </w:r>
-            <w:r>
-              <w:t>本机实测</w:t>
+              <w:rPr>
+                <w:b/>
+              </w:rPr>
+              <w:t>自变量：参考音时长</w:t>
             </w:r>
           </w:p>
         </w:tc>
-      </w:tr>
-      <w:tr>
         <w:tc>
           <w:tcPr>
-            <w:tcW w:type="dxa" w:w="2880"/>
+            <w:tcW w:type="dxa" w:w="4320"/>
             <w:vAlign w:val="center"/>
             <w:tcBorders>
               <w:top w:val="single" w:sz="6" w:space="0" w:color="000000"/>
@@ -5752,13 +6873,30 @@
               <w:spacing w:line="240" w:lineRule="auto" w:before="30" w:after="30"/>
             </w:pPr>
             <w:r>
-              <w:t>客观指标栈</w:t>
+              <w:rPr>
+                <w:b/>
+              </w:rPr>
+              <w:t>3s / 10s / 30s / 60s</w:t>
+            </w:r>
+            <w:r>
+              <w:t xml:space="preserve"> —— ★ </w:t>
+            </w:r>
+            <w:r>
+              <w:rPr>
+                <w:b/>
+              </w:rPr>
+              <w:t>同一批录音按前缀截取</w:t>
+            </w:r>
+            <w:r>
+              <w:t xml:space="preserve"> ，保证说话人、麦克风、房间完全一致</w:t>
             </w:r>
           </w:p>
         </w:tc>
+      </w:tr>
+      <w:tr>
         <w:tc>
           <w:tcPr>
-            <w:tcW w:type="dxa" w:w="2880"/>
+            <w:tcW w:type="dxa" w:w="4320"/>
             <w:vAlign w:val="center"/>
             <w:tcBorders>
               <w:top w:val="single" w:sz="6" w:space="0" w:color="000000"/>
@@ -5779,58 +6917,16 @@
               <w:spacing w:line="240" w:lineRule="auto" w:before="30" w:after="30"/>
             </w:pPr>
             <w:r>
-              <w:t>HNR</w:t>
-            </w:r>
-            <w:r>
-              <w:t xml:space="preserve"> </w:t>
-            </w:r>
-            <w:r>
-              <w:t>、</w:t>
-            </w:r>
-            <w:r>
-              <w:t xml:space="preserve"> </w:t>
-            </w:r>
-            <w:r>
-              <w:t>H1-H2</w:t>
-            </w:r>
-            <w:r>
-              <w:t xml:space="preserve"> </w:t>
-            </w:r>
-            <w:r>
-              <w:t>、谱倾斜、</w:t>
-            </w:r>
-            <w:r>
-              <w:t xml:space="preserve"> </w:t>
-            </w:r>
-            <w:r>
-              <w:t>jitter</w:t>
-            </w:r>
-            <w:r>
-              <w:t xml:space="preserve"> </w:t>
-            </w:r>
-            <w:r>
-              <w:t>、</w:t>
-            </w:r>
-            <w:r>
-              <w:t xml:space="preserve"> </w:t>
-            </w:r>
-            <w:r>
-              <w:t xml:space="preserve">shimmer </w:t>
-            </w:r>
-            <w:r>
-              <w:t xml:space="preserve"> </w:t>
-            </w:r>
-            <w:r>
               <w:rPr>
                 <w:b/>
               </w:rPr>
-              <w:t>已实现并可批量运行</w:t>
+              <w:t>条件：复现文本</w:t>
             </w:r>
           </w:p>
         </w:tc>
         <w:tc>
           <w:tcPr>
-            <w:tcW w:type="dxa" w:w="2880"/>
+            <w:tcW w:type="dxa" w:w="4320"/>
             <w:vAlign w:val="center"/>
             <w:tcBorders>
               <w:top w:val="single" w:sz="6" w:space="0" w:color="000000"/>
@@ -5851,13 +6947,85 @@
               <w:spacing w:line="240" w:lineRule="auto" w:before="30" w:after="30"/>
             </w:pPr>
             <w:r>
-              <w:t xml:space="preserve">✅ </w:t>
+              <w:t xml:space="preserve">① </w:t>
             </w:r>
             <w:r>
               <w:t xml:space="preserve"> </w:t>
             </w:r>
             <w:r>
-              <w:t>本机实测</w:t>
+              <w:t xml:space="preserve">同文　</w:t>
+            </w:r>
+            <w:r>
+              <w:t xml:space="preserve"> </w:t>
+            </w:r>
+            <w:r>
+              <w:t xml:space="preserve">② </w:t>
+            </w:r>
+            <w:r>
+              <w:t xml:space="preserve"> </w:t>
+            </w:r>
+            <w:r>
+              <w:t xml:space="preserve">跨文（日常句）　</w:t>
+            </w:r>
+            <w:r>
+              <w:t xml:space="preserve"> </w:t>
+            </w:r>
+            <w:r>
+              <w:t xml:space="preserve">③ </w:t>
+            </w:r>
+            <w:r>
+              <w:t xml:space="preserve"> </w:t>
+            </w:r>
+            <w:r>
+              <w:t>跨情感（高兴</w:t>
+            </w:r>
+            <w:r>
+              <w:t xml:space="preserve"> </w:t>
+            </w:r>
+            <w:r>
+              <w:t xml:space="preserve"> / </w:t>
+            </w:r>
+            <w:r>
+              <w:t xml:space="preserve"> </w:t>
+            </w:r>
+            <w:r>
+              <w:t>生气</w:t>
+            </w:r>
+            <w:r>
+              <w:t xml:space="preserve"> </w:t>
+            </w:r>
+            <w:r>
+              <w:t xml:space="preserve"> / </w:t>
+            </w:r>
+            <w:r>
+              <w:t xml:space="preserve"> </w:t>
+            </w:r>
+            <w:r>
+              <w:t xml:space="preserve">悲伤）　</w:t>
+            </w:r>
+            <w:r>
+              <w:t xml:space="preserve"> </w:t>
+            </w:r>
+            <w:r>
+              <w:t xml:space="preserve">④ </w:t>
+            </w:r>
+            <w:r>
+              <w:t xml:space="preserve"> </w:t>
+            </w:r>
+            <w:r>
+              <w:t>长句（</w:t>
+            </w:r>
+            <w:r>
+              <w:t xml:space="preserve"> </w:t>
+            </w:r>
+            <w:r>
+              <w:t xml:space="preserve">&gt; 30 </w:t>
+            </w:r>
+            <w:r>
+              <w:t xml:space="preserve"> </w:t>
+            </w:r>
+            <w:r>
+              <w:t>字）</w:t>
             </w:r>
           </w:p>
         </w:tc>
@@ -5865,7 +7033,7 @@
       <w:tr>
         <w:tc>
           <w:tcPr>
-            <w:tcW w:type="dxa" w:w="2880"/>
+            <w:tcW w:type="dxa" w:w="4320"/>
             <w:vAlign w:val="center"/>
             <w:tcBorders>
               <w:top w:val="single" w:sz="6" w:space="0" w:color="000000"/>
@@ -5886,13 +7054,16 @@
               <w:spacing w:line="240" w:lineRule="auto" w:before="30" w:after="30"/>
             </w:pPr>
             <w:r>
-              <w:t>评测引擎</w:t>
+              <w:rPr>
+                <w:b/>
+              </w:rPr>
+              <w:t>客观指标</w:t>
             </w:r>
           </w:p>
         </w:tc>
         <w:tc>
           <w:tcPr>
-            <w:tcW w:type="dxa" w:w="2880"/>
+            <w:tcW w:type="dxa" w:w="4320"/>
             <w:vAlign w:val="center"/>
             <w:tcBorders>
               <w:top w:val="single" w:sz="6" w:space="0" w:color="000000"/>
@@ -5913,37 +7084,75 @@
               <w:spacing w:line="240" w:lineRule="auto" w:before="30" w:after="30"/>
             </w:pPr>
             <w:r>
-              <w:t xml:space="preserve">1559 </w:t>
+              <w:t>相似度（声纹余弦）、自然度（</w:t>
             </w:r>
             <w:r>
               <w:t xml:space="preserve"> </w:t>
             </w:r>
             <w:r>
-              <w:t>行</w:t>
+              <w:t>HNR</w:t>
             </w:r>
             <w:r>
               <w:t xml:space="preserve"> </w:t>
             </w:r>
             <w:r>
-              <w:t xml:space="preserve"> + 99 </w:t>
+              <w:t>）、发声健康（</w:t>
             </w:r>
             <w:r>
               <w:t xml:space="preserve"> </w:t>
             </w:r>
             <w:r>
-              <w:t>个测试，设计上不依赖</w:t>
+              <w:t>H1-H2</w:t>
             </w:r>
             <w:r>
               <w:t xml:space="preserve"> </w:t>
             </w:r>
             <w:r>
-              <w:t xml:space="preserve"> GPU</w:t>
+              <w:t>、谱倾斜）、稳定性（</w:t>
+            </w:r>
+            <w:r>
+              <w:t xml:space="preserve"> </w:t>
+            </w:r>
+            <w:r>
+              <w:t>jitter / shimmer</w:t>
+            </w:r>
+            <w:r>
+              <w:t xml:space="preserve"> </w:t>
+            </w:r>
+            <w:r>
+              <w:t>）、可懂度（</w:t>
+            </w:r>
+            <w:r>
+              <w:t xml:space="preserve"> </w:t>
+            </w:r>
+            <w:r>
+              <w:t xml:space="preserve">ASR </w:t>
+            </w:r>
+            <w:r>
+              <w:t xml:space="preserve"> </w:t>
+            </w:r>
+            <w:r>
+              <w:t>回译</w:t>
+            </w:r>
+            <w:r>
+              <w:t xml:space="preserve"> </w:t>
+            </w:r>
+            <w:r>
+              <w:t xml:space="preserve"> WER</w:t>
+            </w:r>
+            <w:r>
+              <w:t xml:space="preserve"> </w:t>
+            </w:r>
+            <w:r>
+              <w:t>）</w:t>
             </w:r>
           </w:p>
         </w:tc>
+      </w:tr>
+      <w:tr>
         <w:tc>
           <w:tcPr>
-            <w:tcW w:type="dxa" w:w="2880"/>
+            <w:tcW w:type="dxa" w:w="4320"/>
             <w:vAlign w:val="center"/>
             <w:tcBorders>
               <w:top w:val="single" w:sz="6" w:space="0" w:color="000000"/>
@@ -5964,21 +7173,16 @@
               <w:spacing w:line="240" w:lineRule="auto" w:before="30" w:after="30"/>
             </w:pPr>
             <w:r>
-              <w:t xml:space="preserve">✅ </w:t>
-            </w:r>
-            <w:r>
-              <w:t xml:space="preserve"> </w:t>
-            </w:r>
-            <w:r>
-              <w:t>本机实测</w:t>
+              <w:rPr>
+                <w:b/>
+              </w:rPr>
+              <w:t>主观评测</w:t>
             </w:r>
           </w:p>
         </w:tc>
-      </w:tr>
-      <w:tr>
         <w:tc>
           <w:tcPr>
-            <w:tcW w:type="dxa" w:w="2880"/>
+            <w:tcW w:type="dxa" w:w="4320"/>
             <w:vAlign w:val="center"/>
             <w:tcBorders>
               <w:top w:val="single" w:sz="6" w:space="0" w:color="000000"/>
@@ -5999,13 +7203,54 @@
               <w:spacing w:line="240" w:lineRule="auto" w:before="30" w:after="30"/>
             </w:pPr>
             <w:r>
-              <w:t>全链路验证</w:t>
+              <w:t xml:space="preserve">MOS </w:t>
+            </w:r>
+            <w:r>
+              <w:t xml:space="preserve"> </w:t>
+            </w:r>
+            <w:r>
+              <w:t>自然度（</w:t>
+            </w:r>
+            <w:r>
+              <w:t xml:space="preserve"> </w:t>
+            </w:r>
+            <w:r>
+              <w:t xml:space="preserve">5 </w:t>
+            </w:r>
+            <w:r>
+              <w:t xml:space="preserve"> </w:t>
+            </w:r>
+            <w:r>
+              <w:t>分制）</w:t>
+            </w:r>
+            <w:r>
+              <w:t xml:space="preserve"> </w:t>
+            </w:r>
+            <w:r>
+              <w:t xml:space="preserve">+ ABX </w:t>
+            </w:r>
+            <w:r>
+              <w:t xml:space="preserve"> </w:t>
+            </w:r>
+            <w:r>
+              <w:t>相似度；</w:t>
+            </w:r>
+            <w:r>
+              <w:t xml:space="preserve"> </w:t>
+            </w:r>
+            <w:r>
+              <w:rPr>
+                <w:b/>
+              </w:rPr>
+              <w:t>盲听、随机化、不显示条件</w:t>
             </w:r>
           </w:p>
         </w:tc>
+      </w:tr>
+      <w:tr>
         <w:tc>
           <w:tcPr>
-            <w:tcW w:type="dxa" w:w="2880"/>
+            <w:tcW w:type="dxa" w:w="4320"/>
             <w:vAlign w:val="center"/>
             <w:tcBorders>
               <w:top w:val="single" w:sz="6" w:space="0" w:color="000000"/>
@@ -6026,55 +7271,16 @@
               <w:spacing w:line="240" w:lineRule="auto" w:before="30" w:after="30"/>
             </w:pPr>
             <w:r>
-              <w:t xml:space="preserve">16 </w:t>
-            </w:r>
-            <w:r>
-              <w:t xml:space="preserve"> </w:t>
-            </w:r>
-            <w:r>
-              <w:t>样本</w:t>
-            </w:r>
-            <w:r>
-              <w:t xml:space="preserve"> </w:t>
-            </w:r>
-            <w:r>
-              <w:t xml:space="preserve"> × 7 </w:t>
-            </w:r>
-            <w:r>
-              <w:t xml:space="preserve"> </w:t>
-            </w:r>
-            <w:r>
-              <w:t>指标跑通、</w:t>
-            </w:r>
-            <w:r>
-              <w:t xml:space="preserve"> </w:t>
-            </w:r>
-            <w:r>
-              <w:t xml:space="preserve">0 </w:t>
-            </w:r>
-            <w:r>
-              <w:t xml:space="preserve"> </w:t>
-            </w:r>
-            <w:r>
-              <w:t>失败（</w:t>
-            </w:r>
-            <w:r>
-              <w:t xml:space="preserve"> </w:t>
-            </w:r>
-            <w:r>
               <w:rPr>
                 <w:b/>
               </w:rPr>
-              <w:t>注：该结果用于验证链路，不作为研究数据</w:t>
-            </w:r>
-            <w:r>
-              <w:t xml:space="preserve"> ）</w:t>
+              <w:t>对照（文献口径）</w:t>
             </w:r>
           </w:p>
         </w:tc>
         <w:tc>
           <w:tcPr>
-            <w:tcW w:type="dxa" w:w="2880"/>
+            <w:tcW w:type="dxa" w:w="4320"/>
             <w:vAlign w:val="center"/>
             <w:tcBorders>
               <w:top w:val="single" w:sz="6" w:space="0" w:color="000000"/>
@@ -6095,108 +7301,46 @@
               <w:spacing w:line="240" w:lineRule="auto" w:before="30" w:after="30"/>
             </w:pPr>
             <w:r>
-              <w:t xml:space="preserve">⚠️ </w:t>
+              <w:t>传统声音银行</w:t>
             </w:r>
             <w:r>
               <w:t xml:space="preserve"> </w:t>
             </w:r>
             <w:r>
-              <w:t>链路验证</w:t>
-            </w:r>
-          </w:p>
-        </w:tc>
-      </w:tr>
-      <w:tr>
-        <w:tc>
-          <w:tcPr>
-            <w:tcW w:type="dxa" w:w="2880"/>
-            <w:vAlign w:val="center"/>
-            <w:tcBorders>
-              <w:top w:val="single" w:sz="6" w:space="0" w:color="000000"/>
-              <w:bottom w:val="single" w:sz="6" w:space="0" w:color="000000"/>
-              <w:left w:val="single" w:sz="6" w:space="0" w:color="000000"/>
-              <w:right w:val="single" w:sz="6" w:space="0" w:color="000000"/>
-            </w:tcBorders>
-            <w:tcMar>
-              <w:top w:w="120" w:type="dxa"/>
-              <w:bottom w:w="120" w:type="dxa"/>
-              <w:left w:w="120" w:type="dxa"/>
-              <w:right w:w="120" w:type="dxa"/>
-            </w:tcMar>
-          </w:tcPr>
-          <w:p>
-            <w:pPr>
-              <w:jc w:val="left"/>
-              <w:spacing w:line="240" w:lineRule="auto" w:before="30" w:after="30"/>
-            </w:pPr>
-            <w:r>
-              <w:t>音频注入任意应用</w:t>
-            </w:r>
-          </w:p>
-        </w:tc>
-        <w:tc>
-          <w:tcPr>
-            <w:tcW w:type="dxa" w:w="2880"/>
-            <w:vAlign w:val="center"/>
-            <w:tcBorders>
-              <w:top w:val="single" w:sz="6" w:space="0" w:color="000000"/>
-              <w:bottom w:val="single" w:sz="6" w:space="0" w:color="000000"/>
-              <w:left w:val="single" w:sz="6" w:space="0" w:color="000000"/>
-              <w:right w:val="single" w:sz="6" w:space="0" w:color="000000"/>
-            </w:tcBorders>
-            <w:tcMar>
-              <w:top w:w="120" w:type="dxa"/>
-              <w:bottom w:w="120" w:type="dxa"/>
-              <w:left w:w="120" w:type="dxa"/>
-              <w:right w:w="120" w:type="dxa"/>
-            </w:tcMar>
-          </w:tcPr>
-          <w:p>
-            <w:pPr>
-              <w:jc w:val="left"/>
-              <w:spacing w:line="240" w:lineRule="auto" w:before="30" w:after="30"/>
-            </w:pPr>
-            <w:r>
-              <w:t xml:space="preserve">通过虚拟声卡路由， </w:t>
+              <w:t xml:space="preserve"> 50–200 </w:t>
+            </w:r>
+            <w:r>
+              <w:t xml:space="preserve"> </w:t>
+            </w:r>
+            <w:r>
+              <w:t>句方案、云端</w:t>
+            </w:r>
+            <w:r>
+              <w:t xml:space="preserve"> </w:t>
+            </w:r>
+            <w:r>
+              <w:t xml:space="preserve"> 1 </w:t>
+            </w:r>
+            <w:r>
+              <w:t xml:space="preserve"> </w:t>
+            </w:r>
+            <w:r>
+              <w:t>分钟即时克隆</w:t>
+            </w:r>
+            <w:r>
+              <w:t xml:space="preserve"> </w:t>
+            </w:r>
+            <w:r>
+              <w:t xml:space="preserve"> —— </w:t>
+            </w:r>
+            <w:r>
+              <w:t xml:space="preserve"> </w:t>
             </w:r>
             <w:r>
               <w:rPr>
                 <w:b/>
               </w:rPr>
-              <w:t>微信 / 游戏场景已验证</w:t>
-            </w:r>
-          </w:p>
-        </w:tc>
-        <w:tc>
-          <w:tcPr>
-            <w:tcW w:type="dxa" w:w="2880"/>
-            <w:vAlign w:val="center"/>
-            <w:tcBorders>
-              <w:top w:val="single" w:sz="6" w:space="0" w:color="000000"/>
-              <w:bottom w:val="single" w:sz="6" w:space="0" w:color="000000"/>
-              <w:left w:val="single" w:sz="6" w:space="0" w:color="000000"/>
-              <w:right w:val="single" w:sz="6" w:space="0" w:color="000000"/>
-            </w:tcBorders>
-            <w:tcMar>
-              <w:top w:w="120" w:type="dxa"/>
-              <w:bottom w:w="120" w:type="dxa"/>
-              <w:left w:w="120" w:type="dxa"/>
-              <w:right w:w="120" w:type="dxa"/>
-            </w:tcMar>
-          </w:tcPr>
-          <w:p>
-            <w:pPr>
-              <w:jc w:val="left"/>
-              <w:spacing w:line="240" w:lineRule="auto" w:before="30" w:after="30"/>
-            </w:pPr>
-            <w:r>
-              <w:t xml:space="preserve">✅ </w:t>
-            </w:r>
-            <w:r>
-              <w:t xml:space="preserve"> </w:t>
-            </w:r>
-            <w:r>
-              <w:t>本机实测</w:t>
+              <w:t>仅作文献对照，不做实验</w:t>
             </w:r>
           </w:p>
         </w:tc>
@@ -6217,22 +7361,47 @@
           <w:b/>
           <w:lang w:eastAsia="zh-CN"/>
         </w:rPr>
-        <w:t>（2）本项目拟达到的技术水平（目标）</w:t>
-      </w:r>
-      <w:r/>
-    </w:p>
-    <w:p>
-      <w:pPr>
-        <w:pStyle w:val="ListBullet"/>
-        <w:spacing w:after="120"/>
-        <w:jc w:val="both"/>
-      </w:pPr>
+        <w:t>样本规模</w:t>
+      </w:r>
       <w:r>
         <w:rPr>
           <w:rFonts w:ascii="宋体" w:eastAsia="宋体" w:hAnsi="宋体" w:cs="宋体" w:hint="eastAsia"/>
           <w:lang w:eastAsia="zh-CN"/>
         </w:rPr>
-        <w:t>建成一套</w:t>
+        <w:t>：</w:t>
+      </w:r>
+      <w:r>
+        <w:t xml:space="preserve">12 </w:t>
+      </w:r>
+      <w:r>
+        <w:rPr>
+          <w:rFonts w:ascii="宋体" w:eastAsia="宋体" w:hAnsi="宋体" w:cs="宋体" w:hint="eastAsia"/>
+          <w:lang w:eastAsia="zh-CN"/>
+        </w:rPr>
+        <w:t>人</w:t>
+      </w:r>
+      <w:r>
+        <w:t xml:space="preserve"> × 4 </w:t>
+      </w:r>
+      <w:r>
+        <w:rPr>
+          <w:rFonts w:ascii="宋体" w:eastAsia="宋体" w:hAnsi="宋体" w:cs="宋体" w:hint="eastAsia"/>
+          <w:lang w:eastAsia="zh-CN"/>
+        </w:rPr>
+        <w:t>档</w:t>
+      </w:r>
+      <w:r>
+        <w:t xml:space="preserve"> × 4 </w:t>
+      </w:r>
+      <w:r>
+        <w:rPr>
+          <w:rFonts w:ascii="宋体" w:eastAsia="宋体" w:hAnsi="宋体" w:cs="宋体" w:hint="eastAsia"/>
+          <w:lang w:eastAsia="zh-CN"/>
+        </w:rPr>
+        <w:t>条件</w:t>
+      </w:r>
+      <w:r>
+        <w:t xml:space="preserve"> = </w:t>
       </w:r>
       <w:r>
         <w:rPr>
@@ -6240,38 +7409,10 @@
           <w:b/>
           <w:lang w:eastAsia="zh-CN"/>
         </w:rPr>
-        <w:t>可复现的评测流水线</w:t>
-      </w:r>
-      <w:r>
-        <w:rPr>
-          <w:rFonts w:ascii="宋体" w:eastAsia="宋体" w:hAnsi="宋体" w:cs="宋体" w:hint="eastAsia"/>
-          <w:lang w:eastAsia="zh-CN"/>
-        </w:rPr>
-        <w:t>：给定说话人与参考音时长，自动输出</w:t>
-      </w:r>
-      <w:r>
-        <w:t xml:space="preserve"> 7 </w:t>
-      </w:r>
-      <w:r>
-        <w:rPr>
-          <w:rFonts w:ascii="宋体" w:eastAsia="宋体" w:hAnsi="宋体" w:cs="宋体" w:hint="eastAsia"/>
-          <w:lang w:eastAsia="zh-CN"/>
-        </w:rPr>
-        <w:t>类客观指标；</w:t>
-      </w:r>
-    </w:p>
-    <w:p>
-      <w:pPr>
-        <w:pStyle w:val="ListBullet"/>
-        <w:spacing w:after="120"/>
-        <w:jc w:val="both"/>
-      </w:pPr>
-      <w:r>
-        <w:rPr>
-          <w:rFonts w:ascii="宋体" w:eastAsia="宋体" w:hAnsi="宋体" w:cs="宋体" w:hint="eastAsia"/>
-          <w:lang w:eastAsia="zh-CN"/>
-        </w:rPr>
-        <w:t xml:space="preserve">完成 </w:t>
+        <w:t>192 个合成样本</w:t>
+      </w:r>
+      <w:r>
+        <w:t xml:space="preserve"> + </w:t>
       </w:r>
       <w:r>
         <w:rPr>
@@ -6279,92 +7420,14 @@
           <w:b/>
           <w:lang w:eastAsia="zh-CN"/>
         </w:rPr>
-        <w:t>12 名被试 × 4 档参考音 × 4 种文本条件 = 192 个样本</w:t>
+        <w:t>24 名听测被试</w:t>
       </w:r>
       <w:r>
         <w:rPr>
           <w:rFonts w:ascii="宋体" w:eastAsia="宋体" w:hAnsi="宋体" w:cs="宋体" w:hint="eastAsia"/>
           <w:lang w:eastAsia="zh-CN"/>
         </w:rPr>
-        <w:t>的客观评测；</w:t>
-      </w:r>
-    </w:p>
-    <w:p>
-      <w:pPr>
-        <w:pStyle w:val="ListBullet"/>
-        <w:spacing w:after="120"/>
-        <w:jc w:val="both"/>
-      </w:pPr>
-      <w:r>
-        <w:rPr>
-          <w:rFonts w:ascii="宋体" w:eastAsia="宋体" w:hAnsi="宋体" w:cs="宋体" w:hint="eastAsia"/>
-          <w:lang w:eastAsia="zh-CN"/>
-        </w:rPr>
-        <w:t xml:space="preserve">完成 </w:t>
-      </w:r>
-      <w:r>
-        <w:rPr>
-          <w:rFonts w:ascii="宋体" w:eastAsia="宋体" w:hAnsi="宋体" w:cs="宋体" w:hint="eastAsia"/>
-          <w:b/>
-          <w:lang w:eastAsia="zh-CN"/>
-        </w:rPr>
-        <w:t>24 名听测被试</w:t>
-      </w:r>
-      <w:r>
-        <w:rPr>
-          <w:rFonts w:ascii="宋体" w:eastAsia="宋体" w:hAnsi="宋体" w:cs="宋体" w:hint="eastAsia"/>
-          <w:lang w:eastAsia="zh-CN"/>
-        </w:rPr>
-        <w:t>的</w:t>
-      </w:r>
-      <w:r>
-        <w:t xml:space="preserve"> MOS / ABX </w:t>
-      </w:r>
-      <w:r>
-        <w:rPr>
-          <w:rFonts w:ascii="宋体" w:eastAsia="宋体" w:hAnsi="宋体" w:cs="宋体" w:hint="eastAsia"/>
-          <w:lang w:eastAsia="zh-CN"/>
-        </w:rPr>
-        <w:t>主观评测，并给出客观</w:t>
-      </w:r>
-      <w:r>
-        <w:t>—</w:t>
-      </w:r>
-      <w:r>
-        <w:rPr>
-          <w:rFonts w:ascii="宋体" w:eastAsia="宋体" w:hAnsi="宋体" w:cs="宋体" w:hint="eastAsia"/>
-          <w:lang w:eastAsia="zh-CN"/>
-        </w:rPr>
-        <w:t>主观相关性结论；</w:t>
-      </w:r>
-    </w:p>
-    <w:p>
-      <w:pPr>
-        <w:pStyle w:val="ListBullet"/>
-        <w:spacing w:after="120"/>
-        <w:jc w:val="both"/>
-      </w:pPr>
-      <w:r>
-        <w:rPr>
-          <w:rFonts w:ascii="宋体" w:eastAsia="宋体" w:hAnsi="宋体" w:cs="宋体" w:hint="eastAsia"/>
-          <w:lang w:eastAsia="zh-CN"/>
-        </w:rPr>
-        <w:t>产出一套</w:t>
-      </w:r>
-      <w:r>
-        <w:rPr>
-          <w:rFonts w:ascii="宋体" w:eastAsia="宋体" w:hAnsi="宋体" w:cs="宋体" w:hint="eastAsia"/>
-          <w:b/>
-          <w:lang w:eastAsia="zh-CN"/>
-        </w:rPr>
-        <w:t>自动质量门禁</w:t>
-      </w:r>
-      <w:r>
-        <w:rPr>
-          <w:rFonts w:ascii="宋体" w:eastAsia="宋体" w:hAnsi="宋体" w:cs="宋体" w:hint="eastAsia"/>
-          <w:lang w:eastAsia="zh-CN"/>
-        </w:rPr>
-        <w:t>规则，并报告其与人工判断的一致率。</w:t>
+        <w:t>。</w:t>
       </w:r>
       <w:r/>
     </w:p>
@@ -6379,12 +7442,18 @@
       </w:pPr>
       <w:r>
         <w:rPr>
+          <w:sz w:val="22"/>
+        </w:rPr>
+        <w:t xml:space="preserve">★ </w:t>
+      </w:r>
+      <w:r>
+        <w:rPr>
           <w:rFonts w:ascii="宋体" w:eastAsia="宋体" w:hAnsi="宋体" w:cs="宋体" w:hint="eastAsia"/>
           <w:b/>
           <w:sz w:val="22"/>
           <w:lang w:eastAsia="zh-CN"/>
         </w:rPr>
-        <w:t>技术要求的两条硬边界</w:t>
+        <w:t>档位定义的关键说明</w:t>
       </w:r>
       <w:r>
         <w:rPr>
@@ -6392,13 +7461,13 @@
           <w:sz w:val="22"/>
           <w:lang w:eastAsia="zh-CN"/>
         </w:rPr>
-        <w:t>：</w:t>
+        <w:t>：四档的定义是</w:t>
       </w:r>
       <w:r>
         <w:rPr>
           <w:sz w:val="22"/>
         </w:rPr>
-        <w:t xml:space="preserve"> ① </w:t>
+        <w:t>“</w:t>
       </w:r>
       <w:r>
         <w:rPr>
@@ -6407,7 +7476,13 @@
           <w:sz w:val="22"/>
           <w:lang w:eastAsia="zh-CN"/>
         </w:rPr>
-        <w:t>所有语音数据全程在本地处理，不上传任何服务器</w:t>
+        <w:t>对同一段录音按顺序截取前 N 秒</w:t>
+      </w:r>
+      <w:r>
+        <w:rPr>
+          <w:sz w:val="22"/>
+        </w:rPr>
+        <w:t>”</w:t>
       </w:r>
       <w:r>
         <w:rPr>
@@ -6415,13 +7490,21 @@
           <w:sz w:val="22"/>
           <w:lang w:eastAsia="zh-CN"/>
         </w:rPr>
-        <w:t>；</w:t>
+        <w:t>。</w:t>
       </w:r>
       <w:r>
         <w:rPr>
           <w:sz w:val="22"/>
         </w:rPr>
-        <w:t xml:space="preserve"> ② </w:t>
+        <w:t xml:space="preserve"> </w:t>
+      </w:r>
+      <w:r>
+        <w:rPr>
+          <w:rFonts w:ascii="宋体" w:eastAsia="宋体" w:hAnsi="宋体" w:cs="宋体" w:hint="eastAsia"/>
+          <w:sz w:val="22"/>
+          <w:lang w:eastAsia="zh-CN"/>
+        </w:rPr>
+        <w:t>这一定义决定了</w:t>
       </w:r>
       <w:r>
         <w:rPr>
@@ -6430,7 +7513,13 @@
           <w:sz w:val="22"/>
           <w:lang w:eastAsia="zh-CN"/>
         </w:rPr>
-        <w:t>评测流水线的指标计算不依赖 GPU</w:t>
+        <w:t>必须由同一人在同一条件下一次录制完成</w:t>
+      </w:r>
+      <w:r>
+        <w:rPr>
+          <w:sz w:val="22"/>
+        </w:rPr>
+        <w:t>——</w:t>
       </w:r>
       <w:r>
         <w:rPr>
@@ -6438,22 +7527,83 @@
           <w:sz w:val="22"/>
           <w:lang w:eastAsia="zh-CN"/>
         </w:rPr>
-        <w:t>，保证结论可被第三方复现。</w:t>
-      </w:r>
-      <w:r/>
-    </w:p>
-    <w:p>
-      <w:pPr>
-        <w:pStyle w:val="Heading3"/>
-        <w:spacing w:before="420" w:after="140"/>
-      </w:pPr>
-      <w:r>
-        <w:rPr>
-          <w:rFonts w:ascii="宋体" w:hAnsi="宋体" w:eastAsia="宋体" w:cs="宋体" w:hint="eastAsia"/>
-          <w:sz w:val="28"/>
+        <w:t>这也是本项目不能使用公开语料</w:t>
+      </w:r>
+      <w:r>
+        <w:rPr>
+          <w:sz w:val="22"/>
+        </w:rPr>
+        <w:t xml:space="preserve"> </w:t>
+      </w:r>
+      <w:r>
+        <w:rPr>
+          <w:rFonts w:ascii="宋体" w:eastAsia="宋体" w:hAnsi="宋体" w:cs="宋体" w:hint="eastAsia"/>
+          <w:sz w:val="22"/>
           <w:lang w:eastAsia="zh-CN"/>
         </w:rPr>
-        <w:t>2.3 基本思路</w:t>
+        <w:t>或网络素材替代的原因：</w:t>
+      </w:r>
+      <w:r>
+        <w:rPr>
+          <w:rFonts w:ascii="宋体" w:eastAsia="宋体" w:hAnsi="宋体" w:cs="宋体" w:hint="eastAsia"/>
+          <w:b/>
+          <w:sz w:val="22"/>
+          <w:lang w:eastAsia="zh-CN"/>
+        </w:rPr>
+        <w:t>那样的素材无法保证“同一录音的前缀截取”这一控制变量条件</w:t>
+      </w:r>
+      <w:r>
+        <w:rPr>
+          <w:rFonts w:ascii="宋体" w:eastAsia="宋体" w:hAnsi="宋体" w:cs="宋体" w:hint="eastAsia"/>
+          <w:sz w:val="22"/>
+          <w:lang w:eastAsia="zh-CN"/>
+        </w:rPr>
+        <w:t>。 实际录制时，被试</w:t>
+      </w:r>
+      <w:r>
+        <w:rPr>
+          <w:rFonts w:ascii="宋体" w:eastAsia="宋体" w:hAnsi="宋体" w:cs="宋体" w:hint="eastAsia"/>
+          <w:b/>
+          <w:sz w:val="22"/>
+          <w:lang w:eastAsia="zh-CN"/>
+        </w:rPr>
+        <w:t>只需连续朗读约 65 秒</w:t>
+      </w:r>
+      <w:r>
+        <w:rPr>
+          <w:rFonts w:ascii="宋体" w:eastAsia="宋体" w:hAnsi="宋体" w:cs="宋体" w:hint="eastAsia"/>
+          <w:sz w:val="22"/>
+          <w:lang w:eastAsia="zh-CN"/>
+        </w:rPr>
+        <w:t>（</w:t>
+      </w:r>
+      <w:r>
+        <w:rPr>
+          <w:sz w:val="22"/>
+        </w:rPr>
+        <w:t xml:space="preserve">4 </w:t>
+      </w:r>
+      <w:r>
+        <w:rPr>
+          <w:rFonts w:ascii="宋体" w:eastAsia="宋体" w:hAnsi="宋体" w:cs="宋体" w:hint="eastAsia"/>
+          <w:sz w:val="22"/>
+          <w:lang w:eastAsia="zh-CN"/>
+        </w:rPr>
+        <w:t>档中最长为</w:t>
+      </w:r>
+      <w:r>
+        <w:rPr>
+          <w:sz w:val="22"/>
+        </w:rPr>
+        <w:t xml:space="preserve"> 60s</w:t>
+      </w:r>
+      <w:r>
+        <w:rPr>
+          <w:rFonts w:ascii="宋体" w:eastAsia="宋体" w:hAnsi="宋体" w:cs="宋体" w:hint="eastAsia"/>
+          <w:sz w:val="22"/>
+          <w:lang w:eastAsia="zh-CN"/>
+        </w:rPr>
+        <w:t>），即可切分出全部四档。</w:t>
       </w:r>
       <w:r/>
     </w:p>
@@ -6469,7 +7619,7 @@
           <w:b/>
           <w:lang w:eastAsia="zh-CN"/>
         </w:rPr>
-        <w:t>一句话思路：不发明新模型，而是把已有成熟模型工程化成可控实验平台，用它把“质量边界”这个尚未被系统回答的问题回答掉。</w:t>
+        <w:t>（3）技术路线（五阶段）</w:t>
       </w:r>
       <w:r/>
     </w:p>
@@ -6488,7 +7638,7 @@
           <w:sz w:val="21"/>
           <w:lang w:eastAsia="zh-CN"/>
         </w:rPr>
-        <w:t xml:space="preserve"> ① 已有成熟模型的表现已经够好（秒级参考音即可生成可懂语音） ↓ 那就不需要自己训模型 ② 问题于是变成：「到底给它多少参考音才够？」← 这才是缺系统答案的地方 ↓ 要回答它，必须排除混淆因素 ③ 必须控制变量：同一说话人、同一麦克风、同一房间，只改变参考音时长 ↓ 所以要做的是“测量平台 + 严格协议” ④ 而不是“更大的模型”或“更炫的界面” ↓ 测量结果要能直接回答用户的问题 ⑤ 输出一个诚实的答案：录多久就够；并把它固化为自动质量门禁 </w:t>
+        <w:t xml:space="preserve"> 阶段一 协议与平台 → 评测协议定稿、录音 SOP、知情同意书模板 ↓ 阶段二 数据采集 → 12 名被试录音（一次录制、前缀切档）、质量筛查 ↓ 阶段三 客观评测（RQ1/RQ2） → 192 样本 × 7 指标批量运行、统计分析 ↓ 阶段四 主观评测（RQ3） → 24 人 MOS/ABX 听测、客观-主观相关性分析 ↓ 阶段五 反哺与结题 → 自动质量门禁规则、论文/软著/结题报告 </w:t>
       </w:r>
       <w:r>
         <w:t>``</w:t>
@@ -6507,101 +7657,226 @@
           <w:b/>
           <w:lang w:eastAsia="zh-CN"/>
         </w:rPr>
-        <w:t>这个思路的价值在于</w:t>
-      </w:r>
-      <w:r>
-        <w:rPr>
-          <w:rFonts w:ascii="宋体" w:eastAsia="宋体" w:hAnsi="宋体" w:cs="宋体" w:hint="eastAsia"/>
-          <w:lang w:eastAsia="zh-CN"/>
-        </w:rPr>
-        <w:t>：把</w:t>
-      </w:r>
-      <w:r>
-        <w:t>“</w:t>
-      </w:r>
-      <w:r>
-        <w:rPr>
-          <w:rFonts w:ascii="宋体" w:eastAsia="宋体" w:hAnsi="宋体" w:cs="宋体" w:hint="eastAsia"/>
-          <w:b/>
-          <w:lang w:eastAsia="zh-CN"/>
-        </w:rPr>
-        <w:t>能不能用</w:t>
-      </w:r>
-      <w:r>
-        <w:t>”</w:t>
-      </w:r>
-      <w:r>
-        <w:rPr>
-          <w:rFonts w:ascii="宋体" w:eastAsia="宋体" w:hAnsi="宋体" w:cs="宋体" w:hint="eastAsia"/>
-          <w:lang w:eastAsia="zh-CN"/>
-        </w:rPr>
-        <w:t>这种凭感觉的问题，转化为</w:t>
-      </w:r>
-      <w:r>
-        <w:t>“</w:t>
-      </w:r>
-      <w:r>
-        <w:rPr>
-          <w:rFonts w:ascii="宋体" w:eastAsia="宋体" w:hAnsi="宋体" w:cs="宋体" w:hint="eastAsia"/>
-          <w:b/>
-          <w:lang w:eastAsia="zh-CN"/>
-        </w:rPr>
-        <w:t>在什么条件下、以什么代价可用</w:t>
-      </w:r>
-      <w:r>
-        <w:t>”</w:t>
-      </w:r>
-      <w:r>
-        <w:rPr>
-          <w:rFonts w:ascii="宋体" w:eastAsia="宋体" w:hAnsi="宋体" w:cs="宋体" w:hint="eastAsia"/>
-          <w:lang w:eastAsia="zh-CN"/>
-        </w:rPr>
-        <w:t>这种</w:t>
-      </w:r>
-      <w:r>
-        <w:rPr>
-          <w:rFonts w:ascii="宋体" w:eastAsia="宋体" w:hAnsi="宋体" w:cs="宋体" w:hint="eastAsia"/>
-          <w:b/>
-          <w:lang w:eastAsia="zh-CN"/>
-        </w:rPr>
-        <w:t>可以用数据回答</w:t>
-      </w:r>
-      <w:r>
-        <w:rPr>
-          <w:rFonts w:ascii="宋体" w:eastAsia="宋体" w:hAnsi="宋体" w:cs="宋体" w:hint="eastAsia"/>
-          <w:lang w:eastAsia="zh-CN"/>
-        </w:rPr>
-        <w:t>的问题。后者的结论是</w:t>
-      </w:r>
-      <w:r>
-        <w:rPr>
-          <w:rFonts w:ascii="宋体" w:eastAsia="宋体" w:hAnsi="宋体" w:cs="宋体" w:hint="eastAsia"/>
-          <w:b/>
-          <w:lang w:eastAsia="zh-CN"/>
-        </w:rPr>
-        <w:t>可复现、可验证、可被他人使用</w:t>
-      </w:r>
-      <w:r>
-        <w:rPr>
-          <w:rFonts w:ascii="宋体" w:eastAsia="宋体" w:hAnsi="宋体" w:cs="宋体" w:hint="eastAsia"/>
-          <w:lang w:eastAsia="zh-CN"/>
-        </w:rPr>
-        <w:t>的。</w:t>
+        <w:t>（4）分析方法</w:t>
       </w:r>
       <w:r/>
     </w:p>
     <w:p>
       <w:pPr>
-        <w:pStyle w:val="Heading3"/>
-        <w:spacing w:before="420" w:after="140"/>
+        <w:pStyle w:val="ListNumber"/>
+        <w:numPr>
+          <w:ilvl w:val="0"/>
+          <w:numId w:val="12"/>
+        </w:numPr>
+        <w:spacing w:after="120"/>
+        <w:jc w:val="both"/>
       </w:pPr>
       <w:r>
         <w:rPr>
-          <w:rFonts w:ascii="宋体" w:hAnsi="宋体" w:eastAsia="宋体" w:cs="宋体" w:hint="eastAsia"/>
-          <w:sz w:val="28"/>
+          <w:rFonts w:ascii="宋体" w:eastAsia="宋体" w:hAnsi="宋体" w:cs="宋体" w:hint="eastAsia"/>
+          <w:b/>
           <w:lang w:eastAsia="zh-CN"/>
         </w:rPr>
-        <w:t>2.4 研究方案与技术路线</w:t>
+        <w:t>主效应</w:t>
+      </w:r>
+      <w:r>
+        <w:rPr>
+          <w:rFonts w:ascii="宋体" w:eastAsia="宋体" w:hAnsi="宋体" w:cs="宋体" w:hint="eastAsia"/>
+          <w:lang w:eastAsia="zh-CN"/>
+        </w:rPr>
+        <w:t>：参考音时长</w:t>
+      </w:r>
+      <w:r>
+        <w:t xml:space="preserve"> → </w:t>
+      </w:r>
+      <w:r>
+        <w:rPr>
+          <w:rFonts w:ascii="宋体" w:eastAsia="宋体" w:hAnsi="宋体" w:cs="宋体" w:hint="eastAsia"/>
+          <w:lang w:eastAsia="zh-CN"/>
+        </w:rPr>
+        <w:t>各指标（重复测量</w:t>
+      </w:r>
+      <w:r>
+        <w:t xml:space="preserve"> ANOVA / </w:t>
+      </w:r>
+      <w:r>
+        <w:rPr>
+          <w:rFonts w:ascii="宋体" w:eastAsia="宋体" w:hAnsi="宋体" w:cs="宋体" w:hint="eastAsia"/>
+          <w:lang w:eastAsia="zh-CN"/>
+        </w:rPr>
+        <w:t>混合效应模型）</w:t>
+      </w:r>
+    </w:p>
+    <w:p>
+      <w:pPr>
+        <w:pStyle w:val="ListNumber"/>
+        <w:numPr>
+          <w:ilvl w:val="0"/>
+          <w:numId w:val="12"/>
+        </w:numPr>
+        <w:spacing w:after="120"/>
+        <w:jc w:val="both"/>
+      </w:pPr>
+      <w:r>
+        <w:rPr>
+          <w:rFonts w:ascii="宋体" w:eastAsia="宋体" w:hAnsi="宋体" w:cs="宋体" w:hint="eastAsia"/>
+          <w:b/>
+          <w:lang w:eastAsia="zh-CN"/>
+        </w:rPr>
+        <w:t>饱和点</w:t>
+      </w:r>
+      <w:r>
+        <w:rPr>
+          <w:rFonts w:ascii="宋体" w:eastAsia="宋体" w:hAnsi="宋体" w:cs="宋体" w:hint="eastAsia"/>
+          <w:lang w:eastAsia="zh-CN"/>
+        </w:rPr>
+        <w:t>：找出</w:t>
+      </w:r>
+      <w:r>
+        <w:t>“</w:t>
+      </w:r>
+      <w:r>
+        <w:rPr>
+          <w:rFonts w:ascii="宋体" w:eastAsia="宋体" w:hAnsi="宋体" w:cs="宋体" w:hint="eastAsia"/>
+          <w:lang w:eastAsia="zh-CN"/>
+        </w:rPr>
+        <w:t>再增加时长，收益低于阈值</w:t>
+      </w:r>
+      <w:r>
+        <w:t>”</w:t>
+      </w:r>
+      <w:r>
+        <w:rPr>
+          <w:rFonts w:ascii="宋体" w:eastAsia="宋体" w:hAnsi="宋体" w:cs="宋体" w:hint="eastAsia"/>
+          <w:lang w:eastAsia="zh-CN"/>
+        </w:rPr>
+        <w:t>的档位</w:t>
+      </w:r>
+      <w:r>
+        <w:t xml:space="preserve"> → </w:t>
+      </w:r>
+      <w:r>
+        <w:rPr>
+          <w:rFonts w:ascii="宋体" w:eastAsia="宋体" w:hAnsi="宋体" w:cs="宋体" w:hint="eastAsia"/>
+          <w:lang w:eastAsia="zh-CN"/>
+        </w:rPr>
+        <w:t>回答</w:t>
+      </w:r>
+      <w:r>
+        <w:t>“</w:t>
+      </w:r>
+      <w:r>
+        <w:rPr>
+          <w:rFonts w:ascii="宋体" w:eastAsia="宋体" w:hAnsi="宋体" w:cs="宋体" w:hint="eastAsia"/>
+          <w:b/>
+          <w:lang w:eastAsia="zh-CN"/>
+        </w:rPr>
+        <w:t>最少要录多久</w:t>
+      </w:r>
+      <w:r>
+        <w:t>”</w:t>
+      </w:r>
+    </w:p>
+    <w:p>
+      <w:pPr>
+        <w:pStyle w:val="ListNumber"/>
+        <w:numPr>
+          <w:ilvl w:val="0"/>
+          <w:numId w:val="12"/>
+        </w:numPr>
+        <w:spacing w:after="120"/>
+        <w:jc w:val="both"/>
+      </w:pPr>
+      <w:r>
+        <w:rPr>
+          <w:rFonts w:ascii="宋体" w:eastAsia="宋体" w:hAnsi="宋体" w:cs="宋体" w:hint="eastAsia"/>
+          <w:b/>
+          <w:lang w:eastAsia="zh-CN"/>
+        </w:rPr>
+        <w:t>相关性</w:t>
+      </w:r>
+      <w:r>
+        <w:rPr>
+          <w:rFonts w:ascii="宋体" w:eastAsia="宋体" w:hAnsi="宋体" w:cs="宋体" w:hint="eastAsia"/>
+          <w:lang w:eastAsia="zh-CN"/>
+        </w:rPr>
+        <w:t>：客观指标</w:t>
+      </w:r>
+      <w:r>
+        <w:t xml:space="preserve"> vs MOS / ABX</w:t>
+      </w:r>
+      <w:r>
+        <w:rPr>
+          <w:rFonts w:ascii="宋体" w:eastAsia="宋体" w:hAnsi="宋体" w:cs="宋体" w:hint="eastAsia"/>
+          <w:lang w:eastAsia="zh-CN"/>
+        </w:rPr>
+        <w:t>（</w:t>
+      </w:r>
+      <w:r>
+        <w:t>Spearman / PLCC / SRCC</w:t>
+      </w:r>
+      <w:r>
+        <w:rPr>
+          <w:rFonts w:ascii="宋体" w:eastAsia="宋体" w:hAnsi="宋体" w:cs="宋体" w:hint="eastAsia"/>
+          <w:lang w:eastAsia="zh-CN"/>
+        </w:rPr>
+        <w:t>）</w:t>
+      </w:r>
+    </w:p>
+    <w:p>
+      <w:pPr>
+        <w:pStyle w:val="ListNumber"/>
+        <w:numPr>
+          <w:ilvl w:val="0"/>
+          <w:numId w:val="12"/>
+        </w:numPr>
+        <w:spacing w:after="120"/>
+        <w:jc w:val="both"/>
+      </w:pPr>
+      <w:r>
+        <w:rPr>
+          <w:rFonts w:ascii="宋体" w:eastAsia="宋体" w:hAnsi="宋体" w:cs="宋体" w:hint="eastAsia"/>
+          <w:b/>
+          <w:lang w:eastAsia="zh-CN"/>
+        </w:rPr>
+        <w:t>门禁验证</w:t>
+      </w:r>
+      <w:r>
+        <w:rPr>
+          <w:rFonts w:ascii="宋体" w:eastAsia="宋体" w:hAnsi="宋体" w:cs="宋体" w:hint="eastAsia"/>
+          <w:lang w:eastAsia="zh-CN"/>
+        </w:rPr>
+        <w:t>：用相关性最高的指标组合设定阈值，验证</w:t>
+      </w:r>
+      <w:r>
+        <w:t>“</w:t>
+      </w:r>
+      <w:r>
+        <w:rPr>
+          <w:rFonts w:ascii="宋体" w:eastAsia="宋体" w:hAnsi="宋体" w:cs="宋体" w:hint="eastAsia"/>
+          <w:lang w:eastAsia="zh-CN"/>
+        </w:rPr>
+        <w:t>自动门禁</w:t>
+      </w:r>
+      <w:r>
+        <w:t xml:space="preserve"> vs </w:t>
+      </w:r>
+      <w:r>
+        <w:rPr>
+          <w:rFonts w:ascii="宋体" w:eastAsia="宋体" w:hAnsi="宋体" w:cs="宋体" w:hint="eastAsia"/>
+          <w:lang w:eastAsia="zh-CN"/>
+        </w:rPr>
+        <w:t>人工判断</w:t>
+      </w:r>
+      <w:r>
+        <w:t>”</w:t>
+      </w:r>
+      <w:r>
+        <w:rPr>
+          <w:rFonts w:ascii="宋体" w:eastAsia="宋体" w:hAnsi="宋体" w:cs="宋体" w:hint="eastAsia"/>
+          <w:lang w:eastAsia="zh-CN"/>
+        </w:rPr>
+        <w:t>的一致率</w:t>
       </w:r>
       <w:r/>
     </w:p>
@@ -6617,7 +7892,216 @@
           <w:b/>
           <w:lang w:eastAsia="zh-CN"/>
         </w:rPr>
-        <w:t>（1）研究问题</w:t>
+        <w:t>（5）诚实边界（主动声明，不作超出数据的推断）</w:t>
+      </w:r>
+      <w:r/>
+    </w:p>
+    <w:p>
+      <w:pPr>
+        <w:pStyle w:val="ListBullet"/>
+        <w:spacing w:after="120"/>
+        <w:jc w:val="both"/>
+      </w:pPr>
+      <w:r>
+        <w:rPr>
+          <w:rFonts w:ascii="宋体" w:eastAsia="宋体" w:hAnsi="宋体" w:cs="宋体" w:hint="eastAsia"/>
+          <w:lang w:eastAsia="zh-CN"/>
+        </w:rPr>
+        <w:t>本实验以</w:t>
+      </w:r>
+      <w:r>
+        <w:rPr>
+          <w:rFonts w:ascii="宋体" w:eastAsia="宋体" w:hAnsi="宋体" w:cs="宋体" w:hint="eastAsia"/>
+          <w:b/>
+          <w:lang w:eastAsia="zh-CN"/>
+        </w:rPr>
+        <w:t>健康说话人</w:t>
+      </w:r>
+      <w:r>
+        <w:rPr>
+          <w:rFonts w:ascii="宋体" w:eastAsia="宋体" w:hAnsi="宋体" w:cs="宋体" w:hint="eastAsia"/>
+          <w:lang w:eastAsia="zh-CN"/>
+        </w:rPr>
+        <w:t>模拟</w:t>
+      </w:r>
+      <w:r>
+        <w:t>“</w:t>
+      </w:r>
+      <w:r>
+        <w:rPr>
+          <w:rFonts w:ascii="宋体" w:eastAsia="宋体" w:hAnsi="宋体" w:cs="宋体" w:hint="eastAsia"/>
+          <w:lang w:eastAsia="zh-CN"/>
+        </w:rPr>
+        <w:t>嗓音保存前的录制条件</w:t>
+      </w:r>
+      <w:r>
+        <w:t>”</w:t>
+      </w:r>
+      <w:r>
+        <w:rPr>
+          <w:rFonts w:ascii="宋体" w:eastAsia="宋体" w:hAnsi="宋体" w:cs="宋体" w:hint="eastAsia"/>
+          <w:lang w:eastAsia="zh-CN"/>
+        </w:rPr>
+        <w:t>，</w:t>
+      </w:r>
+      <w:r>
+        <w:rPr>
+          <w:rFonts w:ascii="宋体" w:eastAsia="宋体" w:hAnsi="宋体" w:cs="宋体" w:hint="eastAsia"/>
+          <w:b/>
+          <w:lang w:eastAsia="zh-CN"/>
+        </w:rPr>
+        <w:t>不是患者数据</w:t>
+      </w:r>
+      <w:r>
+        <w:rPr>
+          <w:rFonts w:ascii="宋体" w:eastAsia="宋体" w:hAnsi="宋体" w:cs="宋体" w:hint="eastAsia"/>
+          <w:lang w:eastAsia="zh-CN"/>
+        </w:rPr>
+        <w:t>；</w:t>
+      </w:r>
+    </w:p>
+    <w:p>
+      <w:pPr>
+        <w:pStyle w:val="ListBullet"/>
+        <w:spacing w:after="120"/>
+        <w:jc w:val="both"/>
+      </w:pPr>
+      <w:r>
+        <w:rPr>
+          <w:rFonts w:ascii="宋体" w:eastAsia="宋体" w:hAnsi="宋体" w:cs="宋体" w:hint="eastAsia"/>
+          <w:lang w:eastAsia="zh-CN"/>
+        </w:rPr>
+        <w:t>样本量有限（</w:t>
+      </w:r>
+      <w:r>
+        <w:t xml:space="preserve">12 </w:t>
+      </w:r>
+      <w:r>
+        <w:rPr>
+          <w:rFonts w:ascii="宋体" w:eastAsia="宋体" w:hAnsi="宋体" w:cs="宋体" w:hint="eastAsia"/>
+          <w:lang w:eastAsia="zh-CN"/>
+        </w:rPr>
+        <w:t>名说话人</w:t>
+      </w:r>
+      <w:r>
+        <w:t xml:space="preserve"> / 24 </w:t>
+      </w:r>
+      <w:r>
+        <w:rPr>
+          <w:rFonts w:ascii="宋体" w:eastAsia="宋体" w:hAnsi="宋体" w:cs="宋体" w:hint="eastAsia"/>
+          <w:lang w:eastAsia="zh-CN"/>
+        </w:rPr>
+        <w:t>名听测者），单机单卡，单一语言（中文）；</w:t>
+      </w:r>
+    </w:p>
+    <w:p>
+      <w:pPr>
+        <w:pStyle w:val="ListBullet"/>
+        <w:spacing w:after="120"/>
+        <w:jc w:val="both"/>
+      </w:pPr>
+      <w:r>
+        <w:rPr>
+          <w:rFonts w:ascii="宋体" w:eastAsia="宋体" w:hAnsi="宋体" w:cs="宋体" w:hint="eastAsia"/>
+          <w:lang w:eastAsia="zh-CN"/>
+        </w:rPr>
+        <w:t>本项目</w:t>
+      </w:r>
+      <w:r>
+        <w:rPr>
+          <w:rFonts w:ascii="宋体" w:eastAsia="宋体" w:hAnsi="宋体" w:cs="宋体" w:hint="eastAsia"/>
+          <w:b/>
+          <w:lang w:eastAsia="zh-CN"/>
+        </w:rPr>
+        <w:t>不做任何疗效声称</w:t>
+      </w:r>
+      <w:r>
+        <w:rPr>
+          <w:rFonts w:ascii="宋体" w:eastAsia="宋体" w:hAnsi="宋体" w:cs="宋体" w:hint="eastAsia"/>
+          <w:lang w:eastAsia="zh-CN"/>
+        </w:rPr>
+        <w:t>，只做</w:t>
+      </w:r>
+      <w:r>
+        <w:t>“</w:t>
+      </w:r>
+      <w:r>
+        <w:rPr>
+          <w:rFonts w:ascii="宋体" w:eastAsia="宋体" w:hAnsi="宋体" w:cs="宋体" w:hint="eastAsia"/>
+          <w:b/>
+          <w:lang w:eastAsia="zh-CN"/>
+        </w:rPr>
+        <w:t>保存与复现的质量评价</w:t>
+      </w:r>
+      <w:r>
+        <w:t>”</w:t>
+      </w:r>
+      <w:r>
+        <w:rPr>
+          <w:rFonts w:ascii="宋体" w:eastAsia="宋体" w:hAnsi="宋体" w:cs="宋体" w:hint="eastAsia"/>
+          <w:lang w:eastAsia="zh-CN"/>
+        </w:rPr>
+        <w:t>；</w:t>
+      </w:r>
+    </w:p>
+    <w:p>
+      <w:pPr>
+        <w:pStyle w:val="ListBullet"/>
+        <w:spacing w:after="120"/>
+        <w:jc w:val="both"/>
+      </w:pPr>
+      <w:r>
+        <w:rPr>
+          <w:rFonts w:ascii="宋体" w:eastAsia="宋体" w:hAnsi="宋体" w:cs="宋体" w:hint="eastAsia"/>
+          <w:lang w:eastAsia="zh-CN"/>
+        </w:rPr>
+        <w:t>研究结论的适用范围限于</w:t>
+      </w:r>
+      <w:r>
+        <w:rPr>
+          <w:rFonts w:ascii="宋体" w:eastAsia="宋体" w:hAnsi="宋体" w:cs="宋体" w:hint="eastAsia"/>
+          <w:b/>
+          <w:lang w:eastAsia="zh-CN"/>
+        </w:rPr>
+        <w:t>本项目实验条件</w:t>
+      </w:r>
+      <w:r>
+        <w:rPr>
+          <w:rFonts w:ascii="宋体" w:eastAsia="宋体" w:hAnsi="宋体" w:cs="宋体" w:hint="eastAsia"/>
+          <w:lang w:eastAsia="zh-CN"/>
+        </w:rPr>
+        <w:t>，不外推为普遍结论。</w:t>
+      </w:r>
+      <w:r/>
+    </w:p>
+    <w:p>
+      <w:pPr>
+        <w:pStyle w:val="Heading3"/>
+        <w:spacing w:before="420" w:after="140"/>
+      </w:pPr>
+      <w:r>
+        <w:rPr>
+          <w:rFonts w:ascii="宋体" w:hAnsi="宋体" w:eastAsia="宋体" w:cs="宋体" w:hint="eastAsia"/>
+          <w:sz w:val="28"/>
+          <w:lang w:eastAsia="zh-CN"/>
+        </w:rPr>
+        <w:t>2.5 适用范围或推广前景</w:t>
+      </w:r>
+      <w:r/>
+    </w:p>
+    <w:p>
+      <w:pPr>
+        <w:spacing w:before="0" w:after="120"/>
+        <w:ind w:firstLine="480"/>
+        <w:jc w:val="both"/>
+      </w:pPr>
+      <w:r>
+        <w:rPr>
+          <w:rFonts w:ascii="宋体" w:eastAsia="宋体" w:hAnsi="宋体" w:cs="宋体" w:hint="eastAsia"/>
+          <w:b/>
+          <w:lang w:eastAsia="zh-CN"/>
+        </w:rPr>
+        <w:t>（1）适用范围</w:t>
       </w:r>
       <w:r/>
     </w:p>
@@ -6661,7 +8145,7 @@
                 <w:rFonts w:ascii="黑体" w:hAnsi="黑体" w:eastAsia="黑体" w:hint="eastAsia"/>
                 <w:b/>
               </w:rPr>
-              <w:t>编号</w:t>
+              <w:t>对象</w:t>
             </w:r>
           </w:p>
         </w:tc>
@@ -6693,7 +8177,7 @@
                 <w:rFonts w:ascii="黑体" w:hAnsi="黑体" w:eastAsia="黑体" w:hint="eastAsia"/>
                 <w:b/>
               </w:rPr>
-              <w:t>研究问题</w:t>
+              <w:t>场景</w:t>
             </w:r>
           </w:p>
         </w:tc>
@@ -6725,7 +8209,7 @@
                 <w:rFonts w:ascii="黑体" w:hAnsi="黑体" w:eastAsia="黑体" w:hint="eastAsia"/>
                 <w:b/>
               </w:rPr>
-              <w:t>类型</w:t>
+              <w:t>说明</w:t>
             </w:r>
           </w:p>
         </w:tc>
@@ -6757,7 +8241,7 @@
               <w:rPr>
                 <w:b/>
               </w:rPr>
-              <w:t>RQ1（主）</w:t>
+              <w:t>职业用嗓人群</w:t>
             </w:r>
           </w:p>
         </w:tc>
@@ -6784,40 +8268,13 @@
               <w:spacing w:line="240" w:lineRule="auto" w:before="30" w:after="30"/>
             </w:pPr>
             <w:r>
-              <w:t>参考音时长从</w:t>
-            </w:r>
-            <w:r>
-              <w:t xml:space="preserve"> </w:t>
-            </w:r>
-            <w:r>
-              <w:t xml:space="preserve"> 3s </w:t>
-            </w:r>
-            <w:r>
-              <w:t xml:space="preserve"> </w:t>
-            </w:r>
-            <w:r>
-              <w:t>增加到</w:t>
-            </w:r>
-            <w:r>
-              <w:t xml:space="preserve"> </w:t>
-            </w:r>
-            <w:r>
-              <w:t xml:space="preserve"> 60s</w:t>
-            </w:r>
-            <w:r>
-              <w:t xml:space="preserve"> </w:t>
-            </w:r>
-            <w:r>
-              <w:t>，复现质量如何变化？</w:t>
-            </w:r>
-            <w:r>
-              <w:t xml:space="preserve"> </w:t>
+              <w:t xml:space="preserve">教师、师范生、播音主持、客服等的 </w:t>
             </w:r>
             <w:r>
               <w:rPr>
                 <w:b/>
               </w:rPr>
-              <w:t>收益在何处饱和？</w:t>
+              <w:t>嗓音档案保存</w:t>
             </w:r>
           </w:p>
         </w:tc>
@@ -6844,7 +8301,7 @@
               <w:spacing w:line="240" w:lineRule="auto" w:before="30" w:after="30"/>
             </w:pPr>
             <w:r>
-              <w:t>定量、主效应</w:t>
+              <w:t>研究对象与被试来源</w:t>
             </w:r>
           </w:p>
         </w:tc>
@@ -6876,7 +8333,7 @@
               <w:rPr>
                 <w:b/>
               </w:rPr>
-              <w:t>RQ2</w:t>
+              <w:t>嗓音障碍人群</w:t>
             </w:r>
           </w:p>
         </w:tc>
@@ -6903,43 +8360,13 @@
               <w:spacing w:line="240" w:lineRule="auto" w:before="30" w:after="30"/>
             </w:pPr>
             <w:r>
-              <w:t>不同文本条件下（同文</w:t>
-            </w:r>
-            <w:r>
-              <w:t xml:space="preserve"> </w:t>
-            </w:r>
-            <w:r>
-              <w:t xml:space="preserve"> / </w:t>
-            </w:r>
-            <w:r>
-              <w:t xml:space="preserve"> </w:t>
-            </w:r>
-            <w:r>
-              <w:t>跨文</w:t>
-            </w:r>
-            <w:r>
-              <w:t xml:space="preserve"> </w:t>
-            </w:r>
-            <w:r>
-              <w:t xml:space="preserve"> / </w:t>
-            </w:r>
-            <w:r>
-              <w:t xml:space="preserve"> </w:t>
-            </w:r>
-            <w:r>
-              <w:t>跨情感</w:t>
-            </w:r>
-            <w:r>
-              <w:t xml:space="preserve"> </w:t>
-            </w:r>
-            <w:r>
-              <w:t xml:space="preserve"> / </w:t>
-            </w:r>
-            <w:r>
-              <w:t xml:space="preserve"> </w:t>
-            </w:r>
-            <w:r>
-              <w:t>长句），同一参考音的复现质量差异有多大？</w:t>
+              <w:t xml:space="preserve">因疾病或手术可能失去嗓音者的 </w:t>
+            </w:r>
+            <w:r>
+              <w:rPr>
+                <w:b/>
+              </w:rPr>
+              <w:t>声音保存与辅助沟通</w:t>
             </w:r>
           </w:p>
         </w:tc>
@@ -6966,7 +8393,31 @@
               <w:spacing w:line="240" w:lineRule="auto" w:before="30" w:after="30"/>
             </w:pPr>
             <w:r>
-              <w:t>定量、交互效应</w:t>
+              <w:t xml:space="preserve">⚠️ </w:t>
+            </w:r>
+            <w:r>
+              <w:t xml:space="preserve"> </w:t>
+            </w:r>
+            <w:r>
+              <w:t>属</w:t>
+            </w:r>
+            <w:r>
+              <w:t xml:space="preserve"> </w:t>
+            </w:r>
+            <w:r>
+              <w:rPr>
+                <w:b/>
+              </w:rPr>
+              <w:t>辅助沟通</w:t>
+            </w:r>
+            <w:r>
+              <w:t xml:space="preserve"> 范畴， </w:t>
+            </w:r>
+            <w:r>
+              <w:rPr>
+                <w:b/>
+              </w:rPr>
+              <w:t>不涉及任何医疗用途声称</w:t>
             </w:r>
           </w:p>
         </w:tc>
@@ -6998,7 +8449,7 @@
               <w:rPr>
                 <w:b/>
               </w:rPr>
-              <w:t>RQ3</w:t>
+              <w:t>教育教学场景（主打）</w:t>
             </w:r>
           </w:p>
         </w:tc>
@@ -7025,28 +8476,16 @@
               <w:spacing w:line="240" w:lineRule="auto" w:before="30" w:after="30"/>
             </w:pPr>
             <w:r>
-              <w:t>客观指标与人工主观评分（</w:t>
-            </w:r>
-            <w:r>
-              <w:t xml:space="preserve"> </w:t>
-            </w:r>
-            <w:r>
-              <w:t>MOS / ABX</w:t>
-            </w:r>
-            <w:r>
-              <w:t xml:space="preserve"> </w:t>
-            </w:r>
-            <w:r>
-              <w:t>）的相关性如何？</w:t>
-            </w:r>
-            <w:r>
-              <w:t xml:space="preserve"> </w:t>
+              <w:t xml:space="preserve">微课/网课录制的用嗓减负：讲稿/课件备注逐页转旁白（复用本人音色）、嗓音状态欠佳时用已保存声音继续录课；课程音频的本地、离线生产</w:t>
             </w:r>
             <w:r>
               <w:rPr>
                 <w:b/>
               </w:rPr>
-              <w:t>能否用客观指标替代人工听测做自动门禁？</w:t>
+              <w:t/>
+            </w:r>
+            <w:r>
+              <w:t xml:space="preserve"/>
             </w:r>
           </w:p>
         </w:tc>
@@ -7073,1578 +8512,7 @@
               <w:spacing w:line="240" w:lineRule="auto" w:before="30" w:after="30"/>
             </w:pPr>
             <w:r>
-              <w:t>方法学（研究训练核心）</w:t>
-            </w:r>
-          </w:p>
-        </w:tc>
-      </w:tr>
-    </w:tbl>
-    <w:p>
-      <w:r/>
-    </w:p>
-    <w:p>
-      <w:pPr>
-        <w:spacing w:before="0" w:after="120"/>
-        <w:ind w:firstLine="480"/>
-        <w:jc w:val="both"/>
-      </w:pPr>
-      <w:r>
-        <w:rPr>
-          <w:rFonts w:ascii="宋体" w:eastAsia="宋体" w:hAnsi="宋体" w:cs="宋体" w:hint="eastAsia"/>
-          <w:b/>
-          <w:lang w:eastAsia="zh-CN"/>
-        </w:rPr>
-        <w:t>（2）实验设计</w:t>
-      </w:r>
-      <w:r/>
-    </w:p>
-    <w:tbl>
-      <w:tblPr>
-        <w:tblW w:type="pct" w:w="5000"/>
-        <w:tblLook w:firstColumn="1" w:firstRow="1" w:lastColumn="0" w:lastRow="0" w:noHBand="0" w:noVBand="1" w:val="04A0"/>
-        <w:tblLayout w:type="autofit"/>
-      </w:tblPr>
-      <w:tblGrid>
-        <w:gridCol w:w="4320"/>
-        <w:gridCol w:w="4320"/>
-      </w:tblGrid>
-      <w:tr>
-        <w:tc>
-          <w:tcPr>
-            <w:tcW w:type="dxa" w:w="4320"/>
-            <w:vAlign w:val="center"/>
-            <w:tcBorders>
-              <w:top w:val="single" w:sz="6" w:space="0" w:color="000000"/>
-              <w:bottom w:val="single" w:sz="6" w:space="0" w:color="000000"/>
-              <w:left w:val="single" w:sz="6" w:space="0" w:color="000000"/>
-              <w:right w:val="single" w:sz="6" w:space="0" w:color="000000"/>
-            </w:tcBorders>
-            <w:shd w:val="clear" w:color="auto" w:fill="F0F0F0"/>
-            <w:tcMar>
-              <w:top w:w="120" w:type="dxa"/>
-              <w:bottom w:w="120" w:type="dxa"/>
-              <w:left w:w="120" w:type="dxa"/>
-              <w:right w:w="120" w:type="dxa"/>
-            </w:tcMar>
-          </w:tcPr>
-          <w:p>
-            <w:pPr>
-              <w:jc w:val="center"/>
-              <w:spacing w:line="240" w:lineRule="auto" w:before="30" w:after="30"/>
-            </w:pPr>
-            <w:r>
-              <w:rPr>
-                <w:rFonts w:ascii="黑体" w:hAnsi="黑体" w:eastAsia="黑体" w:hint="eastAsia"/>
-                <w:b/>
-              </w:rPr>
-              <w:t>维度</w:t>
-            </w:r>
-          </w:p>
-        </w:tc>
-        <w:tc>
-          <w:tcPr>
-            <w:tcW w:type="dxa" w:w="4320"/>
-            <w:vAlign w:val="center"/>
-            <w:tcBorders>
-              <w:top w:val="single" w:sz="6" w:space="0" w:color="000000"/>
-              <w:bottom w:val="single" w:sz="6" w:space="0" w:color="000000"/>
-              <w:left w:val="single" w:sz="6" w:space="0" w:color="000000"/>
-              <w:right w:val="single" w:sz="6" w:space="0" w:color="000000"/>
-            </w:tcBorders>
-            <w:shd w:val="clear" w:color="auto" w:fill="F0F0F0"/>
-            <w:tcMar>
-              <w:top w:w="120" w:type="dxa"/>
-              <w:bottom w:w="120" w:type="dxa"/>
-              <w:left w:w="120" w:type="dxa"/>
-              <w:right w:w="120" w:type="dxa"/>
-            </w:tcMar>
-          </w:tcPr>
-          <w:p>
-            <w:pPr>
-              <w:jc w:val="center"/>
-              <w:spacing w:line="240" w:lineRule="auto" w:before="30" w:after="30"/>
-            </w:pPr>
-            <w:r>
-              <w:rPr>
-                <w:rFonts w:ascii="黑体" w:hAnsi="黑体" w:eastAsia="黑体" w:hint="eastAsia"/>
-                <w:b/>
-              </w:rPr>
-              <w:t>设定</w:t>
-            </w:r>
-          </w:p>
-        </w:tc>
-      </w:tr>
-      <w:tr>
-        <w:tc>
-          <w:tcPr>
-            <w:tcW w:type="dxa" w:w="4320"/>
-            <w:vAlign w:val="center"/>
-            <w:tcBorders>
-              <w:top w:val="single" w:sz="6" w:space="0" w:color="000000"/>
-              <w:bottom w:val="single" w:sz="6" w:space="0" w:color="000000"/>
-              <w:left w:val="single" w:sz="6" w:space="0" w:color="000000"/>
-              <w:right w:val="single" w:sz="6" w:space="0" w:color="000000"/>
-            </w:tcBorders>
-            <w:tcMar>
-              <w:top w:w="120" w:type="dxa"/>
-              <w:bottom w:w="120" w:type="dxa"/>
-              <w:left w:w="120" w:type="dxa"/>
-              <w:right w:w="120" w:type="dxa"/>
-            </w:tcMar>
-          </w:tcPr>
-          <w:p>
-            <w:pPr>
-              <w:jc w:val="left"/>
-              <w:spacing w:line="240" w:lineRule="auto" w:before="30" w:after="30"/>
-            </w:pPr>
-            <w:r>
-              <w:rPr>
-                <w:b/>
-              </w:rPr>
-              <w:t>被试（说话人）</w:t>
-            </w:r>
-          </w:p>
-        </w:tc>
-        <w:tc>
-          <w:tcPr>
-            <w:tcW w:type="dxa" w:w="4320"/>
-            <w:vAlign w:val="center"/>
-            <w:tcBorders>
-              <w:top w:val="single" w:sz="6" w:space="0" w:color="000000"/>
-              <w:bottom w:val="single" w:sz="6" w:space="0" w:color="000000"/>
-              <w:left w:val="single" w:sz="6" w:space="0" w:color="000000"/>
-              <w:right w:val="single" w:sz="6" w:space="0" w:color="000000"/>
-            </w:tcBorders>
-            <w:tcMar>
-              <w:top w:w="120" w:type="dxa"/>
-              <w:bottom w:w="120" w:type="dxa"/>
-              <w:left w:w="120" w:type="dxa"/>
-              <w:right w:w="120" w:type="dxa"/>
-            </w:tcMar>
-          </w:tcPr>
-          <w:p>
-            <w:pPr>
-              <w:jc w:val="left"/>
-              <w:spacing w:line="240" w:lineRule="auto" w:before="30" w:after="30"/>
-            </w:pPr>
-            <w:r>
-              <w:rPr>
-                <w:b/>
-              </w:rPr>
-              <w:t>N = 12</w:t>
-            </w:r>
-            <w:r>
-              <w:t xml:space="preserve"> </w:t>
-            </w:r>
-            <w:r>
-              <w:t>（师范生，男女各半），安静房间</w:t>
-            </w:r>
-            <w:r>
-              <w:t xml:space="preserve"> </w:t>
-            </w:r>
-            <w:r>
-              <w:t xml:space="preserve"> + </w:t>
-            </w:r>
-            <w:r>
-              <w:t xml:space="preserve"> </w:t>
-            </w:r>
-            <w:r>
-              <w:t>统一麦克风</w:t>
-            </w:r>
-          </w:p>
-        </w:tc>
-      </w:tr>
-      <w:tr>
-        <w:tc>
-          <w:tcPr>
-            <w:tcW w:type="dxa" w:w="4320"/>
-            <w:vAlign w:val="center"/>
-            <w:tcBorders>
-              <w:top w:val="single" w:sz="6" w:space="0" w:color="000000"/>
-              <w:bottom w:val="single" w:sz="6" w:space="0" w:color="000000"/>
-              <w:left w:val="single" w:sz="6" w:space="0" w:color="000000"/>
-              <w:right w:val="single" w:sz="6" w:space="0" w:color="000000"/>
-            </w:tcBorders>
-            <w:tcMar>
-              <w:top w:w="120" w:type="dxa"/>
-              <w:bottom w:w="120" w:type="dxa"/>
-              <w:left w:w="120" w:type="dxa"/>
-              <w:right w:w="120" w:type="dxa"/>
-            </w:tcMar>
-          </w:tcPr>
-          <w:p>
-            <w:pPr>
-              <w:jc w:val="left"/>
-              <w:spacing w:line="240" w:lineRule="auto" w:before="30" w:after="30"/>
-            </w:pPr>
-            <w:r>
-              <w:rPr>
-                <w:b/>
-              </w:rPr>
-              <w:t>自变量：参考音时长</w:t>
-            </w:r>
-          </w:p>
-        </w:tc>
-        <w:tc>
-          <w:tcPr>
-            <w:tcW w:type="dxa" w:w="4320"/>
-            <w:vAlign w:val="center"/>
-            <w:tcBorders>
-              <w:top w:val="single" w:sz="6" w:space="0" w:color="000000"/>
-              <w:bottom w:val="single" w:sz="6" w:space="0" w:color="000000"/>
-              <w:left w:val="single" w:sz="6" w:space="0" w:color="000000"/>
-              <w:right w:val="single" w:sz="6" w:space="0" w:color="000000"/>
-            </w:tcBorders>
-            <w:tcMar>
-              <w:top w:w="120" w:type="dxa"/>
-              <w:bottom w:w="120" w:type="dxa"/>
-              <w:left w:w="120" w:type="dxa"/>
-              <w:right w:w="120" w:type="dxa"/>
-            </w:tcMar>
-          </w:tcPr>
-          <w:p>
-            <w:pPr>
-              <w:jc w:val="left"/>
-              <w:spacing w:line="240" w:lineRule="auto" w:before="30" w:after="30"/>
-            </w:pPr>
-            <w:r>
-              <w:rPr>
-                <w:b/>
-              </w:rPr>
-              <w:t>3s / 10s / 30s / 60s</w:t>
-            </w:r>
-            <w:r>
-              <w:t xml:space="preserve"> —— ★ </w:t>
-            </w:r>
-            <w:r>
-              <w:rPr>
-                <w:b/>
-              </w:rPr>
-              <w:t>同一批录音按前缀截取</w:t>
-            </w:r>
-            <w:r>
-              <w:t xml:space="preserve"> ，保证说话人、麦克风、房间完全一致</w:t>
-            </w:r>
-          </w:p>
-        </w:tc>
-      </w:tr>
-      <w:tr>
-        <w:tc>
-          <w:tcPr>
-            <w:tcW w:type="dxa" w:w="4320"/>
-            <w:vAlign w:val="center"/>
-            <w:tcBorders>
-              <w:top w:val="single" w:sz="6" w:space="0" w:color="000000"/>
-              <w:bottom w:val="single" w:sz="6" w:space="0" w:color="000000"/>
-              <w:left w:val="single" w:sz="6" w:space="0" w:color="000000"/>
-              <w:right w:val="single" w:sz="6" w:space="0" w:color="000000"/>
-            </w:tcBorders>
-            <w:tcMar>
-              <w:top w:w="120" w:type="dxa"/>
-              <w:bottom w:w="120" w:type="dxa"/>
-              <w:left w:w="120" w:type="dxa"/>
-              <w:right w:w="120" w:type="dxa"/>
-            </w:tcMar>
-          </w:tcPr>
-          <w:p>
-            <w:pPr>
-              <w:jc w:val="left"/>
-              <w:spacing w:line="240" w:lineRule="auto" w:before="30" w:after="30"/>
-            </w:pPr>
-            <w:r>
-              <w:rPr>
-                <w:b/>
-              </w:rPr>
-              <w:t>条件：复现文本</w:t>
-            </w:r>
-          </w:p>
-        </w:tc>
-        <w:tc>
-          <w:tcPr>
-            <w:tcW w:type="dxa" w:w="4320"/>
-            <w:vAlign w:val="center"/>
-            <w:tcBorders>
-              <w:top w:val="single" w:sz="6" w:space="0" w:color="000000"/>
-              <w:bottom w:val="single" w:sz="6" w:space="0" w:color="000000"/>
-              <w:left w:val="single" w:sz="6" w:space="0" w:color="000000"/>
-              <w:right w:val="single" w:sz="6" w:space="0" w:color="000000"/>
-            </w:tcBorders>
-            <w:tcMar>
-              <w:top w:w="120" w:type="dxa"/>
-              <w:bottom w:w="120" w:type="dxa"/>
-              <w:left w:w="120" w:type="dxa"/>
-              <w:right w:w="120" w:type="dxa"/>
-            </w:tcMar>
-          </w:tcPr>
-          <w:p>
-            <w:pPr>
-              <w:jc w:val="left"/>
-              <w:spacing w:line="240" w:lineRule="auto" w:before="30" w:after="30"/>
-            </w:pPr>
-            <w:r>
-              <w:t xml:space="preserve">① </w:t>
-            </w:r>
-            <w:r>
-              <w:t xml:space="preserve"> </w:t>
-            </w:r>
-            <w:r>
-              <w:t xml:space="preserve">同文　</w:t>
-            </w:r>
-            <w:r>
-              <w:t xml:space="preserve"> </w:t>
-            </w:r>
-            <w:r>
-              <w:t xml:space="preserve">② </w:t>
-            </w:r>
-            <w:r>
-              <w:t xml:space="preserve"> </w:t>
-            </w:r>
-            <w:r>
-              <w:t xml:space="preserve">跨文（日常句）　</w:t>
-            </w:r>
-            <w:r>
-              <w:t xml:space="preserve"> </w:t>
-            </w:r>
-            <w:r>
-              <w:t xml:space="preserve">③ </w:t>
-            </w:r>
-            <w:r>
-              <w:t xml:space="preserve"> </w:t>
-            </w:r>
-            <w:r>
-              <w:t>跨情感（高兴</w:t>
-            </w:r>
-            <w:r>
-              <w:t xml:space="preserve"> </w:t>
-            </w:r>
-            <w:r>
-              <w:t xml:space="preserve"> / </w:t>
-            </w:r>
-            <w:r>
-              <w:t xml:space="preserve"> </w:t>
-            </w:r>
-            <w:r>
-              <w:t>生气</w:t>
-            </w:r>
-            <w:r>
-              <w:t xml:space="preserve"> </w:t>
-            </w:r>
-            <w:r>
-              <w:t xml:space="preserve"> / </w:t>
-            </w:r>
-            <w:r>
-              <w:t xml:space="preserve"> </w:t>
-            </w:r>
-            <w:r>
-              <w:t xml:space="preserve">悲伤）　</w:t>
-            </w:r>
-            <w:r>
-              <w:t xml:space="preserve"> </w:t>
-            </w:r>
-            <w:r>
-              <w:t xml:space="preserve">④ </w:t>
-            </w:r>
-            <w:r>
-              <w:t xml:space="preserve"> </w:t>
-            </w:r>
-            <w:r>
-              <w:t>长句（</w:t>
-            </w:r>
-            <w:r>
-              <w:t xml:space="preserve"> </w:t>
-            </w:r>
-            <w:r>
-              <w:t xml:space="preserve">&gt; 30 </w:t>
-            </w:r>
-            <w:r>
-              <w:t xml:space="preserve"> </w:t>
-            </w:r>
-            <w:r>
-              <w:t>字）</w:t>
-            </w:r>
-          </w:p>
-        </w:tc>
-      </w:tr>
-      <w:tr>
-        <w:tc>
-          <w:tcPr>
-            <w:tcW w:type="dxa" w:w="4320"/>
-            <w:vAlign w:val="center"/>
-            <w:tcBorders>
-              <w:top w:val="single" w:sz="6" w:space="0" w:color="000000"/>
-              <w:bottom w:val="single" w:sz="6" w:space="0" w:color="000000"/>
-              <w:left w:val="single" w:sz="6" w:space="0" w:color="000000"/>
-              <w:right w:val="single" w:sz="6" w:space="0" w:color="000000"/>
-            </w:tcBorders>
-            <w:tcMar>
-              <w:top w:w="120" w:type="dxa"/>
-              <w:bottom w:w="120" w:type="dxa"/>
-              <w:left w:w="120" w:type="dxa"/>
-              <w:right w:w="120" w:type="dxa"/>
-            </w:tcMar>
-          </w:tcPr>
-          <w:p>
-            <w:pPr>
-              <w:jc w:val="left"/>
-              <w:spacing w:line="240" w:lineRule="auto" w:before="30" w:after="30"/>
-            </w:pPr>
-            <w:r>
-              <w:rPr>
-                <w:b/>
-              </w:rPr>
-              <w:t>客观指标</w:t>
-            </w:r>
-          </w:p>
-        </w:tc>
-        <w:tc>
-          <w:tcPr>
-            <w:tcW w:type="dxa" w:w="4320"/>
-            <w:vAlign w:val="center"/>
-            <w:tcBorders>
-              <w:top w:val="single" w:sz="6" w:space="0" w:color="000000"/>
-              <w:bottom w:val="single" w:sz="6" w:space="0" w:color="000000"/>
-              <w:left w:val="single" w:sz="6" w:space="0" w:color="000000"/>
-              <w:right w:val="single" w:sz="6" w:space="0" w:color="000000"/>
-            </w:tcBorders>
-            <w:tcMar>
-              <w:top w:w="120" w:type="dxa"/>
-              <w:bottom w:w="120" w:type="dxa"/>
-              <w:left w:w="120" w:type="dxa"/>
-              <w:right w:w="120" w:type="dxa"/>
-            </w:tcMar>
-          </w:tcPr>
-          <w:p>
-            <w:pPr>
-              <w:jc w:val="left"/>
-              <w:spacing w:line="240" w:lineRule="auto" w:before="30" w:after="30"/>
-            </w:pPr>
-            <w:r>
-              <w:t>相似度（声纹余弦）、自然度（</w:t>
-            </w:r>
-            <w:r>
-              <w:t xml:space="preserve"> </w:t>
-            </w:r>
-            <w:r>
-              <w:t>HNR</w:t>
-            </w:r>
-            <w:r>
-              <w:t xml:space="preserve"> </w:t>
-            </w:r>
-            <w:r>
-              <w:t>）、发声健康（</w:t>
-            </w:r>
-            <w:r>
-              <w:t xml:space="preserve"> </w:t>
-            </w:r>
-            <w:r>
-              <w:t>H1-H2</w:t>
-            </w:r>
-            <w:r>
-              <w:t xml:space="preserve"> </w:t>
-            </w:r>
-            <w:r>
-              <w:t>、谱倾斜）、稳定性（</w:t>
-            </w:r>
-            <w:r>
-              <w:t xml:space="preserve"> </w:t>
-            </w:r>
-            <w:r>
-              <w:t>jitter / shimmer</w:t>
-            </w:r>
-            <w:r>
-              <w:t xml:space="preserve"> </w:t>
-            </w:r>
-            <w:r>
-              <w:t>）、可懂度（</w:t>
-            </w:r>
-            <w:r>
-              <w:t xml:space="preserve"> </w:t>
-            </w:r>
-            <w:r>
-              <w:t xml:space="preserve">ASR </w:t>
-            </w:r>
-            <w:r>
-              <w:t xml:space="preserve"> </w:t>
-            </w:r>
-            <w:r>
-              <w:t>回译</w:t>
-            </w:r>
-            <w:r>
-              <w:t xml:space="preserve"> </w:t>
-            </w:r>
-            <w:r>
-              <w:t xml:space="preserve"> WER</w:t>
-            </w:r>
-            <w:r>
-              <w:t xml:space="preserve"> </w:t>
-            </w:r>
-            <w:r>
-              <w:t>）</w:t>
-            </w:r>
-          </w:p>
-        </w:tc>
-      </w:tr>
-      <w:tr>
-        <w:tc>
-          <w:tcPr>
-            <w:tcW w:type="dxa" w:w="4320"/>
-            <w:vAlign w:val="center"/>
-            <w:tcBorders>
-              <w:top w:val="single" w:sz="6" w:space="0" w:color="000000"/>
-              <w:bottom w:val="single" w:sz="6" w:space="0" w:color="000000"/>
-              <w:left w:val="single" w:sz="6" w:space="0" w:color="000000"/>
-              <w:right w:val="single" w:sz="6" w:space="0" w:color="000000"/>
-            </w:tcBorders>
-            <w:tcMar>
-              <w:top w:w="120" w:type="dxa"/>
-              <w:bottom w:w="120" w:type="dxa"/>
-              <w:left w:w="120" w:type="dxa"/>
-              <w:right w:w="120" w:type="dxa"/>
-            </w:tcMar>
-          </w:tcPr>
-          <w:p>
-            <w:pPr>
-              <w:jc w:val="left"/>
-              <w:spacing w:line="240" w:lineRule="auto" w:before="30" w:after="30"/>
-            </w:pPr>
-            <w:r>
-              <w:rPr>
-                <w:b/>
-              </w:rPr>
-              <w:t>主观评测</w:t>
-            </w:r>
-          </w:p>
-        </w:tc>
-        <w:tc>
-          <w:tcPr>
-            <w:tcW w:type="dxa" w:w="4320"/>
-            <w:vAlign w:val="center"/>
-            <w:tcBorders>
-              <w:top w:val="single" w:sz="6" w:space="0" w:color="000000"/>
-              <w:bottom w:val="single" w:sz="6" w:space="0" w:color="000000"/>
-              <w:left w:val="single" w:sz="6" w:space="0" w:color="000000"/>
-              <w:right w:val="single" w:sz="6" w:space="0" w:color="000000"/>
-            </w:tcBorders>
-            <w:tcMar>
-              <w:top w:w="120" w:type="dxa"/>
-              <w:bottom w:w="120" w:type="dxa"/>
-              <w:left w:w="120" w:type="dxa"/>
-              <w:right w:w="120" w:type="dxa"/>
-            </w:tcMar>
-          </w:tcPr>
-          <w:p>
-            <w:pPr>
-              <w:jc w:val="left"/>
-              <w:spacing w:line="240" w:lineRule="auto" w:before="30" w:after="30"/>
-            </w:pPr>
-            <w:r>
-              <w:t xml:space="preserve">MOS </w:t>
-            </w:r>
-            <w:r>
-              <w:t xml:space="preserve"> </w:t>
-            </w:r>
-            <w:r>
-              <w:t>自然度（</w:t>
-            </w:r>
-            <w:r>
-              <w:t xml:space="preserve"> </w:t>
-            </w:r>
-            <w:r>
-              <w:t xml:space="preserve">5 </w:t>
-            </w:r>
-            <w:r>
-              <w:t xml:space="preserve"> </w:t>
-            </w:r>
-            <w:r>
-              <w:t>分制）</w:t>
-            </w:r>
-            <w:r>
-              <w:t xml:space="preserve"> </w:t>
-            </w:r>
-            <w:r>
-              <w:t xml:space="preserve">+ ABX </w:t>
-            </w:r>
-            <w:r>
-              <w:t xml:space="preserve"> </w:t>
-            </w:r>
-            <w:r>
-              <w:t>相似度；</w:t>
-            </w:r>
-            <w:r>
-              <w:t xml:space="preserve"> </w:t>
-            </w:r>
-            <w:r>
-              <w:rPr>
-                <w:b/>
-              </w:rPr>
-              <w:t>盲听、随机化、不显示条件</w:t>
-            </w:r>
-          </w:p>
-        </w:tc>
-      </w:tr>
-      <w:tr>
-        <w:tc>
-          <w:tcPr>
-            <w:tcW w:type="dxa" w:w="4320"/>
-            <w:vAlign w:val="center"/>
-            <w:tcBorders>
-              <w:top w:val="single" w:sz="6" w:space="0" w:color="000000"/>
-              <w:bottom w:val="single" w:sz="6" w:space="0" w:color="000000"/>
-              <w:left w:val="single" w:sz="6" w:space="0" w:color="000000"/>
-              <w:right w:val="single" w:sz="6" w:space="0" w:color="000000"/>
-            </w:tcBorders>
-            <w:tcMar>
-              <w:top w:w="120" w:type="dxa"/>
-              <w:bottom w:w="120" w:type="dxa"/>
-              <w:left w:w="120" w:type="dxa"/>
-              <w:right w:w="120" w:type="dxa"/>
-            </w:tcMar>
-          </w:tcPr>
-          <w:p>
-            <w:pPr>
-              <w:jc w:val="left"/>
-              <w:spacing w:line="240" w:lineRule="auto" w:before="30" w:after="30"/>
-            </w:pPr>
-            <w:r>
-              <w:rPr>
-                <w:b/>
-              </w:rPr>
-              <w:t>对照（文献口径）</w:t>
-            </w:r>
-          </w:p>
-        </w:tc>
-        <w:tc>
-          <w:tcPr>
-            <w:tcW w:type="dxa" w:w="4320"/>
-            <w:vAlign w:val="center"/>
-            <w:tcBorders>
-              <w:top w:val="single" w:sz="6" w:space="0" w:color="000000"/>
-              <w:bottom w:val="single" w:sz="6" w:space="0" w:color="000000"/>
-              <w:left w:val="single" w:sz="6" w:space="0" w:color="000000"/>
-              <w:right w:val="single" w:sz="6" w:space="0" w:color="000000"/>
-            </w:tcBorders>
-            <w:tcMar>
-              <w:top w:w="120" w:type="dxa"/>
-              <w:bottom w:w="120" w:type="dxa"/>
-              <w:left w:w="120" w:type="dxa"/>
-              <w:right w:w="120" w:type="dxa"/>
-            </w:tcMar>
-          </w:tcPr>
-          <w:p>
-            <w:pPr>
-              <w:jc w:val="left"/>
-              <w:spacing w:line="240" w:lineRule="auto" w:before="30" w:after="30"/>
-            </w:pPr>
-            <w:r>
-              <w:t>传统声音银行</w:t>
-            </w:r>
-            <w:r>
-              <w:t xml:space="preserve"> </w:t>
-            </w:r>
-            <w:r>
-              <w:t xml:space="preserve"> 50–200 </w:t>
-            </w:r>
-            <w:r>
-              <w:t xml:space="preserve"> </w:t>
-            </w:r>
-            <w:r>
-              <w:t>句方案、云端</w:t>
-            </w:r>
-            <w:r>
-              <w:t xml:space="preserve"> </w:t>
-            </w:r>
-            <w:r>
-              <w:t xml:space="preserve"> 1 </w:t>
-            </w:r>
-            <w:r>
-              <w:t xml:space="preserve"> </w:t>
-            </w:r>
-            <w:r>
-              <w:t>分钟即时克隆</w:t>
-            </w:r>
-            <w:r>
-              <w:t xml:space="preserve"> </w:t>
-            </w:r>
-            <w:r>
-              <w:t xml:space="preserve"> —— </w:t>
-            </w:r>
-            <w:r>
-              <w:t xml:space="preserve"> </w:t>
-            </w:r>
-            <w:r>
-              <w:rPr>
-                <w:b/>
-              </w:rPr>
-              <w:t>仅作文献对照，不做实验</w:t>
-            </w:r>
-          </w:p>
-        </w:tc>
-      </w:tr>
-    </w:tbl>
-    <w:p>
-      <w:r/>
-    </w:p>
-    <w:p>
-      <w:pPr>
-        <w:spacing w:before="0" w:after="120"/>
-        <w:ind w:firstLine="480"/>
-        <w:jc w:val="both"/>
-      </w:pPr>
-      <w:r>
-        <w:rPr>
-          <w:rFonts w:ascii="宋体" w:eastAsia="宋体" w:hAnsi="宋体" w:cs="宋体" w:hint="eastAsia"/>
-          <w:b/>
-          <w:lang w:eastAsia="zh-CN"/>
-        </w:rPr>
-        <w:t>样本规模</w:t>
-      </w:r>
-      <w:r>
-        <w:rPr>
-          <w:rFonts w:ascii="宋体" w:eastAsia="宋体" w:hAnsi="宋体" w:cs="宋体" w:hint="eastAsia"/>
-          <w:lang w:eastAsia="zh-CN"/>
-        </w:rPr>
-        <w:t>：</w:t>
-      </w:r>
-      <w:r>
-        <w:t xml:space="preserve">12 </w:t>
-      </w:r>
-      <w:r>
-        <w:rPr>
-          <w:rFonts w:ascii="宋体" w:eastAsia="宋体" w:hAnsi="宋体" w:cs="宋体" w:hint="eastAsia"/>
-          <w:lang w:eastAsia="zh-CN"/>
-        </w:rPr>
-        <w:t>人</w:t>
-      </w:r>
-      <w:r>
-        <w:t xml:space="preserve"> × 4 </w:t>
-      </w:r>
-      <w:r>
-        <w:rPr>
-          <w:rFonts w:ascii="宋体" w:eastAsia="宋体" w:hAnsi="宋体" w:cs="宋体" w:hint="eastAsia"/>
-          <w:lang w:eastAsia="zh-CN"/>
-        </w:rPr>
-        <w:t>档</w:t>
-      </w:r>
-      <w:r>
-        <w:t xml:space="preserve"> × 4 </w:t>
-      </w:r>
-      <w:r>
-        <w:rPr>
-          <w:rFonts w:ascii="宋体" w:eastAsia="宋体" w:hAnsi="宋体" w:cs="宋体" w:hint="eastAsia"/>
-          <w:lang w:eastAsia="zh-CN"/>
-        </w:rPr>
-        <w:t>条件</w:t>
-      </w:r>
-      <w:r>
-        <w:t xml:space="preserve"> = </w:t>
-      </w:r>
-      <w:r>
-        <w:rPr>
-          <w:rFonts w:ascii="宋体" w:eastAsia="宋体" w:hAnsi="宋体" w:cs="宋体" w:hint="eastAsia"/>
-          <w:b/>
-          <w:lang w:eastAsia="zh-CN"/>
-        </w:rPr>
-        <w:t>192 个合成样本</w:t>
-      </w:r>
-      <w:r>
-        <w:t xml:space="preserve"> + </w:t>
-      </w:r>
-      <w:r>
-        <w:rPr>
-          <w:rFonts w:ascii="宋体" w:eastAsia="宋体" w:hAnsi="宋体" w:cs="宋体" w:hint="eastAsia"/>
-          <w:b/>
-          <w:lang w:eastAsia="zh-CN"/>
-        </w:rPr>
-        <w:t>24 名听测被试</w:t>
-      </w:r>
-      <w:r>
-        <w:rPr>
-          <w:rFonts w:ascii="宋体" w:eastAsia="宋体" w:hAnsi="宋体" w:cs="宋体" w:hint="eastAsia"/>
-          <w:lang w:eastAsia="zh-CN"/>
-        </w:rPr>
-        <w:t>。</w:t>
-      </w:r>
-      <w:r/>
-    </w:p>
-    <w:p>
-      <w:pPr>
-        <w:spacing w:before="110" w:after="110"/>
-        <w:ind w:firstLine="0"/>
-        <w:pBdr>
-          <w:left w:val="single" w:sz="48" w:space="0" w:color="000000"/>
-        </w:pBdr>
-        <w:shd w:val="clear" w:color="auto" w:fill="F0F0F0"/>
-      </w:pPr>
-      <w:r>
-        <w:rPr>
-          <w:sz w:val="22"/>
-        </w:rPr>
-        <w:t xml:space="preserve">★ </w:t>
-      </w:r>
-      <w:r>
-        <w:rPr>
-          <w:rFonts w:ascii="宋体" w:eastAsia="宋体" w:hAnsi="宋体" w:cs="宋体" w:hint="eastAsia"/>
-          <w:b/>
-          <w:sz w:val="22"/>
-          <w:lang w:eastAsia="zh-CN"/>
-        </w:rPr>
-        <w:t>档位定义的关键说明</w:t>
-      </w:r>
-      <w:r>
-        <w:rPr>
-          <w:rFonts w:ascii="宋体" w:eastAsia="宋体" w:hAnsi="宋体" w:cs="宋体" w:hint="eastAsia"/>
-          <w:sz w:val="22"/>
-          <w:lang w:eastAsia="zh-CN"/>
-        </w:rPr>
-        <w:t>：四档的定义是</w:t>
-      </w:r>
-      <w:r>
-        <w:rPr>
-          <w:sz w:val="22"/>
-        </w:rPr>
-        <w:t>“</w:t>
-      </w:r>
-      <w:r>
-        <w:rPr>
-          <w:rFonts w:ascii="宋体" w:eastAsia="宋体" w:hAnsi="宋体" w:cs="宋体" w:hint="eastAsia"/>
-          <w:b/>
-          <w:sz w:val="22"/>
-          <w:lang w:eastAsia="zh-CN"/>
-        </w:rPr>
-        <w:t>对同一段录音按顺序截取前 N 秒</w:t>
-      </w:r>
-      <w:r>
-        <w:rPr>
-          <w:sz w:val="22"/>
-        </w:rPr>
-        <w:t>”</w:t>
-      </w:r>
-      <w:r>
-        <w:rPr>
-          <w:rFonts w:ascii="宋体" w:eastAsia="宋体" w:hAnsi="宋体" w:cs="宋体" w:hint="eastAsia"/>
-          <w:sz w:val="22"/>
-          <w:lang w:eastAsia="zh-CN"/>
-        </w:rPr>
-        <w:t>。</w:t>
-      </w:r>
-      <w:r>
-        <w:rPr>
-          <w:sz w:val="22"/>
-        </w:rPr>
-        <w:t xml:space="preserve"> </w:t>
-      </w:r>
-      <w:r>
-        <w:rPr>
-          <w:rFonts w:ascii="宋体" w:eastAsia="宋体" w:hAnsi="宋体" w:cs="宋体" w:hint="eastAsia"/>
-          <w:sz w:val="22"/>
-          <w:lang w:eastAsia="zh-CN"/>
-        </w:rPr>
-        <w:t>这一定义决定了</w:t>
-      </w:r>
-      <w:r>
-        <w:rPr>
-          <w:rFonts w:ascii="宋体" w:eastAsia="宋体" w:hAnsi="宋体" w:cs="宋体" w:hint="eastAsia"/>
-          <w:b/>
-          <w:sz w:val="22"/>
-          <w:lang w:eastAsia="zh-CN"/>
-        </w:rPr>
-        <w:t>必须由同一人在同一条件下一次录制完成</w:t>
-      </w:r>
-      <w:r>
-        <w:rPr>
-          <w:sz w:val="22"/>
-        </w:rPr>
-        <w:t>——</w:t>
-      </w:r>
-      <w:r>
-        <w:rPr>
-          <w:rFonts w:ascii="宋体" w:eastAsia="宋体" w:hAnsi="宋体" w:cs="宋体" w:hint="eastAsia"/>
-          <w:sz w:val="22"/>
-          <w:lang w:eastAsia="zh-CN"/>
-        </w:rPr>
-        <w:t>这也是本项目不能使用公开语料</w:t>
-      </w:r>
-      <w:r>
-        <w:rPr>
-          <w:sz w:val="22"/>
-        </w:rPr>
-        <w:t xml:space="preserve"> </w:t>
-      </w:r>
-      <w:r>
-        <w:rPr>
-          <w:rFonts w:ascii="宋体" w:eastAsia="宋体" w:hAnsi="宋体" w:cs="宋体" w:hint="eastAsia"/>
-          <w:sz w:val="22"/>
-          <w:lang w:eastAsia="zh-CN"/>
-        </w:rPr>
-        <w:t>或网络素材替代的原因：</w:t>
-      </w:r>
-      <w:r>
-        <w:rPr>
-          <w:rFonts w:ascii="宋体" w:eastAsia="宋体" w:hAnsi="宋体" w:cs="宋体" w:hint="eastAsia"/>
-          <w:b/>
-          <w:sz w:val="22"/>
-          <w:lang w:eastAsia="zh-CN"/>
-        </w:rPr>
-        <w:t>那样的素材无法保证“同一录音的前缀截取”这一控制变量条件</w:t>
-      </w:r>
-      <w:r>
-        <w:rPr>
-          <w:rFonts w:ascii="宋体" w:eastAsia="宋体" w:hAnsi="宋体" w:cs="宋体" w:hint="eastAsia"/>
-          <w:sz w:val="22"/>
-          <w:lang w:eastAsia="zh-CN"/>
-        </w:rPr>
-        <w:t>。 实际录制时，被试</w:t>
-      </w:r>
-      <w:r>
-        <w:rPr>
-          <w:rFonts w:ascii="宋体" w:eastAsia="宋体" w:hAnsi="宋体" w:cs="宋体" w:hint="eastAsia"/>
-          <w:b/>
-          <w:sz w:val="22"/>
-          <w:lang w:eastAsia="zh-CN"/>
-        </w:rPr>
-        <w:t>只需连续朗读约 65 秒</w:t>
-      </w:r>
-      <w:r>
-        <w:rPr>
-          <w:rFonts w:ascii="宋体" w:eastAsia="宋体" w:hAnsi="宋体" w:cs="宋体" w:hint="eastAsia"/>
-          <w:sz w:val="22"/>
-          <w:lang w:eastAsia="zh-CN"/>
-        </w:rPr>
-        <w:t>（</w:t>
-      </w:r>
-      <w:r>
-        <w:rPr>
-          <w:sz w:val="22"/>
-        </w:rPr>
-        <w:t xml:space="preserve">4 </w:t>
-      </w:r>
-      <w:r>
-        <w:rPr>
-          <w:rFonts w:ascii="宋体" w:eastAsia="宋体" w:hAnsi="宋体" w:cs="宋体" w:hint="eastAsia"/>
-          <w:sz w:val="22"/>
-          <w:lang w:eastAsia="zh-CN"/>
-        </w:rPr>
-        <w:t>档中最长为</w:t>
-      </w:r>
-      <w:r>
-        <w:rPr>
-          <w:sz w:val="22"/>
-        </w:rPr>
-        <w:t xml:space="preserve"> 60s</w:t>
-      </w:r>
-      <w:r>
-        <w:rPr>
-          <w:rFonts w:ascii="宋体" w:eastAsia="宋体" w:hAnsi="宋体" w:cs="宋体" w:hint="eastAsia"/>
-          <w:sz w:val="22"/>
-          <w:lang w:eastAsia="zh-CN"/>
-        </w:rPr>
-        <w:t>），即可切分出全部四档。</w:t>
-      </w:r>
-      <w:r/>
-    </w:p>
-    <w:p>
-      <w:pPr>
-        <w:spacing w:before="0" w:after="120"/>
-        <w:ind w:firstLine="480"/>
-        <w:jc w:val="both"/>
-      </w:pPr>
-      <w:r>
-        <w:rPr>
-          <w:rFonts w:ascii="宋体" w:eastAsia="宋体" w:hAnsi="宋体" w:cs="宋体" w:hint="eastAsia"/>
-          <w:b/>
-          <w:lang w:eastAsia="zh-CN"/>
-        </w:rPr>
-        <w:t>（3）技术路线（五阶段）</w:t>
-      </w:r>
-      <w:r/>
-    </w:p>
-    <w:p>
-      <w:pPr>
-        <w:spacing w:before="0" w:after="120"/>
-        <w:ind w:firstLine="480"/>
-        <w:jc w:val="both"/>
-      </w:pPr>
-      <w:r>
-        <w:t>``</w:t>
-      </w:r>
-      <w:r>
-        <w:rPr>
-          <w:rFonts w:ascii="宋体" w:hAnsi="宋体" w:eastAsia="宋体" w:cs="宋体" w:hint="eastAsia"/>
-          <w:sz w:val="21"/>
-          <w:lang w:eastAsia="zh-CN"/>
-        </w:rPr>
-        <w:t xml:space="preserve"> 阶段一 协议与平台 → 评测协议定稿、录音 SOP、知情同意书模板 ↓ 阶段二 数据采集 → 12 名被试录音（一次录制、前缀切档）、质量筛查 ↓ 阶段三 客观评测（RQ1/RQ2） → 192 样本 × 7 指标批量运行、统计分析 ↓ 阶段四 主观评测（RQ3） → 24 人 MOS/ABX 听测、客观-主观相关性分析 ↓ 阶段五 反哺与结题 → 自动质量门禁规则、论文/软著/结题报告 </w:t>
-      </w:r>
-      <w:r>
-        <w:t>``</w:t>
-      </w:r>
-      <w:r/>
-    </w:p>
-    <w:p>
-      <w:pPr>
-        <w:spacing w:before="0" w:after="120"/>
-        <w:ind w:firstLine="480"/>
-        <w:jc w:val="both"/>
-      </w:pPr>
-      <w:r>
-        <w:rPr>
-          <w:rFonts w:ascii="宋体" w:eastAsia="宋体" w:hAnsi="宋体" w:cs="宋体" w:hint="eastAsia"/>
-          <w:b/>
-          <w:lang w:eastAsia="zh-CN"/>
-        </w:rPr>
-        <w:t>（4）分析方法</w:t>
-      </w:r>
-      <w:r/>
-    </w:p>
-    <w:p>
-      <w:pPr>
-        <w:pStyle w:val="ListNumber"/>
-        <w:numPr>
-          <w:ilvl w:val="0"/>
-          <w:numId w:val="12"/>
-        </w:numPr>
-        <w:spacing w:after="120"/>
-        <w:jc w:val="both"/>
-      </w:pPr>
-      <w:r>
-        <w:rPr>
-          <w:rFonts w:ascii="宋体" w:eastAsia="宋体" w:hAnsi="宋体" w:cs="宋体" w:hint="eastAsia"/>
-          <w:b/>
-          <w:lang w:eastAsia="zh-CN"/>
-        </w:rPr>
-        <w:t>主效应</w:t>
-      </w:r>
-      <w:r>
-        <w:rPr>
-          <w:rFonts w:ascii="宋体" w:eastAsia="宋体" w:hAnsi="宋体" w:cs="宋体" w:hint="eastAsia"/>
-          <w:lang w:eastAsia="zh-CN"/>
-        </w:rPr>
-        <w:t>：参考音时长</w:t>
-      </w:r>
-      <w:r>
-        <w:t xml:space="preserve"> → </w:t>
-      </w:r>
-      <w:r>
-        <w:rPr>
-          <w:rFonts w:ascii="宋体" w:eastAsia="宋体" w:hAnsi="宋体" w:cs="宋体" w:hint="eastAsia"/>
-          <w:lang w:eastAsia="zh-CN"/>
-        </w:rPr>
-        <w:t>各指标（重复测量</w:t>
-      </w:r>
-      <w:r>
-        <w:t xml:space="preserve"> ANOVA / </w:t>
-      </w:r>
-      <w:r>
-        <w:rPr>
-          <w:rFonts w:ascii="宋体" w:eastAsia="宋体" w:hAnsi="宋体" w:cs="宋体" w:hint="eastAsia"/>
-          <w:lang w:eastAsia="zh-CN"/>
-        </w:rPr>
-        <w:t>混合效应模型）</w:t>
-      </w:r>
-    </w:p>
-    <w:p>
-      <w:pPr>
-        <w:pStyle w:val="ListNumber"/>
-        <w:numPr>
-          <w:ilvl w:val="0"/>
-          <w:numId w:val="12"/>
-        </w:numPr>
-        <w:spacing w:after="120"/>
-        <w:jc w:val="both"/>
-      </w:pPr>
-      <w:r>
-        <w:rPr>
-          <w:rFonts w:ascii="宋体" w:eastAsia="宋体" w:hAnsi="宋体" w:cs="宋体" w:hint="eastAsia"/>
-          <w:b/>
-          <w:lang w:eastAsia="zh-CN"/>
-        </w:rPr>
-        <w:t>饱和点</w:t>
-      </w:r>
-      <w:r>
-        <w:rPr>
-          <w:rFonts w:ascii="宋体" w:eastAsia="宋体" w:hAnsi="宋体" w:cs="宋体" w:hint="eastAsia"/>
-          <w:lang w:eastAsia="zh-CN"/>
-        </w:rPr>
-        <w:t>：找出</w:t>
-      </w:r>
-      <w:r>
-        <w:t>“</w:t>
-      </w:r>
-      <w:r>
-        <w:rPr>
-          <w:rFonts w:ascii="宋体" w:eastAsia="宋体" w:hAnsi="宋体" w:cs="宋体" w:hint="eastAsia"/>
-          <w:lang w:eastAsia="zh-CN"/>
-        </w:rPr>
-        <w:t>再增加时长，收益低于阈值</w:t>
-      </w:r>
-      <w:r>
-        <w:t>”</w:t>
-      </w:r>
-      <w:r>
-        <w:rPr>
-          <w:rFonts w:ascii="宋体" w:eastAsia="宋体" w:hAnsi="宋体" w:cs="宋体" w:hint="eastAsia"/>
-          <w:lang w:eastAsia="zh-CN"/>
-        </w:rPr>
-        <w:t>的档位</w:t>
-      </w:r>
-      <w:r>
-        <w:t xml:space="preserve"> → </w:t>
-      </w:r>
-      <w:r>
-        <w:rPr>
-          <w:rFonts w:ascii="宋体" w:eastAsia="宋体" w:hAnsi="宋体" w:cs="宋体" w:hint="eastAsia"/>
-          <w:lang w:eastAsia="zh-CN"/>
-        </w:rPr>
-        <w:t>回答</w:t>
-      </w:r>
-      <w:r>
-        <w:t>“</w:t>
-      </w:r>
-      <w:r>
-        <w:rPr>
-          <w:rFonts w:ascii="宋体" w:eastAsia="宋体" w:hAnsi="宋体" w:cs="宋体" w:hint="eastAsia"/>
-          <w:b/>
-          <w:lang w:eastAsia="zh-CN"/>
-        </w:rPr>
-        <w:t>最少要录多久</w:t>
-      </w:r>
-      <w:r>
-        <w:t>”</w:t>
-      </w:r>
-    </w:p>
-    <w:p>
-      <w:pPr>
-        <w:pStyle w:val="ListNumber"/>
-        <w:numPr>
-          <w:ilvl w:val="0"/>
-          <w:numId w:val="12"/>
-        </w:numPr>
-        <w:spacing w:after="120"/>
-        <w:jc w:val="both"/>
-      </w:pPr>
-      <w:r>
-        <w:rPr>
-          <w:rFonts w:ascii="宋体" w:eastAsia="宋体" w:hAnsi="宋体" w:cs="宋体" w:hint="eastAsia"/>
-          <w:b/>
-          <w:lang w:eastAsia="zh-CN"/>
-        </w:rPr>
-        <w:t>相关性</w:t>
-      </w:r>
-      <w:r>
-        <w:rPr>
-          <w:rFonts w:ascii="宋体" w:eastAsia="宋体" w:hAnsi="宋体" w:cs="宋体" w:hint="eastAsia"/>
-          <w:lang w:eastAsia="zh-CN"/>
-        </w:rPr>
-        <w:t>：客观指标</w:t>
-      </w:r>
-      <w:r>
-        <w:t xml:space="preserve"> vs MOS / ABX</w:t>
-      </w:r>
-      <w:r>
-        <w:rPr>
-          <w:rFonts w:ascii="宋体" w:eastAsia="宋体" w:hAnsi="宋体" w:cs="宋体" w:hint="eastAsia"/>
-          <w:lang w:eastAsia="zh-CN"/>
-        </w:rPr>
-        <w:t>（</w:t>
-      </w:r>
-      <w:r>
-        <w:t>Spearman / PLCC / SRCC</w:t>
-      </w:r>
-      <w:r>
-        <w:rPr>
-          <w:rFonts w:ascii="宋体" w:eastAsia="宋体" w:hAnsi="宋体" w:cs="宋体" w:hint="eastAsia"/>
-          <w:lang w:eastAsia="zh-CN"/>
-        </w:rPr>
-        <w:t>）</w:t>
-      </w:r>
-    </w:p>
-    <w:p>
-      <w:pPr>
-        <w:pStyle w:val="ListNumber"/>
-        <w:numPr>
-          <w:ilvl w:val="0"/>
-          <w:numId w:val="12"/>
-        </w:numPr>
-        <w:spacing w:after="120"/>
-        <w:jc w:val="both"/>
-      </w:pPr>
-      <w:r>
-        <w:rPr>
-          <w:rFonts w:ascii="宋体" w:eastAsia="宋体" w:hAnsi="宋体" w:cs="宋体" w:hint="eastAsia"/>
-          <w:b/>
-          <w:lang w:eastAsia="zh-CN"/>
-        </w:rPr>
-        <w:t>门禁验证</w:t>
-      </w:r>
-      <w:r>
-        <w:rPr>
-          <w:rFonts w:ascii="宋体" w:eastAsia="宋体" w:hAnsi="宋体" w:cs="宋体" w:hint="eastAsia"/>
-          <w:lang w:eastAsia="zh-CN"/>
-        </w:rPr>
-        <w:t>：用相关性最高的指标组合设定阈值，验证</w:t>
-      </w:r>
-      <w:r>
-        <w:t>“</w:t>
-      </w:r>
-      <w:r>
-        <w:rPr>
-          <w:rFonts w:ascii="宋体" w:eastAsia="宋体" w:hAnsi="宋体" w:cs="宋体" w:hint="eastAsia"/>
-          <w:lang w:eastAsia="zh-CN"/>
-        </w:rPr>
-        <w:t>自动门禁</w:t>
-      </w:r>
-      <w:r>
-        <w:t xml:space="preserve"> vs </w:t>
-      </w:r>
-      <w:r>
-        <w:rPr>
-          <w:rFonts w:ascii="宋体" w:eastAsia="宋体" w:hAnsi="宋体" w:cs="宋体" w:hint="eastAsia"/>
-          <w:lang w:eastAsia="zh-CN"/>
-        </w:rPr>
-        <w:t>人工判断</w:t>
-      </w:r>
-      <w:r>
-        <w:t>”</w:t>
-      </w:r>
-      <w:r>
-        <w:rPr>
-          <w:rFonts w:ascii="宋体" w:eastAsia="宋体" w:hAnsi="宋体" w:cs="宋体" w:hint="eastAsia"/>
-          <w:lang w:eastAsia="zh-CN"/>
-        </w:rPr>
-        <w:t>的一致率</w:t>
-      </w:r>
-      <w:r/>
-    </w:p>
-    <w:p>
-      <w:pPr>
-        <w:spacing w:before="0" w:after="120"/>
-        <w:ind w:firstLine="480"/>
-        <w:jc w:val="both"/>
-      </w:pPr>
-      <w:r>
-        <w:rPr>
-          <w:rFonts w:ascii="宋体" w:eastAsia="宋体" w:hAnsi="宋体" w:cs="宋体" w:hint="eastAsia"/>
-          <w:b/>
-          <w:lang w:eastAsia="zh-CN"/>
-        </w:rPr>
-        <w:t>（5）诚实边界（主动声明，不作超出数据的推断）</w:t>
-      </w:r>
-      <w:r/>
-    </w:p>
-    <w:p>
-      <w:pPr>
-        <w:pStyle w:val="ListBullet"/>
-        <w:spacing w:after="120"/>
-        <w:jc w:val="both"/>
-      </w:pPr>
-      <w:r>
-        <w:rPr>
-          <w:rFonts w:ascii="宋体" w:eastAsia="宋体" w:hAnsi="宋体" w:cs="宋体" w:hint="eastAsia"/>
-          <w:lang w:eastAsia="zh-CN"/>
-        </w:rPr>
-        <w:t>本实验以</w:t>
-      </w:r>
-      <w:r>
-        <w:rPr>
-          <w:rFonts w:ascii="宋体" w:eastAsia="宋体" w:hAnsi="宋体" w:cs="宋体" w:hint="eastAsia"/>
-          <w:b/>
-          <w:lang w:eastAsia="zh-CN"/>
-        </w:rPr>
-        <w:t>健康说话人</w:t>
-      </w:r>
-      <w:r>
-        <w:rPr>
-          <w:rFonts w:ascii="宋体" w:eastAsia="宋体" w:hAnsi="宋体" w:cs="宋体" w:hint="eastAsia"/>
-          <w:lang w:eastAsia="zh-CN"/>
-        </w:rPr>
-        <w:t>模拟</w:t>
-      </w:r>
-      <w:r>
-        <w:t>“</w:t>
-      </w:r>
-      <w:r>
-        <w:rPr>
-          <w:rFonts w:ascii="宋体" w:eastAsia="宋体" w:hAnsi="宋体" w:cs="宋体" w:hint="eastAsia"/>
-          <w:lang w:eastAsia="zh-CN"/>
-        </w:rPr>
-        <w:t>嗓音保存前的录制条件</w:t>
-      </w:r>
-      <w:r>
-        <w:t>”</w:t>
-      </w:r>
-      <w:r>
-        <w:rPr>
-          <w:rFonts w:ascii="宋体" w:eastAsia="宋体" w:hAnsi="宋体" w:cs="宋体" w:hint="eastAsia"/>
-          <w:lang w:eastAsia="zh-CN"/>
-        </w:rPr>
-        <w:t>，</w:t>
-      </w:r>
-      <w:r>
-        <w:rPr>
-          <w:rFonts w:ascii="宋体" w:eastAsia="宋体" w:hAnsi="宋体" w:cs="宋体" w:hint="eastAsia"/>
-          <w:b/>
-          <w:lang w:eastAsia="zh-CN"/>
-        </w:rPr>
-        <w:t>不是患者数据</w:t>
-      </w:r>
-      <w:r>
-        <w:rPr>
-          <w:rFonts w:ascii="宋体" w:eastAsia="宋体" w:hAnsi="宋体" w:cs="宋体" w:hint="eastAsia"/>
-          <w:lang w:eastAsia="zh-CN"/>
-        </w:rPr>
-        <w:t>；</w:t>
-      </w:r>
-    </w:p>
-    <w:p>
-      <w:pPr>
-        <w:pStyle w:val="ListBullet"/>
-        <w:spacing w:after="120"/>
-        <w:jc w:val="both"/>
-      </w:pPr>
-      <w:r>
-        <w:rPr>
-          <w:rFonts w:ascii="宋体" w:eastAsia="宋体" w:hAnsi="宋体" w:cs="宋体" w:hint="eastAsia"/>
-          <w:lang w:eastAsia="zh-CN"/>
-        </w:rPr>
-        <w:t>样本量有限（</w:t>
-      </w:r>
-      <w:r>
-        <w:t xml:space="preserve">12 </w:t>
-      </w:r>
-      <w:r>
-        <w:rPr>
-          <w:rFonts w:ascii="宋体" w:eastAsia="宋体" w:hAnsi="宋体" w:cs="宋体" w:hint="eastAsia"/>
-          <w:lang w:eastAsia="zh-CN"/>
-        </w:rPr>
-        <w:t>名说话人</w:t>
-      </w:r>
-      <w:r>
-        <w:t xml:space="preserve"> / 24 </w:t>
-      </w:r>
-      <w:r>
-        <w:rPr>
-          <w:rFonts w:ascii="宋体" w:eastAsia="宋体" w:hAnsi="宋体" w:cs="宋体" w:hint="eastAsia"/>
-          <w:lang w:eastAsia="zh-CN"/>
-        </w:rPr>
-        <w:t>名听测者），单机单卡，单一语言（中文）；</w:t>
-      </w:r>
-    </w:p>
-    <w:p>
-      <w:pPr>
-        <w:pStyle w:val="ListBullet"/>
-        <w:spacing w:after="120"/>
-        <w:jc w:val="both"/>
-      </w:pPr>
-      <w:r>
-        <w:rPr>
-          <w:rFonts w:ascii="宋体" w:eastAsia="宋体" w:hAnsi="宋体" w:cs="宋体" w:hint="eastAsia"/>
-          <w:lang w:eastAsia="zh-CN"/>
-        </w:rPr>
-        <w:t>本项目</w:t>
-      </w:r>
-      <w:r>
-        <w:rPr>
-          <w:rFonts w:ascii="宋体" w:eastAsia="宋体" w:hAnsi="宋体" w:cs="宋体" w:hint="eastAsia"/>
-          <w:b/>
-          <w:lang w:eastAsia="zh-CN"/>
-        </w:rPr>
-        <w:t>不做任何疗效声称</w:t>
-      </w:r>
-      <w:r>
-        <w:rPr>
-          <w:rFonts w:ascii="宋体" w:eastAsia="宋体" w:hAnsi="宋体" w:cs="宋体" w:hint="eastAsia"/>
-          <w:lang w:eastAsia="zh-CN"/>
-        </w:rPr>
-        <w:t>，只做</w:t>
-      </w:r>
-      <w:r>
-        <w:t>“</w:t>
-      </w:r>
-      <w:r>
-        <w:rPr>
-          <w:rFonts w:ascii="宋体" w:eastAsia="宋体" w:hAnsi="宋体" w:cs="宋体" w:hint="eastAsia"/>
-          <w:b/>
-          <w:lang w:eastAsia="zh-CN"/>
-        </w:rPr>
-        <w:t>保存与复现的质量评价</w:t>
-      </w:r>
-      <w:r>
-        <w:t>”</w:t>
-      </w:r>
-      <w:r>
-        <w:rPr>
-          <w:rFonts w:ascii="宋体" w:eastAsia="宋体" w:hAnsi="宋体" w:cs="宋体" w:hint="eastAsia"/>
-          <w:lang w:eastAsia="zh-CN"/>
-        </w:rPr>
-        <w:t>；</w:t>
-      </w:r>
-    </w:p>
-    <w:p>
-      <w:pPr>
-        <w:pStyle w:val="ListBullet"/>
-        <w:spacing w:after="120"/>
-        <w:jc w:val="both"/>
-      </w:pPr>
-      <w:r>
-        <w:rPr>
-          <w:rFonts w:ascii="宋体" w:eastAsia="宋体" w:hAnsi="宋体" w:cs="宋体" w:hint="eastAsia"/>
-          <w:lang w:eastAsia="zh-CN"/>
-        </w:rPr>
-        <w:t>研究结论的适用范围限于</w:t>
-      </w:r>
-      <w:r>
-        <w:rPr>
-          <w:rFonts w:ascii="宋体" w:eastAsia="宋体" w:hAnsi="宋体" w:cs="宋体" w:hint="eastAsia"/>
-          <w:b/>
-          <w:lang w:eastAsia="zh-CN"/>
-        </w:rPr>
-        <w:t>本项目实验条件</w:t>
-      </w:r>
-      <w:r>
-        <w:rPr>
-          <w:rFonts w:ascii="宋体" w:eastAsia="宋体" w:hAnsi="宋体" w:cs="宋体" w:hint="eastAsia"/>
-          <w:lang w:eastAsia="zh-CN"/>
-        </w:rPr>
-        <w:t>，不外推为普遍结论。</w:t>
-      </w:r>
-      <w:r/>
-    </w:p>
-    <w:p>
-      <w:pPr>
-        <w:pStyle w:val="Heading3"/>
-        <w:spacing w:before="420" w:after="140"/>
-      </w:pPr>
-      <w:r>
-        <w:rPr>
-          <w:rFonts w:ascii="宋体" w:hAnsi="宋体" w:eastAsia="宋体" w:cs="宋体" w:hint="eastAsia"/>
-          <w:sz w:val="28"/>
-          <w:lang w:eastAsia="zh-CN"/>
-        </w:rPr>
-        <w:t>2.5 适用范围或推广前景</w:t>
-      </w:r>
-      <w:r/>
-    </w:p>
-    <w:p>
-      <w:pPr>
-        <w:spacing w:before="0" w:after="120"/>
-        <w:ind w:firstLine="480"/>
-        <w:jc w:val="both"/>
-      </w:pPr>
-      <w:r>
-        <w:rPr>
-          <w:rFonts w:ascii="宋体" w:eastAsia="宋体" w:hAnsi="宋体" w:cs="宋体" w:hint="eastAsia"/>
-          <w:b/>
-          <w:lang w:eastAsia="zh-CN"/>
-        </w:rPr>
-        <w:t>（1）适用范围</w:t>
-      </w:r>
-      <w:r/>
-    </w:p>
-    <w:tbl>
-      <w:tblPr>
-        <w:tblW w:type="pct" w:w="5000"/>
-        <w:tblLook w:firstColumn="1" w:firstRow="1" w:lastColumn="0" w:lastRow="0" w:noHBand="0" w:noVBand="1" w:val="04A0"/>
-        <w:tblLayout w:type="autofit"/>
-      </w:tblPr>
-      <w:tblGrid>
-        <w:gridCol w:w="2880"/>
-        <w:gridCol w:w="2880"/>
-        <w:gridCol w:w="2880"/>
-      </w:tblGrid>
-      <w:tr>
-        <w:tc>
-          <w:tcPr>
-            <w:tcW w:type="dxa" w:w="2880"/>
-            <w:vAlign w:val="center"/>
-            <w:tcBorders>
-              <w:top w:val="single" w:sz="6" w:space="0" w:color="000000"/>
-              <w:bottom w:val="single" w:sz="6" w:space="0" w:color="000000"/>
-              <w:left w:val="single" w:sz="6" w:space="0" w:color="000000"/>
-              <w:right w:val="single" w:sz="6" w:space="0" w:color="000000"/>
-            </w:tcBorders>
-            <w:shd w:val="clear" w:color="auto" w:fill="F0F0F0"/>
-            <w:tcMar>
-              <w:top w:w="120" w:type="dxa"/>
-              <w:bottom w:w="120" w:type="dxa"/>
-              <w:left w:w="120" w:type="dxa"/>
-              <w:right w:w="120" w:type="dxa"/>
-            </w:tcMar>
-          </w:tcPr>
-          <w:p>
-            <w:pPr>
-              <w:jc w:val="center"/>
-              <w:spacing w:line="240" w:lineRule="auto" w:before="30" w:after="30"/>
-            </w:pPr>
-            <w:r>
-              <w:rPr>
-                <w:rFonts w:ascii="黑体" w:hAnsi="黑体" w:eastAsia="黑体" w:hint="eastAsia"/>
-                <w:b/>
-              </w:rPr>
-              <w:t>对象</w:t>
-            </w:r>
-          </w:p>
-        </w:tc>
-        <w:tc>
-          <w:tcPr>
-            <w:tcW w:type="dxa" w:w="2880"/>
-            <w:vAlign w:val="center"/>
-            <w:tcBorders>
-              <w:top w:val="single" w:sz="6" w:space="0" w:color="000000"/>
-              <w:bottom w:val="single" w:sz="6" w:space="0" w:color="000000"/>
-              <w:left w:val="single" w:sz="6" w:space="0" w:color="000000"/>
-              <w:right w:val="single" w:sz="6" w:space="0" w:color="000000"/>
-            </w:tcBorders>
-            <w:shd w:val="clear" w:color="auto" w:fill="F0F0F0"/>
-            <w:tcMar>
-              <w:top w:w="120" w:type="dxa"/>
-              <w:bottom w:w="120" w:type="dxa"/>
-              <w:left w:w="120" w:type="dxa"/>
-              <w:right w:w="120" w:type="dxa"/>
-            </w:tcMar>
-          </w:tcPr>
-          <w:p>
-            <w:pPr>
-              <w:jc w:val="center"/>
-              <w:spacing w:line="240" w:lineRule="auto" w:before="30" w:after="30"/>
-            </w:pPr>
-            <w:r>
-              <w:rPr>
-                <w:rFonts w:ascii="黑体" w:hAnsi="黑体" w:eastAsia="黑体" w:hint="eastAsia"/>
-                <w:b/>
-              </w:rPr>
-              <w:t>场景</w:t>
-            </w:r>
-          </w:p>
-        </w:tc>
-        <w:tc>
-          <w:tcPr>
-            <w:tcW w:type="dxa" w:w="2880"/>
-            <w:vAlign w:val="center"/>
-            <w:tcBorders>
-              <w:top w:val="single" w:sz="6" w:space="0" w:color="000000"/>
-              <w:bottom w:val="single" w:sz="6" w:space="0" w:color="000000"/>
-              <w:left w:val="single" w:sz="6" w:space="0" w:color="000000"/>
-              <w:right w:val="single" w:sz="6" w:space="0" w:color="000000"/>
-            </w:tcBorders>
-            <w:shd w:val="clear" w:color="auto" w:fill="F0F0F0"/>
-            <w:tcMar>
-              <w:top w:w="120" w:type="dxa"/>
-              <w:bottom w:w="120" w:type="dxa"/>
-              <w:left w:w="120" w:type="dxa"/>
-              <w:right w:w="120" w:type="dxa"/>
-            </w:tcMar>
-          </w:tcPr>
-          <w:p>
-            <w:pPr>
-              <w:jc w:val="center"/>
-              <w:spacing w:line="240" w:lineRule="auto" w:before="30" w:after="30"/>
-            </w:pPr>
-            <w:r>
-              <w:rPr>
-                <w:rFonts w:ascii="黑体" w:hAnsi="黑体" w:eastAsia="黑体" w:hint="eastAsia"/>
-                <w:b/>
-              </w:rPr>
-              <w:t>说明</w:t>
+              <w:t>本项目的核心应用场景，与师范院校培养方向直接相关；已有可用的“讲稿驱动录课”链路（见 §4.1）</w:t>
             </w:r>
           </w:p>
         </w:tc>
@@ -8676,7 +8544,7 @@
               <w:rPr>
                 <w:b/>
               </w:rPr>
-              <w:t>职业用嗓人群</w:t>
+              <w:t>研究场景</w:t>
             </w:r>
           </w:p>
         </w:tc>
@@ -8703,13 +8571,13 @@
               <w:spacing w:line="240" w:lineRule="auto" w:before="30" w:after="30"/>
             </w:pPr>
             <w:r>
-              <w:t xml:space="preserve">教师、师范生、播音主持、客服等的 </w:t>
+              <w:t xml:space="preserve">为同类研究提供 </w:t>
             </w:r>
             <w:r>
               <w:rPr>
                 <w:b/>
               </w:rPr>
-              <w:t>嗓音档案保存</w:t>
+              <w:t>可复现的评测协议与流水线</w:t>
             </w:r>
           </w:p>
         </w:tc>
@@ -8736,309 +8604,6 @@
               <w:spacing w:line="240" w:lineRule="auto" w:before="30" w:after="30"/>
             </w:pPr>
             <w:r>
-              <w:t>本项目主要研究对象</w:t>
-            </w:r>
-          </w:p>
-        </w:tc>
-      </w:tr>
-      <w:tr>
-        <w:tc>
-          <w:tcPr>
-            <w:tcW w:type="dxa" w:w="2880"/>
-            <w:vAlign w:val="center"/>
-            <w:tcBorders>
-              <w:top w:val="single" w:sz="6" w:space="0" w:color="000000"/>
-              <w:bottom w:val="single" w:sz="6" w:space="0" w:color="000000"/>
-              <w:left w:val="single" w:sz="6" w:space="0" w:color="000000"/>
-              <w:right w:val="single" w:sz="6" w:space="0" w:color="000000"/>
-            </w:tcBorders>
-            <w:tcMar>
-              <w:top w:w="120" w:type="dxa"/>
-              <w:bottom w:w="120" w:type="dxa"/>
-              <w:left w:w="120" w:type="dxa"/>
-              <w:right w:w="120" w:type="dxa"/>
-            </w:tcMar>
-          </w:tcPr>
-          <w:p>
-            <w:pPr>
-              <w:jc w:val="left"/>
-              <w:spacing w:line="240" w:lineRule="auto" w:before="30" w:after="30"/>
-            </w:pPr>
-            <w:r>
-              <w:rPr>
-                <w:b/>
-              </w:rPr>
-              <w:t>嗓音障碍人群</w:t>
-            </w:r>
-          </w:p>
-        </w:tc>
-        <w:tc>
-          <w:tcPr>
-            <w:tcW w:type="dxa" w:w="2880"/>
-            <w:vAlign w:val="center"/>
-            <w:tcBorders>
-              <w:top w:val="single" w:sz="6" w:space="0" w:color="000000"/>
-              <w:bottom w:val="single" w:sz="6" w:space="0" w:color="000000"/>
-              <w:left w:val="single" w:sz="6" w:space="0" w:color="000000"/>
-              <w:right w:val="single" w:sz="6" w:space="0" w:color="000000"/>
-            </w:tcBorders>
-            <w:tcMar>
-              <w:top w:w="120" w:type="dxa"/>
-              <w:bottom w:w="120" w:type="dxa"/>
-              <w:left w:w="120" w:type="dxa"/>
-              <w:right w:w="120" w:type="dxa"/>
-            </w:tcMar>
-          </w:tcPr>
-          <w:p>
-            <w:pPr>
-              <w:jc w:val="left"/>
-              <w:spacing w:line="240" w:lineRule="auto" w:before="30" w:after="30"/>
-            </w:pPr>
-            <w:r>
-              <w:t xml:space="preserve">因疾病或手术可能失去嗓音者的 </w:t>
-            </w:r>
-            <w:r>
-              <w:rPr>
-                <w:b/>
-              </w:rPr>
-              <w:t>声音保存与辅助沟通</w:t>
-            </w:r>
-          </w:p>
-        </w:tc>
-        <w:tc>
-          <w:tcPr>
-            <w:tcW w:type="dxa" w:w="2880"/>
-            <w:vAlign w:val="center"/>
-            <w:tcBorders>
-              <w:top w:val="single" w:sz="6" w:space="0" w:color="000000"/>
-              <w:bottom w:val="single" w:sz="6" w:space="0" w:color="000000"/>
-              <w:left w:val="single" w:sz="6" w:space="0" w:color="000000"/>
-              <w:right w:val="single" w:sz="6" w:space="0" w:color="000000"/>
-            </w:tcBorders>
-            <w:tcMar>
-              <w:top w:w="120" w:type="dxa"/>
-              <w:bottom w:w="120" w:type="dxa"/>
-              <w:left w:w="120" w:type="dxa"/>
-              <w:right w:w="120" w:type="dxa"/>
-            </w:tcMar>
-          </w:tcPr>
-          <w:p>
-            <w:pPr>
-              <w:jc w:val="left"/>
-              <w:spacing w:line="240" w:lineRule="auto" w:before="30" w:after="30"/>
-            </w:pPr>
-            <w:r>
-              <w:t xml:space="preserve">⚠️ </w:t>
-            </w:r>
-            <w:r>
-              <w:t xml:space="preserve"> </w:t>
-            </w:r>
-            <w:r>
-              <w:t>属</w:t>
-            </w:r>
-            <w:r>
-              <w:t xml:space="preserve"> </w:t>
-            </w:r>
-            <w:r>
-              <w:rPr>
-                <w:b/>
-              </w:rPr>
-              <w:t>辅助沟通</w:t>
-            </w:r>
-            <w:r>
-              <w:t xml:space="preserve"> 范畴， </w:t>
-            </w:r>
-            <w:r>
-              <w:rPr>
-                <w:b/>
-              </w:rPr>
-              <w:t>不涉及任何医疗用途声称</w:t>
-            </w:r>
-          </w:p>
-        </w:tc>
-      </w:tr>
-      <w:tr>
-        <w:tc>
-          <w:tcPr>
-            <w:tcW w:type="dxa" w:w="2880"/>
-            <w:vAlign w:val="center"/>
-            <w:tcBorders>
-              <w:top w:val="single" w:sz="6" w:space="0" w:color="000000"/>
-              <w:bottom w:val="single" w:sz="6" w:space="0" w:color="000000"/>
-              <w:left w:val="single" w:sz="6" w:space="0" w:color="000000"/>
-              <w:right w:val="single" w:sz="6" w:space="0" w:color="000000"/>
-            </w:tcBorders>
-            <w:tcMar>
-              <w:top w:w="120" w:type="dxa"/>
-              <w:bottom w:w="120" w:type="dxa"/>
-              <w:left w:w="120" w:type="dxa"/>
-              <w:right w:w="120" w:type="dxa"/>
-            </w:tcMar>
-          </w:tcPr>
-          <w:p>
-            <w:pPr>
-              <w:jc w:val="left"/>
-              <w:spacing w:line="240" w:lineRule="auto" w:before="30" w:after="30"/>
-            </w:pPr>
-            <w:r>
-              <w:rPr>
-                <w:b/>
-              </w:rPr>
-              <w:t>教育教学场景</w:t>
-            </w:r>
-          </w:p>
-        </w:tc>
-        <w:tc>
-          <w:tcPr>
-            <w:tcW w:type="dxa" w:w="2880"/>
-            <w:vAlign w:val="center"/>
-            <w:tcBorders>
-              <w:top w:val="single" w:sz="6" w:space="0" w:color="000000"/>
-              <w:bottom w:val="single" w:sz="6" w:space="0" w:color="000000"/>
-              <w:left w:val="single" w:sz="6" w:space="0" w:color="000000"/>
-              <w:right w:val="single" w:sz="6" w:space="0" w:color="000000"/>
-            </w:tcBorders>
-            <w:tcMar>
-              <w:top w:w="120" w:type="dxa"/>
-              <w:bottom w:w="120" w:type="dxa"/>
-              <w:left w:w="120" w:type="dxa"/>
-              <w:right w:w="120" w:type="dxa"/>
-            </w:tcMar>
-          </w:tcPr>
-          <w:p>
-            <w:pPr>
-              <w:jc w:val="left"/>
-              <w:spacing w:line="240" w:lineRule="auto" w:before="30" w:after="30"/>
-            </w:pPr>
-            <w:r>
-              <w:t xml:space="preserve">微课配音、课程音频的 </w:t>
-            </w:r>
-            <w:r>
-              <w:rPr>
-                <w:b/>
-              </w:rPr>
-              <w:t>本地、离线</w:t>
-            </w:r>
-            <w:r>
-              <w:t xml:space="preserve"> 生产</w:t>
-            </w:r>
-          </w:p>
-        </w:tc>
-        <w:tc>
-          <w:tcPr>
-            <w:tcW w:type="dxa" w:w="2880"/>
-            <w:vAlign w:val="center"/>
-            <w:tcBorders>
-              <w:top w:val="single" w:sz="6" w:space="0" w:color="000000"/>
-              <w:bottom w:val="single" w:sz="6" w:space="0" w:color="000000"/>
-              <w:left w:val="single" w:sz="6" w:space="0" w:color="000000"/>
-              <w:right w:val="single" w:sz="6" w:space="0" w:color="000000"/>
-            </w:tcBorders>
-            <w:tcMar>
-              <w:top w:w="120" w:type="dxa"/>
-              <w:bottom w:w="120" w:type="dxa"/>
-              <w:left w:w="120" w:type="dxa"/>
-              <w:right w:w="120" w:type="dxa"/>
-            </w:tcMar>
-          </w:tcPr>
-          <w:p>
-            <w:pPr>
-              <w:jc w:val="left"/>
-              <w:spacing w:line="240" w:lineRule="auto" w:before="30" w:after="30"/>
-            </w:pPr>
-            <w:r>
-              <w:t>与师范院校培养方向直接相关</w:t>
-            </w:r>
-          </w:p>
-        </w:tc>
-      </w:tr>
-      <w:tr>
-        <w:tc>
-          <w:tcPr>
-            <w:tcW w:type="dxa" w:w="2880"/>
-            <w:vAlign w:val="center"/>
-            <w:tcBorders>
-              <w:top w:val="single" w:sz="6" w:space="0" w:color="000000"/>
-              <w:bottom w:val="single" w:sz="6" w:space="0" w:color="000000"/>
-              <w:left w:val="single" w:sz="6" w:space="0" w:color="000000"/>
-              <w:right w:val="single" w:sz="6" w:space="0" w:color="000000"/>
-            </w:tcBorders>
-            <w:tcMar>
-              <w:top w:w="120" w:type="dxa"/>
-              <w:bottom w:w="120" w:type="dxa"/>
-              <w:left w:w="120" w:type="dxa"/>
-              <w:right w:w="120" w:type="dxa"/>
-            </w:tcMar>
-          </w:tcPr>
-          <w:p>
-            <w:pPr>
-              <w:jc w:val="left"/>
-              <w:spacing w:line="240" w:lineRule="auto" w:before="30" w:after="30"/>
-            </w:pPr>
-            <w:r>
-              <w:rPr>
-                <w:b/>
-              </w:rPr>
-              <w:t>研究场景</w:t>
-            </w:r>
-          </w:p>
-        </w:tc>
-        <w:tc>
-          <w:tcPr>
-            <w:tcW w:type="dxa" w:w="2880"/>
-            <w:vAlign w:val="center"/>
-            <w:tcBorders>
-              <w:top w:val="single" w:sz="6" w:space="0" w:color="000000"/>
-              <w:bottom w:val="single" w:sz="6" w:space="0" w:color="000000"/>
-              <w:left w:val="single" w:sz="6" w:space="0" w:color="000000"/>
-              <w:right w:val="single" w:sz="6" w:space="0" w:color="000000"/>
-            </w:tcBorders>
-            <w:tcMar>
-              <w:top w:w="120" w:type="dxa"/>
-              <w:bottom w:w="120" w:type="dxa"/>
-              <w:left w:w="120" w:type="dxa"/>
-              <w:right w:w="120" w:type="dxa"/>
-            </w:tcMar>
-          </w:tcPr>
-          <w:p>
-            <w:pPr>
-              <w:jc w:val="left"/>
-              <w:spacing w:line="240" w:lineRule="auto" w:before="30" w:after="30"/>
-            </w:pPr>
-            <w:r>
-              <w:t xml:space="preserve">为同类研究提供 </w:t>
-            </w:r>
-            <w:r>
-              <w:rPr>
-                <w:b/>
-              </w:rPr>
-              <w:t>可复现的评测协议与流水线</w:t>
-            </w:r>
-          </w:p>
-        </w:tc>
-        <w:tc>
-          <w:tcPr>
-            <w:tcW w:type="dxa" w:w="2880"/>
-            <w:vAlign w:val="center"/>
-            <w:tcBorders>
-              <w:top w:val="single" w:sz="6" w:space="0" w:color="000000"/>
-              <w:bottom w:val="single" w:sz="6" w:space="0" w:color="000000"/>
-              <w:left w:val="single" w:sz="6" w:space="0" w:color="000000"/>
-              <w:right w:val="single" w:sz="6" w:space="0" w:color="000000"/>
-            </w:tcBorders>
-            <w:tcMar>
-              <w:top w:w="120" w:type="dxa"/>
-              <w:bottom w:w="120" w:type="dxa"/>
-              <w:left w:w="120" w:type="dxa"/>
-              <w:right w:w="120" w:type="dxa"/>
-            </w:tcMar>
-          </w:tcPr>
-          <w:p>
-            <w:pPr>
-              <w:jc w:val="left"/>
-              <w:spacing w:line="240" w:lineRule="auto" w:before="30" w:after="30"/>
-            </w:pPr>
-            <w:r>
               <w:t>评测引擎不依赖</w:t>
             </w:r>
             <w:r>
@@ -9174,14 +8739,14 @@
           <w:b/>
           <w:lang w:eastAsia="zh-CN"/>
         </w:rPr>
-        <w:t>与师范培养的结合</w:t>
+        <w:t>与师范培养的结合：师范生嗓音健康建档与录课减负实践是天然的落地场景——学生基数大、需求真实、与专业培养相关；</w:t>
       </w:r>
       <w:r>
         <w:rPr>
           <w:rFonts w:ascii="宋体" w:eastAsia="宋体" w:hAnsi="宋体" w:cs="宋体" w:hint="eastAsia"/>
           <w:lang w:eastAsia="zh-CN"/>
         </w:rPr>
-        <w:t>：师范生嗓音健康建档是一个</w:t>
+        <w:t/>
       </w:r>
       <w:r>
         <w:rPr>
@@ -9189,17 +8754,17 @@
           <w:b/>
           <w:lang w:eastAsia="zh-CN"/>
         </w:rPr>
-        <w:t>天然的落地场景</w:t>
-      </w:r>
-      <w:r>
-        <w:t>——</w:t>
+        <w:t/>
+      </w:r>
+      <w:r>
+        <w:t/>
       </w:r>
       <w:r>
         <w:rPr>
           <w:rFonts w:ascii="宋体" w:eastAsia="宋体" w:hAnsi="宋体" w:cs="宋体" w:hint="eastAsia"/>
           <w:lang w:eastAsia="zh-CN"/>
         </w:rPr>
-        <w:t>学生基数大、需求真实、与专业培养相关；</w:t>
+        <w:t/>
       </w:r>
     </w:p>
     <w:p>

--- a/docs/大创申报-2026-10/大创项目申报书.docx
+++ b/docs/大创申报-2026-10/大创项目申报书.docx
@@ -1307,7 +1307,7 @@
           <w:rFonts w:cs="宋体" w:hint="eastAsia"/>
           <w:lang w:eastAsia="zh-CN"/>
         </w:rPr>
-        <w:t>国内流行病学资料显示，普通人群嗓音疾病发病率约 6%，中小学、幼儿园教师可达 33.81%（网络公开转载数据，立项后将核验一手文献）；国际上已有"教师嗓音疾病全球患病率"的系统综述与 meta 分析（Cutiva 等）——该人群的流行病学基础为学界所承认。教师职业病中明确包含慢性咽炎、声带小结、声带息肉。</w:t>
+        <w:t>国内流行病学资料显示，普通人群嗓音疾病发病率约 6%，中小学、幼儿园教师可达 33.81%（网络公开转载数据，立项后将核验一手文献）；国际上已有"教师嗓音疾病全球患病率"的系统综述与 meta 分析（Cutiva 等）——该人群的流行病学基础为学界所承认。教师职业病中明确包含慢性咽炎、声带小结、声带息肉。国际上亦已有针对教师嗓音保健的随机对照干预研究（ReSt 应用，立项后核验一手文献）。</w:t>
       </w:r>
       <w:proofErr w:type="gramStart"/>
       <w:r>
@@ -2691,7 +2691,7 @@
               <w:rPr>
                 <w:lang w:eastAsia="zh-CN"/>
               </w:rPr>
-              <w:t>临床领域成熟产品，以"多录音"换质量</w:t>
+              <w:t>临床领域成熟产品，以"多录音"换质量；对 ALS、喉切除等嗓音丧失人群仍有方案缺口（范围综述）</w:t>
             </w:r>
             <w:proofErr w:type="gramStart"/>
             <w:r>
@@ -3004,7 +3004,7 @@
               <w:spacing w:before="30" w:after="30" w:line="240" w:lineRule="auto"/>
             </w:pPr>
             <w:r>
-              <w:t>PESQ、STOI、HNR、jitter/shimmer、谱倾斜、MOS 预测</w:t>
+              <w:t>PESQ、STOI、HNR、jitter/shimmer、谱倾斜、MOS 预测（近年工作指 MOS 预测器域外泛化不稳）</w:t>
             </w:r>
           </w:p>
         </w:tc>
@@ -3037,6 +3037,144 @@
                 <w:lang w:eastAsia="zh-CN"/>
               </w:rPr>
               <w:t>验证其能否用于自动门禁（RQ3）</w:t>
+            </w:r>
+            <w:proofErr w:type="gramStart"/>
+            <w:r>
+              <w:rPr>
+                <w:lang w:eastAsia="zh-CN"/>
+              </w:rPr>
+              <w:t xml:space="preserve"/>
+            </w:r>
+            <w:r>
+              <w:rPr>
+                <w:b/>
+                <w:lang w:eastAsia="zh-CN"/>
+              </w:rPr>
+              <w:t/>
+            </w:r>
+            <w:proofErr w:type="gramEnd"/>
+            <w:r>
+              <w:rPr>
+                <w:b/>
+                <w:lang w:eastAsia="zh-CN"/>
+              </w:rPr>
+              <w:t/>
+            </w:r>
+            <w:r>
+              <w:rPr>
+                <w:lang w:eastAsia="zh-CN"/>
+              </w:rPr>
+              <w:t xml:space="preserve"/>
+            </w:r>
+            <w:proofErr w:type="gramStart"/>
+            <w:r>
+              <w:rPr>
+                <w:lang w:eastAsia="zh-CN"/>
+              </w:rPr>
+              <w:t xml:space="preserve"/>
+            </w:r>
+            <w:proofErr w:type="gramEnd"/>
+            <w:r>
+              <w:rPr>
+                <w:lang w:eastAsia="zh-CN"/>
+              </w:rPr>
+              <w:t/>
+            </w:r>
+            <w:proofErr w:type="gramStart"/>
+            <w:r>
+              <w:rPr>
+                <w:lang w:eastAsia="zh-CN"/>
+              </w:rPr>
+              <w:t xml:space="preserve"/>
+            </w:r>
+            <w:proofErr w:type="gramEnd"/>
+          </w:p>
+        </w:tc>
+      </w:tr>
+      <w:tr>
+        <w:tc>
+          <w:tcPr>
+            <w:tcW w:w="2880" w:type="dxa"/>
+            <w:tcBorders>
+              <w:top w:val="single" w:sz="6" w:space="0" w:color="000000"/>
+              <w:left w:val="single" w:sz="6" w:space="0" w:color="000000"/>
+              <w:bottom w:val="single" w:sz="6" w:space="0" w:color="000000"/>
+              <w:right w:val="single" w:sz="6" w:space="0" w:color="000000"/>
+            </w:tcBorders>
+            <w:tcMar>
+              <w:top w:w="120" w:type="dxa"/>
+              <w:left w:w="120" w:type="dxa"/>
+              <w:bottom w:w="120" w:type="dxa"/>
+              <w:right w:w="120" w:type="dxa"/>
+            </w:tcMar>
+            <w:vAlign w:val="center"/>
+          </w:tcPr>
+          <w:p>
+            <w:pPr>
+              <w:spacing w:before="30" w:after="30" w:line="240" w:lineRule="auto"/>
+            </w:pPr>
+            <w:proofErr w:type="spellStart"/>
+            <w:r>
+              <w:t>参考音（prompt）时长的影响</w:t>
+            </w:r>
+            <w:proofErr w:type="spellEnd"/>
+          </w:p>
+        </w:tc>
+        <w:tc>
+          <w:tcPr>
+            <w:tcW w:w="2880" w:type="dxa"/>
+            <w:tcBorders>
+              <w:top w:val="single" w:sz="6" w:space="0" w:color="000000"/>
+              <w:left w:val="single" w:sz="6" w:space="0" w:color="000000"/>
+              <w:bottom w:val="single" w:sz="6" w:space="0" w:color="000000"/>
+              <w:right w:val="single" w:sz="6" w:space="0" w:color="000000"/>
+            </w:tcBorders>
+            <w:tcMar>
+              <w:top w:w="120" w:type="dxa"/>
+              <w:left w:w="120" w:type="dxa"/>
+              <w:bottom w:w="120" w:type="dxa"/>
+              <w:right w:w="120" w:type="dxa"/>
+            </w:tcMar>
+            <w:vAlign w:val="center"/>
+          </w:tcPr>
+          <w:p>
+            <w:pPr>
+              <w:spacing w:before="30" w:after="30" w:line="240" w:lineRule="auto"/>
+            </w:pPr>
+            <w:r>
+              <w:t>ZipVoice、VoiceStar 等只给推荐值或分档评测，未见 3–60s 全档扫描；且有"prompt 过长反而降质"的报告</w:t>
+            </w:r>
+          </w:p>
+        </w:tc>
+        <w:tc>
+          <w:tcPr>
+            <w:tcW w:w="2880" w:type="dxa"/>
+            <w:tcBorders>
+              <w:top w:val="single" w:sz="6" w:space="0" w:color="000000"/>
+              <w:left w:val="single" w:sz="6" w:space="0" w:color="000000"/>
+              <w:bottom w:val="single" w:sz="6" w:space="0" w:color="000000"/>
+              <w:right w:val="single" w:sz="6" w:space="0" w:color="000000"/>
+            </w:tcBorders>
+            <w:tcMar>
+              <w:top w:w="120" w:type="dxa"/>
+              <w:left w:w="120" w:type="dxa"/>
+              <w:bottom w:w="120" w:type="dxa"/>
+              <w:right w:w="120" w:type="dxa"/>
+            </w:tcMar>
+            <w:vAlign w:val="center"/>
+          </w:tcPr>
+          <w:p>
+            <w:pPr>
+              <w:spacing w:before="30" w:after="30" w:line="240" w:lineRule="auto"/>
+              <w:rPr>
+                <w:lang w:eastAsia="zh-CN"/>
+              </w:rPr>
+            </w:pPr>
+            <w:r>
+              <w:rPr>
+                <w:lang w:eastAsia="zh-CN"/>
+              </w:rPr>
+              <w:t>支撑 RQ1 的饱和 / 回落假设（不宣称"首次"）</w:t>
             </w:r>
             <w:proofErr w:type="gramStart"/>
             <w:r>
@@ -7327,7 +7465,7 @@
               <w:rPr>
                 <w:lang w:eastAsia="zh-CN"/>
               </w:rPr>
-              <w:t>参考音时长从 3s 到 60s，复现质量如何变化？收益在何处饱和？</w:t>
+              <w:t>参考音时长从 3s 到 60s，复现质量如何变化？收益在何处饱和、是否甚至回落？</w:t>
             </w:r>
             <w:proofErr w:type="gramEnd"/>
             <w:r>
@@ -8189,7 +8327,7 @@
               <w:rPr>
                 <w:lang w:eastAsia="zh-CN"/>
               </w:rPr>
-              <w:t xml:space="preserve">MOS 自然度（5 分制）+ ABX 相似度；盲听、随机化、不显示条件，手机扫码参与</w:t>
+              <w:t xml:space="preserve">MOS 自然度（5 分制）+ ABX 相似度；盲听、随机化、不显示条件，手机扫码参与；另采"是/否像人"二元判断（Audio Turing Test 范式）作低成本补充</w:t>
             </w:r>
             <w:proofErr w:type="gramEnd"/>
             <w:r>
@@ -8950,43 +9088,42 @@
       <w:r>
         <w:rPr>
           <w:rFonts w:cs="宋体" w:hint="eastAsia"/>
-          <w:b/>
-          <w:lang w:eastAsia="zh-CN"/>
-        </w:rPr>
-        <w:t>饱和点</w:t>
-      </w:r>
-      <w:r>
-        <w:rPr>
-          <w:rFonts w:cs="宋体" w:hint="eastAsia"/>
-          <w:lang w:eastAsia="zh-CN"/>
-        </w:rPr>
-        <w:t>：找出</w:t>
-      </w:r>
-      <w:r>
-        <w:rPr>
-          <w:lang w:eastAsia="zh-CN"/>
-        </w:rPr>
-        <w:t>“</w:t>
-      </w:r>
-      <w:r>
-        <w:rPr>
-          <w:rFonts w:cs="宋体" w:hint="eastAsia"/>
-          <w:lang w:eastAsia="zh-CN"/>
-        </w:rPr>
-        <w:t>再增加时长，收益低于阈值</w:t>
-      </w:r>
-      <w:r>
-        <w:rPr>
-          <w:lang w:eastAsia="zh-CN"/>
-        </w:rPr>
-        <w:t>”</w:t>
-      </w:r>
-      <w:r>
-        <w:rPr>
-          <w:rFonts w:cs="宋体" w:hint="eastAsia"/>
-          <w:lang w:eastAsia="zh-CN"/>
-        </w:rPr>
-        <w:t>的档</w:t>
+          <w:lang w:eastAsia="zh-CN"/>
+        </w:rPr>
+        <w:t>饱和点：找出"再增加时长、收益低于阈值"的档位，并检验"过长反而变差"的回落假设（业界已有 prompt 过长降质的报告）→ 回答"最少要录多久"</w:t>
+      </w:r>
+      <w:r>
+        <w:rPr>
+          <w:rFonts w:cs="宋体" w:hint="eastAsia"/>
+          <w:lang w:eastAsia="zh-CN"/>
+        </w:rPr>
+        <w:t/>
+      </w:r>
+      <w:r>
+        <w:rPr>
+          <w:lang w:eastAsia="zh-CN"/>
+        </w:rPr>
+        <w:t/>
+      </w:r>
+      <w:r>
+        <w:rPr>
+          <w:rFonts w:cs="宋体" w:hint="eastAsia"/>
+          <w:lang w:eastAsia="zh-CN"/>
+        </w:rPr>
+        <w:t/>
+      </w:r>
+      <w:r>
+        <w:rPr>
+          <w:lang w:eastAsia="zh-CN"/>
+        </w:rPr>
+        <w:t/>
+      </w:r>
+      <w:r>
+        <w:rPr>
+          <w:rFonts w:cs="宋体" w:hint="eastAsia"/>
+          <w:lang w:eastAsia="zh-CN"/>
+        </w:rPr>
+        <w:t/>
       </w:r>
       <w:proofErr w:type="gramStart"/>
       <w:r>
@@ -8994,13 +9131,13 @@
           <w:rFonts w:cs="宋体" w:hint="eastAsia"/>
           <w:lang w:eastAsia="zh-CN"/>
         </w:rPr>
-        <w:t>位</w:t>
-      </w:r>
-      <w:r>
-        <w:rPr>
-          <w:lang w:eastAsia="zh-CN"/>
-        </w:rPr>
-        <w:t xml:space="preserve"> → </w:t>
+        <w:t/>
+      </w:r>
+      <w:r>
+        <w:rPr>
+          <w:lang w:eastAsia="zh-CN"/>
+        </w:rPr>
+        <w:t xml:space="preserve"/>
       </w:r>
       <w:proofErr w:type="gramEnd"/>
       <w:r>
@@ -9008,27 +9145,26 @@
           <w:rFonts w:cs="宋体" w:hint="eastAsia"/>
           <w:lang w:eastAsia="zh-CN"/>
         </w:rPr>
-        <w:t>回答</w:t>
-      </w:r>
-      <w:r>
-        <w:rPr>
-          <w:lang w:eastAsia="zh-CN"/>
-        </w:rPr>
-        <w:t>“</w:t>
-      </w:r>
-      <w:r>
-        <w:rPr>
-          <w:rFonts w:cs="宋体" w:hint="eastAsia"/>
-          <w:b/>
-          <w:lang w:eastAsia="zh-CN"/>
-        </w:rPr>
-        <w:t>最少要录多久</w:t>
-      </w:r>
-      <w:r>
-        <w:rPr>
-          <w:lang w:eastAsia="zh-CN"/>
-        </w:rPr>
-        <w:t>”</w:t>
+        <w:t/>
+      </w:r>
+      <w:r>
+        <w:rPr>
+          <w:lang w:eastAsia="zh-CN"/>
+        </w:rPr>
+        <w:t/>
+      </w:r>
+      <w:r>
+        <w:rPr>
+          <w:rFonts w:cs="宋体" w:hint="eastAsia"/>
+          <w:lang w:eastAsia="zh-CN"/>
+        </w:rPr>
+        <w:t/>
+      </w:r>
+      <w:r>
+        <w:rPr>
+          <w:lang w:eastAsia="zh-CN"/>
+        </w:rPr>
+        <w:t/>
       </w:r>
     </w:p>
     <w:p>

--- a/docs/大创申报-2026-10/大创项目申报书.docx
+++ b/docs/大创申报-2026-10/大创项目申报书.docx
@@ -980,68 +980,90 @@
     </w:p>
     <w:p>
       <w:pPr>
-        <w:spacing w:after="120"/>
-        <w:ind w:firstLine="480"/>
-        <w:jc w:val="both"/>
+        <w:pStyle w:val="31"/>
+        <w:spacing w:before="420" w:after="140"/>
         <w:rPr>
           <w:lang w:eastAsia="zh-CN"/>
         </w:rPr>
       </w:pPr>
-      <w:r>
-        <w:rPr>
-          <w:rFonts w:cs="宋体" w:hint="eastAsia"/>
-          <w:lang w:eastAsia="zh-CN"/>
-        </w:rPr>
-        <w:t>本部分对应官方要求</w:t>
-      </w:r>
       <w:proofErr w:type="gramStart"/>
       <w:r>
         <w:rPr>
-          <w:rFonts w:cs="宋体" w:hint="eastAsia"/>
-          <w:lang w:eastAsia="zh-CN"/>
-        </w:rPr>
-        <w:t>第</w:t>
-      </w:r>
-      <w:r>
-        <w:rPr>
-          <w:lang w:eastAsia="zh-CN"/>
-        </w:rPr>
-        <w:t xml:space="preserve"> 1 </w:t>
+          <w:rFonts w:ascii="宋体" w:eastAsia="宋体" w:hAnsi="宋体" w:cs="宋体" w:hint="eastAsia"/>
+          <w:sz w:val="28"/>
+          <w:lang w:eastAsia="zh-CN"/>
+        </w:rPr>
+        <w:t>1.1 项目</w:t>
       </w:r>
       <w:proofErr w:type="gramEnd"/>
       <w:r>
         <w:rPr>
-          <w:rFonts w:cs="宋体" w:hint="eastAsia"/>
-          <w:lang w:eastAsia="zh-CN"/>
-        </w:rPr>
-        <w:t>项，依次说明项目概述、研究背景、国内外现状以及团队对自身的评述。</w:t>
+          <w:rFonts w:ascii="宋体" w:eastAsia="宋体" w:hAnsi="宋体" w:cs="宋体" w:hint="eastAsia"/>
+          <w:sz w:val="28"/>
+          <w:lang w:eastAsia="zh-CN"/>
+        </w:rPr>
+        <w:t>概述</w:t>
       </w:r>
     </w:p>
     <w:p>
       <w:pPr>
-        <w:pStyle w:val="31"/>
-        <w:spacing w:before="420" w:after="140"/>
         <w:rPr>
           <w:lang w:eastAsia="zh-CN"/>
         </w:rPr>
       </w:pPr>
       <w:proofErr w:type="gramStart"/>
-      <w:r>
-        <w:rPr>
-          <w:rFonts w:ascii="宋体" w:eastAsia="宋体" w:hAnsi="宋体" w:cs="宋体" w:hint="eastAsia"/>
-          <w:sz w:val="28"/>
-          <w:lang w:eastAsia="zh-CN"/>
-        </w:rPr>
-        <w:t>1.1 项目</w:t>
-      </w:r>
       <w:proofErr w:type="gramEnd"/>
       <w:r>
         <w:rPr>
-          <w:rFonts w:ascii="宋体" w:eastAsia="宋体" w:hAnsi="宋体" w:cs="宋体" w:hint="eastAsia"/>
-          <w:sz w:val="28"/>
-          <w:lang w:eastAsia="zh-CN"/>
-        </w:rPr>
-        <w:t>概述</w:t>
+          <w:sz w:val="21"/>
+          <w:rFonts/>
+        </w:rPr>
+        <w:t>本项目以</w:t>
+      </w:r>
+      <w:r>
+        <w:rPr>
+          <w:b/>
+          <w:sz w:val="21"/>
+          <w:rFonts/>
+        </w:rPr>
+        <w:t>「减轻录课人群的用嗓负担」为应用定位</w:t>
+      </w:r>
+      <w:r>
+        <w:rPr>
+          <w:sz w:val="21"/>
+          <w:rFonts/>
+        </w:rPr>
+        <w:t>：录课、网课、微课制作是教师与师范生的日常，连续讲解与反复重录让用嗓负担真实而普遍。让“机器用你自己的声音把课录出来”有两条路径——</w:t>
+      </w:r>
+      <w:r>
+        <w:rPr>
+          <w:b/>
+          <w:sz w:val="21"/>
+          <w:rFonts/>
+        </w:rPr>
+        <w:t>讲稿逐页转旁白</w:t>
+      </w:r>
+      <w:r>
+        <w:rPr>
+          <w:sz w:val="21"/>
+          <w:rFonts/>
+        </w:rPr>
+        <w:t>与</w:t>
+      </w:r>
+      <w:r>
+        <w:rPr>
+          <w:b/>
+          <w:sz w:val="21"/>
+          <w:rFonts/>
+        </w:rPr>
+        <w:t>保存音色续录</w:t>
+      </w:r>
+      <w:r>
+        <w:rPr>
+          <w:sz w:val="21"/>
+          <w:rFonts/>
+        </w:rPr>
+        <w:t>，共同前提是复现的声音必须“像你、且像真人”。</w:t>
       </w:r>
     </w:p>
     <w:p>
@@ -1050,28 +1072,50 @@
           <w:lang w:eastAsia="zh-CN"/>
         </w:rPr>
       </w:pPr>
+      <w:proofErr w:type="gramStart"/>
+      <w:proofErr w:type="gramEnd"/>
+      <w:proofErr w:type="gramStart"/>
+      <w:proofErr w:type="gramEnd"/>
+      <w:proofErr w:type="gramStart"/>
+      <w:proofErr w:type="gramEnd"/>
+      <w:proofErr w:type="gramStart"/>
+      <w:proofErr w:type="gramEnd"/>
       <w:r>
         <w:rPr>
           <w:sz w:val="21"/>
-          <w:lang w:eastAsia="zh-CN"/>
-        </w:rPr>
-        <w:t>本项目以「减轻录课人群的用嗓负担」为应用定位：录课、网课、微课制作是教师与师范生的日常，连续数十分钟的讲解与反复重录，让用嗓负担成为真实而普遍的问题（见 §1.2）。让"机器用你自己的声音把课录出来"有两条可行路径——讲稿逐页转旁白与提前保存音色续录；两条路径共同的技术前提是：复现的声音必须"像你、且像真人"。本项目即在这一前提下，研究本地离线、秒级参考音条件下的声音复现质量边界，关注对象覆盖教师、师范生、播音主持、客服等职业用嗓人群。</w:t>
-      </w:r>
-      <w:proofErr w:type="gramStart"/>
-      <w:r>
-        <w:rPr>
+          <w:rFonts/>
+        </w:rPr>
+        <w:t>本项目即在这一前提下，研究</w:t>
+      </w:r>
+      <w:r>
+        <w:rPr>
+          <w:b/>
           <w:sz w:val="21"/>
-          <w:lang w:eastAsia="zh-CN"/>
-        </w:rPr>
-        <w:t/>
-      </w:r>
-      <w:proofErr w:type="gramEnd"/>
+          <w:rFonts/>
+        </w:rPr>
+        <w:t>本地离线、秒级参考音</w:t>
+      </w:r>
       <w:r>
         <w:rPr>
           <w:sz w:val="21"/>
-          <w:lang w:eastAsia="zh-CN"/>
-        </w:rPr>
-        <w:t/>
+          <w:rFonts/>
+        </w:rPr>
+        <w:t>条件下的声音复现质量边界：“给克隆系统多少秒参考音，才能复现出可接受的声音”尚无系统答案；“客观声学指标能否替代人工听测”亦待验证。关注对象覆盖教师、师范生、播音主持、客服等</w:t>
+      </w:r>
+      <w:r>
+        <w:rPr>
+          <w:b/>
+          <w:sz w:val="21"/>
+          <w:rFonts/>
+        </w:rPr>
+        <w:t>职业用嗓人群</w:t>
+      </w:r>
+      <w:r>
+        <w:rPr>
+          <w:sz w:val="21"/>
+          <w:rFonts/>
+        </w:rPr>
+        <w:t>。</w:t>
       </w:r>
     </w:p>
     <w:p>
@@ -1080,154 +1124,65 @@
           <w:lang w:eastAsia="zh-CN"/>
         </w:rPr>
       </w:pPr>
+      <w:proofErr w:type="gramStart"/>
+      <w:proofErr w:type="gramEnd"/>
+      <w:proofErr w:type="gramStart"/>
+      <w:proofErr w:type="gramEnd"/>
+      <w:proofErr w:type="gramStart"/>
+      <w:proofErr w:type="gramEnd"/>
+      <w:proofErr w:type="gramStart"/>
+      <w:proofErr w:type="gramEnd"/>
       <w:r>
         <w:rPr>
           <w:sz w:val="21"/>
-          <w:lang w:eastAsia="zh-CN"/>
-        </w:rPr>
-        <w:t>具体而言：我们研究</w:t>
-      </w:r>
-      <w:proofErr w:type="gramStart"/>
-      <w:r>
-        <w:rPr>
+          <w:rFonts/>
+        </w:rPr>
+        <w:t>本项目</w:t>
+      </w:r>
+      <w:r>
+        <w:rPr>
+          <w:b/>
           <w:sz w:val="21"/>
-          <w:lang w:eastAsia="zh-CN"/>
-        </w:rPr>
-        <w:t>"给</w:t>
-      </w:r>
-      <w:proofErr w:type="gramEnd"/>
+          <w:rFonts/>
+        </w:rPr>
+        <w:t>不发明新的语音合成模型</w:t>
+      </w:r>
       <w:r>
         <w:rPr>
           <w:sz w:val="21"/>
-          <w:lang w:eastAsia="zh-CN"/>
-        </w:rPr>
-        <w:t>克隆系统多少秒的参考音，才能复现出可接受的</w:t>
-      </w:r>
-      <w:proofErr w:type="gramStart"/>
-      <w:r>
-        <w:rPr>
+          <w:rFonts/>
+        </w:rPr>
+        <w:t>，而是将成熟模型（Qwen3-TTS 少样本克隆、RVC 音色转换）工程化为可控、可复现的实验平台，测量“质量—代价”关系，并把结果反哺为</w:t>
+      </w:r>
+      <w:r>
+        <w:rPr>
+          <w:b/>
           <w:sz w:val="21"/>
-          <w:lang w:eastAsia="zh-CN"/>
-        </w:rPr>
-        <w:t>声音"</w:t>
-      </w:r>
-      <w:proofErr w:type="gramEnd"/>
+          <w:rFonts/>
+        </w:rPr>
+        <w:t>自动质量门禁</w:t>
+      </w:r>
       <w:r>
         <w:rPr>
           <w:sz w:val="21"/>
-          <w:lang w:eastAsia="zh-CN"/>
-        </w:rPr>
-        <w:t>这一目前尚无系统答案的问题，并回答</w:t>
-      </w:r>
-      <w:proofErr w:type="gramStart"/>
-      <w:r>
-        <w:rPr>
+          <w:rFonts/>
+        </w:rPr>
+        <w:t>，让用户保存声音时得到诚实的“</w:t>
+      </w:r>
+      <w:r>
+        <w:rPr>
+          <w:b/>
           <w:sz w:val="21"/>
-          <w:lang w:eastAsia="zh-CN"/>
-        </w:rPr>
-        <w:t>"客观</w:t>
-      </w:r>
-      <w:proofErr w:type="gramEnd"/>
+          <w:rFonts/>
+        </w:rPr>
+        <w:t>录多久就够</w:t>
+      </w:r>
       <w:r>
         <w:rPr>
           <w:sz w:val="21"/>
-          <w:lang w:eastAsia="zh-CN"/>
-        </w:rPr>
-        <w:t>声学指标能否替代人工听</w:t>
-      </w:r>
-      <w:proofErr w:type="gramStart"/>
-      <w:r>
-        <w:rPr>
-          <w:sz w:val="21"/>
-          <w:lang w:eastAsia="zh-CN"/>
-        </w:rPr>
-        <w:t>测"</w:t>
-      </w:r>
-      <w:proofErr w:type="gramEnd"/>
-      <w:r>
-        <w:rPr>
-          <w:sz w:val="21"/>
-          <w:lang w:eastAsia="zh-CN"/>
-        </w:rPr>
-        <w:t>这一方法论问题。</w:t>
-      </w:r>
-    </w:p>
-    <w:p>
-      <w:pPr>
-        <w:rPr>
-          <w:lang w:eastAsia="zh-CN"/>
-        </w:rPr>
-      </w:pPr>
-      <w:r>
-        <w:rPr>
-          <w:sz w:val="21"/>
-          <w:lang w:eastAsia="zh-CN"/>
-        </w:rPr>
-        <w:t>本项目不发明新的语音合成模型，而是将已有成熟模型（Qwen3-TTS 少样本克隆、RVC 音色转换）工程化为一个可控、可复现的实验平台，用严格协议测量"质量—代价"关系，并把测量结果反哺为一套自动质量门禁，让用户保存自己声音时能得到诚实的"录多久就够"的答案。</w:t>
-      </w:r>
-      <w:proofErr w:type="gramStart"/>
-      <w:r>
-        <w:rPr>
-          <w:sz w:val="21"/>
-          <w:lang w:eastAsia="zh-CN"/>
-        </w:rPr>
-        <w:t/>
-      </w:r>
-      <w:proofErr w:type="gramEnd"/>
-      <w:r>
-        <w:rPr>
-          <w:sz w:val="21"/>
-          <w:lang w:eastAsia="zh-CN"/>
-        </w:rPr>
-        <w:t/>
-      </w:r>
-      <w:proofErr w:type="gramStart"/>
-      <w:r>
-        <w:rPr>
-          <w:sz w:val="21"/>
-          <w:lang w:eastAsia="zh-CN"/>
-        </w:rPr>
-        <w:t/>
-      </w:r>
-      <w:proofErr w:type="gramEnd"/>
-      <w:r>
-        <w:rPr>
-          <w:sz w:val="21"/>
-          <w:lang w:eastAsia="zh-CN"/>
-        </w:rPr>
-        <w:t/>
-      </w:r>
-      <w:proofErr w:type="gramStart"/>
-      <w:r>
-        <w:rPr>
-          <w:sz w:val="21"/>
-          <w:lang w:eastAsia="zh-CN"/>
-        </w:rPr>
-        <w:t/>
-      </w:r>
-      <w:proofErr w:type="gramEnd"/>
-      <w:r>
-        <w:rPr>
-          <w:sz w:val="21"/>
-          <w:lang w:eastAsia="zh-CN"/>
-        </w:rPr>
-        <w:t/>
-      </w:r>
-      <w:proofErr w:type="gramStart"/>
-      <w:r>
-        <w:rPr>
-          <w:sz w:val="21"/>
-          <w:lang w:eastAsia="zh-CN"/>
-        </w:rPr>
-        <w:t/>
-      </w:r>
-      <w:proofErr w:type="gramEnd"/>
-      <w:r>
-        <w:rPr>
-          <w:sz w:val="21"/>
-          <w:lang w:eastAsia="zh-CN"/>
-        </w:rPr>
-        <w:t/>
+          <w:rFonts/>
+        </w:rPr>
+        <w:t>”的答案。</w:t>
       </w:r>
     </w:p>
     <w:p>
@@ -1268,11 +1223,9 @@
       </w:pPr>
       <w:r>
         <w:rPr>
-          <w:rFonts w:cs="宋体" w:hint="eastAsia"/>
-          <w:b/>
-          <w:lang w:eastAsia="zh-CN"/>
-        </w:rPr>
-        <w:t>（1）录课是职业用嗓负担的集中场景，嗓音损伤是真实且高发的风险</w:t>
+          <w:rFonts/>
+        </w:rPr>
+        <w:t>（1）录课是用嗓负担的集中场景，嗓音损伤真实且高发</w:t>
       </w:r>
     </w:p>
     <w:p>
@@ -1286,11 +1239,22 @@
       </w:pPr>
       <w:r>
         <w:rPr>
-          <w:rFonts w:cs="宋体" w:hint="eastAsia"/>
-          <w:lang w:eastAsia="zh-CN"/>
-        </w:rPr>
-        <w:lastRenderedPageBreak/>
-        <w:t>录课/网课是用嗓负担的集中场景：连续讲解与反复重录让嗓部长时间高负荷；教师、师范生、播音主持、客服等群体的共同特征是以嗓音为生产工具——这是本项目以"减负"为定位的现实基础。</w:t>
+          <w:rFonts/>
+        </w:rPr>
+        <w:t>录课/网课是集中场景：连续讲解与反复重录让嗓部长时间高负荷；教师、师范生、播音主持、客服的共同特征是</w:t>
+      </w:r>
+      <w:r>
+        <w:rPr>
+          <w:b/>
+          <w:rFonts/>
+        </w:rPr>
+        <w:t>以嗓音为生产工具</w:t>
+      </w:r>
+      <w:r>
+        <w:rPr>
+          <w:rFonts/>
+        </w:rPr>
+        <w:t>——这是“减负”定位的现实基础。</w:t>
       </w:r>
     </w:p>
     <w:p>
@@ -1302,70 +1266,41 @@
           <w:lang w:eastAsia="zh-CN"/>
         </w:rPr>
       </w:pPr>
-      <w:r>
-        <w:rPr>
-          <w:rFonts w:cs="宋体" w:hint="eastAsia"/>
-          <w:lang w:eastAsia="zh-CN"/>
-        </w:rPr>
-        <w:t>国内流行病学资料显示，普通人群嗓音疾病发病率约 6%，中小学、幼儿园教师可达 33.81%（网络公开转载数据，立项后将核验一手文献）；国际上已有"教师嗓音疾病全球患病率"的系统综述与 meta 分析（Cutiva 等）——该人群的流行病学基础为学界所承认。教师职业病中明确包含慢性咽炎、声带小结、声带息肉。国际上亦已有针对教师嗓音保健的随机对照干预研究（ReSt 应用，立项后核验一手文献）。</w:t>
-      </w:r>
       <w:proofErr w:type="gramStart"/>
-      <w:r>
-        <w:rPr>
-          <w:rFonts w:cs="宋体" w:hint="eastAsia"/>
-          <w:lang w:eastAsia="zh-CN"/>
-        </w:rPr>
-        <w:t xml:space="preserve"/>
-      </w:r>
-      <w:r>
-        <w:rPr>
-          <w:lang w:eastAsia="zh-CN"/>
-        </w:rPr>
-        <w:t/>
-      </w:r>
       <w:proofErr w:type="gramEnd"/>
-      <w:r>
-        <w:rPr>
-          <w:rFonts w:cs="宋体" w:hint="eastAsia"/>
-          <w:lang w:eastAsia="zh-CN"/>
-        </w:rPr>
-        <w:t/>
-      </w:r>
       <w:proofErr w:type="gramStart"/>
-      <w:r>
-        <w:rPr>
-          <w:rFonts w:cs="宋体" w:hint="eastAsia"/>
-          <w:lang w:eastAsia="zh-CN"/>
-        </w:rPr>
-        <w:t xml:space="preserve"/>
-      </w:r>
-      <w:r>
-        <w:rPr>
-          <w:lang w:eastAsia="zh-CN"/>
-        </w:rPr>
-        <w:t/>
-      </w:r>
       <w:proofErr w:type="gramEnd"/>
       <w:r>
         <w:rPr>
-          <w:rFonts w:cs="宋体" w:hint="eastAsia"/>
-          <w:lang w:eastAsia="zh-CN"/>
-        </w:rPr>
-        <w:t/>
-      </w:r>
-      <w:r>
-        <w:rPr>
-          <w:rFonts w:cs="宋体" w:hint="eastAsia"/>
-          <w:lang w:eastAsia="zh-CN"/>
-        </w:rPr>
-        <w:t/>
-      </w:r>
-      <w:r>
-        <w:rPr>
-          <w:rFonts w:cs="宋体" w:hint="eastAsia"/>
-          <w:lang w:eastAsia="zh-CN"/>
-        </w:rPr>
-        <w:t/>
+          <w:rFonts/>
+        </w:rPr>
+        <w:t xml:space="preserve">国内资料显示，普通人群嗓音疾病发病率约 </w:t>
+      </w:r>
+      <w:r>
+        <w:rPr>
+          <w:b/>
+          <w:rFonts/>
+        </w:rPr>
+        <w:t>6%</w:t>
+      </w:r>
+      <w:r>
+        <w:rPr>
+          <w:rFonts/>
+        </w:rPr>
+        <w:t xml:space="preserve">，中小学、幼儿园教师可达 </w:t>
+      </w:r>
+      <w:r>
+        <w:rPr>
+          <w:b/>
+          <w:rFonts/>
+        </w:rPr>
+        <w:t>33.81%</w:t>
+      </w:r>
+      <w:r>
+        <w:rPr>
+          <w:rFonts/>
+        </w:rPr>
+        <w:t>（公开转载数据，立项后核验一手文献）；国际上已有教师嗓音疾病患病率的系统综述（Cutiva 等）与嗓音保健随机对照干预研究（ReSt）。教师职业病明确包含慢性咽炎、声带小结、声带息肉。</w:t>
       </w:r>
     </w:p>
     <w:p>
@@ -1926,106 +1861,28 @@
         </w:rPr>
       </w:pPr>
       <w:proofErr w:type="gramStart"/>
+      <w:proofErr w:type="gramEnd"/>
       <w:r>
         <w:rPr>
           <w:sz w:val="22"/>
-          <w:lang w:eastAsia="zh-CN"/>
-        </w:rPr>
-        <w:t xml:space="preserve">★ 真正的缺口不是"Windows 上没人做"，而是"离线可用性"——对处于无网环境的人群，联网方案在结构上就不适用，有公开出处可引。</w:t>
-      </w:r>
-      <w:r>
-        <w:rPr>
-          <w:rFonts w:cs="宋体" w:hint="eastAsia"/>
+          <w:rFonts/>
+        </w:rPr>
+        <w:t>★ 真正的缺口是</w:t>
+      </w:r>
+      <w:r>
+        <w:rPr>
+          <w:b/>
           <w:sz w:val="22"/>
-          <w:lang w:eastAsia="zh-CN"/>
-        </w:rPr>
-        <w:t/>
-      </w:r>
-      <w:proofErr w:type="gramEnd"/>
-      <w:r>
-        <w:rPr>
-          <w:rFonts w:cs="宋体" w:hint="eastAsia"/>
+          <w:rFonts/>
+        </w:rPr>
+        <w:t>“离线可用性”</w:t>
+      </w:r>
+      <w:r>
+        <w:rPr>
           <w:sz w:val="22"/>
-          <w:lang w:eastAsia="zh-CN"/>
-        </w:rPr>
-        <w:t/>
-      </w:r>
-      <w:r>
-        <w:rPr>
-          <w:rFonts w:cs="宋体" w:hint="eastAsia"/>
-          <w:sz w:val="22"/>
-          <w:lang w:eastAsia="zh-CN"/>
-        </w:rPr>
-        <w:t/>
-      </w:r>
-      <w:r>
-        <w:rPr>
-          <w:sz w:val="22"/>
-          <w:lang w:eastAsia="zh-CN"/>
-        </w:rPr>
-        <w:t xml:space="preserve"/>
-      </w:r>
-      <w:r>
-        <w:rPr>
-          <w:rFonts w:cs="宋体" w:hint="eastAsia"/>
-          <w:sz w:val="22"/>
-          <w:lang w:eastAsia="zh-CN"/>
-        </w:rPr>
-        <w:t/>
-      </w:r>
-      <w:r>
-        <w:rPr>
-          <w:sz w:val="22"/>
-          <w:lang w:eastAsia="zh-CN"/>
-        </w:rPr>
-        <w:t/>
-      </w:r>
-      <w:r>
-        <w:rPr>
-          <w:rFonts w:cs="宋体" w:hint="eastAsia"/>
-          <w:sz w:val="22"/>
-          <w:lang w:eastAsia="zh-CN"/>
-        </w:rPr>
-        <w:t/>
-      </w:r>
-      <w:r>
-        <w:rPr>
-          <w:rFonts w:cs="宋体" w:hint="eastAsia"/>
-          <w:sz w:val="22"/>
-          <w:lang w:eastAsia="zh-CN"/>
-        </w:rPr>
-        <w:t/>
-      </w:r>
-      <w:r>
-        <w:rPr>
-          <w:sz w:val="22"/>
-          <w:lang w:eastAsia="zh-CN"/>
-        </w:rPr>
-        <w:t/>
-      </w:r>
-      <w:r>
-        <w:rPr>
-          <w:rFonts w:cs="宋体" w:hint="eastAsia"/>
-          <w:sz w:val="22"/>
-          <w:lang w:eastAsia="zh-CN"/>
-        </w:rPr>
-        <w:t/>
-      </w:r>
-      <w:r>
-        <w:rPr>
-          <w:rFonts w:cs="宋体" w:hint="eastAsia"/>
-          <w:sz w:val="22"/>
-          <w:lang w:eastAsia="zh-CN"/>
-        </w:rPr>
-        <w:t/>
-      </w:r>
-      <w:r>
-        <w:rPr>
-          <w:rFonts w:cs="宋体" w:hint="eastAsia"/>
-          <w:sz w:val="22"/>
-          <w:lang w:eastAsia="zh-CN"/>
-        </w:rPr>
-        <w:t/>
+          <w:rFonts/>
+        </w:rPr>
+        <w:t>——无网环境下联网方案在结构上不适用（有公开出处可引）。</w:t>
       </w:r>
     </w:p>
     <w:p>
@@ -2057,269 +1914,22 @@
       </w:pPr>
       <w:r>
         <w:rPr>
-          <w:rFonts w:cs="宋体" w:hint="eastAsia"/>
-          <w:lang w:eastAsia="zh-CN"/>
-        </w:rPr>
-        <w:lastRenderedPageBreak/>
-        <w:t>在"本地离线 + 秒级参考音"这一格中，"质量代价究竟有多大"没有被系统回答过：</w:t>
-      </w:r>
-      <w:r>
-        <w:rPr>
-          <w:lang w:eastAsia="zh-CN"/>
-        </w:rPr>
-        <w:t/>
-      </w:r>
-      <w:r>
-        <w:rPr>
-          <w:rFonts w:cs="宋体" w:hint="eastAsia"/>
-          <w:lang w:eastAsia="zh-CN"/>
-        </w:rPr>
-        <w:t/>
-      </w:r>
-      <w:r>
-        <w:rPr>
-          <w:lang w:eastAsia="zh-CN"/>
-        </w:rPr>
-        <w:t/>
-      </w:r>
-      <w:r>
-        <w:rPr>
-          <w:rFonts w:cs="宋体" w:hint="eastAsia"/>
-          <w:lang w:eastAsia="zh-CN"/>
-        </w:rPr>
-        <w:t/>
-      </w:r>
-      <w:r>
-        <w:rPr>
-          <w:lang w:eastAsia="zh-CN"/>
-        </w:rPr>
-        <w:t/>
-      </w:r>
-      <w:r>
-        <w:rPr>
-          <w:rFonts w:cs="宋体" w:hint="eastAsia"/>
-          <w:lang w:eastAsia="zh-CN"/>
-        </w:rPr>
-        <w:t/>
-      </w:r>
-      <w:r>
-        <w:rPr>
-          <w:lang w:eastAsia="zh-CN"/>
-        </w:rPr>
-        <w:t/>
-      </w:r>
-      <w:r>
-        <w:rPr>
-          <w:rFonts w:cs="宋体" w:hint="eastAsia"/>
-          <w:lang w:eastAsia="zh-CN"/>
-        </w:rPr>
-        <w:t/>
-      </w:r>
-      <w:r>
-        <w:rPr>
-          <w:lang w:eastAsia="zh-CN"/>
-        </w:rPr>
-        <w:t/>
-      </w:r>
-      <w:r>
-        <w:rPr>
-          <w:rFonts w:cs="宋体" w:hint="eastAsia"/>
-          <w:lang w:eastAsia="zh-CN"/>
-        </w:rPr>
-        <w:t/>
-      </w:r>
-      <w:r>
-        <w:rPr>
-          <w:lang w:eastAsia="zh-CN"/>
-        </w:rPr>
-        <w:t/>
-      </w:r>
-      <w:r>
-        <w:rPr>
-          <w:rFonts w:cs="宋体" w:hint="eastAsia"/>
-          <w:lang w:eastAsia="zh-CN"/>
-        </w:rPr>
-        <w:t/>
-      </w:r>
-      <w:r>
-        <w:rPr>
-          <w:rFonts w:cs="宋体" w:hint="eastAsia"/>
-          <w:lang w:eastAsia="zh-CN"/>
-        </w:rPr>
-        <w:t/>
-      </w:r>
-      <w:r>
-        <w:rPr>
-          <w:rFonts w:cs="宋体" w:hint="eastAsia"/>
-          <w:lang w:eastAsia="zh-CN"/>
-        </w:rPr>
-        <w:t/>
-      </w:r>
-    </w:p>
-    <w:p>
-      <w:pPr>
-        <w:pStyle w:val="a0"/>
-        <w:spacing w:after="120"/>
-        <w:jc w:val="both"/>
-        <w:rPr>
-          <w:lang w:eastAsia="zh-CN"/>
-        </w:rPr>
-      </w:pPr>
-      <w:r>
-        <w:rPr>
-          <w:rFonts w:cs="宋体" w:hint="eastAsia"/>
-          <w:lang w:eastAsia="zh-CN"/>
-        </w:rPr>
-        <w:t>现有小样本克隆工作多报告"最好情况"演示样例，缺少对参考音时长的系统扫描；</w:t>
-      </w:r>
-      <w:r>
-        <w:rPr>
-          <w:lang w:eastAsia="zh-CN"/>
-        </w:rPr>
-        <w:t/>
-      </w:r>
-      <w:r>
-        <w:rPr>
-          <w:rFonts w:cs="宋体" w:hint="eastAsia"/>
-          <w:lang w:eastAsia="zh-CN"/>
-        </w:rPr>
-        <w:t/>
-      </w:r>
-      <w:r>
-        <w:rPr>
-          <w:lang w:eastAsia="zh-CN"/>
-        </w:rPr>
-        <w:t/>
-      </w:r>
-      <w:r>
-        <w:rPr>
-          <w:rFonts w:cs="宋体" w:hint="eastAsia"/>
-          <w:lang w:eastAsia="zh-CN"/>
-        </w:rPr>
-        <w:t/>
-      </w:r>
-      <w:r>
-        <w:rPr>
-          <w:rFonts w:cs="宋体" w:hint="eastAsia"/>
-          <w:lang w:eastAsia="zh-CN"/>
-        </w:rPr>
-        <w:t/>
-      </w:r>
-      <w:r>
-        <w:rPr>
-          <w:rFonts w:cs="宋体" w:hint="eastAsia"/>
-          <w:lang w:eastAsia="zh-CN"/>
-        </w:rPr>
-        <w:t/>
-      </w:r>
-    </w:p>
-    <w:p>
-      <w:pPr>
-        <w:pStyle w:val="a0"/>
-        <w:spacing w:after="120"/>
-        <w:jc w:val="both"/>
-        <w:rPr>
-          <w:lang w:eastAsia="zh-CN"/>
-        </w:rPr>
-      </w:pPr>
-      <w:r>
-        <w:rPr>
-          <w:rFonts w:cs="宋体" w:hint="eastAsia"/>
-          <w:lang w:eastAsia="zh-CN"/>
-        </w:rPr>
-        <w:t>少数做了时长分析的工作，多用不同来源、不同录制条件的音频，无法排除混淆因素；</w:t>
-      </w:r>
-      <w:r>
-        <w:rPr>
-          <w:rFonts w:cs="宋体" w:hint="eastAsia"/>
-          <w:lang w:eastAsia="zh-CN"/>
-        </w:rPr>
-        <w:t/>
-      </w:r>
-      <w:r>
-        <w:rPr>
-          <w:rFonts w:cs="宋体" w:hint="eastAsia"/>
-          <w:lang w:eastAsia="zh-CN"/>
-        </w:rPr>
-        <w:t/>
-      </w:r>
-      <w:r>
-        <w:rPr>
-          <w:rFonts w:cs="宋体" w:hint="eastAsia"/>
-          <w:lang w:eastAsia="zh-CN"/>
-        </w:rPr>
-        <w:t/>
-      </w:r>
-      <w:r>
-        <w:rPr>
-          <w:rFonts w:cs="宋体" w:hint="eastAsia"/>
-          <w:lang w:eastAsia="zh-CN"/>
-        </w:rPr>
-        <w:t/>
-      </w:r>
-    </w:p>
-    <w:p>
-      <w:pPr>
-        <w:pStyle w:val="a0"/>
-        <w:spacing w:after="120"/>
-        <w:jc w:val="both"/>
-        <w:rPr>
-          <w:lang w:eastAsia="zh-CN"/>
-        </w:rPr>
-      </w:pPr>
-      <w:r>
-        <w:rPr>
-          <w:rFonts w:cs="宋体" w:hint="eastAsia"/>
-          <w:lang w:eastAsia="zh-CN"/>
-        </w:rPr>
-        <w:t>客观指标与主观听感的相关性在小样本克隆场景下缺少专门验证，"自动质量门禁"缺乏依据。</w:t>
-      </w:r>
-      <w:r>
-        <w:rPr>
-          <w:rFonts w:cs="宋体" w:hint="eastAsia"/>
-          <w:lang w:eastAsia="zh-CN"/>
-        </w:rPr>
-        <w:t/>
-      </w:r>
-      <w:r>
-        <w:rPr>
-          <w:rFonts w:cs="宋体" w:hint="eastAsia"/>
-          <w:lang w:eastAsia="zh-CN"/>
-        </w:rPr>
-        <w:t/>
-      </w:r>
-      <w:r>
-        <w:rPr>
-          <w:rFonts w:cs="宋体" w:hint="eastAsia"/>
-          <w:lang w:eastAsia="zh-CN"/>
-        </w:rPr>
-        <w:t/>
-      </w:r>
-      <w:r>
-        <w:rPr>
-          <w:lang w:eastAsia="zh-CN"/>
-        </w:rPr>
-        <w:t/>
-      </w:r>
-      <w:r>
-        <w:rPr>
-          <w:rFonts w:cs="宋体" w:hint="eastAsia"/>
-          <w:lang w:eastAsia="zh-CN"/>
-        </w:rPr>
-        <w:t/>
-      </w:r>
-      <w:r>
-        <w:rPr>
-          <w:lang w:eastAsia="zh-CN"/>
-        </w:rPr>
-        <w:t/>
-      </w:r>
-      <w:r>
-        <w:rPr>
-          <w:rFonts w:cs="宋体" w:hint="eastAsia"/>
-          <w:lang w:eastAsia="zh-CN"/>
-        </w:rPr>
-        <w:t/>
+          <w:rFonts/>
+        </w:rPr>
+        <w:t>在“</w:t>
+      </w:r>
+      <w:r>
+        <w:rPr>
+          <w:b/>
+          <w:rFonts/>
+        </w:rPr>
+        <w:t>本地离线 + 秒级参考音</w:t>
+      </w:r>
+      <w:r>
+        <w:rPr>
+          <w:rFonts/>
+        </w:rPr>
+        <w:t>”这一格中，“质量代价究竟有多大”没有被系统回答过：现有工作多报告“最好情况”演示、缺少参考音时长的系统扫描；少数时长分析无法排除来源混淆；客观指标与主观听感的相关性缺少专门验证。</w:t>
       </w:r>
     </w:p>
     <w:p>
@@ -2687,33 +2297,13 @@
                 <w:lang w:eastAsia="zh-CN"/>
               </w:rPr>
             </w:pPr>
-            <w:r>
-              <w:rPr>
-                <w:lang w:eastAsia="zh-CN"/>
-              </w:rPr>
-              <w:t>临床领域成熟产品，以"多录音"换质量；对 ALS、喉切除等嗓音丧失人群仍有方案缺口（范围综述）</w:t>
-            </w:r>
             <w:proofErr w:type="gramStart"/>
-            <w:r>
-              <w:rPr>
-                <w:lang w:eastAsia="zh-CN"/>
-              </w:rPr>
-              <w:t xml:space="preserve"/>
-            </w:r>
-            <w:r>
-              <w:rPr>
-                <w:b/>
-                <w:lang w:eastAsia="zh-CN"/>
-              </w:rPr>
-              <w:t/>
-            </w:r>
             <w:proofErr w:type="gramEnd"/>
             <w:r>
               <w:rPr>
-                <w:b/>
-                <w:lang w:eastAsia="zh-CN"/>
-              </w:rPr>
-              <w:t/>
+                <w:rFonts/>
+              </w:rPr>
+              <w:t>临床成熟产品，以“多录音”换质量</w:t>
             </w:r>
           </w:p>
         </w:tc>
@@ -2854,40 +2444,14 @@
               </w:rPr>
             </w:pPr>
             <w:proofErr w:type="gramStart"/>
-            <w:r>
-              <w:rPr>
-                <w:lang w:eastAsia="zh-CN"/>
-              </w:rPr>
-              <w:t>已有尝试，平台覆盖与质量边界报告不一致</w:t>
-            </w:r>
             <w:proofErr w:type="gramEnd"/>
-            <w:r>
-              <w:rPr>
-                <w:lang w:eastAsia="zh-CN"/>
-              </w:rPr>
-              <w:t xml:space="preserve"/>
-            </w:r>
             <w:proofErr w:type="gramStart"/>
-            <w:r>
-              <w:rPr>
-                <w:lang w:eastAsia="zh-CN"/>
-              </w:rPr>
-              <w:t xml:space="preserve"/>
-            </w:r>
-            <w:r>
-              <w:rPr>
-                <w:b/>
-                <w:lang w:eastAsia="zh-CN"/>
-              </w:rPr>
-              <w:t/>
-            </w:r>
             <w:proofErr w:type="gramEnd"/>
             <w:r>
               <w:rPr>
-                <w:b/>
-                <w:lang w:eastAsia="zh-CN"/>
-              </w:rPr>
-              <w:t/>
+                <w:rFonts/>
+              </w:rPr>
+              <w:t>已有尝试，质量边界报告不一致</w:t>
             </w:r>
           </w:p>
         </w:tc>
@@ -3004,7 +2568,10 @@
               <w:spacing w:before="30" w:after="30" w:line="240" w:lineRule="auto"/>
             </w:pPr>
             <w:r>
-              <w:t>PESQ、STOI、HNR、jitter/shimmer、谱倾斜、MOS 预测（近年工作指 MOS 预测器域外泛化不稳）</w:t>
+              <w:rPr>
+                <w:rFonts/>
+              </w:rPr>
+              <w:t>PESQ、STOI、HNR、jitter/shimmer 等；MOS 预测器域外泛化不稳</w:t>
             </w:r>
           </w:p>
         </w:tc>
@@ -3142,7 +2709,10 @@
               <w:spacing w:before="30" w:after="30" w:line="240" w:lineRule="auto"/>
             </w:pPr>
             <w:r>
-              <w:t>ZipVoice、VoiceStar 等只给推荐值或分档评测，未见 3–60s 全档扫描；且有"prompt 过长反而降质"的报告</w:t>
+              <w:rPr>
+                <w:rFonts/>
+              </w:rPr>
+              <w:t>ZipVoice、VoiceStar 等只给推荐值或分档评测，未见 3–60s 全档扫描；有“过长反而降质”报告</w:t>
             </w:r>
           </w:p>
         </w:tc>
@@ -3170,62 +2740,18 @@
                 <w:lang w:eastAsia="zh-CN"/>
               </w:rPr>
             </w:pPr>
-            <w:r>
-              <w:rPr>
-                <w:lang w:eastAsia="zh-CN"/>
-              </w:rPr>
-              <w:t>支撑 RQ1 的饱和 / 回落假设（不宣称"首次"）</w:t>
-            </w:r>
             <w:proofErr w:type="gramStart"/>
-            <w:r>
-              <w:rPr>
-                <w:lang w:eastAsia="zh-CN"/>
-              </w:rPr>
-              <w:t xml:space="preserve"/>
-            </w:r>
-            <w:r>
-              <w:rPr>
-                <w:b/>
-                <w:lang w:eastAsia="zh-CN"/>
-              </w:rPr>
-              <w:t/>
-            </w:r>
             <w:proofErr w:type="gramEnd"/>
-            <w:r>
-              <w:rPr>
-                <w:b/>
-                <w:lang w:eastAsia="zh-CN"/>
-              </w:rPr>
-              <w:t/>
-            </w:r>
-            <w:r>
-              <w:rPr>
-                <w:lang w:eastAsia="zh-CN"/>
-              </w:rPr>
-              <w:t xml:space="preserve"/>
-            </w:r>
             <w:proofErr w:type="gramStart"/>
-            <w:r>
-              <w:rPr>
-                <w:lang w:eastAsia="zh-CN"/>
-              </w:rPr>
-              <w:t xml:space="preserve"/>
-            </w:r>
             <w:proofErr w:type="gramEnd"/>
-            <w:r>
-              <w:rPr>
-                <w:lang w:eastAsia="zh-CN"/>
-              </w:rPr>
-              <w:t/>
-            </w:r>
             <w:proofErr w:type="gramStart"/>
-            <w:r>
-              <w:rPr>
-                <w:lang w:eastAsia="zh-CN"/>
-              </w:rPr>
-              <w:t xml:space="preserve"/>
-            </w:r>
             <w:proofErr w:type="gramEnd"/>
+            <w:r>
+              <w:rPr>
+                <w:rFonts/>
+              </w:rPr>
+              <w:t>支撑 RQ1 的饱和 / 回落假设</w:t>
+            </w:r>
           </w:p>
         </w:tc>
       </w:tr>
@@ -3392,7 +2918,7 @@
           <w:sz w:val="21"/>
           <w:lang w:eastAsia="zh-CN"/>
         </w:rPr>
-        <w:t>按申报书惯例，本节如实陈述优势、不足与应对。</w:t>
+        <w:t>优势</w:t>
       </w:r>
     </w:p>
     <w:p>
@@ -3401,12 +2927,71 @@
           <w:lang w:eastAsia="zh-CN"/>
         </w:rPr>
       </w:pPr>
+      <w:proofErr w:type="gramStart"/>
+      <w:proofErr w:type="gramEnd"/>
+      <w:proofErr w:type="gramStart"/>
+      <w:proofErr w:type="gramEnd"/>
+      <w:proofErr w:type="gramStart"/>
+      <w:proofErr w:type="gramEnd"/>
+      <w:proofErr w:type="gramStart"/>
+      <w:proofErr w:type="gramEnd"/>
+      <w:proofErr w:type="gramStart"/>
+      <w:proofErr w:type="gramEnd"/>
+      <w:proofErr w:type="gramStart"/>
+      <w:proofErr w:type="gramEnd"/>
+      <w:proofErr w:type="gramStart"/>
+      <w:proofErr w:type="gramEnd"/>
+      <w:proofErr w:type="gramStart"/>
+      <w:proofErr w:type="gramEnd"/>
+      <w:proofErr w:type="gramStart"/>
+      <w:proofErr w:type="gramEnd"/>
       <w:r>
         <w:rPr>
           <w:sz w:val="21"/>
-          <w:lang w:eastAsia="zh-CN"/>
-        </w:rPr>
-        <w:t>优势</w:t>
+          <w:rFonts/>
+        </w:rPr>
+        <w:t xml:space="preserve">1. </w:t>
+      </w:r>
+      <w:r>
+        <w:rPr>
+          <w:b/>
+          <w:sz w:val="21"/>
+          <w:rFonts/>
+        </w:rPr>
+        <w:t>前期基础扎实，可行性风险低。</w:t>
+      </w:r>
+      <w:r>
+        <w:rPr>
+          <w:sz w:val="21"/>
+          <w:rFonts/>
+        </w:rPr>
+        <w:t xml:space="preserve"> 已独立完成可运行的桌面端实时语音系统（后端约 3.8 万行 Python、前端约 4 万行 TS/TSX、2,847 个自动化测试、27 个能力插件，完整 CI 门禁，已开源，详见 §4.1）；克隆引擎、客观指标计算、盲听平台均已就绪——立项后直接进入数据采集。</w:t>
+      </w:r>
+    </w:p>
+    <w:p>
+      <w:proofErr w:type="spellStart"/>
+      <w:proofErr w:type="spellEnd"/>
+      <w:r>
+        <w:rPr>
+          <w:sz w:val="21"/>
+          <w:rFonts/>
+        </w:rPr>
+        <w:t xml:space="preserve">2. </w:t>
+      </w:r>
+      <w:r>
+        <w:rPr>
+          <w:b/>
+          <w:sz w:val="21"/>
+          <w:rFonts/>
+        </w:rPr>
+        <w:t>研究问题具体可测。</w:t>
+      </w:r>
+      <w:r>
+        <w:rPr>
+          <w:sz w:val="21"/>
+          <w:rFonts/>
+        </w:rPr>
+        <w:t xml:space="preserve"> RQ1–RQ3 均对应明确量化指标（相似度余弦、HNR、H1-H2、谱倾斜、jitter/shimmer、WER、MOS、ABX）。</w:t>
       </w:r>
     </w:p>
     <w:p>
@@ -3415,256 +3000,35 @@
           <w:lang w:eastAsia="zh-CN"/>
         </w:rPr>
       </w:pPr>
+      <w:proofErr w:type="gramStart"/>
+      <w:proofErr w:type="gramEnd"/>
+      <w:proofErr w:type="gramStart"/>
+      <w:proofErr w:type="gramEnd"/>
+      <w:proofErr w:type="gramStart"/>
+      <w:proofErr w:type="gramEnd"/>
+      <w:proofErr w:type="gramStart"/>
+      <w:proofErr w:type="gramEnd"/>
       <w:r>
         <w:rPr>
           <w:sz w:val="21"/>
-          <w:lang w:eastAsia="zh-CN"/>
-        </w:rPr>
-        <w:t>1. 前期基础扎实，可行性风险低。 团队已独立完成一个可运行的桌面端实时语音系统（后端约 3.8 万行 Python、前端约 4 万行 TS/TSX、2,847 个自动化测试、27 个能力插件，完整 CI 门禁，已在 GitHub 开源，详细口径见 §4.1）。本项目所需的克隆引擎、变声链路、客观指标计算、盲听平台均已存在并经过测试——立项后可直接进入数据采集，不是从零搭建。</w:t>
-      </w:r>
-      <w:proofErr w:type="gramStart"/>
-      <w:r>
-        <w:rPr>
+          <w:rFonts/>
+        </w:rPr>
+        <w:t xml:space="preserve">3. </w:t>
+      </w:r>
+      <w:r>
+        <w:rPr>
+          <w:b/>
           <w:sz w:val="21"/>
-          <w:lang w:eastAsia="zh-CN"/>
-        </w:rPr>
-        <w:t/>
-      </w:r>
-      <w:proofErr w:type="gramEnd"/>
+          <w:rFonts/>
+        </w:rPr>
+        <w:t>评测引擎、听测平台与实验协议已就绪。</w:t>
+      </w:r>
       <w:r>
         <w:rPr>
           <w:sz w:val="21"/>
-          <w:lang w:eastAsia="zh-CN"/>
-        </w:rPr>
-        <w:t/>
-      </w:r>
-      <w:proofErr w:type="gramStart"/>
-      <w:r>
-        <w:rPr>
-          <w:sz w:val="21"/>
-          <w:lang w:eastAsia="zh-CN"/>
-        </w:rPr>
-        <w:t xml:space="preserve"/>
-      </w:r>
-      <w:proofErr w:type="gramEnd"/>
-      <w:r>
-        <w:rPr>
-          <w:sz w:val="21"/>
-          <w:lang w:eastAsia="zh-CN"/>
-        </w:rPr>
-        <w:t/>
-      </w:r>
-      <w:proofErr w:type="gramStart"/>
-      <w:r>
-        <w:rPr>
-          <w:sz w:val="21"/>
-          <w:lang w:eastAsia="zh-CN"/>
-        </w:rPr>
-        <w:t xml:space="preserve"/>
-      </w:r>
-      <w:proofErr w:type="gramEnd"/>
-      <w:r>
-        <w:rPr>
-          <w:sz w:val="21"/>
-          <w:lang w:eastAsia="zh-CN"/>
-        </w:rPr>
-        <w:t/>
-      </w:r>
-      <w:proofErr w:type="gramStart"/>
-      <w:r>
-        <w:rPr>
-          <w:sz w:val="21"/>
-          <w:lang w:eastAsia="zh-CN"/>
-        </w:rPr>
-        <w:t/>
-      </w:r>
-      <w:proofErr w:type="gramEnd"/>
-      <w:r>
-        <w:rPr>
-          <w:sz w:val="21"/>
-          <w:lang w:eastAsia="zh-CN"/>
-        </w:rPr>
-        <w:t/>
-      </w:r>
-      <w:proofErr w:type="gramStart"/>
-      <w:r>
-        <w:rPr>
-          <w:sz w:val="21"/>
-          <w:lang w:eastAsia="zh-CN"/>
-        </w:rPr>
-        <w:t xml:space="preserve"/>
-      </w:r>
-      <w:proofErr w:type="gramEnd"/>
-      <w:r>
-        <w:rPr>
-          <w:sz w:val="21"/>
-          <w:lang w:eastAsia="zh-CN"/>
-        </w:rPr>
-        <w:t/>
-      </w:r>
-      <w:proofErr w:type="gramStart"/>
-      <w:r>
-        <w:rPr>
-          <w:sz w:val="21"/>
-          <w:lang w:eastAsia="zh-CN"/>
-        </w:rPr>
-        <w:t xml:space="preserve"/>
-      </w:r>
-      <w:proofErr w:type="gramEnd"/>
-      <w:r>
-        <w:rPr>
-          <w:sz w:val="21"/>
-          <w:lang w:eastAsia="zh-CN"/>
-        </w:rPr>
-        <w:t/>
-      </w:r>
-      <w:proofErr w:type="gramStart"/>
-      <w:r>
-        <w:rPr>
-          <w:sz w:val="21"/>
-          <w:lang w:eastAsia="zh-CN"/>
-        </w:rPr>
-        <w:t/>
-      </w:r>
-      <w:proofErr w:type="gramEnd"/>
-      <w:r>
-        <w:rPr>
-          <w:sz w:val="21"/>
-          <w:lang w:eastAsia="zh-CN"/>
-        </w:rPr>
-        <w:t/>
-      </w:r>
-      <w:proofErr w:type="gramStart"/>
-      <w:r>
-        <w:rPr>
-          <w:sz w:val="21"/>
-          <w:lang w:eastAsia="zh-CN"/>
-        </w:rPr>
-        <w:t/>
-      </w:r>
-      <w:proofErr w:type="gramEnd"/>
-      <w:r>
-        <w:rPr>
-          <w:sz w:val="21"/>
-          <w:lang w:eastAsia="zh-CN"/>
-        </w:rPr>
-        <w:t/>
-      </w:r>
-      <w:proofErr w:type="gramStart"/>
-      <w:r>
-        <w:rPr>
-          <w:sz w:val="21"/>
-          <w:lang w:eastAsia="zh-CN"/>
-        </w:rPr>
-        <w:t/>
-      </w:r>
-      <w:proofErr w:type="gramEnd"/>
-      <w:r>
-        <w:rPr>
-          <w:sz w:val="21"/>
-          <w:lang w:eastAsia="zh-CN"/>
-        </w:rPr>
-        <w:t/>
-      </w:r>
-    </w:p>
-    <w:p>
-      <w:r>
-        <w:rPr>
-          <w:sz w:val="21"/>
-        </w:rPr>
-        <w:t xml:space="preserve">2. </w:t>
-      </w:r>
-      <w:proofErr w:type="spellStart"/>
-      <w:r>
-        <w:rPr>
-          <w:sz w:val="21"/>
-        </w:rPr>
-        <w:t>研究问题具体可测</w:t>
-      </w:r>
-      <w:proofErr w:type="spellEnd"/>
-      <w:r>
-        <w:rPr>
-          <w:sz w:val="21"/>
-        </w:rPr>
-        <w:t>。 RQ1–RQ3 均对应明确的量化指标（相似度余弦、HNR、H1-H2、谱倾斜、jitter/shimmer、WER、MOS、ABX），每个问题都有可执行的测量手段。</w:t>
-      </w:r>
-    </w:p>
-    <w:p>
-      <w:pPr>
-        <w:rPr>
-          <w:lang w:eastAsia="zh-CN"/>
-        </w:rPr>
-      </w:pPr>
-      <w:r>
-        <w:rPr>
-          <w:sz w:val="21"/>
-          <w:lang w:eastAsia="zh-CN"/>
-        </w:rPr>
-        <w:t>3. 评测引擎、听测平台与实验协议已就绪。 评测引擎 1559 行 + 99 个测试，《嗓音保存评测协议》已撰写完成，不依赖 GPU 即可复现；主观听测平台支持手机扫码盲听（见 §2.2），被试无需到场。</w:t>
-      </w:r>
-      <w:proofErr w:type="gramStart"/>
-      <w:r>
-        <w:rPr>
-          <w:sz w:val="21"/>
-          <w:lang w:eastAsia="zh-CN"/>
-        </w:rPr>
-        <w:t/>
-      </w:r>
-      <w:proofErr w:type="gramEnd"/>
-      <w:r>
-        <w:rPr>
-          <w:sz w:val="21"/>
-          <w:lang w:eastAsia="zh-CN"/>
-        </w:rPr>
-        <w:t/>
-      </w:r>
-      <w:proofErr w:type="gramStart"/>
-      <w:r>
-        <w:rPr>
-          <w:sz w:val="21"/>
-          <w:lang w:eastAsia="zh-CN"/>
-        </w:rPr>
-        <w:t xml:space="preserve"/>
-      </w:r>
-      <w:proofErr w:type="gramEnd"/>
-      <w:r>
-        <w:rPr>
-          <w:sz w:val="21"/>
-          <w:lang w:eastAsia="zh-CN"/>
-        </w:rPr>
-        <w:t xml:space="preserve"/>
-      </w:r>
-      <w:proofErr w:type="gramStart"/>
-      <w:r>
-        <w:rPr>
-          <w:sz w:val="21"/>
-          <w:lang w:eastAsia="zh-CN"/>
-        </w:rPr>
-        <w:t/>
-      </w:r>
-      <w:proofErr w:type="gramEnd"/>
-      <w:r>
-        <w:rPr>
-          <w:sz w:val="21"/>
-          <w:lang w:eastAsia="zh-CN"/>
-        </w:rPr>
-        <w:t/>
-      </w:r>
-      <w:proofErr w:type="gramStart"/>
-      <w:r>
-        <w:rPr>
-          <w:sz w:val="21"/>
-          <w:lang w:eastAsia="zh-CN"/>
-        </w:rPr>
-        <w:t/>
-      </w:r>
-      <w:proofErr w:type="gramEnd"/>
-      <w:r>
-        <w:rPr>
-          <w:sz w:val="21"/>
-          <w:lang w:eastAsia="zh-CN"/>
-        </w:rPr>
-        <w:t/>
+          <w:rFonts/>
+        </w:rPr>
+        <w:t xml:space="preserve"> 评测引擎 1559 行 + 99 个测试，评测协议已撰写完成，不依赖 GPU 即可复现；听测平台支持手机扫码盲听，被试无需到场。</w:t>
       </w:r>
     </w:p>
     <w:p>
@@ -3909,115 +3273,22 @@
               </w:rPr>
             </w:pPr>
             <w:proofErr w:type="gramStart"/>
-            <w:r>
-              <w:rPr>
-                <w:lang w:eastAsia="zh-CN"/>
-              </w:rPr>
-              <w:t>先做小规模预实验（2 名被试、2 名评分者）跑通流程，请指导老师把关方法；项目内已有手机扫码盲听平台，组织成本低</w:t>
-            </w:r>
             <w:proofErr w:type="gramEnd"/>
-            <w:r>
-              <w:rPr>
-                <w:lang w:eastAsia="zh-CN"/>
-              </w:rPr>
-              <w:t xml:space="preserve"/>
-            </w:r>
-            <w:r>
-              <w:rPr>
-                <w:b/>
-                <w:lang w:eastAsia="zh-CN"/>
-              </w:rPr>
-              <w:t/>
-            </w:r>
-            <w:r>
-              <w:rPr>
-                <w:lang w:eastAsia="zh-CN"/>
-              </w:rPr>
-              <w:t xml:space="preserve"/>
-            </w:r>
             <w:proofErr w:type="gramStart"/>
-            <w:r>
-              <w:rPr>
-                <w:lang w:eastAsia="zh-CN"/>
-              </w:rPr>
-              <w:t xml:space="preserve"/>
-            </w:r>
             <w:proofErr w:type="gramEnd"/>
-            <w:r>
-              <w:rPr>
-                <w:lang w:eastAsia="zh-CN"/>
-              </w:rPr>
-              <w:t xml:space="preserve"/>
-            </w:r>
             <w:proofErr w:type="gramStart"/>
-            <w:r>
-              <w:rPr>
-                <w:lang w:eastAsia="zh-CN"/>
-              </w:rPr>
-              <w:t/>
-            </w:r>
             <w:proofErr w:type="gramEnd"/>
-            <w:r>
-              <w:rPr>
-                <w:lang w:eastAsia="zh-CN"/>
-              </w:rPr>
-              <w:t xml:space="preserve"/>
-            </w:r>
             <w:proofErr w:type="gramStart"/>
-            <w:r>
-              <w:rPr>
-                <w:lang w:eastAsia="zh-CN"/>
-              </w:rPr>
-              <w:t/>
-            </w:r>
             <w:proofErr w:type="gramEnd"/>
-            <w:r>
-              <w:rPr>
-                <w:lang w:eastAsia="zh-CN"/>
-              </w:rPr>
-              <w:t xml:space="preserve"/>
-            </w:r>
             <w:proofErr w:type="gramStart"/>
-            <w:r>
-              <w:rPr>
-                <w:lang w:eastAsia="zh-CN"/>
-              </w:rPr>
-              <w:t/>
-            </w:r>
             <w:proofErr w:type="gramEnd"/>
-            <w:r>
-              <w:rPr>
-                <w:lang w:eastAsia="zh-CN"/>
-              </w:rPr>
-              <w:t xml:space="preserve"/>
-            </w:r>
-            <w:r>
-              <w:rPr>
-                <w:b/>
-                <w:lang w:eastAsia="zh-CN"/>
-              </w:rPr>
-              <w:t/>
-            </w:r>
             <w:proofErr w:type="gramStart"/>
-            <w:r>
-              <w:rPr>
-                <w:b/>
-                <w:lang w:eastAsia="zh-CN"/>
-              </w:rPr>
-              <w:t/>
-            </w:r>
-            <w:r>
-              <w:rPr>
-                <w:lang w:eastAsia="zh-CN"/>
-              </w:rPr>
-              <w:t xml:space="preserve"/>
-            </w:r>
             <w:proofErr w:type="gramEnd"/>
             <w:r>
               <w:rPr>
-                <w:lang w:eastAsia="zh-CN"/>
-              </w:rPr>
-              <w:t/>
+                <w:rFonts/>
+              </w:rPr>
+              <w:t>先做小规模预实验（2 被试 2 评分者）跑通流程，请导师把关；已有扫码盲听平台，组织成本低</w:t>
             </w:r>
           </w:p>
         </w:tc>
@@ -4107,153 +3378,26 @@
               </w:rPr>
             </w:pPr>
             <w:proofErr w:type="gramStart"/>
-            <w:r>
-              <w:rPr>
-                <w:lang w:eastAsia="zh-CN"/>
-              </w:rPr>
-              <w:t xml:space="preserve">2026 年 10 月内即启动招募；每人仅需录制约 65 秒（见 §2.4），参与成本低</w:t>
-            </w:r>
-            <w:r>
-              <w:rPr>
-                <w:b/>
-                <w:lang w:eastAsia="zh-CN"/>
-              </w:rPr>
-              <w:t/>
-            </w:r>
             <w:proofErr w:type="gramEnd"/>
-            <w:r>
-              <w:rPr>
-                <w:b/>
-                <w:lang w:eastAsia="zh-CN"/>
-              </w:rPr>
-              <w:t/>
-            </w:r>
             <w:proofErr w:type="gramStart"/>
-            <w:r>
-              <w:rPr>
-                <w:b/>
-                <w:lang w:eastAsia="zh-CN"/>
-              </w:rPr>
-              <w:t/>
-            </w:r>
-            <w:r>
-              <w:rPr>
-                <w:lang w:eastAsia="zh-CN"/>
-              </w:rPr>
-              <w:t xml:space="preserve"/>
-            </w:r>
             <w:proofErr w:type="gramEnd"/>
-            <w:r>
-              <w:rPr>
-                <w:lang w:eastAsia="zh-CN"/>
-              </w:rPr>
-              <w:t xml:space="preserve"/>
-            </w:r>
             <w:proofErr w:type="gramStart"/>
-            <w:r>
-              <w:rPr>
-                <w:lang w:eastAsia="zh-CN"/>
-              </w:rPr>
-              <w:t/>
-            </w:r>
-            <w:r>
-              <w:rPr>
-                <w:lang w:eastAsia="zh-CN"/>
-              </w:rPr>
-              <w:lastRenderedPageBreak/>
-              <w:t/>
-            </w:r>
             <w:proofErr w:type="gramEnd"/>
-            <w:r>
-              <w:rPr>
-                <w:lang w:eastAsia="zh-CN"/>
-              </w:rPr>
-              <w:t/>
-            </w:r>
             <w:proofErr w:type="gramStart"/>
-            <w:r>
-              <w:rPr>
-                <w:lang w:eastAsia="zh-CN"/>
-              </w:rPr>
-              <w:t xml:space="preserve"/>
-            </w:r>
             <w:proofErr w:type="gramEnd"/>
-            <w:r>
-              <w:rPr>
-                <w:lang w:eastAsia="zh-CN"/>
-              </w:rPr>
-              <w:t xml:space="preserve"/>
-            </w:r>
             <w:proofErr w:type="gramStart"/>
-            <w:r>
-              <w:rPr>
-                <w:lang w:eastAsia="zh-CN"/>
-              </w:rPr>
-              <w:t/>
-            </w:r>
             <w:proofErr w:type="gramEnd"/>
-            <w:r>
-              <w:rPr>
-                <w:lang w:eastAsia="zh-CN"/>
-              </w:rPr>
-              <w:t xml:space="preserve"/>
-            </w:r>
-            <w:r>
-              <w:rPr>
-                <w:b/>
-                <w:lang w:eastAsia="zh-CN"/>
-              </w:rPr>
-              <w:t/>
-            </w:r>
             <w:proofErr w:type="gramStart"/>
-            <w:r>
-              <w:rPr>
-                <w:b/>
-                <w:lang w:eastAsia="zh-CN"/>
-              </w:rPr>
-              <w:t xml:space="preserve"/>
-            </w:r>
             <w:proofErr w:type="gramEnd"/>
-            <w:r>
-              <w:rPr>
-                <w:b/>
-                <w:lang w:eastAsia="zh-CN"/>
-              </w:rPr>
-              <w:t/>
-            </w:r>
-            <w:r>
-              <w:rPr>
-                <w:lang w:eastAsia="zh-CN"/>
-              </w:rPr>
-              <w:t xml:space="preserve"/>
-            </w:r>
             <w:proofErr w:type="gramStart"/>
-            <w:r>
-              <w:rPr>
-                <w:lang w:eastAsia="zh-CN"/>
-              </w:rPr>
-              <w:t/>
-            </w:r>
             <w:proofErr w:type="gramEnd"/>
-            <w:r>
-              <w:rPr>
-                <w:lang w:eastAsia="zh-CN"/>
-              </w:rPr>
-              <w:t/>
-            </w:r>
             <w:proofErr w:type="gramStart"/>
-            <w:r>
-              <w:rPr>
-                <w:lang w:eastAsia="zh-CN"/>
-              </w:rPr>
-              <w:t xml:space="preserve"/>
-            </w:r>
             <w:proofErr w:type="gramEnd"/>
             <w:r>
               <w:rPr>
-                <w:lang w:eastAsia="zh-CN"/>
-              </w:rPr>
-              <w:t/>
+                <w:rFonts/>
+              </w:rPr>
+              <w:t>2026 年 10 月内启动招募；每人仅录约 65 秒，参与成本低</w:t>
             </w:r>
           </w:p>
         </w:tc>
@@ -4343,60 +3487,18 @@
               </w:rPr>
             </w:pPr>
             <w:proofErr w:type="gramStart"/>
-            <w:r>
-              <w:rPr>
-                <w:lang w:eastAsia="zh-CN"/>
-              </w:rPr>
-              <w:t>立项后 2 个月内完成自学并提交笔记，关键分析由指导老师复核</w:t>
-            </w:r>
             <w:proofErr w:type="gramEnd"/>
-            <w:r>
-              <w:rPr>
-                <w:lang w:eastAsia="zh-CN"/>
-              </w:rPr>
-              <w:t xml:space="preserve"/>
-            </w:r>
             <w:proofErr w:type="gramStart"/>
-            <w:r>
-              <w:rPr>
-                <w:lang w:eastAsia="zh-CN"/>
-              </w:rPr>
-              <w:t/>
-            </w:r>
             <w:proofErr w:type="gramEnd"/>
-            <w:r>
-              <w:rPr>
-                <w:lang w:eastAsia="zh-CN"/>
-              </w:rPr>
-              <w:t xml:space="preserve"/>
-            </w:r>
             <w:proofErr w:type="gramStart"/>
-            <w:r>
-              <w:rPr>
-                <w:lang w:eastAsia="zh-CN"/>
-              </w:rPr>
-              <w:t/>
-            </w:r>
             <w:proofErr w:type="gramEnd"/>
-            <w:r>
-              <w:rPr>
-                <w:lang w:eastAsia="zh-CN"/>
-              </w:rPr>
-              <w:t xml:space="preserve"/>
-            </w:r>
             <w:proofErr w:type="gramStart"/>
-            <w:r>
-              <w:rPr>
-                <w:lang w:eastAsia="zh-CN"/>
-              </w:rPr>
-              <w:t/>
-            </w:r>
             <w:proofErr w:type="gramEnd"/>
             <w:r>
               <w:rPr>
-                <w:lang w:eastAsia="zh-CN"/>
-              </w:rPr>
-              <w:t/>
+                <w:rFonts/>
+              </w:rPr>
+              <w:t>立项后 2 个月内完成自学并提交笔记，关键分析由导师复核</w:t>
             </w:r>
           </w:p>
         </w:tc>
@@ -4680,33 +3782,13 @@
                 <w:lang w:eastAsia="zh-CN"/>
               </w:rPr>
             </w:pPr>
-            <w:r>
-              <w:rPr>
-                <w:b/>
-                <w:lang w:eastAsia="zh-CN"/>
-              </w:rPr>
-              <w:t>合成引擎为已有模型，不在模型层面做原创</w:t>
-            </w:r>
             <w:proofErr w:type="gramStart"/>
-            <w:r>
-              <w:rPr>
-                <w:b/>
-                <w:lang w:eastAsia="zh-CN"/>
-              </w:rPr>
-              <w:t/>
-            </w:r>
-            <w:r>
-              <w:rPr>
-                <w:lang w:eastAsia="zh-CN"/>
-              </w:rPr>
-              <w:t xml:space="preserve"/>
-            </w:r>
             <w:proofErr w:type="gramEnd"/>
             <w:r>
               <w:rPr>
-                <w:lang w:eastAsia="zh-CN"/>
-              </w:rPr>
-              <w:t/>
+                <w:rFonts/>
+              </w:rPr>
+              <w:t>不在模型层面做原创</w:t>
             </w:r>
           </w:p>
         </w:tc>
@@ -4735,84 +3817,21 @@
               </w:rPr>
             </w:pPr>
             <w:proofErr w:type="gramStart"/>
-            <w:r>
-              <w:rPr>
-                <w:lang w:eastAsia="zh-CN"/>
-              </w:rPr>
-              <w:t>创新落在"关注对象与研究视角"上（见下方创新点），核心贡献是实验设计与相关性结论</w:t>
-            </w:r>
             <w:proofErr w:type="gramEnd"/>
-            <w:r>
-              <w:rPr>
-                <w:lang w:eastAsia="zh-CN"/>
-              </w:rPr>
-              <w:t xml:space="preserve"/>
-            </w:r>
             <w:proofErr w:type="gramStart"/>
-            <w:r>
-              <w:rPr>
-                <w:lang w:eastAsia="zh-CN"/>
-              </w:rPr>
-              <w:t xml:space="preserve"/>
-            </w:r>
             <w:proofErr w:type="gramEnd"/>
-            <w:r>
-              <w:rPr>
-                <w:b/>
-                <w:lang w:eastAsia="zh-CN"/>
-              </w:rPr>
-              <w:t/>
-            </w:r>
             <w:proofErr w:type="gramStart"/>
-            <w:r>
-              <w:rPr>
-                <w:lang w:eastAsia="zh-CN"/>
-              </w:rPr>
-              <w:t xml:space="preserve"/>
-            </w:r>
             <w:proofErr w:type="gramEnd"/>
-            <w:r>
-              <w:rPr>
-                <w:lang w:eastAsia="zh-CN"/>
-              </w:rPr>
-              <w:t xml:space="preserve"/>
-            </w:r>
             <w:proofErr w:type="gramStart"/>
-            <w:r>
-              <w:rPr>
-                <w:lang w:eastAsia="zh-CN"/>
-              </w:rPr>
-              <w:t/>
-            </w:r>
             <w:proofErr w:type="gramEnd"/>
-            <w:r>
-              <w:rPr>
-                <w:lang w:eastAsia="zh-CN"/>
-              </w:rPr>
-              <w:t xml:space="preserve"/>
-            </w:r>
-            <w:r>
-              <w:rPr>
-                <w:b/>
-                <w:lang w:eastAsia="zh-CN"/>
-              </w:rPr>
-              <w:t/>
-            </w:r>
             <w:proofErr w:type="gramStart"/>
-            <w:r>
-              <w:rPr>
-                <w:b/>
-                <w:lang w:eastAsia="zh-CN"/>
-              </w:rPr>
-              <w:t/>
-            </w:r>
-            <w:r>
-              <w:rPr>
-                <w:lang w:eastAsia="zh-CN"/>
-              </w:rPr>
-              <w:t xml:space="preserve"/>
-            </w:r>
             <w:proofErr w:type="gramEnd"/>
+            <w:r>
+              <w:rPr>
+                <w:rFonts/>
+              </w:rPr>
+              <w:t>创新落在关注对象与研究视角（见创新点），核心贡献是实验设计与相关性结论</w:t>
+            </w:r>
           </w:p>
         </w:tc>
       </w:tr>
@@ -4823,44 +3842,16 @@
           <w:lang w:eastAsia="zh-CN"/>
         </w:rPr>
       </w:pPr>
+      <w:proofErr w:type="gramStart"/>
+      <w:proofErr w:type="gramEnd"/>
+      <w:proofErr w:type="gramStart"/>
+      <w:proofErr w:type="gramEnd"/>
       <w:r>
         <w:rPr>
           <w:sz w:val="21"/>
-          <w:lang w:eastAsia="zh-CN"/>
-        </w:rPr>
-        <w:t>创新点（本项目的创新落在</w:t>
-      </w:r>
-      <w:proofErr w:type="gramStart"/>
-      <w:r>
-        <w:rPr>
-          <w:sz w:val="21"/>
-          <w:lang w:eastAsia="zh-CN"/>
-        </w:rPr>
-        <w:t>"关注谁"</w:t>
-      </w:r>
-      <w:proofErr w:type="gramEnd"/>
-      <w:r>
-        <w:rPr>
-          <w:sz w:val="21"/>
-          <w:lang w:eastAsia="zh-CN"/>
-        </w:rPr>
-        <w:t>与</w:t>
-      </w:r>
-      <w:proofErr w:type="gramStart"/>
-      <w:r>
-        <w:rPr>
-          <w:sz w:val="21"/>
-          <w:lang w:eastAsia="zh-CN"/>
-        </w:rPr>
-        <w:t>"怎么衡量"</w:t>
-      </w:r>
-      <w:proofErr w:type="gramEnd"/>
-      <w:r>
-        <w:rPr>
-          <w:sz w:val="21"/>
-          <w:lang w:eastAsia="zh-CN"/>
-        </w:rPr>
-        <w:t>上，而非算法本身）</w:t>
+          <w:rFonts/>
+        </w:rPr>
+        <w:t>创新点（落在“关注谁”与“怎么衡量”上，而非算法本身）</w:t>
       </w:r>
     </w:p>
     <w:p>
@@ -4931,44 +3922,16 @@
           <w:lang w:eastAsia="zh-CN"/>
         </w:rPr>
       </w:pPr>
+      <w:proofErr w:type="gramStart"/>
+      <w:proofErr w:type="gramEnd"/>
+      <w:proofErr w:type="gramStart"/>
+      <w:proofErr w:type="gramEnd"/>
       <w:r>
         <w:rPr>
           <w:sz w:val="21"/>
-          <w:lang w:eastAsia="zh-CN"/>
-        </w:rPr>
-        <w:t>当前声音克隆多服务于创作、娱乐与内容生产，评价标准是"像不像"；而录课与职业用嗓人群的真实诉求是"用嗓减负"。本项目把这一减负需求作为研究定位，并把获取门槛（录制负担、网络依赖、隐私、成本）纳入约束条件——这一定位转移本身就是创新所在。</w:t>
-      </w:r>
-      <w:proofErr w:type="gramStart"/>
-      <w:r>
-        <w:rPr>
-          <w:sz w:val="21"/>
-          <w:lang w:eastAsia="zh-CN"/>
-        </w:rPr>
-        <w:t/>
-      </w:r>
-      <w:proofErr w:type="gramEnd"/>
-      <w:r>
-        <w:rPr>
-          <w:sz w:val="21"/>
-          <w:lang w:eastAsia="zh-CN"/>
-        </w:rPr>
-        <w:t/>
-      </w:r>
-      <w:proofErr w:type="gramStart"/>
-      <w:r>
-        <w:rPr>
-          <w:sz w:val="21"/>
-          <w:lang w:eastAsia="zh-CN"/>
-        </w:rPr>
-        <w:t/>
-      </w:r>
-      <w:proofErr w:type="gramEnd"/>
-      <w:r>
-        <w:rPr>
-          <w:sz w:val="21"/>
-          <w:lang w:eastAsia="zh-CN"/>
-        </w:rPr>
-        <w:t/>
+          <w:rFonts/>
+        </w:rPr>
+        <w:t>把减负需求作为研究定位，把获取门槛（录制负担、网络依赖、隐私、成本）纳入约束条件——这一定位转移本身就是创新所在。</w:t>
       </w:r>
     </w:p>
     <w:p>
@@ -5222,120 +4185,26 @@
       </w:r>
     </w:p>
     <w:p>
+      <w:proofErr w:type="gramStart"/>
+      <w:proofErr w:type="gramEnd"/>
+      <w:proofErr w:type="gramStart"/>
+      <w:proofErr w:type="gramEnd"/>
+      <w:proofErr w:type="gramStart"/>
+      <w:proofErr w:type="gramEnd"/>
+      <w:proofErr w:type="gramStart"/>
+      <w:proofErr w:type="gramEnd"/>
+      <w:proofErr w:type="gramStart"/>
+      <w:proofErr w:type="gramEnd"/>
+      <w:proofErr w:type="spellStart"/>
+      <w:proofErr w:type="spellEnd"/>
+      <w:proofErr w:type="spellStart"/>
+      <w:proofErr w:type="spellEnd"/>
       <w:r>
         <w:rPr>
           <w:sz w:val="21"/>
-          <w:lang w:eastAsia="zh-CN"/>
-        </w:rPr>
-        <w:t>对照对象与依据：① 对照 Apple / 声音银行 / 云端克隆的人群覆盖与门槛；② 对照现有工作缺少时长扫描的现状；③ 对照同类研究缺少客观—主观相关性验证的现状。不使用"首次 / 领先 / 唯一"等表述。</w:t>
-      </w:r>
-      <w:proofErr w:type="gramStart"/>
-      <w:r>
-        <w:rPr>
-          <w:sz w:val="21"/>
-          <w:lang w:eastAsia="zh-CN"/>
-        </w:rPr>
-        <w:t xml:space="preserve"/>
-      </w:r>
-      <w:proofErr w:type="gramEnd"/>
-      <w:r>
-        <w:rPr>
-          <w:sz w:val="21"/>
-          <w:lang w:eastAsia="zh-CN"/>
-        </w:rPr>
-        <w:t xml:space="preserve"/>
-      </w:r>
-      <w:proofErr w:type="gramStart"/>
-      <w:r>
-        <w:rPr>
-          <w:sz w:val="21"/>
-          <w:lang w:eastAsia="zh-CN"/>
-        </w:rPr>
-        <w:t/>
-      </w:r>
-      <w:proofErr w:type="gramEnd"/>
-      <w:r>
-        <w:rPr>
-          <w:sz w:val="21"/>
-          <w:lang w:eastAsia="zh-CN"/>
-        </w:rPr>
-        <w:t/>
-      </w:r>
-      <w:proofErr w:type="gramStart"/>
-      <w:r>
-        <w:rPr>
-          <w:sz w:val="21"/>
-          <w:lang w:eastAsia="zh-CN"/>
-        </w:rPr>
-        <w:t xml:space="preserve"/>
-      </w:r>
-      <w:proofErr w:type="gramEnd"/>
-      <w:r>
-        <w:rPr>
-          <w:sz w:val="21"/>
-          <w:lang w:eastAsia="zh-CN"/>
-        </w:rPr>
-        <w:t/>
-      </w:r>
-      <w:proofErr w:type="gramStart"/>
-      <w:r>
-        <w:rPr>
-          <w:sz w:val="21"/>
-          <w:lang w:eastAsia="zh-CN"/>
-        </w:rPr>
-        <w:t/>
-      </w:r>
-      <w:proofErr w:type="gramEnd"/>
-      <w:r>
-        <w:rPr>
-          <w:sz w:val="21"/>
-          <w:lang w:eastAsia="zh-CN"/>
-        </w:rPr>
-        <w:t/>
-      </w:r>
-      <w:proofErr w:type="gramStart"/>
-      <w:r>
-        <w:rPr>
-          <w:sz w:val="21"/>
-          <w:lang w:eastAsia="zh-CN"/>
-        </w:rPr>
-        <w:t/>
-      </w:r>
-      <w:proofErr w:type="gramEnd"/>
-      <w:r>
-        <w:rPr>
-          <w:sz w:val="21"/>
-          <w:lang w:eastAsia="zh-CN"/>
-        </w:rPr>
-        <w:t/>
-      </w:r>
-      <w:proofErr w:type="spellStart"/>
-      <w:r>
-        <w:rPr>
-          <w:sz w:val="21"/>
-        </w:rPr>
-        <w:t/>
-      </w:r>
-      <w:proofErr w:type="spellEnd"/>
-      <w:r>
-        <w:rPr>
-          <w:sz w:val="21"/>
-        </w:rPr>
-        <w:t xml:space="preserve"/>
-      </w:r>
-      <w:proofErr w:type="spellStart"/>
-      <w:r>
-        <w:rPr>
-          <w:sz w:val="21"/>
-        </w:rPr>
-        <w:t/>
-      </w:r>
-      <w:proofErr w:type="spellEnd"/>
-      <w:r>
-        <w:rPr>
-          <w:sz w:val="21"/>
-        </w:rPr>
-        <w:t xml:space="preserve"/>
+          <w:rFonts/>
+        </w:rPr>
+        <w:t>对照依据：① Apple / 声音银行 / 云端克隆的人群覆盖与门槛；② 现有工作缺少时长扫描；③ 同类研究缺少客观—主观相关性验证。不使用“首次 / 领先 / 唯一”表述。</w:t>
       </w:r>
     </w:p>
     <w:p>
@@ -5375,45 +4244,6 @@
           <w:lang w:eastAsia="zh-CN"/>
         </w:rPr>
         <w:t>二、目的意义、技术水平、基本思路、研究方案及路线、适用范围或推广前景</w:t>
-      </w:r>
-    </w:p>
-    <w:p>
-      <w:pPr>
-        <w:spacing w:after="120"/>
-        <w:ind w:firstLine="480"/>
-        <w:jc w:val="both"/>
-        <w:rPr>
-          <w:lang w:eastAsia="zh-CN"/>
-        </w:rPr>
-      </w:pPr>
-      <w:r>
-        <w:rPr>
-          <w:rFonts w:cs="宋体" w:hint="eastAsia"/>
-          <w:lang w:eastAsia="zh-CN"/>
-        </w:rPr>
-        <w:t>本部分对应官方要求</w:t>
-      </w:r>
-      <w:proofErr w:type="gramStart"/>
-      <w:r>
-        <w:rPr>
-          <w:rFonts w:cs="宋体" w:hint="eastAsia"/>
-          <w:lang w:eastAsia="zh-CN"/>
-        </w:rPr>
-        <w:t>第</w:t>
-      </w:r>
-      <w:r>
-        <w:rPr>
-          <w:lang w:eastAsia="zh-CN"/>
-        </w:rPr>
-        <w:t xml:space="preserve"> 2 </w:t>
-      </w:r>
-      <w:proofErr w:type="gramEnd"/>
-      <w:r>
-        <w:rPr>
-          <w:rFonts w:cs="宋体" w:hint="eastAsia"/>
-          <w:lang w:eastAsia="zh-CN"/>
-        </w:rPr>
-        <w:t>项，依次说明目的与意义、技术水平、基本思路、研究方案与技术路线、适用范围与推广前景。</w:t>
       </w:r>
     </w:p>
     <w:p>
@@ -5585,10 +4415,9 @@
       </w:pPr>
       <w:r>
         <w:rPr>
-          <w:rFonts w:cs="宋体" w:hint="eastAsia"/>
-          <w:lang w:eastAsia="zh-CN"/>
-        </w:rPr>
-        <w:t>对录课人群与职业用嗓人群：为"用嗓减负"提供一条不依赖网络、不依赖特定厂商设备的本地路径——讲稿转旁白复用本人音色、嗓音欠佳时用已保存的声音续录；这条路径能否成立取决于复现质量是否可用，其代价（录多久才够）正是本研究要回答的问题。</w:t>
+          <w:rFonts/>
+        </w:rPr>
+        <w:t>对录课与职业用嗓人群：为“用嗓减负”提供不依赖网络与特定设备的本地路径（讲稿转旁白、保存音色续录）；路径能否成立取决于复现质量，其代价正是本研究要回答的问题。</w:t>
       </w:r>
     </w:p>
     <w:p>
@@ -5604,127 +4433,13 @@
           <w:lang w:eastAsia="zh-CN"/>
         </w:rPr>
       </w:pPr>
-      <w:r>
-        <w:rPr>
-          <w:rFonts w:cs="宋体" w:hint="eastAsia"/>
-          <w:lang w:eastAsia="zh-CN"/>
-        </w:rPr>
-        <w:t>对研究方法：补充"参考音时长 → 复现质量"的系统性、控制变量的实验数据，并对"客观指标能否替代人工听测"给出实证结论——对同类研究具有方法学参考价值。</w:t>
-      </w:r>
-      <w:r>
-        <w:rPr>
-          <w:rFonts w:cs="宋体" w:hint="eastAsia"/>
-          <w:lang w:eastAsia="zh-CN"/>
-        </w:rPr>
-        <w:t/>
-      </w:r>
-      <w:r>
-        <w:rPr>
-          <w:lang w:eastAsia="zh-CN"/>
-        </w:rPr>
-        <w:t/>
-      </w:r>
-      <w:r>
-        <w:rPr>
-          <w:rFonts w:cs="宋体" w:hint="eastAsia"/>
-          <w:lang w:eastAsia="zh-CN"/>
-        </w:rPr>
-        <w:t/>
-      </w:r>
       <w:proofErr w:type="gramStart"/>
-      <w:r>
-        <w:rPr>
-          <w:rFonts w:cs="宋体" w:hint="eastAsia"/>
-          <w:lang w:eastAsia="zh-CN"/>
-        </w:rPr>
-        <w:t/>
-      </w:r>
-      <w:r>
-        <w:rPr>
-          <w:lang w:eastAsia="zh-CN"/>
-        </w:rPr>
-        <w:t xml:space="preserve"/>
-      </w:r>
       <w:proofErr w:type="gramEnd"/>
       <w:r>
         <w:rPr>
-          <w:rFonts w:cs="宋体" w:hint="eastAsia"/>
-          <w:lang w:eastAsia="zh-CN"/>
-        </w:rPr>
-        <w:t/>
-      </w:r>
-      <w:r>
-        <w:rPr>
-          <w:lang w:eastAsia="zh-CN"/>
-        </w:rPr>
-        <w:t/>
-      </w:r>
-      <w:r>
-        <w:rPr>
-          <w:rFonts w:cs="宋体" w:hint="eastAsia"/>
-          <w:lang w:eastAsia="zh-CN"/>
-        </w:rPr>
-        <w:t/>
-      </w:r>
-      <w:r>
-        <w:rPr>
-          <w:rFonts w:cs="宋体" w:hint="eastAsia"/>
-          <w:lang w:eastAsia="zh-CN"/>
-        </w:rPr>
-        <w:t/>
-      </w:r>
-      <w:r>
-        <w:rPr>
-          <w:rFonts w:cs="宋体" w:hint="eastAsia"/>
-          <w:lang w:eastAsia="zh-CN"/>
-        </w:rPr>
-        <w:t/>
-      </w:r>
-      <w:r>
-        <w:rPr>
-          <w:lang w:eastAsia="zh-CN"/>
-        </w:rPr>
-        <w:t/>
-      </w:r>
-      <w:r>
-        <w:rPr>
-          <w:rFonts w:cs="宋体" w:hint="eastAsia"/>
-          <w:lang w:eastAsia="zh-CN"/>
-        </w:rPr>
-        <w:t/>
-      </w:r>
-      <w:r>
-        <w:rPr>
-          <w:lang w:eastAsia="zh-CN"/>
-        </w:rPr>
-        <w:t/>
-      </w:r>
-      <w:r>
-        <w:rPr>
-          <w:rFonts w:cs="宋体" w:hint="eastAsia"/>
-          <w:lang w:eastAsia="zh-CN"/>
-        </w:rPr>
-        <w:t/>
-      </w:r>
-      <w:r>
-        <w:rPr>
-          <w:rFonts w:cs="宋体" w:hint="eastAsia"/>
-          <w:lang w:eastAsia="zh-CN"/>
-        </w:rPr>
-        <w:t/>
-      </w:r>
-      <w:r>
-        <w:rPr>
-          <w:lang w:eastAsia="zh-CN"/>
-        </w:rPr>
-        <w:t/>
-      </w:r>
-      <w:r>
-        <w:rPr>
-          <w:rFonts w:cs="宋体" w:hint="eastAsia"/>
-          <w:lang w:eastAsia="zh-CN"/>
-        </w:rPr>
-        <w:t/>
+          <w:rFonts/>
+        </w:rPr>
+        <w:t>对研究方法：补充“参考音时长 → 复现质量”的系统性控制变量数据，实证“客观指标能否替代人工听测”。</w:t>
       </w:r>
     </w:p>
     <w:p>
@@ -5742,10 +4457,9 @@
       </w:pPr>
       <w:r>
         <w:rPr>
-          <w:rFonts w:cs="宋体" w:hint="eastAsia"/>
-          <w:lang w:eastAsia="zh-CN"/>
-        </w:rPr>
-        <w:t>对教学场景与人才培养：为微课配音、课程录制的本地化、离线化生产提供技术路径，让"录课"对嗓子的依赖从"必须本人开口"变为"可以选择"；同时本项目是完整的研究训练——文献调研、实验设计、数据采集、统计分析、论文撰写，全链条由本科生承担。</w:t>
+          <w:rFonts/>
+        </w:rPr>
+        <w:t>对教学与人才培养：为微课/课程录制的本地化离线生产提供路径；项目本身是文献调研到论文撰写的完整研究训练，全链条由本科生承担。</w:t>
       </w:r>
     </w:p>
     <w:p>
@@ -5952,13 +4666,10 @@
               <w:spacing w:before="30" w:after="30" w:line="240" w:lineRule="auto"/>
             </w:pPr>
             <w:r>
-              <w:t xml:space="preserve">消费级 GPU（RTX 5060 8GB）端到端 p50 ≈ 300 ms / p95 ≈ 360 ms；单块推理 p50 30 ms（2,017 样本日志）</w:t>
-            </w:r>
-            <w:r>
-              <w:rPr>
-                <w:b/>
-              </w:rPr>
-              <w:t/>
+              <w:rPr>
+                <w:rFonts/>
+              </w:rPr>
+              <w:t>RTX 5060 端到端 p50 ≈ 300 ms / p95 ≈ 360 ms，单块推理 p50 30 ms（2,017 样本日志）</w:t>
             </w:r>
           </w:p>
         </w:tc>
@@ -6341,13 +5052,10 @@
               <w:spacing w:before="30" w:after="30" w:line="240" w:lineRule="auto"/>
             </w:pPr>
             <w:r>
-              <w:t xml:space="preserve">已落地（458 + 139 行），嵌入后仍可检出并给出概率</w:t>
-            </w:r>
-            <w:r>
-              <w:rPr>
-                <w:b/>
-              </w:rPr>
-              <w:t/>
+              <w:rPr>
+                <w:rFonts/>
+              </w:rPr>
+              <w:t>已落地，嵌入后仍可检出并给出概率</w:t>
             </w:r>
           </w:p>
         </w:tc>
@@ -6427,13 +5135,10 @@
               <w:spacing w:before="30" w:after="30" w:line="240" w:lineRule="auto"/>
             </w:pPr>
             <w:r>
-              <w:t xml:space="preserve">已落地（464 + 187 + 350 行，含手机端）；盲号不下发身份，结果只追加</w:t>
-            </w:r>
-            <w:r>
-              <w:rPr>
-                <w:b/>
-              </w:rPr>
-              <w:t/>
+              <w:rPr>
+                <w:rFonts/>
+              </w:rPr>
+              <w:t>已落地（含手机端）；盲号不下发身份，结果只追加</w:t>
             </w:r>
           </w:p>
         </w:tc>
@@ -6599,13 +5304,10 @@
               <w:spacing w:before="30" w:after="30" w:line="240" w:lineRule="auto"/>
             </w:pPr>
             <w:r>
-              <w:t xml:space="preserve">已落地（393 行）：PPT 备注页零依赖解析 → 逐页旁白音轨 + 时长清单</w:t>
-            </w:r>
-            <w:r>
-              <w:rPr>
-                <w:b/>
-              </w:rPr>
-              <w:t/>
+              <w:rPr>
+                <w:rFonts/>
+              </w:rPr>
+              <w:t>PPT 备注页解析 → 逐页旁白音轨 + 时长清单</w:t>
             </w:r>
           </w:p>
         </w:tc>
@@ -6687,33 +5389,13 @@
                 <w:lang w:eastAsia="zh-CN"/>
               </w:rPr>
             </w:pPr>
-            <w:r>
-              <w:rPr>
-                <w:lang w:eastAsia="zh-CN"/>
-              </w:rPr>
-              <w:t>通过虚拟声卡路由</w:t>
-            </w:r>
             <w:proofErr w:type="gramStart"/>
-            <w:r>
-              <w:rPr>
-                <w:lang w:eastAsia="zh-CN"/>
-              </w:rPr>
-              <w:t xml:space="preserve">， </w:t>
-            </w:r>
-            <w:r>
-              <w:rPr>
-                <w:b/>
-                <w:lang w:eastAsia="zh-CN"/>
-              </w:rPr>
-              <w:t xml:space="preserve">微信 / </w:t>
-            </w:r>
             <w:proofErr w:type="gramEnd"/>
             <w:r>
               <w:rPr>
-                <w:b/>
-                <w:lang w:eastAsia="zh-CN"/>
-              </w:rPr>
-              <w:t>游戏场景已验证</w:t>
+                <w:rFonts/>
+              </w:rPr>
+              <w:t>虚拟声卡路由，微信 / 游戏场景已验证</w:t>
             </w:r>
           </w:p>
         </w:tc>
@@ -6763,10 +5445,9 @@
       </w:pPr>
       <w:r>
         <w:rPr>
-          <w:rFonts w:cs="宋体" w:hint="eastAsia"/>
-          <w:lang w:eastAsia="zh-CN"/>
-        </w:rPr>
-        <w:t xml:space="preserve">★ 延迟口径（避免误读）：端到端 p50 ≈ 300 ms 是三段之和——分块缓冲 250 ms + 单块推理 30 ms + 驱动缓冲约 20 ms（标称），不宜压成一个数报；game 档约 400 ms（以省资源换延迟）。</w:t>
+          <w:rFonts/>
+        </w:rPr>
+        <w:t>★ 延迟口径：端到端 p50 ≈ 300 ms = 分块缓冲 250 + 单块推理 30 + 驱动缓冲约 20 ms，不宜压成一个数报；game 档约 400 ms（省资源换延迟）。</w:t>
       </w:r>
     </w:p>
     <w:p/>
@@ -6797,49 +5478,13 @@
           <w:lang w:eastAsia="zh-CN"/>
         </w:rPr>
       </w:pPr>
-      <w:r>
-        <w:rPr>
-          <w:rFonts w:cs="宋体" w:hint="eastAsia"/>
-          <w:lang w:eastAsia="zh-CN"/>
-        </w:rPr>
-        <w:t>建成一套</w:t>
-      </w:r>
-      <w:r>
-        <w:rPr>
-          <w:rFonts w:cs="宋体" w:hint="eastAsia"/>
-          <w:b/>
-          <w:lang w:eastAsia="zh-CN"/>
-        </w:rPr>
-        <w:t>可复现的评测流水线</w:t>
-      </w:r>
-      <w:r>
-        <w:rPr>
-          <w:rFonts w:cs="宋体" w:hint="eastAsia"/>
-          <w:lang w:eastAsia="zh-CN"/>
-        </w:rPr>
-        <w:t>：给定说话人与参考音时长，自动</w:t>
-      </w:r>
       <w:proofErr w:type="gramStart"/>
-      <w:r>
-        <w:rPr>
-          <w:rFonts w:cs="宋体" w:hint="eastAsia"/>
-          <w:lang w:eastAsia="zh-CN"/>
-        </w:rPr>
-        <w:t>输出</w:t>
-      </w:r>
-      <w:r>
-        <w:rPr>
-          <w:lang w:eastAsia="zh-CN"/>
-        </w:rPr>
-        <w:t xml:space="preserve"> 7 </w:t>
-      </w:r>
       <w:proofErr w:type="gramEnd"/>
       <w:r>
         <w:rPr>
-          <w:rFonts w:cs="宋体" w:hint="eastAsia"/>
-          <w:lang w:eastAsia="zh-CN"/>
-        </w:rPr>
-        <w:t>类客观指标；</w:t>
+          <w:rFonts/>
+        </w:rPr>
+        <w:t>建成可复现的评测流水线：给定说话人与参考音时长，自动输出 7 类客观指标；</w:t>
       </w:r>
     </w:p>
     <w:p>
@@ -6852,82 +5497,18 @@
         </w:rPr>
       </w:pPr>
       <w:proofErr w:type="gramStart"/>
-      <w:r>
-        <w:rPr>
-          <w:rFonts w:cs="宋体" w:hint="eastAsia"/>
-          <w:lang w:eastAsia="zh-CN"/>
-        </w:rPr>
-        <w:t xml:space="preserve">按 §2.4 规定规模完成客观评测（192 个样本）与主观听测（24 名听测被试），并给出客观—主观相关性结论；</w:t>
-      </w:r>
-      <w:r>
-        <w:rPr>
-          <w:rFonts w:cs="宋体" w:hint="eastAsia"/>
-          <w:lang w:eastAsia="zh-CN"/>
-        </w:rPr>
-        <w:t/>
-      </w:r>
       <w:proofErr w:type="gramEnd"/>
-      <w:r>
-        <w:rPr>
-          <w:rFonts w:cs="宋体" w:hint="eastAsia"/>
-          <w:lang w:eastAsia="zh-CN"/>
-        </w:rPr>
-        <w:t xml:space="preserve"/>
-      </w:r>
       <w:proofErr w:type="gramStart"/>
-      <w:r>
-        <w:rPr>
-          <w:rFonts w:cs="宋体" w:hint="eastAsia"/>
-          <w:lang w:eastAsia="zh-CN"/>
-        </w:rPr>
-        <w:t xml:space="preserve"/>
-      </w:r>
       <w:proofErr w:type="gramEnd"/>
-      <w:r>
-        <w:rPr>
-          <w:rFonts w:cs="宋体" w:hint="eastAsia"/>
-          <w:lang w:eastAsia="zh-CN"/>
-        </w:rPr>
-        <w:t xml:space="preserve"/>
-      </w:r>
       <w:proofErr w:type="gramStart"/>
-      <w:r>
-        <w:rPr>
-          <w:rFonts w:cs="宋体" w:hint="eastAsia"/>
-          <w:lang w:eastAsia="zh-CN"/>
-        </w:rPr>
-        <w:t xml:space="preserve"/>
-      </w:r>
       <w:proofErr w:type="gramEnd"/>
-      <w:r>
-        <w:rPr>
-          <w:rFonts w:cs="宋体" w:hint="eastAsia"/>
-          <w:lang w:eastAsia="zh-CN"/>
-        </w:rPr>
-        <w:t xml:space="preserve"/>
-      </w:r>
       <w:proofErr w:type="gramStart"/>
-      <w:r>
-        <w:rPr>
-          <w:rFonts w:cs="宋体" w:hint="eastAsia"/>
-          <w:lang w:eastAsia="zh-CN"/>
-        </w:rPr>
-        <w:t/>
-      </w:r>
       <w:proofErr w:type="gramEnd"/>
       <w:r>
         <w:rPr>
-          <w:rFonts w:cs="宋体" w:hint="eastAsia"/>
-          <w:lang w:eastAsia="zh-CN"/>
-        </w:rPr>
-        <w:t/>
-      </w:r>
-      <w:r>
-        <w:rPr>
-          <w:rFonts w:cs="宋体" w:hint="eastAsia"/>
-          <w:lang w:eastAsia="zh-CN"/>
-        </w:rPr>
-        <w:t/>
+          <w:rFonts/>
+        </w:rPr>
+        <w:t>按 §2.4 规模完成客观评测（192 样本）与主观听测（24 人），给出客观—主观相关性结论；</w:t>
       </w:r>
     </w:p>
     <w:p>
@@ -6941,25 +5522,9 @@
       </w:pPr>
       <w:r>
         <w:rPr>
-          <w:rFonts w:cs="宋体" w:hint="eastAsia"/>
-          <w:lang w:eastAsia="zh-CN"/>
-        </w:rPr>
-        <w:t>产出一套</w:t>
-      </w:r>
-      <w:r>
-        <w:rPr>
-          <w:rFonts w:cs="宋体" w:hint="eastAsia"/>
-          <w:b/>
-          <w:lang w:eastAsia="zh-CN"/>
-        </w:rPr>
-        <w:t>自动质量门禁</w:t>
-      </w:r>
-      <w:r>
-        <w:rPr>
-          <w:rFonts w:cs="宋体" w:hint="eastAsia"/>
-          <w:lang w:eastAsia="zh-CN"/>
-        </w:rPr>
-        <w:t>规则，并报告其与人工判断的一致率。</w:t>
+          <w:rFonts/>
+        </w:rPr>
+        <w:t>产出自动质量门禁规则，并报告其与人工判断的一致率。</w:t>
       </w:r>
     </w:p>
     <w:p>
@@ -6973,71 +5538,24 @@
           <w:lang w:eastAsia="zh-CN"/>
         </w:rPr>
       </w:pPr>
-      <w:r>
-        <w:rPr>
-          <w:rFonts w:cs="宋体" w:hint="eastAsia"/>
+      <w:proofErr w:type="gramStart"/>
+      <w:proofErr w:type="gramEnd"/>
+      <w:proofErr w:type="gramStart"/>
+      <w:proofErr w:type="gramEnd"/>
+      <w:r>
+        <w:rPr>
+          <w:b/>
           <w:sz w:val="22"/>
-          <w:lang w:eastAsia="zh-CN"/>
-        </w:rPr>
-        <w:t>技术要求的两条硬边界：① 所有语音数据全程本地处理，不上传；② 指标计算不依赖 GPU，结论可被第三方复现。</w:t>
-      </w:r>
-      <w:proofErr w:type="gramStart"/>
-      <w:r>
-        <w:rPr>
-          <w:rFonts w:cs="宋体" w:hint="eastAsia"/>
+          <w:rFonts/>
+        </w:rPr>
+        <w:t>两条硬边界</w:t>
+      </w:r>
+      <w:r>
+        <w:rPr>
           <w:sz w:val="22"/>
-          <w:lang w:eastAsia="zh-CN"/>
-        </w:rPr>
-        <w:t/>
-      </w:r>
-      <w:r>
-        <w:rPr>
-          <w:sz w:val="22"/>
-          <w:lang w:eastAsia="zh-CN"/>
-        </w:rPr>
-        <w:t xml:space="preserve"/>
-      </w:r>
-      <w:proofErr w:type="gramEnd"/>
-      <w:r>
-        <w:rPr>
-          <w:rFonts w:cs="宋体" w:hint="eastAsia"/>
-          <w:sz w:val="22"/>
-          <w:lang w:eastAsia="zh-CN"/>
-        </w:rPr>
-        <w:t/>
-      </w:r>
-      <w:proofErr w:type="gramStart"/>
-      <w:r>
-        <w:rPr>
-          <w:rFonts w:cs="宋体" w:hint="eastAsia"/>
-          <w:sz w:val="22"/>
-          <w:lang w:eastAsia="zh-CN"/>
-        </w:rPr>
-        <w:t/>
-      </w:r>
-      <w:r>
-        <w:rPr>
-          <w:sz w:val="22"/>
-          <w:lang w:eastAsia="zh-CN"/>
-        </w:rPr>
-        <w:t xml:space="preserve"/>
-      </w:r>
-      <w:proofErr w:type="gramEnd"/>
-      <w:r>
-        <w:rPr>
-          <w:rFonts w:cs="宋体" w:hint="eastAsia"/>
-          <w:sz w:val="22"/>
-          <w:lang w:eastAsia="zh-CN"/>
-        </w:rPr>
-        <w:t/>
-      </w:r>
-      <w:r>
-        <w:rPr>
-          <w:rFonts w:cs="宋体" w:hint="eastAsia"/>
-          <w:sz w:val="22"/>
-          <w:lang w:eastAsia="zh-CN"/>
-        </w:rPr>
-        <w:t/>
+          <w:rFonts/>
+        </w:rPr>
+        <w:t>：① 所有语音数据全程本地处理，不上传；② 指标计算不依赖 GPU，结论可被第三方复现。</w:t>
       </w:r>
     </w:p>
     <w:p>
@@ -7158,97 +5676,16 @@
       </w:pPr>
       <w:r>
         <w:rPr>
-          <w:rFonts w:cs="宋体" w:hint="eastAsia"/>
-          <w:lang w:eastAsia="zh-CN"/>
-        </w:rPr>
-        <w:t>这个思路的价值：把"能不能用"这种凭感觉的问题，转化为"在什么条件下、以什么代价可用"这种可用数据回答、可复现可验证的问题。</w:t>
-      </w:r>
-      <w:r>
-        <w:rPr>
-          <w:rFonts w:cs="宋体" w:hint="eastAsia"/>
-          <w:lang w:eastAsia="zh-CN"/>
-        </w:rPr>
-        <w:t/>
-      </w:r>
-      <w:r>
-        <w:rPr>
-          <w:lang w:eastAsia="zh-CN"/>
-        </w:rPr>
-        <w:t/>
-      </w:r>
-      <w:r>
-        <w:rPr>
-          <w:rFonts w:cs="宋体" w:hint="eastAsia"/>
-          <w:lang w:eastAsia="zh-CN"/>
-        </w:rPr>
-        <w:t/>
-      </w:r>
-      <w:r>
-        <w:rPr>
-          <w:lang w:eastAsia="zh-CN"/>
-        </w:rPr>
-        <w:t/>
-      </w:r>
-      <w:r>
-        <w:rPr>
-          <w:rFonts w:cs="宋体" w:hint="eastAsia"/>
-          <w:lang w:eastAsia="zh-CN"/>
-        </w:rPr>
-        <w:t/>
-      </w:r>
-      <w:r>
-        <w:rPr>
-          <w:lang w:eastAsia="zh-CN"/>
-        </w:rPr>
-        <w:t/>
-      </w:r>
-      <w:r>
-        <w:rPr>
-          <w:rFonts w:cs="宋体" w:hint="eastAsia"/>
-          <w:lang w:eastAsia="zh-CN"/>
-        </w:rPr>
-        <w:t/>
-      </w:r>
-      <w:r>
-        <w:rPr>
-          <w:lang w:eastAsia="zh-CN"/>
-        </w:rPr>
-        <w:t/>
-      </w:r>
-      <w:r>
-        <w:rPr>
-          <w:rFonts w:cs="宋体" w:hint="eastAsia"/>
-          <w:lang w:eastAsia="zh-CN"/>
-        </w:rPr>
-        <w:t/>
-      </w:r>
-      <w:r>
-        <w:rPr>
-          <w:rFonts w:cs="宋体" w:hint="eastAsia"/>
-          <w:lang w:eastAsia="zh-CN"/>
-        </w:rPr>
-        <w:t/>
-      </w:r>
-      <w:r>
-        <w:rPr>
-          <w:rFonts w:cs="宋体" w:hint="eastAsia"/>
-          <w:lang w:eastAsia="zh-CN"/>
-        </w:rPr>
-        <w:t/>
-      </w:r>
-      <w:r>
-        <w:rPr>
-          <w:rFonts w:cs="宋体" w:hint="eastAsia"/>
-          <w:lang w:eastAsia="zh-CN"/>
-        </w:rPr>
-        <w:t/>
-      </w:r>
-      <w:r>
-        <w:rPr>
-          <w:rFonts w:cs="宋体" w:hint="eastAsia"/>
-          <w:lang w:eastAsia="zh-CN"/>
-        </w:rPr>
-        <w:t/>
+          <w:b/>
+          <w:rFonts/>
+        </w:rPr>
+        <w:t>思路的价值</w:t>
+      </w:r>
+      <w:r>
+        <w:rPr>
+          <w:rFonts/>
+        </w:rPr>
+        <w:t>：把“能不能用”的凭感觉问题，转化为“在什么条件下、以什么代价可用”的可复现问题。</w:t>
       </w:r>
     </w:p>
     <w:p>
@@ -8323,40 +6760,14 @@
               </w:rPr>
             </w:pPr>
             <w:proofErr w:type="gramStart"/>
-            <w:r>
-              <w:rPr>
-                <w:lang w:eastAsia="zh-CN"/>
-              </w:rPr>
-              <w:t xml:space="preserve">MOS 自然度（5 分制）+ ABX 相似度；盲听、随机化、不显示条件，手机扫码参与；另采"是/否像人"二元判断（Audio Turing Test 范式）作低成本补充</w:t>
-            </w:r>
             <w:proofErr w:type="gramEnd"/>
-            <w:r>
-              <w:rPr>
-                <w:lang w:eastAsia="zh-CN"/>
-              </w:rPr>
-              <w:t xml:space="preserve"/>
-            </w:r>
             <w:proofErr w:type="gramStart"/>
-            <w:r>
-              <w:rPr>
-                <w:lang w:eastAsia="zh-CN"/>
-              </w:rPr>
-              <w:t xml:space="preserve"/>
-            </w:r>
-            <w:r>
-              <w:rPr>
-                <w:b/>
-                <w:lang w:eastAsia="zh-CN"/>
-              </w:rPr>
-              <w:t/>
-            </w:r>
             <w:proofErr w:type="gramEnd"/>
             <w:r>
               <w:rPr>
-                <w:b/>
-                <w:lang w:eastAsia="zh-CN"/>
-              </w:rPr>
-              <w:t/>
+                <w:rFonts/>
+              </w:rPr>
+              <w:t>MOS 自然度（5 分制）+ ABX 相似度；盲听、随机化、手机扫码；另采“是/否像人”二元判断作低成本补充</w:t>
             </w:r>
           </w:p>
         </w:tc>
@@ -8664,238 +7075,21 @@
         </w:rPr>
       </w:pPr>
       <w:proofErr w:type="gramStart"/>
+      <w:proofErr w:type="gramEnd"/>
+      <w:proofErr w:type="gramStart"/>
+      <w:proofErr w:type="gramEnd"/>
+      <w:proofErr w:type="gramStart"/>
+      <w:proofErr w:type="gramEnd"/>
+      <w:proofErr w:type="gramStart"/>
+      <w:proofErr w:type="gramEnd"/>
+      <w:proofErr w:type="gramStart"/>
+      <w:proofErr w:type="gramEnd"/>
       <w:r>
         <w:rPr>
           <w:sz w:val="22"/>
-          <w:lang w:eastAsia="zh-CN"/>
-        </w:rPr>
-        <w:t xml:space="preserve">★ 档位定义的关键说明：四档是"对同一段录音按顺序截取前 N 秒"，因此必须由同一人在同一条件下一次录制完成——这正是本项目不能使用公开语料或网络素材替代的原因；被试只需连续朗读约 65 秒（最长档 60s）即可切出全部四档。</w:t>
-      </w:r>
-      <w:r>
-        <w:rPr>
-          <w:rFonts w:cs="宋体" w:hint="eastAsia"/>
-          <w:sz w:val="22"/>
-          <w:lang w:eastAsia="zh-CN"/>
-        </w:rPr>
-        <w:t/>
-      </w:r>
-      <w:proofErr w:type="gramEnd"/>
-      <w:r>
-        <w:rPr>
-          <w:rFonts w:cs="宋体" w:hint="eastAsia"/>
-          <w:sz w:val="22"/>
-          <w:lang w:eastAsia="zh-CN"/>
-        </w:rPr>
-        <w:t/>
-      </w:r>
-      <w:r>
-        <w:rPr>
-          <w:rFonts w:cs="宋体" w:hint="eastAsia"/>
-          <w:sz w:val="22"/>
-          <w:lang w:eastAsia="zh-CN"/>
-        </w:rPr>
-        <w:t/>
-      </w:r>
-      <w:r>
-        <w:rPr>
-          <w:sz w:val="22"/>
-          <w:lang w:eastAsia="zh-CN"/>
-        </w:rPr>
-        <w:t/>
-      </w:r>
-      <w:r>
-        <w:rPr>
-          <w:rFonts w:cs="宋体" w:hint="eastAsia"/>
-          <w:sz w:val="22"/>
-          <w:lang w:eastAsia="zh-CN"/>
-        </w:rPr>
-        <w:t/>
-      </w:r>
-      <w:r>
-        <w:rPr>
-          <w:sz w:val="22"/>
-          <w:lang w:eastAsia="zh-CN"/>
-        </w:rPr>
-        <w:t/>
-      </w:r>
-      <w:r>
-        <w:rPr>
-          <w:rFonts w:cs="宋体" w:hint="eastAsia"/>
-          <w:sz w:val="22"/>
-          <w:lang w:eastAsia="zh-CN"/>
-        </w:rPr>
-        <w:t/>
-      </w:r>
-      <w:r>
-        <w:rPr>
-          <w:sz w:val="22"/>
-          <w:lang w:eastAsia="zh-CN"/>
-        </w:rPr>
-        <w:t xml:space="preserve"/>
-      </w:r>
-      <w:r>
-        <w:rPr>
-          <w:rFonts w:cs="宋体" w:hint="eastAsia"/>
-          <w:sz w:val="22"/>
-          <w:lang w:eastAsia="zh-CN"/>
-        </w:rPr>
-        <w:t/>
-      </w:r>
-      <w:r>
-        <w:rPr>
-          <w:rFonts w:cs="宋体" w:hint="eastAsia"/>
-          <w:sz w:val="22"/>
-          <w:lang w:eastAsia="zh-CN"/>
-        </w:rPr>
-        <w:t/>
-      </w:r>
-      <w:r>
-        <w:rPr>
-          <w:sz w:val="22"/>
-          <w:lang w:eastAsia="zh-CN"/>
-        </w:rPr>
-        <w:t/>
-      </w:r>
-      <w:r>
-        <w:rPr>
-          <w:rFonts w:cs="宋体" w:hint="eastAsia"/>
-          <w:sz w:val="22"/>
-          <w:lang w:eastAsia="zh-CN"/>
-        </w:rPr>
-        <w:t/>
-      </w:r>
-      <w:proofErr w:type="gramStart"/>
-      <w:r>
-        <w:rPr>
-          <w:rFonts w:cs="宋体" w:hint="eastAsia"/>
-          <w:sz w:val="22"/>
-          <w:lang w:eastAsia="zh-CN"/>
-        </w:rPr>
-        <w:t/>
-      </w:r>
-      <w:r>
-        <w:rPr>
-          <w:sz w:val="22"/>
-          <w:lang w:eastAsia="zh-CN"/>
-        </w:rPr>
-        <w:t xml:space="preserve"/>
-      </w:r>
-      <w:r>
-        <w:rPr>
-          <w:rFonts w:cs="宋体" w:hint="eastAsia"/>
-          <w:sz w:val="22"/>
-          <w:lang w:eastAsia="zh-CN"/>
-        </w:rPr>
-        <w:t/>
-      </w:r>
-      <w:proofErr w:type="gramEnd"/>
-      <w:r>
-        <w:rPr>
-          <w:rFonts w:cs="宋体" w:hint="eastAsia"/>
-          <w:sz w:val="22"/>
-          <w:lang w:eastAsia="zh-CN"/>
-        </w:rPr>
-        <w:t/>
-      </w:r>
-      <w:r>
-        <w:rPr>
-          <w:rFonts w:cs="宋体" w:hint="eastAsia"/>
-          <w:sz w:val="22"/>
-          <w:lang w:eastAsia="zh-CN"/>
-        </w:rPr>
-        <w:t/>
-      </w:r>
-      <w:r>
-        <w:rPr>
-          <w:rFonts w:cs="宋体" w:hint="eastAsia"/>
-          <w:sz w:val="22"/>
-          <w:lang w:eastAsia="zh-CN"/>
-        </w:rPr>
-        <w:t/>
-      </w:r>
-      <w:r>
-        <w:rPr>
-          <w:rFonts w:cs="宋体" w:hint="eastAsia"/>
-          <w:sz w:val="22"/>
-          <w:lang w:eastAsia="zh-CN"/>
-        </w:rPr>
-        <w:t/>
-      </w:r>
-      <w:proofErr w:type="gramStart"/>
-      <w:r>
-        <w:rPr>
-          <w:rFonts w:cs="宋体" w:hint="eastAsia"/>
-          <w:sz w:val="22"/>
-          <w:lang w:eastAsia="zh-CN"/>
-        </w:rPr>
-        <w:t xml:space="preserve"/>
-      </w:r>
-      <w:proofErr w:type="gramEnd"/>
-      <w:r>
-        <w:rPr>
-          <w:rFonts w:cs="宋体" w:hint="eastAsia"/>
-          <w:sz w:val="22"/>
-          <w:lang w:eastAsia="zh-CN"/>
-        </w:rPr>
-        <w:t/>
-      </w:r>
-      <w:r>
-        <w:rPr>
-          <w:rFonts w:cs="宋体" w:hint="eastAsia"/>
-          <w:sz w:val="22"/>
-          <w:lang w:eastAsia="zh-CN"/>
-        </w:rPr>
-        <w:t/>
-      </w:r>
-      <w:proofErr w:type="gramStart"/>
-      <w:r>
-        <w:rPr>
-          <w:sz w:val="22"/>
-          <w:lang w:eastAsia="zh-CN"/>
-        </w:rPr>
-        <w:t xml:space="preserve"/>
-      </w:r>
-      <w:r>
-        <w:rPr>
-          <w:rFonts w:cs="宋体" w:hint="eastAsia"/>
-          <w:sz w:val="22"/>
-          <w:lang w:eastAsia="zh-CN"/>
-        </w:rPr>
-        <w:t/>
-      </w:r>
-      <w:proofErr w:type="gramEnd"/>
-      <w:r>
-        <w:rPr>
-          <w:rFonts w:cs="宋体" w:hint="eastAsia"/>
-          <w:sz w:val="22"/>
-          <w:lang w:eastAsia="zh-CN"/>
-        </w:rPr>
-        <w:t/>
-      </w:r>
-      <w:proofErr w:type="gramStart"/>
-      <w:r>
-        <w:rPr>
-          <w:rFonts w:cs="宋体" w:hint="eastAsia"/>
-          <w:sz w:val="22"/>
-          <w:lang w:eastAsia="zh-CN"/>
-        </w:rPr>
-        <w:t/>
-      </w:r>
-      <w:r>
-        <w:rPr>
-          <w:sz w:val="22"/>
-          <w:lang w:eastAsia="zh-CN"/>
-        </w:rPr>
-        <w:t xml:space="preserve"/>
-      </w:r>
-      <w:proofErr w:type="gramEnd"/>
-      <w:r>
-        <w:rPr>
-          <w:rFonts w:cs="宋体" w:hint="eastAsia"/>
-          <w:sz w:val="22"/>
-          <w:lang w:eastAsia="zh-CN"/>
-        </w:rPr>
-        <w:t/>
+          <w:rFonts/>
+        </w:rPr>
+        <w:t>★ 档位定义：四档为同一段录音按顺序截取前 N 秒，必须同一人一次录制完成——这是不能用公开语料替代的原因；被试只需连续朗读约 65 秒。</w:t>
       </w:r>
     </w:p>
     <w:p>
@@ -9085,86 +7279,13 @@
           <w:lang w:eastAsia="zh-CN"/>
         </w:rPr>
       </w:pPr>
-      <w:r>
-        <w:rPr>
-          <w:rFonts w:cs="宋体" w:hint="eastAsia"/>
-          <w:lang w:eastAsia="zh-CN"/>
-        </w:rPr>
-        <w:t>饱和点：找出"再增加时长、收益低于阈值"的档位，并检验"过长反而变差"的回落假设（业界已有 prompt 过长降质的报告）→ 回答"最少要录多久"</w:t>
-      </w:r>
-      <w:r>
-        <w:rPr>
-          <w:rFonts w:cs="宋体" w:hint="eastAsia"/>
-          <w:lang w:eastAsia="zh-CN"/>
-        </w:rPr>
-        <w:t/>
-      </w:r>
-      <w:r>
-        <w:rPr>
-          <w:lang w:eastAsia="zh-CN"/>
-        </w:rPr>
-        <w:t/>
-      </w:r>
-      <w:r>
-        <w:rPr>
-          <w:rFonts w:cs="宋体" w:hint="eastAsia"/>
-          <w:lang w:eastAsia="zh-CN"/>
-        </w:rPr>
-        <w:t/>
-      </w:r>
-      <w:r>
-        <w:rPr>
-          <w:lang w:eastAsia="zh-CN"/>
-        </w:rPr>
-        <w:t/>
-      </w:r>
-      <w:r>
-        <w:rPr>
-          <w:rFonts w:cs="宋体" w:hint="eastAsia"/>
-          <w:lang w:eastAsia="zh-CN"/>
-        </w:rPr>
-        <w:t/>
-      </w:r>
       <w:proofErr w:type="gramStart"/>
-      <w:r>
-        <w:rPr>
-          <w:rFonts w:cs="宋体" w:hint="eastAsia"/>
-          <w:lang w:eastAsia="zh-CN"/>
-        </w:rPr>
-        <w:t/>
-      </w:r>
-      <w:r>
-        <w:rPr>
-          <w:lang w:eastAsia="zh-CN"/>
-        </w:rPr>
-        <w:t xml:space="preserve"/>
-      </w:r>
       <w:proofErr w:type="gramEnd"/>
       <w:r>
         <w:rPr>
-          <w:rFonts w:cs="宋体" w:hint="eastAsia"/>
-          <w:lang w:eastAsia="zh-CN"/>
-        </w:rPr>
-        <w:t/>
-      </w:r>
-      <w:r>
-        <w:rPr>
-          <w:lang w:eastAsia="zh-CN"/>
-        </w:rPr>
-        <w:t/>
-      </w:r>
-      <w:r>
-        <w:rPr>
-          <w:rFonts w:cs="宋体" w:hint="eastAsia"/>
-          <w:lang w:eastAsia="zh-CN"/>
-        </w:rPr>
-        <w:t/>
-      </w:r>
-      <w:r>
-        <w:rPr>
-          <w:lang w:eastAsia="zh-CN"/>
-        </w:rPr>
-        <w:t/>
+          <w:rFonts/>
+        </w:rPr>
+        <w:t>饱和点：找出收益低于阈值的档位，检验“过长反而变差”假设 → 回答“最少要录多久”</w:t>
       </w:r>
     </w:p>
     <w:p>
@@ -9228,57 +7349,9 @@
       </w:pPr>
       <w:r>
         <w:rPr>
-          <w:rFonts w:cs="宋体" w:hint="eastAsia"/>
-          <w:b/>
-          <w:lang w:eastAsia="zh-CN"/>
-        </w:rPr>
-        <w:t>门禁验证</w:t>
-      </w:r>
-      <w:r>
-        <w:rPr>
-          <w:rFonts w:cs="宋体" w:hint="eastAsia"/>
-          <w:lang w:eastAsia="zh-CN"/>
-        </w:rPr>
-        <w:t>：用相关性最高的指标组合设定阈值，验证</w:t>
-      </w:r>
-      <w:r>
-        <w:rPr>
-          <w:lang w:eastAsia="zh-CN"/>
-        </w:rPr>
-        <w:t>“</w:t>
-      </w:r>
-      <w:r>
-        <w:rPr>
-          <w:rFonts w:cs="宋体" w:hint="eastAsia"/>
-          <w:lang w:eastAsia="zh-CN"/>
-        </w:rPr>
-        <w:t>自动门禁</w:t>
-      </w:r>
-      <w:r>
-        <w:rPr>
-          <w:lang w:eastAsia="zh-CN"/>
-        </w:rPr>
-        <w:t xml:space="preserve"> vs </w:t>
-      </w:r>
-      <w:r>
-        <w:rPr>
-          <w:rFonts w:cs="宋体" w:hint="eastAsia"/>
-          <w:lang w:eastAsia="zh-CN"/>
-        </w:rPr>
-        <w:t>人工判断</w:t>
-      </w:r>
-      <w:r>
-        <w:rPr>
-          <w:lang w:eastAsia="zh-CN"/>
-        </w:rPr>
-        <w:t>”</w:t>
-      </w:r>
-      <w:r>
-        <w:rPr>
-          <w:rFonts w:cs="宋体" w:hint="eastAsia"/>
-          <w:lang w:eastAsia="zh-CN"/>
-        </w:rPr>
-        <w:t>的一致率</w:t>
+          <w:rFonts/>
+        </w:rPr>
+        <w:t>门禁验证：以相关性最高的指标组合设阈值，报告“自动门禁 vs 人工判断”一致率</w:t>
       </w:r>
     </w:p>
     <w:p>
@@ -9311,64 +7384,9 @@
       </w:pPr>
       <w:r>
         <w:rPr>
-          <w:rFonts w:cs="宋体" w:hint="eastAsia"/>
-          <w:lang w:eastAsia="zh-CN"/>
-        </w:rPr>
-        <w:t>以健康说话人模拟录制条件，不是患者数据，不做任何疗效声称；</w:t>
-      </w:r>
-      <w:r>
-        <w:rPr>
-          <w:rFonts w:cs="宋体" w:hint="eastAsia"/>
-          <w:lang w:eastAsia="zh-CN"/>
-        </w:rPr>
-        <w:t/>
-      </w:r>
-      <w:r>
-        <w:rPr>
-          <w:rFonts w:cs="宋体" w:hint="eastAsia"/>
-          <w:lang w:eastAsia="zh-CN"/>
-        </w:rPr>
-        <w:t/>
-      </w:r>
-      <w:r>
-        <w:rPr>
-          <w:lang w:eastAsia="zh-CN"/>
-        </w:rPr>
-        <w:t/>
-      </w:r>
-      <w:r>
-        <w:rPr>
-          <w:rFonts w:cs="宋体" w:hint="eastAsia"/>
-          <w:lang w:eastAsia="zh-CN"/>
-        </w:rPr>
-        <w:t/>
-      </w:r>
-      <w:r>
-        <w:rPr>
-          <w:lang w:eastAsia="zh-CN"/>
-        </w:rPr>
-        <w:t/>
-      </w:r>
-      <w:r>
-        <w:rPr>
-          <w:rFonts w:cs="宋体" w:hint="eastAsia"/>
-          <w:lang w:eastAsia="zh-CN"/>
-        </w:rPr>
-        <w:t/>
-      </w:r>
-      <w:r>
-        <w:rPr>
-          <w:rFonts w:cs="宋体" w:hint="eastAsia"/>
-          <w:lang w:eastAsia="zh-CN"/>
-        </w:rPr>
-        <w:t/>
-      </w:r>
-      <w:r>
-        <w:rPr>
-          <w:rFonts w:cs="宋体" w:hint="eastAsia"/>
-          <w:lang w:eastAsia="zh-CN"/>
-        </w:rPr>
-        <w:t/>
+          <w:rFonts/>
+        </w:rPr>
+        <w:t>以健康说话人模拟录制条件，非患者数据，不作疗效声称；</w:t>
       </w:r>
     </w:p>
     <w:p>
@@ -9380,86 +7398,15 @@
           <w:lang w:eastAsia="zh-CN"/>
         </w:rPr>
       </w:pPr>
-      <w:r>
-        <w:rPr>
-          <w:rFonts w:cs="宋体" w:hint="eastAsia"/>
-          <w:lang w:eastAsia="zh-CN"/>
-        </w:rPr>
-        <w:t>样本量有限（12 名说话人 / 24 名听测者）、单机单卡、单一语言（中文）；</w:t>
-      </w:r>
       <w:proofErr w:type="gramStart"/>
-      <w:r>
-        <w:rPr>
-          <w:lang w:eastAsia="zh-CN"/>
-        </w:rPr>
-        <w:t xml:space="preserve"/>
-      </w:r>
-      <w:r>
-        <w:rPr>
-          <w:rFonts w:cs="宋体" w:hint="eastAsia"/>
-          <w:lang w:eastAsia="zh-CN"/>
-        </w:rPr>
-        <w:t/>
-      </w:r>
       <w:proofErr w:type="gramEnd"/>
-      <w:r>
-        <w:rPr>
-          <w:rFonts w:cs="宋体" w:hint="eastAsia"/>
-          <w:lang w:eastAsia="zh-CN"/>
-        </w:rPr>
-        <w:t/>
-      </w:r>
-      <w:r>
-        <w:rPr>
-          <w:lang w:eastAsia="zh-CN"/>
-        </w:rPr>
-        <w:t xml:space="preserve"/>
-      </w:r>
       <w:proofErr w:type="gramStart"/>
-      <w:r>
-        <w:rPr>
-          <w:lang w:eastAsia="zh-CN"/>
-        </w:rPr>
-        <w:t xml:space="preserve"/>
-      </w:r>
       <w:proofErr w:type="gramEnd"/>
       <w:r>
         <w:rPr>
-          <w:rFonts w:cs="宋体" w:hint="eastAsia"/>
-          <w:lang w:eastAsia="zh-CN"/>
-        </w:rPr>
-        <w:t/>
-      </w:r>
-    </w:p>
-    <w:p>
-      <w:pPr>
-        <w:pStyle w:val="a0"/>
-        <w:spacing w:after="120"/>
-        <w:jc w:val="both"/>
-        <w:rPr>
-          <w:lang w:eastAsia="zh-CN"/>
-        </w:rPr>
-      </w:pPr>
-      <w:r>
-        <w:rPr>
-          <w:rFonts w:cs="宋体" w:hint="eastAsia"/>
-          <w:lang w:eastAsia="zh-CN"/>
-        </w:rPr>
-        <w:t>结论适用范围限于本项目实验条件，不外推为普遍结论。</w:t>
-      </w:r>
-      <w:r>
-        <w:rPr>
-          <w:rFonts w:cs="宋体" w:hint="eastAsia"/>
-          <w:lang w:eastAsia="zh-CN"/>
-        </w:rPr>
-        <w:t/>
-      </w:r>
-      <w:r>
-        <w:rPr>
-          <w:rFonts w:cs="宋体" w:hint="eastAsia"/>
-          <w:lang w:eastAsia="zh-CN"/>
-        </w:rPr>
-        <w:t/>
+          <w:rFonts/>
+        </w:rPr>
+        <w:t>样本量有限（12 名说话人 / 24 名听测者）、单机单卡、单一语言（中文）；结论限于本项目实验条件，不外推。</w:t>
       </w:r>
     </w:p>
     <w:p>
@@ -9838,61 +7785,15 @@
                 <w:lang w:eastAsia="zh-CN"/>
               </w:rPr>
             </w:pPr>
-            <w:r>
-              <w:rPr>
-                <w:lang w:eastAsia="zh-CN"/>
-              </w:rPr>
-              <w:t>△ 属辅助沟通，不涉医疗用途声称</w:t>
-            </w:r>
             <w:proofErr w:type="gramStart"/>
-            <w:r>
-              <w:rPr>
-                <w:lang w:eastAsia="zh-CN"/>
-              </w:rPr>
-              <w:t/>
-            </w:r>
             <w:proofErr w:type="gramEnd"/>
-            <w:r>
-              <w:rPr>
-                <w:lang w:eastAsia="zh-CN"/>
-              </w:rPr>
-              <w:t xml:space="preserve"/>
-            </w:r>
-            <w:r>
-              <w:rPr>
-                <w:b/>
-                <w:lang w:eastAsia="zh-CN"/>
-              </w:rPr>
-              <w:t/>
-            </w:r>
             <w:proofErr w:type="gramStart"/>
-            <w:r>
-              <w:rPr>
-                <w:b/>
-                <w:lang w:eastAsia="zh-CN"/>
-              </w:rPr>
-              <w:t/>
-            </w:r>
-            <w:r>
-              <w:rPr>
-                <w:lang w:eastAsia="zh-CN"/>
-              </w:rPr>
-              <w:t xml:space="preserve"/>
-            </w:r>
-            <w:r>
-              <w:rPr>
-                <w:b/>
-                <w:lang w:eastAsia="zh-CN"/>
-              </w:rPr>
-              <w:t/>
-            </w:r>
             <w:proofErr w:type="gramEnd"/>
             <w:r>
               <w:rPr>
-                <w:b/>
-                <w:lang w:eastAsia="zh-CN"/>
-              </w:rPr>
-              <w:t/>
+                <w:rFonts/>
+              </w:rPr>
+              <w:t>属辅助沟通，不涉医疗声称</w:t>
             </w:r>
           </w:p>
         </w:tc>
@@ -9957,9 +7858,9 @@
             </w:pPr>
             <w:r>
               <w:rPr>
-                <w:lang w:eastAsia="zh-CN"/>
-              </w:rPr>
-              <w:t>微课/网课录制的用嗓减负：讲稿/备注逐页转旁白（复用本人音色）、嗓音欠佳时续录；课程音频本地、离线生产</w:t>
+                <w:rFonts/>
+              </w:rPr>
+              <w:t>微课/网课的用嗓减负：讲稿逐页转旁白（复用本人音色）、保存音色续录；课程音频本地离线生产</w:t>
             </w:r>
           </w:p>
         </w:tc>
@@ -9987,25 +7888,13 @@
                 <w:lang w:eastAsia="zh-CN"/>
               </w:rPr>
             </w:pPr>
-            <w:r>
-              <w:rPr>
-                <w:lang w:eastAsia="zh-CN"/>
-              </w:rPr>
-              <w:t>与师范院校培养方向直接相关；已有讲稿录课链路（见 §4.1）</w:t>
-            </w:r>
             <w:proofErr w:type="gramStart"/>
-            <w:r>
-              <w:rPr>
-                <w:lang w:eastAsia="zh-CN"/>
-              </w:rPr>
-              <w:t/>
-            </w:r>
             <w:proofErr w:type="gramEnd"/>
             <w:r>
               <w:rPr>
-                <w:lang w:eastAsia="zh-CN"/>
-              </w:rPr>
-              <w:t/>
+                <w:rFonts/>
+              </w:rPr>
+              <w:t>与师范培养方向直接相关；已有讲稿录课链路（§4.1）</w:t>
             </w:r>
           </w:p>
         </w:tc>
@@ -10175,31 +8064,9 @@
       </w:pPr>
       <w:r>
         <w:rPr>
-          <w:rFonts w:cs="宋体" w:hint="eastAsia"/>
-          <w:lang w:eastAsia="zh-CN"/>
-        </w:rPr>
-        <w:t>开源与插件化：代码已开源、插件化架构，第三方可二次开发与场景适配；</w:t>
-      </w:r>
-      <w:r>
-        <w:rPr>
-          <w:rFonts w:cs="宋体" w:hint="eastAsia"/>
-          <w:lang w:eastAsia="zh-CN"/>
-        </w:rPr>
-        <w:t/>
-      </w:r>
-      <w:r>
-        <w:rPr>
-          <w:rFonts w:cs="宋体" w:hint="eastAsia"/>
-          <w:lang w:eastAsia="zh-CN"/>
-        </w:rPr>
-        <w:t/>
-      </w:r>
-      <w:r>
-        <w:rPr>
-          <w:rFonts w:cs="宋体" w:hint="eastAsia"/>
-          <w:lang w:eastAsia="zh-CN"/>
-        </w:rPr>
-        <w:t/>
+          <w:rFonts/>
+        </w:rPr>
+        <w:t>开源与插件化：第三方可二次开发与场景适配；</w:t>
       </w:r>
     </w:p>
     <w:p>
@@ -10217,31 +8084,9 @@
       </w:pPr>
       <w:r>
         <w:rPr>
-          <w:rFonts w:cs="宋体" w:hint="eastAsia"/>
-          <w:lang w:eastAsia="zh-CN"/>
-        </w:rPr>
-        <w:t>离线是刚性需求：医院、护理机构、航班等无网/弱网环境中云端方案结构上不可用，本地方案不可替代；</w:t>
-      </w:r>
-      <w:r>
-        <w:rPr>
-          <w:rFonts w:cs="宋体" w:hint="eastAsia"/>
-          <w:lang w:eastAsia="zh-CN"/>
-        </w:rPr>
-        <w:t/>
-      </w:r>
-      <w:r>
-        <w:rPr>
-          <w:rFonts w:cs="宋体" w:hint="eastAsia"/>
-          <w:lang w:eastAsia="zh-CN"/>
-        </w:rPr>
-        <w:t/>
-      </w:r>
-      <w:r>
-        <w:rPr>
-          <w:rFonts w:cs="宋体" w:hint="eastAsia"/>
-          <w:lang w:eastAsia="zh-CN"/>
-        </w:rPr>
-        <w:t/>
+          <w:rFonts/>
+        </w:rPr>
+        <w:t>离线是刚性需求：无网/弱网环境中云端方案结构上不可用，本地方案不可替代；</w:t>
       </w:r>
     </w:p>
     <w:p>
@@ -10259,11 +8104,9 @@
       </w:pPr>
       <w:r>
         <w:rPr>
-          <w:rFonts w:cs="宋体" w:hint="eastAsia"/>
-          <w:lang w:eastAsia="zh-CN"/>
-        </w:rPr>
-        <w:lastRenderedPageBreak/>
-        <w:t>与师范培养的结合：师范生嗓音建档与录课减负实践是天然落地场景——学生基数大、需求真实、与专业相关；</w:t>
+          <w:rFonts/>
+        </w:rPr>
+        <w:t>与师范培养结合：嗓音建档与录课减负实践，学生基数大、需求真实；</w:t>
       </w:r>
     </w:p>
     <w:p>
@@ -10281,83 +8124,9 @@
       </w:pPr>
       <w:r>
         <w:rPr>
-          <w:rFonts w:cs="宋体" w:hint="eastAsia"/>
-          <w:lang w:eastAsia="zh-CN"/>
-        </w:rPr>
-        <w:t>结论的通用价值："参考音时长—质量"数据与门禁结论对任何少样本克隆应用都有参考价值；</w:t>
-      </w:r>
-      <w:r>
-        <w:rPr>
-          <w:rFonts w:cs="宋体" w:hint="eastAsia"/>
-          <w:lang w:eastAsia="zh-CN"/>
-        </w:rPr>
-        <w:t/>
-      </w:r>
-      <w:r>
-        <w:rPr>
-          <w:lang w:eastAsia="zh-CN"/>
-        </w:rPr>
-        <w:t/>
-      </w:r>
-      <w:r>
-        <w:rPr>
-          <w:rFonts w:cs="宋体" w:hint="eastAsia"/>
-          <w:lang w:eastAsia="zh-CN"/>
-        </w:rPr>
-        <w:t/>
-      </w:r>
-      <w:r>
-        <w:rPr>
-          <w:lang w:eastAsia="zh-CN"/>
-        </w:rPr>
-        <w:t/>
-      </w:r>
-      <w:r>
-        <w:rPr>
-          <w:rFonts w:cs="宋体" w:hint="eastAsia"/>
-          <w:lang w:eastAsia="zh-CN"/>
-        </w:rPr>
-        <w:t/>
-      </w:r>
-      <w:r>
-        <w:rPr>
-          <w:lang w:eastAsia="zh-CN"/>
-        </w:rPr>
-        <w:t/>
-      </w:r>
-      <w:r>
-        <w:rPr>
-          <w:rFonts w:cs="宋体" w:hint="eastAsia"/>
-          <w:lang w:eastAsia="zh-CN"/>
-        </w:rPr>
-        <w:t/>
-      </w:r>
-      <w:r>
-        <w:rPr>
-          <w:lang w:eastAsia="zh-CN"/>
-        </w:rPr>
-        <w:t/>
-      </w:r>
-      <w:r>
-        <w:rPr>
-          <w:rFonts w:cs="宋体" w:hint="eastAsia"/>
-          <w:lang w:eastAsia="zh-CN"/>
-        </w:rPr>
-        <w:t/>
-      </w:r>
-      <w:r>
-        <w:rPr>
-          <w:rFonts w:cs="宋体" w:hint="eastAsia"/>
-          <w:lang w:eastAsia="zh-CN"/>
-        </w:rPr>
-        <w:t/>
-      </w:r>
-      <w:r>
-        <w:rPr>
-          <w:rFonts w:cs="宋体" w:hint="eastAsia"/>
-          <w:lang w:eastAsia="zh-CN"/>
-        </w:rPr>
-        <w:t/>
+          <w:rFonts/>
+        </w:rPr>
+        <w:t>结论通用：“参考音时长—质量”数据对任何少样本克隆应用有参考价值；</w:t>
       </w:r>
     </w:p>
     <w:p>
@@ -10375,10 +8144,9 @@
       </w:pPr>
       <w:r>
         <w:rPr>
-          <w:rFonts w:cs="宋体" w:hint="eastAsia"/>
-          <w:lang w:eastAsia="zh-CN"/>
-        </w:rPr>
-        <w:t xml:space="preserve">从"一次保存"到"长期跟随"：已具备同一人跨时间复录能力（见 §4.1），提供发声状态趋势参考（△ 非健康判断）。</w:t>
+          <w:rFonts/>
+        </w:rPr>
+        <w:t>长期跟随：已具备跨时间复录能力（§4.1），提供发声状态趋势参考（非健康判断）。</w:t>
       </w:r>
     </w:p>
     <w:p>
@@ -10405,61 +8173,13 @@
           <w:lang w:eastAsia="zh-CN"/>
         </w:rPr>
       </w:pPr>
-      <w:r>
-        <w:rPr>
-          <w:lang w:eastAsia="zh-CN"/>
-        </w:rPr>
-        <w:t>不承诺医疗效果：定位为声音保存与辅助沟通，随访只呈现趋势参考，不作诊断性表述；</w:t>
-      </w:r>
       <w:proofErr w:type="gramStart"/>
-      <w:r>
-        <w:rPr>
-          <w:lang w:eastAsia="zh-CN"/>
-        </w:rPr>
-        <w:t xml:space="preserve"/>
-      </w:r>
-      <w:r>
-        <w:rPr>
-          <w:rFonts w:cs="宋体" w:hint="eastAsia"/>
-          <w:lang w:eastAsia="zh-CN"/>
-        </w:rPr>
-        <w:t/>
-      </w:r>
       <w:proofErr w:type="gramEnd"/>
       <w:r>
         <w:rPr>
-          <w:rFonts w:cs="宋体" w:hint="eastAsia"/>
-          <w:lang w:eastAsia="zh-CN"/>
-        </w:rPr>
-        <w:t/>
-      </w:r>
-      <w:r>
-        <w:rPr>
-          <w:rFonts w:cs="宋体" w:hint="eastAsia"/>
-          <w:lang w:eastAsia="zh-CN"/>
-        </w:rPr>
-        <w:t/>
-      </w:r>
-      <w:r>
-        <w:rPr>
-          <w:rFonts w:cs="宋体" w:hint="eastAsia"/>
-          <w:lang w:eastAsia="zh-CN"/>
-        </w:rPr>
-        <w:t/>
-      </w:r>
-      <w:r>
-        <w:rPr>
-          <w:rFonts w:cs="宋体" w:hint="eastAsia"/>
-          <w:lang w:eastAsia="zh-CN"/>
-        </w:rPr>
-        <w:t/>
-      </w:r>
-      <w:r>
-        <w:rPr>
-          <w:rFonts w:cs="宋体" w:hint="eastAsia"/>
-          <w:lang w:eastAsia="zh-CN"/>
-        </w:rPr>
-        <w:t/>
+          <w:rFonts/>
+        </w:rPr>
+        <w:t>不承诺医疗效果：定位为声音保存与辅助沟通，随访只呈现趋势参考；</w:t>
       </w:r>
     </w:p>
     <w:p>
@@ -10471,61 +8191,13 @@
           <w:lang w:eastAsia="zh-CN"/>
         </w:rPr>
       </w:pPr>
-      <w:r>
-        <w:rPr>
-          <w:lang w:eastAsia="zh-CN"/>
-        </w:rPr>
-        <w:t>能力边界：水印只称"可检出、可溯源"，不称"防伪"；消费级 GPU 未验证大规模并发；无障碍为在研模块。</w:t>
-      </w:r>
       <w:proofErr w:type="gramStart"/>
-      <w:r>
-        <w:rPr>
-          <w:lang w:eastAsia="zh-CN"/>
-        </w:rPr>
-        <w:t xml:space="preserve"/>
-      </w:r>
-      <w:r>
-        <w:rPr>
-          <w:rFonts w:cs="宋体" w:hint="eastAsia"/>
-          <w:lang w:eastAsia="zh-CN"/>
-        </w:rPr>
-        <w:t/>
-      </w:r>
       <w:proofErr w:type="gramEnd"/>
       <w:r>
         <w:rPr>
-          <w:rFonts w:cs="宋体" w:hint="eastAsia"/>
-          <w:lang w:eastAsia="zh-CN"/>
-        </w:rPr>
-        <w:t/>
-      </w:r>
-      <w:r>
-        <w:rPr>
-          <w:rFonts w:cs="宋体" w:hint="eastAsia"/>
-          <w:lang w:eastAsia="zh-CN"/>
-        </w:rPr>
-        <w:t/>
-      </w:r>
-      <w:r>
-        <w:rPr>
-          <w:rFonts w:cs="宋体" w:hint="eastAsia"/>
-          <w:lang w:eastAsia="zh-CN"/>
-        </w:rPr>
-        <w:t/>
-      </w:r>
-      <w:r>
-        <w:rPr>
-          <w:rFonts w:cs="宋体" w:hint="eastAsia"/>
-          <w:lang w:eastAsia="zh-CN"/>
-        </w:rPr>
-        <w:t/>
-      </w:r>
-      <w:r>
-        <w:rPr>
-          <w:rFonts w:cs="宋体" w:hint="eastAsia"/>
-          <w:lang w:eastAsia="zh-CN"/>
-        </w:rPr>
-        <w:t/>
+          <w:rFonts/>
+        </w:rPr>
+        <w:t>能力边界：水印只称“可检出、可溯源”，不称“防伪”；消费级 GPU 未验证大规模并发。</w:t>
       </w:r>
     </w:p>
     <w:p>
@@ -10548,45 +8220,6 @@
           <w:lang w:eastAsia="zh-CN"/>
         </w:rPr>
         <w:t>三、项目整体时间安排（自立项到结项）</w:t>
-      </w:r>
-    </w:p>
-    <w:p>
-      <w:pPr>
-        <w:spacing w:after="120"/>
-        <w:ind w:firstLine="480"/>
-        <w:jc w:val="both"/>
-        <w:rPr>
-          <w:lang w:eastAsia="zh-CN"/>
-        </w:rPr>
-      </w:pPr>
-      <w:r>
-        <w:rPr>
-          <w:rFonts w:cs="宋体" w:hint="eastAsia"/>
-          <w:lang w:eastAsia="zh-CN"/>
-        </w:rPr>
-        <w:t>本部分对应官方要求</w:t>
-      </w:r>
-      <w:proofErr w:type="gramStart"/>
-      <w:r>
-        <w:rPr>
-          <w:rFonts w:cs="宋体" w:hint="eastAsia"/>
-          <w:lang w:eastAsia="zh-CN"/>
-        </w:rPr>
-        <w:t>第</w:t>
-      </w:r>
-      <w:r>
-        <w:rPr>
-          <w:lang w:eastAsia="zh-CN"/>
-        </w:rPr>
-        <w:t xml:space="preserve"> 3 </w:t>
-      </w:r>
-      <w:proofErr w:type="gramEnd"/>
-      <w:r>
-        <w:rPr>
-          <w:rFonts w:cs="宋体" w:hint="eastAsia"/>
-          <w:lang w:eastAsia="zh-CN"/>
-        </w:rPr>
-        <w:t>项，给出自立项至结项的全周期安排与关键里程碑。</w:t>
       </w:r>
     </w:p>
     <w:p>
@@ -10980,9 +8613,9 @@
             </w:pPr>
             <w:r>
               <w:rPr>
-                <w:lang w:eastAsia="zh-CN"/>
-              </w:rPr>
-              <w:t>申报书、知情同意书模板、被试招募方案</w:t>
+                <w:rFonts/>
+              </w:rPr>
+              <w:t>申报书、知情同意书模板、招募方案</w:t>
             </w:r>
           </w:p>
         </w:tc>
@@ -11215,32 +8848,14 @@
               </w:rPr>
             </w:pPr>
             <w:proofErr w:type="gramStart"/>
-            <w:r>
-              <w:rPr>
-                <w:lang w:eastAsia="zh-CN"/>
-              </w:rPr>
-              <w:t>12  名被试录音</w:t>
-            </w:r>
             <w:proofErr w:type="gramEnd"/>
-            <w:r>
-              <w:rPr>
-                <w:lang w:eastAsia="zh-CN"/>
-              </w:rPr>
-              <w:t>（一次录制、</w:t>
-            </w:r>
             <w:proofErr w:type="gramStart"/>
-            <w:r>
-              <w:rPr>
-                <w:lang w:eastAsia="zh-CN"/>
-              </w:rPr>
-              <w:t>前缀切  4</w:t>
-            </w:r>
             <w:proofErr w:type="gramEnd"/>
             <w:r>
               <w:rPr>
-                <w:lang w:eastAsia="zh-CN"/>
-              </w:rPr>
-              <w:t xml:space="preserve">  档）；录音质量筛查；数据集整理</w:t>
+                <w:rFonts/>
+              </w:rPr>
+              <w:t>12 名被试录音（一次录制、前缀切 4 档）；质量筛查；数据集整理</w:t>
             </w:r>
           </w:p>
         </w:tc>
@@ -11840,45 +9455,6 @@
     </w:p>
     <w:p>
       <w:pPr>
-        <w:spacing w:after="120"/>
-        <w:ind w:firstLine="480"/>
-        <w:jc w:val="both"/>
-        <w:rPr>
-          <w:lang w:eastAsia="zh-CN"/>
-        </w:rPr>
-      </w:pPr>
-      <w:r>
-        <w:rPr>
-          <w:rFonts w:cs="宋体" w:hint="eastAsia"/>
-          <w:lang w:eastAsia="zh-CN"/>
-        </w:rPr>
-        <w:t>本部分对应官方要求</w:t>
-      </w:r>
-      <w:proofErr w:type="gramStart"/>
-      <w:r>
-        <w:rPr>
-          <w:rFonts w:cs="宋体" w:hint="eastAsia"/>
-          <w:lang w:eastAsia="zh-CN"/>
-        </w:rPr>
-        <w:t>第</w:t>
-      </w:r>
-      <w:r>
-        <w:rPr>
-          <w:lang w:eastAsia="zh-CN"/>
-        </w:rPr>
-        <w:t xml:space="preserve"> 4 </w:t>
-      </w:r>
-      <w:proofErr w:type="gramEnd"/>
-      <w:r>
-        <w:rPr>
-          <w:rFonts w:cs="宋体" w:hint="eastAsia"/>
-          <w:lang w:eastAsia="zh-CN"/>
-        </w:rPr>
-        <w:t>项，区分「已有成果」与「现有结论」，并列出预期成果。</w:t>
-      </w:r>
-    </w:p>
-    <w:p>
-      <w:pPr>
         <w:pStyle w:val="31"/>
         <w:spacing w:before="420" w:after="140"/>
         <w:rPr>
@@ -11917,43 +9493,10 @@
       </w:pPr>
       <w:r>
         <w:rPr>
-          <w:rFonts w:cs="宋体" w:hint="eastAsia"/>
           <w:sz w:val="22"/>
-          <w:lang w:eastAsia="zh-CN"/>
-        </w:rPr>
-        <w:t>本节为前期工作积累，是项目可行性的直接证据；这些成果是项目的前提条件，不是本项目的研究产出。</w:t>
-      </w:r>
-      <w:r>
-        <w:rPr>
-          <w:rFonts w:cs="宋体" w:hint="eastAsia"/>
-          <w:sz w:val="22"/>
-          <w:lang w:eastAsia="zh-CN"/>
-        </w:rPr>
-        <w:t/>
-      </w:r>
-      <w:r>
-        <w:rPr>
-          <w:rFonts w:cs="宋体" w:hint="eastAsia"/>
-          <w:sz w:val="22"/>
-          <w:lang w:eastAsia="zh-CN"/>
-        </w:rPr>
-        <w:t/>
-      </w:r>
-      <w:r>
-        <w:rPr>
-          <w:rFonts w:cs="宋体" w:hint="eastAsia"/>
-          <w:sz w:val="22"/>
-          <w:lang w:eastAsia="zh-CN"/>
-        </w:rPr>
-        <w:t/>
-      </w:r>
-      <w:r>
-        <w:rPr>
-          <w:rFonts w:cs="宋体" w:hint="eastAsia"/>
-          <w:sz w:val="22"/>
-          <w:lang w:eastAsia="zh-CN"/>
-        </w:rPr>
-        <w:t/>
+          <w:rFonts/>
+        </w:rPr>
+        <w:t>本节为前期工作积累（项目前提条件），非本项目的研究产出。</w:t>
       </w:r>
     </w:p>
     <w:p>
@@ -12429,18 +9972,12 @@
               </w:rPr>
             </w:pPr>
             <w:proofErr w:type="gramStart"/>
-            <w:r>
-              <w:rPr>
-                <w:lang w:eastAsia="zh-CN"/>
-              </w:rPr>
-              <w:t>完整 CI 门禁、发布流程、插件化架构；代码已在 GitHub 开源</w:t>
-            </w:r>
             <w:proofErr w:type="gramEnd"/>
             <w:r>
               <w:rPr>
-                <w:lang w:eastAsia="zh-CN"/>
-              </w:rPr>
-              <w:t xml:space="preserve"/>
+                <w:rFonts/>
+              </w:rPr>
+              <w:t>完整 CI 门禁、发布流程；代码已在 GitHub 开源</w:t>
             </w:r>
           </w:p>
         </w:tc>
@@ -12691,12 +10228,14 @@
             <w:pPr>
               <w:spacing w:before="30" w:after="30" w:line="240" w:lineRule="auto"/>
             </w:pPr>
+            <w:proofErr w:type="spellStart"/>
             <w:r>
               <w:rPr>
                 <w:b/>
               </w:rPr>
-              <w:t>声音档案纵向随访</w:t>
-            </w:r>
+              <w:t>评测引擎</w:t>
+            </w:r>
+            <w:proofErr w:type="spellEnd"/>
           </w:p>
         </w:tc>
         <w:tc>
@@ -12725,20 +10264,268 @@
                 <w:rFonts w:ascii="Courier New" w:hAnsi="Courier New"/>
                 <w:sz w:val="21"/>
               </w:rPr>
-              <w:t>含随访接口（/followup、/trend）</w:t>
-            </w:r>
-            <w:r>
-              <w:t xml:space="preserve"/>
-            </w:r>
+              <w:t>独立评测模块</w:t>
+            </w:r>
+          </w:p>
+        </w:tc>
+        <w:tc>
+          <w:tcPr>
+            <w:tcW w:w="2880" w:type="dxa"/>
+            <w:tcBorders>
+              <w:top w:val="single" w:sz="6" w:space="0" w:color="000000"/>
+              <w:left w:val="single" w:sz="6" w:space="0" w:color="000000"/>
+              <w:bottom w:val="single" w:sz="6" w:space="0" w:color="000000"/>
+              <w:right w:val="single" w:sz="6" w:space="0" w:color="000000"/>
+            </w:tcBorders>
+            <w:tcMar>
+              <w:top w:w="120" w:type="dxa"/>
+              <w:left w:w="120" w:type="dxa"/>
+              <w:bottom w:w="120" w:type="dxa"/>
+              <w:right w:w="120" w:type="dxa"/>
+            </w:tcMar>
+            <w:vAlign w:val="center"/>
+          </w:tcPr>
+          <w:p>
+            <w:pPr>
+              <w:spacing w:before="30" w:after="30" w:line="240" w:lineRule="auto"/>
+            </w:pPr>
+            <w:r>
+              <w:rPr>
+                <w:b/>
+              </w:rPr>
+              <w:t>1559 行 + 99 个测试</w:t>
+            </w:r>
+          </w:p>
+        </w:tc>
+      </w:tr>
+      <w:tr>
+        <w:tc>
+          <w:tcPr>
+            <w:tcW w:w="2880" w:type="dxa"/>
+            <w:tcBorders>
+              <w:top w:val="single" w:sz="6" w:space="0" w:color="000000"/>
+              <w:left w:val="single" w:sz="6" w:space="0" w:color="000000"/>
+              <w:bottom w:val="single" w:sz="6" w:space="0" w:color="000000"/>
+              <w:right w:val="single" w:sz="6" w:space="0" w:color="000000"/>
+            </w:tcBorders>
+            <w:tcMar>
+              <w:top w:w="120" w:type="dxa"/>
+              <w:left w:w="120" w:type="dxa"/>
+              <w:bottom w:w="120" w:type="dxa"/>
+              <w:right w:w="120" w:type="dxa"/>
+            </w:tcMar>
+            <w:vAlign w:val="center"/>
+          </w:tcPr>
+          <w:p>
+            <w:pPr>
+              <w:spacing w:before="30" w:after="30" w:line="240" w:lineRule="auto"/>
+            </w:pPr>
+            <w:r>
+              <w:t>客观指标计算</w:t>
+            </w:r>
+          </w:p>
+        </w:tc>
+        <w:tc>
+          <w:tcPr>
+            <w:tcW w:w="2880" w:type="dxa"/>
+            <w:tcBorders>
+              <w:top w:val="single" w:sz="6" w:space="0" w:color="000000"/>
+              <w:left w:val="single" w:sz="6" w:space="0" w:color="000000"/>
+              <w:bottom w:val="single" w:sz="6" w:space="0" w:color="000000"/>
+              <w:right w:val="single" w:sz="6" w:space="0" w:color="000000"/>
+            </w:tcBorders>
+            <w:tcMar>
+              <w:top w:w="120" w:type="dxa"/>
+              <w:left w:w="120" w:type="dxa"/>
+              <w:bottom w:w="120" w:type="dxa"/>
+              <w:right w:w="120" w:type="dxa"/>
+            </w:tcMar>
+            <w:vAlign w:val="center"/>
+          </w:tcPr>
+          <w:p>
+            <w:pPr>
+              <w:spacing w:before="30" w:after="30" w:line="240" w:lineRule="auto"/>
+            </w:pPr>
+            <w:r>
+              <w:t>HNR / H1-H2 /  谱倾斜  / jitter / shimmer</w:t>
+            </w:r>
+          </w:p>
+        </w:tc>
+        <w:tc>
+          <w:tcPr>
+            <w:tcW w:w="2880" w:type="dxa"/>
+            <w:tcBorders>
+              <w:top w:val="single" w:sz="6" w:space="0" w:color="000000"/>
+              <w:left w:val="single" w:sz="6" w:space="0" w:color="000000"/>
+              <w:bottom w:val="single" w:sz="6" w:space="0" w:color="000000"/>
+              <w:right w:val="single" w:sz="6" w:space="0" w:color="000000"/>
+            </w:tcBorders>
+            <w:tcMar>
+              <w:top w:w="120" w:type="dxa"/>
+              <w:left w:w="120" w:type="dxa"/>
+              <w:bottom w:w="120" w:type="dxa"/>
+              <w:right w:w="120" w:type="dxa"/>
+            </w:tcMar>
+            <w:vAlign w:val="center"/>
+          </w:tcPr>
+          <w:p>
+            <w:pPr>
+              <w:spacing w:before="30" w:after="30" w:line="240" w:lineRule="auto"/>
+            </w:pPr>
+            <w:r>
+              <w:t>已实现并测试</w:t>
+            </w:r>
+          </w:p>
+        </w:tc>
+      </w:tr>
+      <w:tr>
+        <w:tc>
+          <w:tcPr>
+            <w:tcW w:w="2880" w:type="dxa"/>
+            <w:tcBorders>
+              <w:top w:val="single" w:sz="6" w:space="0" w:color="000000"/>
+              <w:left w:val="single" w:sz="6" w:space="0" w:color="000000"/>
+              <w:bottom w:val="single" w:sz="6" w:space="0" w:color="000000"/>
+              <w:right w:val="single" w:sz="6" w:space="0" w:color="000000"/>
+            </w:tcBorders>
+            <w:tcMar>
+              <w:top w:w="120" w:type="dxa"/>
+              <w:left w:w="120" w:type="dxa"/>
+              <w:bottom w:w="120" w:type="dxa"/>
+              <w:right w:w="120" w:type="dxa"/>
+            </w:tcMar>
+            <w:vAlign w:val="center"/>
+          </w:tcPr>
+          <w:p>
+            <w:pPr>
+              <w:spacing w:before="30" w:after="30" w:line="240" w:lineRule="auto"/>
+            </w:pPr>
+            <w:r>
+              <w:t>主观听测平台</w:t>
+            </w:r>
+          </w:p>
+        </w:tc>
+        <w:tc>
+          <w:tcPr>
+            <w:tcW w:w="2880" w:type="dxa"/>
+            <w:tcBorders>
+              <w:top w:val="single" w:sz="6" w:space="0" w:color="000000"/>
+              <w:left w:val="single" w:sz="6" w:space="0" w:color="000000"/>
+              <w:bottom w:val="single" w:sz="6" w:space="0" w:color="000000"/>
+              <w:right w:val="single" w:sz="6" w:space="0" w:color="000000"/>
+            </w:tcBorders>
+            <w:tcMar>
+              <w:top w:w="120" w:type="dxa"/>
+              <w:left w:w="120" w:type="dxa"/>
+              <w:bottom w:w="120" w:type="dxa"/>
+              <w:right w:w="120" w:type="dxa"/>
+            </w:tcMar>
+            <w:vAlign w:val="center"/>
+          </w:tcPr>
+          <w:p>
+            <w:pPr>
+              <w:spacing w:before="30" w:after="30" w:line="240" w:lineRule="auto"/>
+              <w:rPr>
+                <w:lang w:eastAsia="zh-CN"/>
+              </w:rPr>
+            </w:pPr>
+            <w:r>
+              <w:rPr>
+                <w:lang w:eastAsia="zh-CN"/>
+              </w:rPr>
+              <w:t>盲听 API + 手机端页面</w:t>
+            </w:r>
+          </w:p>
+        </w:tc>
+        <w:tc>
+          <w:tcPr>
+            <w:tcW w:w="2880" w:type="dxa"/>
+            <w:tcBorders>
+              <w:top w:val="single" w:sz="6" w:space="0" w:color="000000"/>
+              <w:left w:val="single" w:sz="6" w:space="0" w:color="000000"/>
+              <w:bottom w:val="single" w:sz="6" w:space="0" w:color="000000"/>
+              <w:right w:val="single" w:sz="6" w:space="0" w:color="000000"/>
+            </w:tcBorders>
+            <w:tcMar>
+              <w:top w:w="120" w:type="dxa"/>
+              <w:left w:w="120" w:type="dxa"/>
+              <w:bottom w:w="120" w:type="dxa"/>
+              <w:right w:w="120" w:type="dxa"/>
+            </w:tcMar>
+            <w:vAlign w:val="center"/>
+          </w:tcPr>
+          <w:p>
+            <w:pPr>
+              <w:spacing w:before="30" w:after="30" w:line="240" w:lineRule="auto"/>
+            </w:pPr>
+            <w:proofErr w:type="spellStart"/>
+            <w:r>
+              <w:t>464 + 187 + 350 行 / 36 个测试</w:t>
+            </w:r>
+            <w:proofErr w:type="spellEnd"/>
+          </w:p>
+        </w:tc>
+      </w:tr>
+      <w:tr>
+        <w:tc>
+          <w:tcPr>
+            <w:tcW w:w="2880" w:type="dxa"/>
+            <w:tcBorders>
+              <w:top w:val="single" w:sz="6" w:space="0" w:color="000000"/>
+              <w:left w:val="single" w:sz="6" w:space="0" w:color="000000"/>
+              <w:bottom w:val="single" w:sz="6" w:space="0" w:color="000000"/>
+              <w:right w:val="single" w:sz="6" w:space="0" w:color="000000"/>
+            </w:tcBorders>
+            <w:tcMar>
+              <w:top w:w="120" w:type="dxa"/>
+              <w:left w:w="120" w:type="dxa"/>
+              <w:bottom w:w="120" w:type="dxa"/>
+              <w:right w:w="120" w:type="dxa"/>
+            </w:tcMar>
+            <w:vAlign w:val="center"/>
+          </w:tcPr>
+          <w:p>
+            <w:pPr>
+              <w:spacing w:before="30" w:after="30" w:line="240" w:lineRule="auto"/>
+            </w:pPr>
+            <w:r>
+              <w:rPr>
+                <w:b/>
+              </w:rPr>
+              <w:t>音频溯源水印</w:t>
+            </w:r>
+          </w:p>
+        </w:tc>
+        <w:tc>
+          <w:tcPr>
+            <w:tcW w:w="2880" w:type="dxa"/>
+            <w:tcBorders>
+              <w:top w:val="single" w:sz="6" w:space="0" w:color="000000"/>
+              <w:left w:val="single" w:sz="6" w:space="0" w:color="000000"/>
+              <w:bottom w:val="single" w:sz="6" w:space="0" w:color="000000"/>
+              <w:right w:val="single" w:sz="6" w:space="0" w:color="000000"/>
+            </w:tcBorders>
+            <w:tcMar>
+              <w:top w:w="120" w:type="dxa"/>
+              <w:left w:w="120" w:type="dxa"/>
+              <w:bottom w:w="120" w:type="dxa"/>
+              <w:right w:w="120" w:type="dxa"/>
+            </w:tcMar>
+            <w:vAlign w:val="center"/>
+          </w:tcPr>
+          <w:p>
+            <w:pPr>
+              <w:spacing w:before="30" w:after="30" w:line="240" w:lineRule="auto"/>
+            </w:pPr>
             <w:r>
               <w:rPr>
                 <w:rFonts w:ascii="Courier New" w:hAnsi="Courier New"/>
                 <w:sz w:val="21"/>
               </w:rPr>
-              <w:t/>
-            </w:r>
-            <w:r>
-              <w:t/>
+              <w:t>水印嵌入与检出（AudioSeal，MIT 许可）</w:t>
+            </w:r>
+            <w:r>
+              <w:t xml:space="preserve"/>
             </w:r>
             <w:r>
               <w:rPr>
@@ -12748,7 +10535,7 @@
               <w:t/>
             </w:r>
             <w:r>
-              <w:t xml:space="preserve"/>
+              <w:t/>
             </w:r>
           </w:p>
         </w:tc>
@@ -12772,43 +10559,9 @@
           <w:p>
             <w:pPr>
               <w:spacing w:before="30" w:after="30" w:line="240" w:lineRule="auto"/>
-              <w:rPr>
-                <w:lang w:eastAsia="zh-CN"/>
-              </w:rPr>
-            </w:pPr>
-            <w:r>
-              <w:rPr>
-                <w:lang w:eastAsia="zh-CN"/>
-              </w:rPr>
-              <w:t>含于上述行数与 112 个测试</w:t>
-            </w:r>
-            <w:proofErr w:type="gramStart"/>
-            <w:r>
-              <w:rPr>
-                <w:lang w:eastAsia="zh-CN"/>
-              </w:rPr>
-              <w:t xml:space="preserve"/>
-            </w:r>
-            <w:proofErr w:type="gramEnd"/>
-            <w:r>
-              <w:rPr>
-                <w:lang w:eastAsia="zh-CN"/>
-              </w:rPr>
-              <w:t/>
-            </w:r>
-            <w:proofErr w:type="gramStart"/>
-            <w:r>
-              <w:rPr>
-                <w:lang w:eastAsia="zh-CN"/>
-              </w:rPr>
-              <w:t xml:space="preserve"/>
-            </w:r>
-            <w:proofErr w:type="gramEnd"/>
-            <w:r>
-              <w:rPr>
-                <w:lang w:eastAsia="zh-CN"/>
-              </w:rPr>
-              <w:t/>
+            </w:pPr>
+            <w:r>
+              <w:t>458 + 139 行 / 27 个测试</w:t>
             </w:r>
           </w:p>
         </w:tc>
@@ -12835,14 +10588,12 @@
             <w:pPr>
               <w:spacing w:before="30" w:after="30" w:line="240" w:lineRule="auto"/>
             </w:pPr>
-            <w:proofErr w:type="spellStart"/>
             <w:r>
               <w:rPr>
                 <w:b/>
               </w:rPr>
-              <w:t>评测引擎</w:t>
-            </w:r>
-            <w:proofErr w:type="spellEnd"/>
+              <w:t>讲稿驱动录课</w:t>
+            </w:r>
           </w:p>
         </w:tc>
         <w:tc>
@@ -12871,7 +10622,7 @@
                 <w:rFonts w:ascii="Courier New" w:hAnsi="Courier New"/>
                 <w:sz w:val="21"/>
               </w:rPr>
-              <w:t>独立评测模块</w:t>
+              <w:t>PPT 备注页解析 → 逐页旁白</w:t>
             </w:r>
           </w:p>
         </w:tc>
@@ -12897,10 +10648,7 @@
               <w:spacing w:before="30" w:after="30" w:line="240" w:lineRule="auto"/>
             </w:pPr>
             <w:r>
-              <w:rPr>
-                <w:b/>
-              </w:rPr>
-              <w:t>1559 行 + 99 个测试</w:t>
+              <w:t>393 行 / 21 个测试</w:t>
             </w:r>
           </w:p>
         </w:tc>
@@ -12928,7 +10676,7 @@
               <w:spacing w:before="30" w:after="30" w:line="240" w:lineRule="auto"/>
             </w:pPr>
             <w:r>
-              <w:t>客观指标计算</w:t>
+              <w:t>失败判词</w:t>
             </w:r>
           </w:p>
         </w:tc>
@@ -12952,380 +10700,15 @@
           <w:p>
             <w:pPr>
               <w:spacing w:before="30" w:after="30" w:line="240" w:lineRule="auto"/>
-            </w:pPr>
-            <w:r>
-              <w:t>HNR / H1-H2 /  谱倾斜  / jitter / shimmer</w:t>
-            </w:r>
-          </w:p>
-        </w:tc>
-        <w:tc>
-          <w:tcPr>
-            <w:tcW w:w="2880" w:type="dxa"/>
-            <w:tcBorders>
-              <w:top w:val="single" w:sz="6" w:space="0" w:color="000000"/>
-              <w:left w:val="single" w:sz="6" w:space="0" w:color="000000"/>
-              <w:bottom w:val="single" w:sz="6" w:space="0" w:color="000000"/>
-              <w:right w:val="single" w:sz="6" w:space="0" w:color="000000"/>
-            </w:tcBorders>
-            <w:tcMar>
-              <w:top w:w="120" w:type="dxa"/>
-              <w:left w:w="120" w:type="dxa"/>
-              <w:bottom w:w="120" w:type="dxa"/>
-              <w:right w:w="120" w:type="dxa"/>
-            </w:tcMar>
-            <w:vAlign w:val="center"/>
-          </w:tcPr>
-          <w:p>
-            <w:pPr>
-              <w:spacing w:before="30" w:after="30" w:line="240" w:lineRule="auto"/>
-            </w:pPr>
-            <w:r>
-              <w:t>已实现并测试</w:t>
-            </w:r>
-          </w:p>
-        </w:tc>
-      </w:tr>
-      <w:tr>
-        <w:tc>
-          <w:tcPr>
-            <w:tcW w:w="2880" w:type="dxa"/>
-            <w:tcBorders>
-              <w:top w:val="single" w:sz="6" w:space="0" w:color="000000"/>
-              <w:left w:val="single" w:sz="6" w:space="0" w:color="000000"/>
-              <w:bottom w:val="single" w:sz="6" w:space="0" w:color="000000"/>
-              <w:right w:val="single" w:sz="6" w:space="0" w:color="000000"/>
-            </w:tcBorders>
-            <w:tcMar>
-              <w:top w:w="120" w:type="dxa"/>
-              <w:left w:w="120" w:type="dxa"/>
-              <w:bottom w:w="120" w:type="dxa"/>
-              <w:right w:w="120" w:type="dxa"/>
-            </w:tcMar>
-            <w:vAlign w:val="center"/>
-          </w:tcPr>
-          <w:p>
-            <w:pPr>
-              <w:spacing w:before="30" w:after="30" w:line="240" w:lineRule="auto"/>
-            </w:pPr>
-            <w:r>
-              <w:t>主观听测平台</w:t>
-            </w:r>
-          </w:p>
-        </w:tc>
-        <w:tc>
-          <w:tcPr>
-            <w:tcW w:w="2880" w:type="dxa"/>
-            <w:tcBorders>
-              <w:top w:val="single" w:sz="6" w:space="0" w:color="000000"/>
-              <w:left w:val="single" w:sz="6" w:space="0" w:color="000000"/>
-              <w:bottom w:val="single" w:sz="6" w:space="0" w:color="000000"/>
-              <w:right w:val="single" w:sz="6" w:space="0" w:color="000000"/>
-            </w:tcBorders>
-            <w:tcMar>
-              <w:top w:w="120" w:type="dxa"/>
-              <w:left w:w="120" w:type="dxa"/>
-              <w:bottom w:w="120" w:type="dxa"/>
-              <w:right w:w="120" w:type="dxa"/>
-            </w:tcMar>
-            <w:vAlign w:val="center"/>
-          </w:tcPr>
-          <w:p>
-            <w:pPr>
-              <w:spacing w:before="30" w:after="30" w:line="240" w:lineRule="auto"/>
-              <w:rPr>
-                <w:lang w:eastAsia="zh-CN"/>
-              </w:rPr>
-            </w:pPr>
-            <w:r>
-              <w:rPr>
-                <w:lang w:eastAsia="zh-CN"/>
-              </w:rPr>
-              <w:t>盲听 API + 手机端页面</w:t>
-            </w:r>
-          </w:p>
-        </w:tc>
-        <w:tc>
-          <w:tcPr>
-            <w:tcW w:w="2880" w:type="dxa"/>
-            <w:tcBorders>
-              <w:top w:val="single" w:sz="6" w:space="0" w:color="000000"/>
-              <w:left w:val="single" w:sz="6" w:space="0" w:color="000000"/>
-              <w:bottom w:val="single" w:sz="6" w:space="0" w:color="000000"/>
-              <w:right w:val="single" w:sz="6" w:space="0" w:color="000000"/>
-            </w:tcBorders>
-            <w:tcMar>
-              <w:top w:w="120" w:type="dxa"/>
-              <w:left w:w="120" w:type="dxa"/>
-              <w:bottom w:w="120" w:type="dxa"/>
-              <w:right w:w="120" w:type="dxa"/>
-            </w:tcMar>
-            <w:vAlign w:val="center"/>
-          </w:tcPr>
-          <w:p>
-            <w:pPr>
-              <w:spacing w:before="30" w:after="30" w:line="240" w:lineRule="auto"/>
-            </w:pPr>
-            <w:proofErr w:type="spellStart"/>
-            <w:r>
-              <w:t>464 + 187 + 350 行 / 36 个测试</w:t>
-            </w:r>
-            <w:proofErr w:type="spellEnd"/>
-          </w:p>
-        </w:tc>
-      </w:tr>
-      <w:tr>
-        <w:tc>
-          <w:tcPr>
-            <w:tcW w:w="2880" w:type="dxa"/>
-            <w:tcBorders>
-              <w:top w:val="single" w:sz="6" w:space="0" w:color="000000"/>
-              <w:left w:val="single" w:sz="6" w:space="0" w:color="000000"/>
-              <w:bottom w:val="single" w:sz="6" w:space="0" w:color="000000"/>
-              <w:right w:val="single" w:sz="6" w:space="0" w:color="000000"/>
-            </w:tcBorders>
-            <w:tcMar>
-              <w:top w:w="120" w:type="dxa"/>
-              <w:left w:w="120" w:type="dxa"/>
-              <w:bottom w:w="120" w:type="dxa"/>
-              <w:right w:w="120" w:type="dxa"/>
-            </w:tcMar>
-            <w:vAlign w:val="center"/>
-          </w:tcPr>
-          <w:p>
-            <w:pPr>
-              <w:spacing w:before="30" w:after="30" w:line="240" w:lineRule="auto"/>
-            </w:pPr>
-            <w:r>
-              <w:rPr>
-                <w:b/>
-              </w:rPr>
-              <w:t>音频溯源水印</w:t>
-            </w:r>
-          </w:p>
-        </w:tc>
-        <w:tc>
-          <w:tcPr>
-            <w:tcW w:w="2880" w:type="dxa"/>
-            <w:tcBorders>
-              <w:top w:val="single" w:sz="6" w:space="0" w:color="000000"/>
-              <w:left w:val="single" w:sz="6" w:space="0" w:color="000000"/>
-              <w:bottom w:val="single" w:sz="6" w:space="0" w:color="000000"/>
-              <w:right w:val="single" w:sz="6" w:space="0" w:color="000000"/>
-            </w:tcBorders>
-            <w:tcMar>
-              <w:top w:w="120" w:type="dxa"/>
-              <w:left w:w="120" w:type="dxa"/>
-              <w:bottom w:w="120" w:type="dxa"/>
-              <w:right w:w="120" w:type="dxa"/>
-            </w:tcMar>
-            <w:vAlign w:val="center"/>
-          </w:tcPr>
-          <w:p>
-            <w:pPr>
-              <w:spacing w:before="30" w:after="30" w:line="240" w:lineRule="auto"/>
-            </w:pPr>
-            <w:r>
-              <w:rPr>
-                <w:rFonts w:ascii="Courier New" w:hAnsi="Courier New"/>
-                <w:sz w:val="21"/>
-              </w:rPr>
-              <w:t>水印嵌入与检出（AudioSeal，MIT 许可）</w:t>
-            </w:r>
-            <w:r>
-              <w:t xml:space="preserve"/>
-            </w:r>
-            <w:r>
-              <w:rPr>
-                <w:rFonts w:ascii="Courier New" w:hAnsi="Courier New"/>
-                <w:sz w:val="21"/>
-              </w:rPr>
-              <w:t/>
-            </w:r>
-            <w:r>
-              <w:t/>
-            </w:r>
-          </w:p>
-        </w:tc>
-        <w:tc>
-          <w:tcPr>
-            <w:tcW w:w="2880" w:type="dxa"/>
-            <w:tcBorders>
-              <w:top w:val="single" w:sz="6" w:space="0" w:color="000000"/>
-              <w:left w:val="single" w:sz="6" w:space="0" w:color="000000"/>
-              <w:bottom w:val="single" w:sz="6" w:space="0" w:color="000000"/>
-              <w:right w:val="single" w:sz="6" w:space="0" w:color="000000"/>
-            </w:tcBorders>
-            <w:tcMar>
-              <w:top w:w="120" w:type="dxa"/>
-              <w:left w:w="120" w:type="dxa"/>
-              <w:bottom w:w="120" w:type="dxa"/>
-              <w:right w:w="120" w:type="dxa"/>
-            </w:tcMar>
-            <w:vAlign w:val="center"/>
-          </w:tcPr>
-          <w:p>
-            <w:pPr>
-              <w:spacing w:before="30" w:after="30" w:line="240" w:lineRule="auto"/>
-            </w:pPr>
-            <w:r>
-              <w:t>458 + 139 行 / 27 个测试</w:t>
-            </w:r>
-          </w:p>
-        </w:tc>
-      </w:tr>
-      <w:tr>
-        <w:tc>
-          <w:tcPr>
-            <w:tcW w:w="2880" w:type="dxa"/>
-            <w:tcBorders>
-              <w:top w:val="single" w:sz="6" w:space="0" w:color="000000"/>
-              <w:left w:val="single" w:sz="6" w:space="0" w:color="000000"/>
-              <w:bottom w:val="single" w:sz="6" w:space="0" w:color="000000"/>
-              <w:right w:val="single" w:sz="6" w:space="0" w:color="000000"/>
-            </w:tcBorders>
-            <w:tcMar>
-              <w:top w:w="120" w:type="dxa"/>
-              <w:left w:w="120" w:type="dxa"/>
-              <w:bottom w:w="120" w:type="dxa"/>
-              <w:right w:w="120" w:type="dxa"/>
-            </w:tcMar>
-            <w:vAlign w:val="center"/>
-          </w:tcPr>
-          <w:p>
-            <w:pPr>
-              <w:spacing w:before="30" w:after="30" w:line="240" w:lineRule="auto"/>
-            </w:pPr>
-            <w:r>
-              <w:rPr>
-                <w:b/>
-              </w:rPr>
-              <w:t>讲稿驱动录课</w:t>
-            </w:r>
-          </w:p>
-        </w:tc>
-        <w:tc>
-          <w:tcPr>
-            <w:tcW w:w="2880" w:type="dxa"/>
-            <w:tcBorders>
-              <w:top w:val="single" w:sz="6" w:space="0" w:color="000000"/>
-              <w:left w:val="single" w:sz="6" w:space="0" w:color="000000"/>
-              <w:bottom w:val="single" w:sz="6" w:space="0" w:color="000000"/>
-              <w:right w:val="single" w:sz="6" w:space="0" w:color="000000"/>
-            </w:tcBorders>
-            <w:tcMar>
-              <w:top w:w="120" w:type="dxa"/>
-              <w:left w:w="120" w:type="dxa"/>
-              <w:bottom w:w="120" w:type="dxa"/>
-              <w:right w:w="120" w:type="dxa"/>
-            </w:tcMar>
-            <w:vAlign w:val="center"/>
-          </w:tcPr>
-          <w:p>
-            <w:pPr>
-              <w:spacing w:before="30" w:after="30" w:line="240" w:lineRule="auto"/>
-            </w:pPr>
-            <w:r>
-              <w:rPr>
-                <w:rFonts w:ascii="Courier New" w:hAnsi="Courier New"/>
-                <w:sz w:val="21"/>
-              </w:rPr>
-              <w:t>PPT 备注页零依赖解析 → 逐页旁白</w:t>
-            </w:r>
-            <w:r>
-              <w:t/>
-            </w:r>
-          </w:p>
-        </w:tc>
-        <w:tc>
-          <w:tcPr>
-            <w:tcW w:w="2880" w:type="dxa"/>
-            <w:tcBorders>
-              <w:top w:val="single" w:sz="6" w:space="0" w:color="000000"/>
-              <w:left w:val="single" w:sz="6" w:space="0" w:color="000000"/>
-              <w:bottom w:val="single" w:sz="6" w:space="0" w:color="000000"/>
-              <w:right w:val="single" w:sz="6" w:space="0" w:color="000000"/>
-            </w:tcBorders>
-            <w:tcMar>
-              <w:top w:w="120" w:type="dxa"/>
-              <w:left w:w="120" w:type="dxa"/>
-              <w:bottom w:w="120" w:type="dxa"/>
-              <w:right w:w="120" w:type="dxa"/>
-            </w:tcMar>
-            <w:vAlign w:val="center"/>
-          </w:tcPr>
-          <w:p>
-            <w:pPr>
-              <w:spacing w:before="30" w:after="30" w:line="240" w:lineRule="auto"/>
-            </w:pPr>
-            <w:r>
-              <w:t>393 行 / 21 个测试</w:t>
-            </w:r>
-          </w:p>
-        </w:tc>
-      </w:tr>
-      <w:tr>
-        <w:tc>
-          <w:tcPr>
-            <w:tcW w:w="2880" w:type="dxa"/>
-            <w:tcBorders>
-              <w:top w:val="single" w:sz="6" w:space="0" w:color="000000"/>
-              <w:left w:val="single" w:sz="6" w:space="0" w:color="000000"/>
-              <w:bottom w:val="single" w:sz="6" w:space="0" w:color="000000"/>
-              <w:right w:val="single" w:sz="6" w:space="0" w:color="000000"/>
-            </w:tcBorders>
-            <w:tcMar>
-              <w:top w:w="120" w:type="dxa"/>
-              <w:left w:w="120" w:type="dxa"/>
-              <w:bottom w:w="120" w:type="dxa"/>
-              <w:right w:w="120" w:type="dxa"/>
-            </w:tcMar>
-            <w:vAlign w:val="center"/>
-          </w:tcPr>
-          <w:p>
-            <w:pPr>
-              <w:spacing w:before="30" w:after="30" w:line="240" w:lineRule="auto"/>
-            </w:pPr>
-            <w:r>
-              <w:t>失败判词</w:t>
-            </w:r>
-          </w:p>
-        </w:tc>
-        <w:tc>
-          <w:tcPr>
-            <w:tcW w:w="2880" w:type="dxa"/>
-            <w:tcBorders>
-              <w:top w:val="single" w:sz="6" w:space="0" w:color="000000"/>
-              <w:left w:val="single" w:sz="6" w:space="0" w:color="000000"/>
-              <w:bottom w:val="single" w:sz="6" w:space="0" w:color="000000"/>
-              <w:right w:val="single" w:sz="6" w:space="0" w:color="000000"/>
-            </w:tcBorders>
-            <w:tcMar>
-              <w:top w:w="120" w:type="dxa"/>
-              <w:left w:w="120" w:type="dxa"/>
-              <w:bottom w:w="120" w:type="dxa"/>
-              <w:right w:w="120" w:type="dxa"/>
-            </w:tcMar>
-            <w:vAlign w:val="center"/>
-          </w:tcPr>
-          <w:p>
-            <w:pPr>
-              <w:spacing w:before="30" w:after="30" w:line="240" w:lineRule="auto"/>
-              <w:rPr>
-                <w:lang w:eastAsia="zh-CN"/>
-              </w:rPr>
-            </w:pPr>
-            <w:r>
-              <w:rPr>
-                <w:lang w:eastAsia="zh-CN"/>
-              </w:rPr>
-              <w:t>质量不达标给原因；《嗓音保存评测协议》已撰写</w:t>
-            </w:r>
-            <w:r>
-              <w:rPr>
-                <w:lang w:eastAsia="zh-CN"/>
-              </w:rPr>
-              <w:lastRenderedPageBreak/>
-              <w:t/>
+              <w:rPr>
+                <w:lang w:eastAsia="zh-CN"/>
+              </w:rPr>
+            </w:pPr>
+            <w:r>
+              <w:rPr>
+                <w:rFonts/>
+              </w:rPr>
+              <w:t>PPT 备注页解析 → 逐页旁白</w:t>
             </w:r>
           </w:p>
         </w:tc>
@@ -13386,86 +10769,18 @@
         </w:rPr>
       </w:pPr>
       <w:proofErr w:type="gramStart"/>
-      <w:r>
-        <w:rPr>
-          <w:rFonts w:cs="宋体" w:hint="eastAsia"/>
-          <w:lang w:eastAsia="zh-CN"/>
-        </w:rPr>
-        <w:t>16 样本 × 7 指标，0 失败 —— 注：该次运行用拼接素材验证流水线连通性，指标数值不作研究数据；</w:t>
-      </w:r>
       <w:proofErr w:type="gramEnd"/>
-      <w:r>
-        <w:rPr>
-          <w:rFonts w:cs="宋体" w:hint="eastAsia"/>
-          <w:lang w:eastAsia="zh-CN"/>
-        </w:rPr>
-        <w:t xml:space="preserve"/>
-      </w:r>
       <w:proofErr w:type="gramStart"/>
-      <w:r>
-        <w:rPr>
-          <w:rFonts w:cs="宋体" w:hint="eastAsia"/>
-          <w:lang w:eastAsia="zh-CN"/>
-        </w:rPr>
-        <w:t xml:space="preserve"/>
-      </w:r>
       <w:proofErr w:type="gramEnd"/>
-      <w:r>
-        <w:rPr>
-          <w:rFonts w:cs="宋体" w:hint="eastAsia"/>
-          <w:lang w:eastAsia="zh-CN"/>
-        </w:rPr>
-        <w:t xml:space="preserve"/>
-      </w:r>
       <w:proofErr w:type="gramStart"/>
-      <w:r>
-        <w:rPr>
-          <w:rFonts w:cs="宋体" w:hint="eastAsia"/>
-          <w:lang w:eastAsia="zh-CN"/>
-        </w:rPr>
-        <w:t/>
-      </w:r>
-      <w:r>
-        <w:rPr>
-          <w:lang w:eastAsia="zh-CN"/>
-        </w:rPr>
-        <w:t xml:space="preserve"/>
-      </w:r>
       <w:proofErr w:type="gramEnd"/>
-      <w:r>
-        <w:rPr>
-          <w:lang w:eastAsia="zh-CN"/>
-        </w:rPr>
-        <w:t/>
-      </w:r>
       <w:proofErr w:type="gramStart"/>
-      <w:r>
-        <w:rPr>
-          <w:lang w:eastAsia="zh-CN"/>
-        </w:rPr>
-        <w:t xml:space="preserve"/>
-      </w:r>
-      <w:r>
-        <w:rPr>
-          <w:rFonts w:cs="宋体" w:hint="eastAsia"/>
-          <w:lang w:eastAsia="zh-CN"/>
-        </w:rPr>
-        <w:t/>
-      </w:r>
       <w:proofErr w:type="gramEnd"/>
       <w:r>
         <w:rPr>
-          <w:rFonts w:cs="宋体" w:hint="eastAsia"/>
-          <w:lang w:eastAsia="zh-CN"/>
-        </w:rPr>
-        <w:t/>
-      </w:r>
-      <w:r>
-        <w:rPr>
-          <w:rFonts w:cs="宋体" w:hint="eastAsia"/>
-          <w:lang w:eastAsia="zh-CN"/>
-        </w:rPr>
-        <w:t/>
+          <w:rFonts/>
+        </w:rPr>
+        <w:t>16 样本 × 7 指标 0 失败——用拼接素材验证连通性，指标数值不作研究数据；</w:t>
       </w:r>
     </w:p>
     <w:p>
@@ -13477,62 +10792,13 @@
           <w:lang w:eastAsia="zh-CN"/>
         </w:rPr>
       </w:pPr>
-      <w:r>
-        <w:rPr>
-          <w:rFonts w:cs="宋体" w:hint="eastAsia"/>
-          <w:lang w:eastAsia="zh-CN"/>
-        </w:rPr>
-        <w:t>长文本合成端到端实测：</w:t>
-      </w:r>
       <w:proofErr w:type="gramStart"/>
-      <w:r>
-        <w:rPr>
-          <w:lang w:eastAsia="zh-CN"/>
-        </w:rPr>
-        <w:t xml:space="preserve">91 </w:t>
-      </w:r>
-      <w:r>
-        <w:rPr>
-          <w:rFonts w:cs="宋体" w:hint="eastAsia"/>
-          <w:lang w:eastAsia="zh-CN"/>
-        </w:rPr>
-        <w:t>句</w:t>
-      </w:r>
       <w:proofErr w:type="gramEnd"/>
       <w:r>
         <w:rPr>
-          <w:rFonts w:cs="宋体" w:hint="eastAsia"/>
-          <w:lang w:eastAsia="zh-CN"/>
-        </w:rPr>
-        <w:t>连续合成</w:t>
-      </w:r>
-      <w:r>
-        <w:rPr>
-          <w:rFonts w:cs="宋体" w:hint="eastAsia"/>
-          <w:b/>
-          <w:lang w:eastAsia="zh-CN"/>
-        </w:rPr>
-        <w:t>零失败</w:t>
-      </w:r>
-      <w:r>
-        <w:rPr>
-          <w:rFonts w:cs="宋体" w:hint="eastAsia"/>
-          <w:lang w:eastAsia="zh-CN"/>
-        </w:rPr>
-        <w:t>，</w:t>
-      </w:r>
-      <w:r>
-        <w:rPr>
-          <w:lang w:eastAsia="zh-CN"/>
-        </w:rPr>
-        <w:t>RTF 0.53</w:t>
-      </w:r>
-      <w:r>
-        <w:rPr>
-          <w:rFonts w:cs="宋体" w:hint="eastAsia"/>
-          <w:lang w:eastAsia="zh-CN"/>
-        </w:rPr>
-        <w:t>。</w:t>
+          <w:rFonts/>
+        </w:rPr>
+        <w:t>长文本合成：91 句零失败，RTF 0.53。</w:t>
       </w:r>
     </w:p>
     <w:p>
@@ -13544,123 +10810,27 @@
           <w:lang w:eastAsia="zh-CN"/>
         </w:rPr>
       </w:pPr>
-      <w:r>
-        <w:rPr>
-          <w:lang w:eastAsia="zh-CN"/>
-        </w:rPr>
-        <w:t>水印 / 盲听 / 随访 / 录课四项能力以单元测试与链路自检验证（99 个新增用例），注：同属链路验证，不作研究数据。</w:t>
-      </w:r>
       <w:proofErr w:type="gramStart"/>
-      <w:r>
-        <w:rPr>
-          <w:lang w:eastAsia="zh-CN"/>
-        </w:rPr>
-        <w:t xml:space="preserve"/>
-      </w:r>
       <w:proofErr w:type="gramEnd"/>
-      <w:r>
-        <w:rPr>
-          <w:lang w:eastAsia="zh-CN"/>
-        </w:rPr>
-        <w:t/>
-      </w:r>
       <w:proofErr w:type="gramStart"/>
-      <w:r>
-        <w:rPr>
-          <w:lang w:eastAsia="zh-CN"/>
-        </w:rPr>
-        <w:t xml:space="preserve"/>
-      </w:r>
       <w:proofErr w:type="gramEnd"/>
-      <w:r>
-        <w:rPr>
-          <w:lang w:eastAsia="zh-CN"/>
-        </w:rPr>
-        <w:t/>
-      </w:r>
       <w:proofErr w:type="gramStart"/>
-      <w:r>
-        <w:rPr>
-          <w:lang w:eastAsia="zh-CN"/>
-        </w:rPr>
-        <w:t xml:space="preserve"/>
-      </w:r>
       <w:proofErr w:type="gramEnd"/>
-      <w:r>
-        <w:rPr>
-          <w:lang w:eastAsia="zh-CN"/>
-        </w:rPr>
-        <w:t/>
-      </w:r>
       <w:proofErr w:type="gramStart"/>
-      <w:r>
-        <w:rPr>
-          <w:lang w:eastAsia="zh-CN"/>
-        </w:rPr>
-        <w:t/>
-      </w:r>
       <w:proofErr w:type="gramEnd"/>
-      <w:r>
-        <w:rPr>
-          <w:lang w:eastAsia="zh-CN"/>
-        </w:rPr>
-        <w:t/>
-      </w:r>
       <w:proofErr w:type="gramStart"/>
-      <w:r>
-        <w:rPr>
-          <w:lang w:eastAsia="zh-CN"/>
-        </w:rPr>
-        <w:t xml:space="preserve"/>
-      </w:r>
       <w:proofErr w:type="gramEnd"/>
-      <w:r>
-        <w:rPr>
-          <w:lang w:eastAsia="zh-CN"/>
-        </w:rPr>
-        <w:t/>
-      </w:r>
       <w:proofErr w:type="gramStart"/>
-      <w:r>
-        <w:rPr>
-          <w:lang w:eastAsia="zh-CN"/>
-        </w:rPr>
-        <w:t xml:space="preserve"/>
-      </w:r>
       <w:proofErr w:type="gramEnd"/>
-      <w:r>
-        <w:rPr>
-          <w:lang w:eastAsia="zh-CN"/>
-        </w:rPr>
-        <w:t/>
-      </w:r>
       <w:proofErr w:type="gramStart"/>
-      <w:r>
-        <w:rPr>
-          <w:lang w:eastAsia="zh-CN"/>
-        </w:rPr>
-        <w:t xml:space="preserve"/>
-      </w:r>
       <w:proofErr w:type="gramEnd"/>
-      <w:r>
-        <w:rPr>
-          <w:lang w:eastAsia="zh-CN"/>
-        </w:rPr>
-        <w:t/>
-      </w:r>
       <w:proofErr w:type="gramStart"/>
-      <w:r>
-        <w:rPr>
-          <w:lang w:eastAsia="zh-CN"/>
-        </w:rPr>
-        <w:t/>
-      </w:r>
       <w:proofErr w:type="gramEnd"/>
       <w:r>
         <w:rPr>
-          <w:lang w:eastAsia="zh-CN"/>
-        </w:rPr>
-        <w:t/>
+          <w:rFonts/>
+        </w:rPr>
+        <w:t>水印 / 盲听 / 随访 / 录课以单元测试与链路自检验证（99 个新增用例），同属链路验证。</w:t>
       </w:r>
     </w:p>
     <w:p>
@@ -13688,134 +10858,6 @@
           <w:lang w:eastAsia="zh-CN"/>
         </w:rPr>
         <w:t>结论</w:t>
-      </w:r>
-    </w:p>
-    <w:p>
-      <w:pPr>
-        <w:pBdr>
-          <w:left w:val="single" w:sz="48" w:space="0" w:color="000000"/>
-        </w:pBdr>
-        <w:shd w:val="clear" w:color="auto" w:fill="F0F0F0"/>
-        <w:spacing w:before="110" w:after="110"/>
-        <w:rPr>
-          <w:lang w:eastAsia="zh-CN"/>
-        </w:rPr>
-      </w:pPr>
-      <w:proofErr w:type="gramStart"/>
-      <w:r>
-        <w:rPr>
-          <w:sz w:val="22"/>
-          <w:lang w:eastAsia="zh-CN"/>
-        </w:rPr>
-        <w:t xml:space="preserve">★ 本节回答"已经得出了什么结论"——与"已有成果"严格区分；每条标注证据强度。</w:t>
-      </w:r>
-      <w:r>
-        <w:rPr>
-          <w:rFonts w:cs="宋体" w:hint="eastAsia"/>
-          <w:sz w:val="22"/>
-          <w:lang w:eastAsia="zh-CN"/>
-        </w:rPr>
-        <w:t/>
-      </w:r>
-      <w:proofErr w:type="gramEnd"/>
-      <w:r>
-        <w:rPr>
-          <w:rFonts w:cs="宋体" w:hint="eastAsia"/>
-          <w:sz w:val="22"/>
-          <w:lang w:eastAsia="zh-CN"/>
-        </w:rPr>
-        <w:t/>
-      </w:r>
-      <w:r>
-        <w:rPr>
-          <w:sz w:val="22"/>
-          <w:lang w:eastAsia="zh-CN"/>
-        </w:rPr>
-        <w:t/>
-      </w:r>
-      <w:r>
-        <w:rPr>
-          <w:rFonts w:cs="宋体" w:hint="eastAsia"/>
-          <w:sz w:val="22"/>
-          <w:lang w:eastAsia="zh-CN"/>
-        </w:rPr>
-        <w:t/>
-      </w:r>
-      <w:r>
-        <w:rPr>
-          <w:sz w:val="22"/>
-          <w:lang w:eastAsia="zh-CN"/>
-        </w:rPr>
-        <w:t/>
-      </w:r>
-      <w:r>
-        <w:rPr>
-          <w:rFonts w:cs="宋体" w:hint="eastAsia"/>
-          <w:sz w:val="22"/>
-          <w:lang w:eastAsia="zh-CN"/>
-        </w:rPr>
-        <w:t/>
-      </w:r>
-      <w:r>
-        <w:rPr>
-          <w:sz w:val="22"/>
-          <w:lang w:eastAsia="zh-CN"/>
-        </w:rPr>
-        <w:t/>
-      </w:r>
-      <w:r>
-        <w:rPr>
-          <w:rFonts w:cs="宋体" w:hint="eastAsia"/>
-          <w:sz w:val="22"/>
-          <w:lang w:eastAsia="zh-CN"/>
-        </w:rPr>
-        <w:t/>
-      </w:r>
-      <w:r>
-        <w:rPr>
-          <w:sz w:val="22"/>
-          <w:lang w:eastAsia="zh-CN"/>
-        </w:rPr>
-        <w:t/>
-      </w:r>
-      <w:r>
-        <w:rPr>
-          <w:rFonts w:cs="宋体" w:hint="eastAsia"/>
-          <w:sz w:val="22"/>
-          <w:lang w:eastAsia="zh-CN"/>
-        </w:rPr>
-        <w:t/>
-      </w:r>
-      <w:r>
-        <w:rPr>
-          <w:sz w:val="22"/>
-          <w:lang w:eastAsia="zh-CN"/>
-        </w:rPr>
-        <w:t xml:space="preserve"/>
-      </w:r>
-      <w:r>
-        <w:rPr>
-          <w:rFonts w:cs="宋体" w:hint="eastAsia"/>
-          <w:sz w:val="22"/>
-          <w:lang w:eastAsia="zh-CN"/>
-        </w:rPr>
-        <w:t/>
-      </w:r>
-      <w:r>
-        <w:rPr>
-          <w:rFonts w:cs="宋体" w:hint="eastAsia"/>
-          <w:sz w:val="22"/>
-          <w:lang w:eastAsia="zh-CN"/>
-        </w:rPr>
-        <w:t/>
-      </w:r>
-      <w:r>
-        <w:rPr>
-          <w:rFonts w:cs="宋体" w:hint="eastAsia"/>
-          <w:sz w:val="22"/>
-          <w:lang w:eastAsia="zh-CN"/>
-        </w:rPr>
-        <w:t/>
       </w:r>
     </w:p>
     <w:tbl>
@@ -14041,20 +11083,14 @@
               <w:spacing w:before="30" w:after="30" w:line="240" w:lineRule="auto"/>
             </w:pPr>
             <w:proofErr w:type="spellStart"/>
-            <w:r>
-              <w:t>本机实测：端到端 p50 ≈ 300 ms、单块推理 p50 30 ms（2,017 样本日志）</w:t>
-            </w:r>
             <w:proofErr w:type="spellEnd"/>
-            <w:r>
-              <w:t xml:space="preserve"/>
-            </w:r>
             <w:proofErr w:type="spellStart"/>
-            <w:r>
-              <w:t/>
-            </w:r>
             <w:proofErr w:type="spellEnd"/>
             <w:r>
-              <w:t xml:space="preserve"/>
+              <w:rPr>
+                <w:rFonts/>
+              </w:rPr>
+              <w:t>本机实测：端到端 p50 ≈ 300 ms（2,017 样本日志）</w:t>
             </w:r>
           </w:p>
         </w:tc>
@@ -14565,12 +11601,134 @@
             </w:pPr>
             <w:proofErr w:type="spellStart"/>
             <w:proofErr w:type="gramStart"/>
+            <w:proofErr w:type="spellEnd"/>
+            <w:proofErr w:type="gramEnd"/>
+            <w:proofErr w:type="spellStart"/>
+            <w:proofErr w:type="spellEnd"/>
             <w:r>
               <w:rPr>
                 <w:rFonts w:ascii="Courier New" w:hAnsi="Courier New"/>
                 <w:sz w:val="21"/>
               </w:rPr>
-              <w:t>盲听平台已落地；盲号不含身份、重复提交只追加，均有测试</w:t>
+              <w:t>盲听平台已落地，盲号不含身份、结果只追加</w:t>
+            </w:r>
+          </w:p>
+        </w:tc>
+        <w:tc>
+          <w:tcPr>
+            <w:tcW w:w="2160" w:type="dxa"/>
+            <w:tcBorders>
+              <w:top w:val="single" w:sz="6" w:space="0" w:color="000000"/>
+              <w:left w:val="single" w:sz="6" w:space="0" w:color="000000"/>
+              <w:bottom w:val="single" w:sz="6" w:space="0" w:color="000000"/>
+              <w:right w:val="single" w:sz="6" w:space="0" w:color="000000"/>
+            </w:tcBorders>
+            <w:tcMar>
+              <w:top w:w="120" w:type="dxa"/>
+              <w:left w:w="120" w:type="dxa"/>
+              <w:bottom w:w="120" w:type="dxa"/>
+              <w:right w:w="120" w:type="dxa"/>
+            </w:tcMar>
+            <w:vAlign w:val="center"/>
+          </w:tcPr>
+          <w:p>
+            <w:pPr>
+              <w:spacing w:before="30" w:after="30" w:line="240" w:lineRule="auto"/>
+            </w:pPr>
+            <w:r>
+              <w:t>√ 已核实（链路）</w:t>
+            </w:r>
+          </w:p>
+        </w:tc>
+      </w:tr>
+      <w:tr>
+        <w:tc>
+          <w:tcPr>
+            <w:tcW w:w="2160" w:type="dxa"/>
+            <w:tcBorders>
+              <w:top w:val="single" w:sz="6" w:space="0" w:color="000000"/>
+              <w:left w:val="single" w:sz="6" w:space="0" w:color="000000"/>
+              <w:bottom w:val="single" w:sz="6" w:space="0" w:color="000000"/>
+              <w:right w:val="single" w:sz="6" w:space="0" w:color="000000"/>
+            </w:tcBorders>
+            <w:tcMar>
+              <w:top w:w="120" w:type="dxa"/>
+              <w:left w:w="120" w:type="dxa"/>
+              <w:bottom w:w="120" w:type="dxa"/>
+              <w:right w:w="120" w:type="dxa"/>
+            </w:tcMar>
+            <w:vAlign w:val="center"/>
+          </w:tcPr>
+          <w:p>
+            <w:pPr>
+              <w:spacing w:before="30" w:after="30" w:line="240" w:lineRule="auto"/>
+            </w:pPr>
+            <w:r>
+              <w:t>5</w:t>
+            </w:r>
+          </w:p>
+        </w:tc>
+        <w:tc>
+          <w:tcPr>
+            <w:tcW w:w="2160" w:type="dxa"/>
+            <w:tcBorders>
+              <w:top w:val="single" w:sz="6" w:space="0" w:color="000000"/>
+              <w:left w:val="single" w:sz="6" w:space="0" w:color="000000"/>
+              <w:bottom w:val="single" w:sz="6" w:space="0" w:color="000000"/>
+              <w:right w:val="single" w:sz="6" w:space="0" w:color="000000"/>
+            </w:tcBorders>
+            <w:tcMar>
+              <w:top w:w="120" w:type="dxa"/>
+              <w:left w:w="120" w:type="dxa"/>
+              <w:bottom w:w="120" w:type="dxa"/>
+              <w:right w:w="120" w:type="dxa"/>
+            </w:tcMar>
+            <w:vAlign w:val="center"/>
+          </w:tcPr>
+          <w:p>
+            <w:pPr>
+              <w:spacing w:before="30" w:after="30" w:line="240" w:lineRule="auto"/>
+              <w:rPr>
+                <w:lang w:eastAsia="zh-CN"/>
+              </w:rPr>
+            </w:pPr>
+            <w:r>
+              <w:rPr>
+                <w:rFonts/>
+              </w:rPr>
+              <w:t>音频可嵌入“可检出、可溯源”的标识</w:t>
+            </w:r>
+          </w:p>
+        </w:tc>
+        <w:tc>
+          <w:tcPr>
+            <w:tcW w:w="2160" w:type="dxa"/>
+            <w:tcBorders>
+              <w:top w:val="single" w:sz="6" w:space="0" w:color="000000"/>
+              <w:left w:val="single" w:sz="6" w:space="0" w:color="000000"/>
+              <w:bottom w:val="single" w:sz="6" w:space="0" w:color="000000"/>
+              <w:right w:val="single" w:sz="6" w:space="0" w:color="000000"/>
+            </w:tcBorders>
+            <w:tcMar>
+              <w:top w:w="120" w:type="dxa"/>
+              <w:left w:w="120" w:type="dxa"/>
+              <w:bottom w:w="120" w:type="dxa"/>
+              <w:right w:w="120" w:type="dxa"/>
+            </w:tcMar>
+            <w:vAlign w:val="center"/>
+          </w:tcPr>
+          <w:p>
+            <w:pPr>
+              <w:spacing w:before="30" w:after="30" w:line="240" w:lineRule="auto"/>
+            </w:pPr>
+            <w:proofErr w:type="spellStart"/>
+            <w:proofErr w:type="gramStart"/>
+            <w:r>
+              <w:rPr>
+                <w:rFonts w:ascii="Courier New" w:hAnsi="Courier New"/>
+                <w:sz w:val="21"/>
+              </w:rPr>
+              <w:t>溯源水印已落地（AudioSeal，MIT 许可）</w:t>
             </w:r>
             <w:proofErr w:type="spellEnd"/>
             <w:proofErr w:type="gramEnd"/>
@@ -14582,6 +11740,17 @@
               <w:t/>
             </w:r>
             <w:proofErr w:type="spellEnd"/>
+            <w:r>
+              <w:t xml:space="preserve"/>
+            </w:r>
+            <w:proofErr w:type="spellStart"/>
+            <w:r>
+              <w:t/>
+            </w:r>
+            <w:proofErr w:type="spellEnd"/>
+            <w:r>
+              <w:t/>
+            </w:r>
           </w:p>
         </w:tc>
         <w:tc>
@@ -14634,7 +11803,7 @@
               <w:spacing w:before="30" w:after="30" w:line="240" w:lineRule="auto"/>
             </w:pPr>
             <w:r>
-              <w:t>5</w:t>
+              <w:t>6</w:t>
             </w:r>
           </w:p>
         </w:tc>
@@ -14667,13 +11836,139 @@
                 <w:b/>
                 <w:lang w:eastAsia="zh-CN"/>
               </w:rPr>
-              <w:t>音频可嵌入“可检出、可溯源”的标识</w:t>
-            </w:r>
-            <w:r>
-              <w:rPr>
-                <w:lang w:eastAsia="zh-CN"/>
-              </w:rPr>
-              <w:t>（转码后仍可检出并给出概率）</w:t>
+              <w:t>声音档案可从“一次保存”变为“长期跟随”</w:t>
+            </w:r>
+          </w:p>
+        </w:tc>
+        <w:tc>
+          <w:tcPr>
+            <w:tcW w:w="2160" w:type="dxa"/>
+            <w:tcBorders>
+              <w:top w:val="single" w:sz="6" w:space="0" w:color="000000"/>
+              <w:left w:val="single" w:sz="6" w:space="0" w:color="000000"/>
+              <w:bottom w:val="single" w:sz="6" w:space="0" w:color="000000"/>
+              <w:right w:val="single" w:sz="6" w:space="0" w:color="000000"/>
+            </w:tcBorders>
+            <w:tcMar>
+              <w:top w:w="120" w:type="dxa"/>
+              <w:left w:w="120" w:type="dxa"/>
+              <w:bottom w:w="120" w:type="dxa"/>
+              <w:right w:w="120" w:type="dxa"/>
+            </w:tcMar>
+            <w:vAlign w:val="center"/>
+          </w:tcPr>
+          <w:p>
+            <w:pPr>
+              <w:spacing w:before="30" w:after="30" w:line="240" w:lineRule="auto"/>
+              <w:rPr>
+                <w:lang w:eastAsia="zh-CN"/>
+              </w:rPr>
+            </w:pPr>
+            <w:proofErr w:type="gramStart"/>
+            <w:proofErr w:type="gramEnd"/>
+            <w:r>
+              <w:rPr>
+                <w:rFonts/>
+              </w:rPr>
+              <w:t>纵向随访已落地：跨时间复录 → 三灯指标出趋势</w:t>
+            </w:r>
+          </w:p>
+        </w:tc>
+        <w:tc>
+          <w:tcPr>
+            <w:tcW w:w="2160" w:type="dxa"/>
+            <w:tcBorders>
+              <w:top w:val="single" w:sz="6" w:space="0" w:color="000000"/>
+              <w:left w:val="single" w:sz="6" w:space="0" w:color="000000"/>
+              <w:bottom w:val="single" w:sz="6" w:space="0" w:color="000000"/>
+              <w:right w:val="single" w:sz="6" w:space="0" w:color="000000"/>
+            </w:tcBorders>
+            <w:tcMar>
+              <w:top w:w="120" w:type="dxa"/>
+              <w:left w:w="120" w:type="dxa"/>
+              <w:bottom w:w="120" w:type="dxa"/>
+              <w:right w:w="120" w:type="dxa"/>
+            </w:tcMar>
+            <w:vAlign w:val="center"/>
+          </w:tcPr>
+          <w:p>
+            <w:pPr>
+              <w:spacing w:before="30" w:after="30" w:line="240" w:lineRule="auto"/>
+            </w:pPr>
+            <w:r>
+              <w:t xml:space="preserve">√ </w:t>
+            </w:r>
+            <w:proofErr w:type="spellStart"/>
+            <w:r>
+              <w:t>已核实（链路</w:t>
+            </w:r>
+            <w:proofErr w:type="spellEnd"/>
+            <w:r>
+              <w:t>）</w:t>
+            </w:r>
+          </w:p>
+        </w:tc>
+      </w:tr>
+      <w:tr>
+        <w:tc>
+          <w:tcPr>
+            <w:tcW w:w="2160" w:type="dxa"/>
+            <w:tcBorders>
+              <w:top w:val="single" w:sz="6" w:space="0" w:color="000000"/>
+              <w:left w:val="single" w:sz="6" w:space="0" w:color="000000"/>
+              <w:bottom w:val="single" w:sz="6" w:space="0" w:color="000000"/>
+              <w:right w:val="single" w:sz="6" w:space="0" w:color="000000"/>
+            </w:tcBorders>
+            <w:tcMar>
+              <w:top w:w="120" w:type="dxa"/>
+              <w:left w:w="120" w:type="dxa"/>
+              <w:bottom w:w="120" w:type="dxa"/>
+              <w:right w:w="120" w:type="dxa"/>
+            </w:tcMar>
+            <w:vAlign w:val="center"/>
+          </w:tcPr>
+          <w:p>
+            <w:pPr>
+              <w:spacing w:before="30" w:after="30" w:line="240" w:lineRule="auto"/>
+            </w:pPr>
+            <w:r>
+              <w:t>7</w:t>
+            </w:r>
+          </w:p>
+        </w:tc>
+        <w:tc>
+          <w:tcPr>
+            <w:tcW w:w="2160" w:type="dxa"/>
+            <w:tcBorders>
+              <w:top w:val="single" w:sz="6" w:space="0" w:color="000000"/>
+              <w:left w:val="single" w:sz="6" w:space="0" w:color="000000"/>
+              <w:bottom w:val="single" w:sz="6" w:space="0" w:color="000000"/>
+              <w:right w:val="single" w:sz="6" w:space="0" w:color="000000"/>
+            </w:tcBorders>
+            <w:tcMar>
+              <w:top w:w="120" w:type="dxa"/>
+              <w:left w:w="120" w:type="dxa"/>
+              <w:bottom w:w="120" w:type="dxa"/>
+              <w:right w:w="120" w:type="dxa"/>
+            </w:tcMar>
+            <w:vAlign w:val="center"/>
+          </w:tcPr>
+          <w:p>
+            <w:pPr>
+              <w:spacing w:before="30" w:after="30" w:line="240" w:lineRule="auto"/>
+              <w:rPr>
+                <w:lang w:eastAsia="zh-CN"/>
+              </w:rPr>
+            </w:pPr>
+            <w:proofErr w:type="gramStart"/>
+            <w:proofErr w:type="gramEnd"/>
+            <w:proofErr w:type="gramStart"/>
+            <w:proofErr w:type="gramEnd"/>
+            <w:r>
+              <w:rPr>
+                <w:rFonts/>
+              </w:rPr>
+              <w:t>讲稿可逐页转为旁白音轨</w:t>
             </w:r>
           </w:p>
         </w:tc>
@@ -14700,397 +11995,50 @@
             </w:pPr>
             <w:proofErr w:type="spellStart"/>
             <w:proofErr w:type="gramStart"/>
+            <w:proofErr w:type="spellEnd"/>
+            <w:proofErr w:type="gramEnd"/>
+            <w:proofErr w:type="spellStart"/>
+            <w:proofErr w:type="spellEnd"/>
             <w:r>
               <w:rPr>
                 <w:rFonts w:ascii="Courier New" w:hAnsi="Courier New"/>
                 <w:sz w:val="21"/>
               </w:rPr>
-              <w:t>溯源水印已落地（AudioSeal，MIT 许可）</w:t>
-            </w:r>
-            <w:proofErr w:type="spellEnd"/>
+              <w:t>讲稿录课已落地</w:t>
+            </w:r>
+          </w:p>
+        </w:tc>
+        <w:tc>
+          <w:tcPr>
+            <w:tcW w:w="2160" w:type="dxa"/>
+            <w:tcBorders>
+              <w:top w:val="single" w:sz="6" w:space="0" w:color="000000"/>
+              <w:left w:val="single" w:sz="6" w:space="0" w:color="000000"/>
+              <w:bottom w:val="single" w:sz="6" w:space="0" w:color="000000"/>
+              <w:right w:val="single" w:sz="6" w:space="0" w:color="000000"/>
+            </w:tcBorders>
+            <w:tcMar>
+              <w:top w:w="120" w:type="dxa"/>
+              <w:left w:w="120" w:type="dxa"/>
+              <w:bottom w:w="120" w:type="dxa"/>
+              <w:right w:w="120" w:type="dxa"/>
+            </w:tcMar>
+            <w:vAlign w:val="center"/>
+          </w:tcPr>
+          <w:p>
+            <w:pPr>
+              <w:spacing w:before="30" w:after="30" w:line="240" w:lineRule="auto"/>
+              <w:rPr>
+                <w:lang w:eastAsia="zh-CN"/>
+              </w:rPr>
+            </w:pPr>
+            <w:proofErr w:type="gramStart"/>
             <w:proofErr w:type="gramEnd"/>
             <w:r>
-              <w:t xml:space="preserve"/>
-            </w:r>
-            <w:proofErr w:type="spellStart"/>
-            <w:r>
-              <w:t/>
-            </w:r>
-            <w:proofErr w:type="spellEnd"/>
-            <w:r>
-              <w:t xml:space="preserve"/>
-            </w:r>
-            <w:proofErr w:type="spellStart"/>
-            <w:r>
-              <w:t/>
-            </w:r>
-            <w:proofErr w:type="spellEnd"/>
-            <w:r>
-              <w:t/>
-            </w:r>
-          </w:p>
-        </w:tc>
-        <w:tc>
-          <w:tcPr>
-            <w:tcW w:w="2160" w:type="dxa"/>
-            <w:tcBorders>
-              <w:top w:val="single" w:sz="6" w:space="0" w:color="000000"/>
-              <w:left w:val="single" w:sz="6" w:space="0" w:color="000000"/>
-              <w:bottom w:val="single" w:sz="6" w:space="0" w:color="000000"/>
-              <w:right w:val="single" w:sz="6" w:space="0" w:color="000000"/>
-            </w:tcBorders>
-            <w:tcMar>
-              <w:top w:w="120" w:type="dxa"/>
-              <w:left w:w="120" w:type="dxa"/>
-              <w:bottom w:w="120" w:type="dxa"/>
-              <w:right w:w="120" w:type="dxa"/>
-            </w:tcMar>
-            <w:vAlign w:val="center"/>
-          </w:tcPr>
-          <w:p>
-            <w:pPr>
-              <w:spacing w:before="30" w:after="30" w:line="240" w:lineRule="auto"/>
-            </w:pPr>
-            <w:r>
-              <w:t>√ 已核实（链路）</w:t>
-            </w:r>
-          </w:p>
-        </w:tc>
-      </w:tr>
-      <w:tr>
-        <w:tc>
-          <w:tcPr>
-            <w:tcW w:w="2160" w:type="dxa"/>
-            <w:tcBorders>
-              <w:top w:val="single" w:sz="6" w:space="0" w:color="000000"/>
-              <w:left w:val="single" w:sz="6" w:space="0" w:color="000000"/>
-              <w:bottom w:val="single" w:sz="6" w:space="0" w:color="000000"/>
-              <w:right w:val="single" w:sz="6" w:space="0" w:color="000000"/>
-            </w:tcBorders>
-            <w:tcMar>
-              <w:top w:w="120" w:type="dxa"/>
-              <w:left w:w="120" w:type="dxa"/>
-              <w:bottom w:w="120" w:type="dxa"/>
-              <w:right w:w="120" w:type="dxa"/>
-            </w:tcMar>
-            <w:vAlign w:val="center"/>
-          </w:tcPr>
-          <w:p>
-            <w:pPr>
-              <w:spacing w:before="30" w:after="30" w:line="240" w:lineRule="auto"/>
-            </w:pPr>
-            <w:r>
-              <w:t>6</w:t>
-            </w:r>
-          </w:p>
-        </w:tc>
-        <w:tc>
-          <w:tcPr>
-            <w:tcW w:w="2160" w:type="dxa"/>
-            <w:tcBorders>
-              <w:top w:val="single" w:sz="6" w:space="0" w:color="000000"/>
-              <w:left w:val="single" w:sz="6" w:space="0" w:color="000000"/>
-              <w:bottom w:val="single" w:sz="6" w:space="0" w:color="000000"/>
-              <w:right w:val="single" w:sz="6" w:space="0" w:color="000000"/>
-            </w:tcBorders>
-            <w:tcMar>
-              <w:top w:w="120" w:type="dxa"/>
-              <w:left w:w="120" w:type="dxa"/>
-              <w:bottom w:w="120" w:type="dxa"/>
-              <w:right w:w="120" w:type="dxa"/>
-            </w:tcMar>
-            <w:vAlign w:val="center"/>
-          </w:tcPr>
-          <w:p>
-            <w:pPr>
-              <w:spacing w:before="30" w:after="30" w:line="240" w:lineRule="auto"/>
-              <w:rPr>
-                <w:lang w:eastAsia="zh-CN"/>
-              </w:rPr>
-            </w:pPr>
-            <w:r>
-              <w:rPr>
-                <w:b/>
-                <w:lang w:eastAsia="zh-CN"/>
-              </w:rPr>
-              <w:t>声音档案可从“一次保存”变为“长期跟随”</w:t>
-            </w:r>
-          </w:p>
-        </w:tc>
-        <w:tc>
-          <w:tcPr>
-            <w:tcW w:w="2160" w:type="dxa"/>
-            <w:tcBorders>
-              <w:top w:val="single" w:sz="6" w:space="0" w:color="000000"/>
-              <w:left w:val="single" w:sz="6" w:space="0" w:color="000000"/>
-              <w:bottom w:val="single" w:sz="6" w:space="0" w:color="000000"/>
-              <w:right w:val="single" w:sz="6" w:space="0" w:color="000000"/>
-            </w:tcBorders>
-            <w:tcMar>
-              <w:top w:w="120" w:type="dxa"/>
-              <w:left w:w="120" w:type="dxa"/>
-              <w:bottom w:w="120" w:type="dxa"/>
-              <w:right w:w="120" w:type="dxa"/>
-            </w:tcMar>
-            <w:vAlign w:val="center"/>
-          </w:tcPr>
-          <w:p>
-            <w:pPr>
-              <w:spacing w:before="30" w:after="30" w:line="240" w:lineRule="auto"/>
-              <w:rPr>
-                <w:lang w:eastAsia="zh-CN"/>
-              </w:rPr>
-            </w:pPr>
-            <w:r>
-              <w:rPr>
-                <w:lang w:eastAsia="zh-CN"/>
-              </w:rPr>
-              <w:t xml:space="preserve">纵向随访已落地：同一人不同时间复录 → 三灯指标出趋势</w:t>
-            </w:r>
-            <w:proofErr w:type="gramStart"/>
-            <w:r>
-              <w:rPr>
-                <w:lang w:eastAsia="zh-CN"/>
-              </w:rPr>
-              <w:t/>
-            </w:r>
-            <w:proofErr w:type="gramEnd"/>
-            <w:r>
-              <w:rPr>
-                <w:lang w:eastAsia="zh-CN"/>
-              </w:rPr>
-              <w:t/>
-            </w:r>
-          </w:p>
-        </w:tc>
-        <w:tc>
-          <w:tcPr>
-            <w:tcW w:w="2160" w:type="dxa"/>
-            <w:tcBorders>
-              <w:top w:val="single" w:sz="6" w:space="0" w:color="000000"/>
-              <w:left w:val="single" w:sz="6" w:space="0" w:color="000000"/>
-              <w:bottom w:val="single" w:sz="6" w:space="0" w:color="000000"/>
-              <w:right w:val="single" w:sz="6" w:space="0" w:color="000000"/>
-            </w:tcBorders>
-            <w:tcMar>
-              <w:top w:w="120" w:type="dxa"/>
-              <w:left w:w="120" w:type="dxa"/>
-              <w:bottom w:w="120" w:type="dxa"/>
-              <w:right w:w="120" w:type="dxa"/>
-            </w:tcMar>
-            <w:vAlign w:val="center"/>
-          </w:tcPr>
-          <w:p>
-            <w:pPr>
-              <w:spacing w:before="30" w:after="30" w:line="240" w:lineRule="auto"/>
-            </w:pPr>
-            <w:r>
-              <w:t xml:space="preserve">√ </w:t>
-            </w:r>
-            <w:proofErr w:type="spellStart"/>
-            <w:r>
-              <w:t>已核实（链路</w:t>
-            </w:r>
-            <w:proofErr w:type="spellEnd"/>
-            <w:r>
-              <w:t>）</w:t>
-            </w:r>
-          </w:p>
-        </w:tc>
-      </w:tr>
-      <w:tr>
-        <w:tc>
-          <w:tcPr>
-            <w:tcW w:w="2160" w:type="dxa"/>
-            <w:tcBorders>
-              <w:top w:val="single" w:sz="6" w:space="0" w:color="000000"/>
-              <w:left w:val="single" w:sz="6" w:space="0" w:color="000000"/>
-              <w:bottom w:val="single" w:sz="6" w:space="0" w:color="000000"/>
-              <w:right w:val="single" w:sz="6" w:space="0" w:color="000000"/>
-            </w:tcBorders>
-            <w:tcMar>
-              <w:top w:w="120" w:type="dxa"/>
-              <w:left w:w="120" w:type="dxa"/>
-              <w:bottom w:w="120" w:type="dxa"/>
-              <w:right w:w="120" w:type="dxa"/>
-            </w:tcMar>
-            <w:vAlign w:val="center"/>
-          </w:tcPr>
-          <w:p>
-            <w:pPr>
-              <w:spacing w:before="30" w:after="30" w:line="240" w:lineRule="auto"/>
-            </w:pPr>
-            <w:r>
-              <w:t>7</w:t>
-            </w:r>
-          </w:p>
-        </w:tc>
-        <w:tc>
-          <w:tcPr>
-            <w:tcW w:w="2160" w:type="dxa"/>
-            <w:tcBorders>
-              <w:top w:val="single" w:sz="6" w:space="0" w:color="000000"/>
-              <w:left w:val="single" w:sz="6" w:space="0" w:color="000000"/>
-              <w:bottom w:val="single" w:sz="6" w:space="0" w:color="000000"/>
-              <w:right w:val="single" w:sz="6" w:space="0" w:color="000000"/>
-            </w:tcBorders>
-            <w:tcMar>
-              <w:top w:w="120" w:type="dxa"/>
-              <w:left w:w="120" w:type="dxa"/>
-              <w:bottom w:w="120" w:type="dxa"/>
-              <w:right w:w="120" w:type="dxa"/>
-            </w:tcMar>
-            <w:vAlign w:val="center"/>
-          </w:tcPr>
-          <w:p>
-            <w:pPr>
-              <w:spacing w:before="30" w:after="30" w:line="240" w:lineRule="auto"/>
-              <w:rPr>
-                <w:lang w:eastAsia="zh-CN"/>
-              </w:rPr>
-            </w:pPr>
-            <w:r>
-              <w:rPr>
-                <w:b/>
-                <w:lang w:eastAsia="zh-CN"/>
-              </w:rPr>
-              <w:t>讲稿可逐页转为旁白音轨</w:t>
-            </w:r>
-            <w:r>
-              <w:rPr>
-                <w:lang w:eastAsia="zh-CN"/>
-              </w:rPr>
-              <w:t>（PPT 备注页零依赖</w:t>
-            </w:r>
-            <w:proofErr w:type="gramStart"/>
-            <w:r>
-              <w:rPr>
-                <w:lang w:eastAsia="zh-CN"/>
-              </w:rPr>
-              <w:t xml:space="preserve">解析 → </w:t>
-            </w:r>
-            <w:proofErr w:type="gramEnd"/>
-            <w:r>
-              <w:rPr>
-                <w:lang w:eastAsia="zh-CN"/>
-              </w:rPr>
-              <w:t>逐页</w:t>
-            </w:r>
-            <w:proofErr w:type="gramStart"/>
-            <w:r>
-              <w:rPr>
-                <w:lang w:eastAsia="zh-CN"/>
-              </w:rPr>
-              <w:t xml:space="preserve">合成 → </w:t>
-            </w:r>
-            <w:proofErr w:type="gramEnd"/>
-            <w:r>
-              <w:rPr>
-                <w:lang w:eastAsia="zh-CN"/>
-              </w:rPr>
-              <w:t>失败可续跑）</w:t>
-            </w:r>
-          </w:p>
-        </w:tc>
-        <w:tc>
-          <w:tcPr>
-            <w:tcW w:w="2160" w:type="dxa"/>
-            <w:tcBorders>
-              <w:top w:val="single" w:sz="6" w:space="0" w:color="000000"/>
-              <w:left w:val="single" w:sz="6" w:space="0" w:color="000000"/>
-              <w:bottom w:val="single" w:sz="6" w:space="0" w:color="000000"/>
-              <w:right w:val="single" w:sz="6" w:space="0" w:color="000000"/>
-            </w:tcBorders>
-            <w:tcMar>
-              <w:top w:w="120" w:type="dxa"/>
-              <w:left w:w="120" w:type="dxa"/>
-              <w:bottom w:w="120" w:type="dxa"/>
-              <w:right w:w="120" w:type="dxa"/>
-            </w:tcMar>
-            <w:vAlign w:val="center"/>
-          </w:tcPr>
-          <w:p>
-            <w:pPr>
-              <w:spacing w:before="30" w:after="30" w:line="240" w:lineRule="auto"/>
-            </w:pPr>
-            <w:proofErr w:type="spellStart"/>
-            <w:proofErr w:type="gramStart"/>
-            <w:r>
-              <w:rPr>
-                <w:rFonts w:ascii="Courier New" w:hAnsi="Courier New"/>
-                <w:sz w:val="21"/>
-              </w:rPr>
-              <w:t>讲稿录课已落地</w:t>
-            </w:r>
-            <w:proofErr w:type="spellEnd"/>
-            <w:proofErr w:type="gramEnd"/>
-            <w:r>
-              <w:t xml:space="preserve"/>
-            </w:r>
-            <w:proofErr w:type="spellStart"/>
-            <w:r>
-              <w:t/>
-            </w:r>
-            <w:proofErr w:type="spellEnd"/>
-          </w:p>
-        </w:tc>
-        <w:tc>
-          <w:tcPr>
-            <w:tcW w:w="2160" w:type="dxa"/>
-            <w:tcBorders>
-              <w:top w:val="single" w:sz="6" w:space="0" w:color="000000"/>
-              <w:left w:val="single" w:sz="6" w:space="0" w:color="000000"/>
-              <w:bottom w:val="single" w:sz="6" w:space="0" w:color="000000"/>
-              <w:right w:val="single" w:sz="6" w:space="0" w:color="000000"/>
-            </w:tcBorders>
-            <w:tcMar>
-              <w:top w:w="120" w:type="dxa"/>
-              <w:left w:w="120" w:type="dxa"/>
-              <w:bottom w:w="120" w:type="dxa"/>
-              <w:right w:w="120" w:type="dxa"/>
-            </w:tcMar>
-            <w:vAlign w:val="center"/>
-          </w:tcPr>
-          <w:p>
-            <w:pPr>
-              <w:spacing w:before="30" w:after="30" w:line="240" w:lineRule="auto"/>
-              <w:rPr>
-                <w:lang w:eastAsia="zh-CN"/>
-              </w:rPr>
-            </w:pPr>
-            <w:r>
-              <w:rPr>
-                <w:lang w:eastAsia="zh-CN"/>
-              </w:rPr>
-              <w:t>△ 链路验证：尚未用真实课件跑完整成品与听感验收</w:t>
-            </w:r>
-            <w:proofErr w:type="gramStart"/>
-            <w:r>
-              <w:rPr>
-                <w:lang w:eastAsia="zh-CN"/>
-              </w:rPr>
-              <w:t xml:space="preserve"/>
-            </w:r>
-            <w:r>
-              <w:rPr>
-                <w:b/>
-                <w:lang w:eastAsia="zh-CN"/>
-              </w:rPr>
-              <w:t/>
-            </w:r>
-            <w:proofErr w:type="gramEnd"/>
-            <w:r>
-              <w:rPr>
-                <w:b/>
-                <w:lang w:eastAsia="zh-CN"/>
-              </w:rPr>
-              <w:t/>
-            </w:r>
-            <w:r>
-              <w:rPr>
-                <w:lang w:eastAsia="zh-CN"/>
-              </w:rPr>
-              <w:t/>
+              <w:rPr>
+                <w:rFonts/>
+              </w:rPr>
+              <w:t>△ 链路验证，尚未用真实课件跑成品</w:t>
             </w:r>
           </w:p>
         </w:tc>
@@ -15145,83 +12093,10 @@
       </w:pPr>
       <w:r>
         <w:rPr>
-          <w:rFonts w:cs="宋体" w:hint="eastAsia"/>
           <w:sz w:val="22"/>
-          <w:lang w:eastAsia="zh-CN"/>
-        </w:rPr>
-        <w:t>RQ1–RQ3 及"收益饱和点对应的最小可接受录制时长"目前均尚无数据（详见 §2.4）——这既是本项目的立项理由，也是我们对研究边界保持清醒的体现：现有结论主要来自工程链路验证，尚未获得任何来自正式实验的质量数据。</w:t>
-      </w:r>
-      <w:r>
-        <w:rPr>
-          <w:rFonts w:cs="宋体" w:hint="eastAsia"/>
-          <w:sz w:val="22"/>
-          <w:lang w:eastAsia="zh-CN"/>
-        </w:rPr>
-        <w:t/>
-      </w:r>
-      <w:r>
-        <w:rPr>
-          <w:rFonts w:cs="宋体" w:hint="eastAsia"/>
-          <w:sz w:val="22"/>
-          <w:lang w:eastAsia="zh-CN"/>
-        </w:rPr>
-        <w:t/>
-      </w:r>
-      <w:r>
-        <w:rPr>
-          <w:rFonts w:cs="宋体" w:hint="eastAsia"/>
-          <w:sz w:val="22"/>
-          <w:lang w:eastAsia="zh-CN"/>
-        </w:rPr>
-        <w:t/>
-      </w:r>
-      <w:r>
-        <w:rPr>
-          <w:rFonts w:cs="宋体" w:hint="eastAsia"/>
-          <w:sz w:val="22"/>
-          <w:lang w:eastAsia="zh-CN"/>
-        </w:rPr>
-        <w:t/>
-      </w:r>
-      <w:r>
-        <w:rPr>
-          <w:rFonts w:cs="宋体" w:hint="eastAsia"/>
-          <w:sz w:val="22"/>
-          <w:lang w:eastAsia="zh-CN"/>
-        </w:rPr>
-        <w:t/>
-      </w:r>
-      <w:r>
-        <w:rPr>
-          <w:rFonts w:cs="宋体" w:hint="eastAsia"/>
-          <w:sz w:val="22"/>
-          <w:lang w:eastAsia="zh-CN"/>
-        </w:rPr>
-        <w:t/>
-      </w:r>
-      <w:r>
-        <w:rPr>
-          <w:rFonts w:cs="宋体" w:hint="eastAsia"/>
-          <w:sz w:val="22"/>
-          <w:lang w:eastAsia="zh-CN"/>
-        </w:rPr>
-        <w:t/>
-      </w:r>
-      <w:r>
-        <w:rPr>
-          <w:rFonts w:cs="宋体" w:hint="eastAsia"/>
-          <w:sz w:val="22"/>
-          <w:lang w:eastAsia="zh-CN"/>
-        </w:rPr>
-        <w:t/>
-      </w:r>
-      <w:r>
-        <w:rPr>
-          <w:rFonts w:cs="宋体" w:hint="eastAsia"/>
-          <w:sz w:val="22"/>
-          <w:lang w:eastAsia="zh-CN"/>
-        </w:rPr>
-        <w:t/>
+          <w:rFonts/>
+        </w:rPr>
+        <w:t>★ RQ1–RQ3 与“最小可接受录制时长”均尚无数据（详见 §2.4）——这是立项理由，也体现我们对研究边界的清醒：现有结论均来自工程链路验证，尚未获得任何正式实验的质量数据。</w:t>
       </w:r>
     </w:p>
     <w:p>
@@ -15278,83 +12153,17 @@
           <w:lang w:eastAsia="zh-CN"/>
         </w:rPr>
       </w:pPr>
-      <w:r>
-        <w:rPr>
-          <w:rFonts w:cs="宋体" w:hint="eastAsia"/>
-          <w:lang w:eastAsia="zh-CN"/>
-        </w:rPr>
-        <w:t>系统性实验数据：按 §2.4 规模（12 人 × 4 档 × 4 条件）的客观评测结果；</w:t>
-      </w:r>
-      <w:r>
-        <w:rPr>
-          <w:rFonts w:cs="宋体" w:hint="eastAsia"/>
-          <w:lang w:eastAsia="zh-CN"/>
-        </w:rPr>
-        <w:t/>
-      </w:r>
       <w:proofErr w:type="gramStart"/>
-      <w:r>
-        <w:rPr>
-          <w:lang w:eastAsia="zh-CN"/>
-        </w:rPr>
-        <w:t xml:space="preserve"/>
-      </w:r>
-      <w:r>
-        <w:rPr>
-          <w:rFonts w:cs="宋体" w:hint="eastAsia"/>
-          <w:lang w:eastAsia="zh-CN"/>
-        </w:rPr>
-        <w:t/>
-      </w:r>
       <w:proofErr w:type="gramEnd"/>
-      <w:r>
-        <w:rPr>
-          <w:rFonts w:cs="宋体" w:hint="eastAsia"/>
-          <w:lang w:eastAsia="zh-CN"/>
-        </w:rPr>
-        <w:t/>
-      </w:r>
-      <w:r>
-        <w:rPr>
-          <w:lang w:eastAsia="zh-CN"/>
-        </w:rPr>
-        <w:t xml:space="preserve"/>
-      </w:r>
       <w:proofErr w:type="gramStart"/>
-      <w:r>
-        <w:rPr>
-          <w:lang w:eastAsia="zh-CN"/>
-        </w:rPr>
-        <w:t xml:space="preserve"/>
-      </w:r>
       <w:proofErr w:type="gramEnd"/>
-      <w:r>
-        <w:rPr>
-          <w:rFonts w:cs="宋体" w:hint="eastAsia"/>
-          <w:lang w:eastAsia="zh-CN"/>
-        </w:rPr>
-        <w:t/>
-      </w:r>
-      <w:r>
-        <w:rPr>
-          <w:lang w:eastAsia="zh-CN"/>
-        </w:rPr>
-        <w:t xml:space="preserve"/>
-      </w:r>
       <w:proofErr w:type="gramStart"/>
-      <w:r>
-        <w:rPr>
-          <w:lang w:eastAsia="zh-CN"/>
-        </w:rPr>
-        <w:t xml:space="preserve"/>
-      </w:r>
       <w:proofErr w:type="gramEnd"/>
       <w:r>
         <w:rPr>
-          <w:rFonts w:cs="宋体" w:hint="eastAsia"/>
-          <w:lang w:eastAsia="zh-CN"/>
-        </w:rPr>
-        <w:t/>
+          <w:rFonts/>
+        </w:rPr>
+        <w:t>系统性实验数据：12 人 × 4 档 × 4 条件的客观评测结果；</w:t>
       </w:r>
     </w:p>
     <w:p>
@@ -15533,25 +12342,9 @@
       </w:pPr>
       <w:r>
         <w:rPr>
-          <w:rFonts w:cs="宋体" w:hint="eastAsia"/>
-          <w:lang w:eastAsia="zh-CN"/>
-        </w:rPr>
-        <w:t>一套</w:t>
-      </w:r>
-      <w:r>
-        <w:rPr>
-          <w:rFonts w:cs="宋体" w:hint="eastAsia"/>
-          <w:b/>
-          <w:lang w:eastAsia="zh-CN"/>
-        </w:rPr>
-        <w:t>自动质量门禁</w:t>
-      </w:r>
-      <w:r>
-        <w:rPr>
-          <w:rFonts w:cs="宋体" w:hint="eastAsia"/>
-          <w:lang w:eastAsia="zh-CN"/>
-        </w:rPr>
-        <w:t>功能升级（反哺现有系统）；</w:t>
+          <w:rFonts/>
+        </w:rPr>
+        <w:t>自动质量门禁功能升级（反哺现有系统）；</w:t>
       </w:r>
     </w:p>
     <w:p>
@@ -15590,25 +12383,9 @@
       </w:pPr>
       <w:r>
         <w:rPr>
-          <w:rFonts w:cs="宋体" w:hint="eastAsia"/>
-          <w:lang w:eastAsia="zh-CN"/>
-        </w:rPr>
-        <w:t>完整的</w:t>
-      </w:r>
-      <w:r>
-        <w:rPr>
-          <w:rFonts w:cs="宋体" w:hint="eastAsia"/>
-          <w:b/>
-          <w:lang w:eastAsia="zh-CN"/>
-        </w:rPr>
-        <w:t>评测协议与流水线文档</w:t>
-      </w:r>
-      <w:r>
-        <w:rPr>
-          <w:rFonts w:cs="宋体" w:hint="eastAsia"/>
-          <w:lang w:eastAsia="zh-CN"/>
-        </w:rPr>
-        <w:t>（可复现）。</w:t>
+          <w:rFonts/>
+        </w:rPr>
+        <w:t>评测协议与流水线文档（可复现）。</w:t>
       </w:r>
     </w:p>
     <w:p>
@@ -15635,28 +12412,13 @@
           <w:lang w:eastAsia="zh-CN"/>
         </w:rPr>
       </w:pPr>
-      <w:r>
-        <w:rPr>
-          <w:rFonts w:cs="宋体" w:hint="eastAsia"/>
-          <w:lang w:eastAsia="zh-CN"/>
-        </w:rPr>
-        <w:t>知情同意流程与本地克隆审计日志（前期已落地：只追加记录"谁、何时、对谁的档案做了什么"）；</w:t>
-      </w:r>
       <w:proofErr w:type="spellStart"/>
-      <w:r>
-        <w:rPr>
-          <w:rFonts w:cs="宋体" w:hint="eastAsia"/>
-          <w:lang w:eastAsia="zh-CN"/>
-        </w:rPr>
-        <w:t/>
-      </w:r>
       <w:proofErr w:type="spellEnd"/>
       <w:r>
         <w:rPr>
-          <w:rFonts w:cs="宋体" w:hint="eastAsia"/>
-          <w:lang w:eastAsia="zh-CN"/>
-        </w:rPr>
-        <w:t xml:space="preserve"/>
+          <w:rFonts/>
+        </w:rPr>
+        <w:t>知情同意流程与本地克隆审计日志（前期已落地）；</w:t>
       </w:r>
     </w:p>
     <w:p>
@@ -15668,28 +12430,13 @@
           <w:lang w:eastAsia="zh-CN"/>
         </w:rPr>
       </w:pPr>
-      <w:r>
-        <w:rPr>
-          <w:rFonts w:cs="宋体" w:hint="eastAsia"/>
-          <w:lang w:eastAsia="zh-CN"/>
-        </w:rPr>
-        <w:t>音频合规标识（前期已落地：溯源水印的嵌入与检出；本项目补充"标识对复现质量的影响"这一测量项）。</w:t>
-      </w:r>
       <w:proofErr w:type="spellStart"/>
-      <w:r>
-        <w:rPr>
-          <w:rFonts w:cs="宋体" w:hint="eastAsia"/>
-          <w:lang w:eastAsia="zh-CN"/>
-        </w:rPr>
-        <w:t/>
-      </w:r>
       <w:proofErr w:type="spellEnd"/>
       <w:r>
         <w:rPr>
-          <w:rFonts w:cs="宋体" w:hint="eastAsia"/>
-          <w:lang w:eastAsia="zh-CN"/>
-        </w:rPr>
-        <w:t xml:space="preserve"/>
+          <w:rFonts/>
+        </w:rPr>
+        <w:t>音频合规标识（前期已落地；本项目补充“标识对复现质量的影响”这一测量项）。</w:t>
       </w:r>
     </w:p>
     <w:p>
@@ -16135,45 +12882,6 @@
     </w:p>
     <w:p>
       <w:pPr>
-        <w:spacing w:after="120"/>
-        <w:ind w:firstLine="480"/>
-        <w:jc w:val="both"/>
-        <w:rPr>
-          <w:lang w:eastAsia="zh-CN"/>
-        </w:rPr>
-      </w:pPr>
-      <w:r>
-        <w:rPr>
-          <w:rFonts w:cs="宋体" w:hint="eastAsia"/>
-          <w:lang w:eastAsia="zh-CN"/>
-        </w:rPr>
-        <w:t>本部分对应官方要求</w:t>
-      </w:r>
-      <w:proofErr w:type="gramStart"/>
-      <w:r>
-        <w:rPr>
-          <w:rFonts w:cs="宋体" w:hint="eastAsia"/>
-          <w:lang w:eastAsia="zh-CN"/>
-        </w:rPr>
-        <w:t>第</w:t>
-      </w:r>
-      <w:r>
-        <w:rPr>
-          <w:lang w:eastAsia="zh-CN"/>
-        </w:rPr>
-        <w:t xml:space="preserve"> 5 </w:t>
-      </w:r>
-      <w:proofErr w:type="gramEnd"/>
-      <w:r>
-        <w:rPr>
-          <w:rFonts w:cs="宋体" w:hint="eastAsia"/>
-          <w:lang w:eastAsia="zh-CN"/>
-        </w:rPr>
-        <w:t>项，按支出科目说明经费测算。</w:t>
-      </w:r>
-    </w:p>
-    <w:p>
-      <w:pPr>
         <w:pBdr>
           <w:left w:val="single" w:sz="48" w:space="0" w:color="000000"/>
         </w:pBdr>
@@ -16185,62 +12893,10 @@
       </w:pPr>
       <w:r>
         <w:rPr>
-          <w:rFonts w:cs="宋体" w:hint="eastAsia"/>
           <w:sz w:val="22"/>
-          <w:lang w:eastAsia="zh-CN"/>
-        </w:rPr>
-        <w:t>说明：本项目以</w:t>
-      </w:r>
-      <w:r>
-        <w:rPr>
-          <w:rFonts w:cs="宋体" w:hint="eastAsia"/>
-          <w:b/>
-          <w:sz w:val="22"/>
-          <w:lang w:eastAsia="zh-CN"/>
-        </w:rPr>
-        <w:t>软件与数据研究</w:t>
-      </w:r>
-      <w:r>
-        <w:rPr>
-          <w:rFonts w:cs="宋体" w:hint="eastAsia"/>
-          <w:sz w:val="22"/>
-          <w:lang w:eastAsia="zh-CN"/>
-        </w:rPr>
-        <w:t>为主，设备投入低；主要开支为</w:t>
-      </w:r>
-      <w:r>
-        <w:rPr>
-          <w:rFonts w:cs="宋体" w:hint="eastAsia"/>
-          <w:b/>
-          <w:sz w:val="22"/>
-          <w:lang w:eastAsia="zh-CN"/>
-        </w:rPr>
-        <w:t>被试劳务、材料、成果发表</w:t>
-      </w:r>
-      <w:r>
-        <w:rPr>
-          <w:rFonts w:cs="宋体" w:hint="eastAsia"/>
-          <w:sz w:val="22"/>
-          <w:lang w:eastAsia="zh-CN"/>
-        </w:rPr>
-        <w:t>。 下表为测算框架，</w:t>
-      </w:r>
-      <w:r>
-        <w:rPr>
-          <w:rFonts w:cs="宋体" w:hint="eastAsia"/>
-          <w:b/>
-          <w:sz w:val="22"/>
-          <w:lang w:eastAsia="zh-CN"/>
-        </w:rPr>
-        <w:t>具体额度以系统填报时的实际额度为准，按学校规定如实申报使用</w:t>
-      </w:r>
-      <w:r>
-        <w:rPr>
-          <w:rFonts w:cs="宋体" w:hint="eastAsia"/>
-          <w:sz w:val="22"/>
-          <w:lang w:eastAsia="zh-CN"/>
-        </w:rPr>
-        <w:t>。</w:t>
+          <w:rFonts/>
+        </w:rPr>
+        <w:t>本项目以软件与数据研究为主，设备投入低；主要开支为被试劳务、材料、成果发表。具体额度以系统填报时的实际额度为准。</w:t>
       </w:r>
     </w:p>
     <w:tbl>
@@ -16597,9 +13253,9 @@
             </w:pPr>
             <w:r>
               <w:rPr>
-                <w:lang w:eastAsia="zh-CN"/>
-              </w:rPr>
-              <w:t>录音场地布置、音频存储介质、打印（知情同意书、评分表）</w:t>
+                <w:rFonts/>
+              </w:rPr>
+              <w:t>录音场地布置、存储介质、打印（知情同意书、评分表）</w:t>
             </w:r>
           </w:p>
         </w:tc>
@@ -17057,25 +13713,13 @@
                 <w:lang w:eastAsia="zh-CN"/>
               </w:rPr>
             </w:pPr>
-            <w:r>
-              <w:rPr>
-                <w:lang w:eastAsia="zh-CN"/>
-              </w:rPr>
-              <w:t>批量评测所需</w:t>
-            </w:r>
             <w:proofErr w:type="gramStart"/>
-            <w:r>
-              <w:rPr>
-                <w:lang w:eastAsia="zh-CN"/>
-              </w:rPr>
-              <w:t xml:space="preserve">电费 / </w:t>
-            </w:r>
             <w:proofErr w:type="gramEnd"/>
             <w:r>
               <w:rPr>
-                <w:lang w:eastAsia="zh-CN"/>
-              </w:rPr>
-              <w:t>云算力补充（如需要）</w:t>
+                <w:rFonts/>
+              </w:rPr>
+              <w:t>批量评测电费 / 云算力补充（如需要）</w:t>
             </w:r>
           </w:p>
         </w:tc>
@@ -17450,105 +14094,16 @@
           <w:lang w:eastAsia="zh-CN"/>
         </w:rPr>
       </w:pPr>
+      <w:proofErr w:type="gramStart"/>
+      <w:proofErr w:type="gramEnd"/>
+      <w:proofErr w:type="gramStart"/>
+      <w:proofErr w:type="gramEnd"/>
       <w:r>
         <w:rPr>
           <w:sz w:val="22"/>
-          <w:lang w:eastAsia="zh-CN"/>
-        </w:rPr>
-        <w:t>△</w:t>
-      </w:r>
-      <w:proofErr w:type="gramStart"/>
-      <w:r>
-        <w:rPr>
-          <w:sz w:val="22"/>
-          <w:lang w:eastAsia="zh-CN"/>
-        </w:rPr>
-        <w:t xml:space="preserve"> </w:t>
-      </w:r>
-      <w:r>
-        <w:rPr>
-          <w:rFonts w:cs="宋体" w:hint="eastAsia"/>
-          <w:b/>
-          <w:sz w:val="22"/>
-          <w:lang w:eastAsia="zh-CN"/>
-        </w:rPr>
-        <w:t>填表</w:t>
-      </w:r>
-      <w:proofErr w:type="gramEnd"/>
-      <w:r>
-        <w:rPr>
-          <w:rFonts w:cs="宋体" w:hint="eastAsia"/>
-          <w:b/>
-          <w:sz w:val="22"/>
-          <w:lang w:eastAsia="zh-CN"/>
-        </w:rPr>
-        <w:t>提示</w:t>
-      </w:r>
-      <w:r>
-        <w:rPr>
-          <w:rFonts w:cs="宋体" w:hint="eastAsia"/>
-          <w:sz w:val="22"/>
-          <w:lang w:eastAsia="zh-CN"/>
-        </w:rPr>
-        <w:t>：劳务费与发表费是评审最认可的支出；</w:t>
-      </w:r>
-      <w:r>
-        <w:rPr>
-          <w:rFonts w:cs="宋体" w:hint="eastAsia"/>
-          <w:b/>
-          <w:sz w:val="22"/>
-          <w:lang w:eastAsia="zh-CN"/>
-        </w:rPr>
-        <w:t>避免出现与软件研究无关的大额硬件</w:t>
-      </w:r>
-      <w:proofErr w:type="gramStart"/>
-      <w:r>
-        <w:rPr>
-          <w:rFonts w:cs="宋体" w:hint="eastAsia"/>
-          <w:b/>
-          <w:sz w:val="22"/>
-          <w:lang w:eastAsia="zh-CN"/>
-        </w:rPr>
-        <w:t>采购</w:t>
-      </w:r>
-      <w:r>
-        <w:rPr>
-          <w:sz w:val="22"/>
-          <w:lang w:eastAsia="zh-CN"/>
-        </w:rPr>
-        <w:t xml:space="preserve"> </w:t>
-      </w:r>
-      <w:r>
-        <w:rPr>
-          <w:rFonts w:cs="宋体" w:hint="eastAsia"/>
-          <w:sz w:val="22"/>
-          <w:lang w:eastAsia="zh-CN"/>
-        </w:rPr>
-        <w:t>（</w:t>
-      </w:r>
-      <w:proofErr w:type="gramEnd"/>
-      <w:r>
-        <w:rPr>
-          <w:rFonts w:cs="宋体" w:hint="eastAsia"/>
-          <w:sz w:val="22"/>
-          <w:lang w:eastAsia="zh-CN"/>
-        </w:rPr>
-        <w:t>本项目已具备可用的消费级</w:t>
-      </w:r>
-      <w:r>
-        <w:rPr>
-          <w:sz w:val="22"/>
-          <w:lang w:eastAsia="zh-CN"/>
-        </w:rPr>
-        <w:t xml:space="preserve"> GPU</w:t>
-      </w:r>
-      <w:r>
-        <w:rPr>
-          <w:rFonts w:cs="宋体" w:hint="eastAsia"/>
-          <w:sz w:val="22"/>
-          <w:lang w:eastAsia="zh-CN"/>
-        </w:rPr>
-        <w:t>，无需重复购置）。</w:t>
+          <w:rFonts/>
+        </w:rPr>
+        <w:t>△ 劳务费与发表费是评审最认可的支出；避免大额硬件采购（已具备可用 GPU）。</w:t>
       </w:r>
     </w:p>
     <w:p>
@@ -17571,23 +14126,6 @@
           <w:lang w:eastAsia="zh-CN"/>
         </w:rPr>
         <w:t>六、团队构成与分工</w:t>
-      </w:r>
-    </w:p>
-    <w:p>
-      <w:pPr>
-        <w:spacing w:after="120"/>
-        <w:ind w:firstLine="480"/>
-        <w:jc w:val="both"/>
-        <w:rPr>
-          <w:lang w:eastAsia="zh-CN"/>
-        </w:rPr>
-      </w:pPr>
-      <w:r>
-        <w:rPr>
-          <w:rFonts w:cs="宋体" w:hint="eastAsia"/>
-          <w:lang w:eastAsia="zh-CN"/>
-        </w:rPr>
-        <w:t>本部分给出团队成员、分工方案与指导教师信息。</w:t>
       </w:r>
     </w:p>
     <w:p>
@@ -18484,77 +15022,6 @@
         <w:t>6.2 分工方案</w:t>
       </w:r>
     </w:p>
-    <w:p>
-      <w:pPr>
-        <w:pBdr>
-          <w:left w:val="single" w:sz="48" w:space="0" w:color="000000"/>
-        </w:pBdr>
-        <w:shd w:val="clear" w:color="auto" w:fill="F0F0F0"/>
-        <w:spacing w:before="110" w:after="110"/>
-        <w:rPr>
-          <w:lang w:eastAsia="zh-CN"/>
-        </w:rPr>
-      </w:pPr>
-      <w:proofErr w:type="gramStart"/>
-      <w:r>
-        <w:rPr>
-          <w:sz w:val="22"/>
-          <w:lang w:eastAsia="zh-CN"/>
-        </w:rPr>
-        <w:t xml:space="preserve">★ </w:t>
-      </w:r>
-      <w:r>
-        <w:rPr>
-          <w:rFonts w:cs="宋体" w:hint="eastAsia"/>
-          <w:sz w:val="22"/>
-          <w:lang w:eastAsia="zh-CN"/>
-        </w:rPr>
-        <w:t>分工</w:t>
-      </w:r>
-      <w:proofErr w:type="gramEnd"/>
-      <w:r>
-        <w:rPr>
-          <w:rFonts w:cs="宋体" w:hint="eastAsia"/>
-          <w:sz w:val="22"/>
-          <w:lang w:eastAsia="zh-CN"/>
-        </w:rPr>
-        <w:t>按</w:t>
-      </w:r>
-      <w:r>
-        <w:rPr>
-          <w:rFonts w:cs="宋体" w:hint="eastAsia"/>
-          <w:b/>
-          <w:sz w:val="22"/>
-          <w:lang w:eastAsia="zh-CN"/>
-        </w:rPr>
-        <w:t>研究链条</w:t>
-      </w:r>
-      <w:r>
-        <w:rPr>
-          <w:rFonts w:cs="宋体" w:hint="eastAsia"/>
-          <w:sz w:val="22"/>
-          <w:lang w:eastAsia="zh-CN"/>
-        </w:rPr>
-        <w:t>划分，</w:t>
-      </w:r>
-      <w:r>
-        <w:rPr>
-          <w:rFonts w:cs="宋体" w:hint="eastAsia"/>
-          <w:b/>
-          <w:sz w:val="22"/>
-          <w:lang w:eastAsia="zh-CN"/>
-        </w:rPr>
-        <w:t>每人对应明确的可交付物</w:t>
-      </w:r>
-      <w:r>
-        <w:rPr>
-          <w:rFonts w:cs="宋体" w:hint="eastAsia"/>
-          <w:sz w:val="22"/>
-          <w:lang w:eastAsia="zh-CN"/>
-        </w:rPr>
-        <w:t>。</w:t>
-      </w:r>
-    </w:p>
     <w:tbl>
       <w:tblPr>
         <w:tblW w:w="5000" w:type="pct"/>
@@ -19252,131 +15719,14 @@
           <w:lang w:eastAsia="zh-CN"/>
         </w:rPr>
       </w:pPr>
-      <w:r>
-        <w:rPr>
-          <w:rFonts w:cs="宋体" w:hint="eastAsia"/>
+      <w:proofErr w:type="gramStart"/>
+      <w:proofErr w:type="gramEnd"/>
+      <w:r>
+        <w:rPr>
           <w:sz w:val="22"/>
-          <w:lang w:eastAsia="zh-CN"/>
-        </w:rPr>
-        <w:t>说明：四人职责互相衔接且均有独立产出，不设"协助"类虚职。团队为本科生，统计与听测方法在指导老师指导下边做边学（见 §1.4）。</w:t>
-      </w:r>
-      <w:r>
-        <w:rPr>
-          <w:rFonts w:cs="宋体" w:hint="eastAsia"/>
-          <w:sz w:val="22"/>
-          <w:lang w:eastAsia="zh-CN"/>
-        </w:rPr>
-        <w:t/>
-      </w:r>
-      <w:r>
-        <w:rPr>
-          <w:rFonts w:cs="宋体" w:hint="eastAsia"/>
-          <w:sz w:val="22"/>
-          <w:lang w:eastAsia="zh-CN"/>
-        </w:rPr>
-        <w:t/>
-      </w:r>
-      <w:r>
-        <w:rPr>
-          <w:rFonts w:cs="宋体" w:hint="eastAsia"/>
-          <w:sz w:val="22"/>
-          <w:lang w:eastAsia="zh-CN"/>
-        </w:rPr>
-        <w:t/>
-      </w:r>
-      <w:r>
-        <w:rPr>
-          <w:sz w:val="22"/>
-          <w:lang w:eastAsia="zh-CN"/>
-        </w:rPr>
-        <w:t/>
-      </w:r>
-      <w:r>
-        <w:rPr>
-          <w:rFonts w:cs="宋体" w:hint="eastAsia"/>
-          <w:sz w:val="22"/>
-          <w:lang w:eastAsia="zh-CN"/>
-        </w:rPr>
-        <w:t/>
-      </w:r>
-      <w:r>
-        <w:rPr>
-          <w:sz w:val="22"/>
-          <w:lang w:eastAsia="zh-CN"/>
-        </w:rPr>
-        <w:t/>
-      </w:r>
-      <w:r>
-        <w:rPr>
-          <w:rFonts w:cs="宋体" w:hint="eastAsia"/>
-          <w:sz w:val="22"/>
-          <w:lang w:eastAsia="zh-CN"/>
-        </w:rPr>
-        <w:t/>
-      </w:r>
-      <w:r>
-        <w:rPr>
-          <w:sz w:val="22"/>
-          <w:lang w:eastAsia="zh-CN"/>
-        </w:rPr>
-        <w:t xml:space="preserve"/>
-      </w:r>
-      <w:r>
-        <w:rPr>
-          <w:rFonts w:cs="宋体" w:hint="eastAsia"/>
-          <w:sz w:val="22"/>
-          <w:lang w:eastAsia="zh-CN"/>
-        </w:rPr>
-        <w:t/>
-      </w:r>
-      <w:r>
-        <w:rPr>
-          <w:rFonts w:cs="宋体" w:hint="eastAsia"/>
-          <w:sz w:val="22"/>
-          <w:lang w:eastAsia="zh-CN"/>
-        </w:rPr>
-        <w:t/>
-      </w:r>
-      <w:r>
-        <w:rPr>
-          <w:rFonts w:cs="宋体" w:hint="eastAsia"/>
-          <w:sz w:val="22"/>
-          <w:lang w:eastAsia="zh-CN"/>
-        </w:rPr>
-        <w:t/>
-      </w:r>
-      <w:proofErr w:type="gramStart"/>
-      <w:r>
-        <w:rPr>
-          <w:rFonts w:cs="宋体" w:hint="eastAsia"/>
-          <w:sz w:val="22"/>
-          <w:lang w:eastAsia="zh-CN"/>
-        </w:rPr>
-        <w:t/>
-      </w:r>
-      <w:r>
-        <w:rPr>
-          <w:sz w:val="22"/>
-          <w:lang w:eastAsia="zh-CN"/>
-        </w:rPr>
-        <w:t xml:space="preserve"/>
-      </w:r>
-      <w:r>
-        <w:rPr>
-          <w:rFonts w:cs="宋体" w:hint="eastAsia"/>
-          <w:sz w:val="22"/>
-          <w:lang w:eastAsia="zh-CN"/>
-        </w:rPr>
-        <w:t/>
-      </w:r>
-      <w:proofErr w:type="gramEnd"/>
-      <w:r>
-        <w:rPr>
-          <w:rFonts w:cs="宋体" w:hint="eastAsia"/>
-          <w:sz w:val="22"/>
-          <w:lang w:eastAsia="zh-CN"/>
-        </w:rPr>
-        <w:t/>
+          <w:rFonts/>
+        </w:rPr>
+        <w:t>四人职责互相衔接且均有独立产出，不设“协助”类虚职；统计与听测方法在指导老师指导下边做边学（见 §1.4）。</w:t>
       </w:r>
     </w:p>
     <w:p>

--- a/docs/大创申报-2026-10/大创项目申报书.docx
+++ b/docs/大创申报-2026-10/大创项目申报书.docx
@@ -2965,7 +2965,7 @@
           <w:sz w:val="21"/>
           <w:rFonts/>
         </w:rPr>
-        <w:t xml:space="preserve"> 已独立完成可运行的桌面端实时语音系统（后端约 3.8 万行 Python、前端约 4 万行 TS/TSX、2,847 个自动化测试、27 个能力插件，完整 CI 门禁，已开源，详见 §4.1）；克隆引擎、客观指标计算、盲听平台均已就绪——立项后直接进入数据采集。</w:t>
+        <w:t xml:space="preserve"> 已独立完成可运行的桌面端实时语音系统（后端约 4.0 万行 Python、前端约 4.2 万行 TS/TSX、3,113 个自动化测试、28 个能力插件，完整 CI 门禁，已开源，详见 §4.1）；克隆引擎、客观指标计算、盲听平台均已就绪——立项后直接进入数据采集。</w:t>
       </w:r>
     </w:p>
     <w:p>
@@ -3028,7 +3028,7 @@
           <w:sz w:val="21"/>
           <w:rFonts/>
         </w:rPr>
-        <w:t xml:space="preserve"> 评测引擎 1559 行 + 99 个测试，评测协议已撰写完成，不依赖 GPU 即可复现；听测平台支持手机扫码盲听，被试无需到场。</w:t>
+        <w:t xml:space="preserve"> 评测引擎 1,573 行 + 102 个测试，评测协议已撰写完成，不依赖 GPU 即可复现；听测平台支持手机扫码盲听，被试无需到场。</w:t>
       </w:r>
     </w:p>
     <w:p>
@@ -9640,56 +9640,15 @@
                 <w:lang w:eastAsia="zh-CN"/>
               </w:rPr>
             </w:pPr>
-            <w:r>
-              <w:rPr>
-                <w:b/>
-                <w:lang w:eastAsia="zh-CN"/>
-              </w:rPr>
-              <w:t xml:space="preserve">37,872 行（不含测试），36 个路由模块，219 个路由端点</w:t>
-            </w:r>
             <w:proofErr w:type="gramStart"/>
-            <w:r>
-              <w:rPr>
-                <w:b/>
-                <w:lang w:eastAsia="zh-CN"/>
-              </w:rPr>
-              <w:t/>
-            </w:r>
-            <w:r>
-              <w:rPr>
-                <w:lang w:eastAsia="zh-CN"/>
-              </w:rPr>
-              <w:t xml:space="preserve"/>
-            </w:r>
             <w:proofErr w:type="gramEnd"/>
-            <w:r>
-              <w:rPr>
-                <w:b/>
-                <w:lang w:eastAsia="zh-CN"/>
-              </w:rPr>
-              <w:t/>
-            </w:r>
             <w:proofErr w:type="gramStart"/>
-            <w:r>
-              <w:rPr>
-                <w:b/>
-                <w:lang w:eastAsia="zh-CN"/>
-              </w:rPr>
-              <w:t/>
-            </w:r>
-            <w:r>
-              <w:rPr>
-                <w:lang w:eastAsia="zh-CN"/>
-              </w:rPr>
-              <w:t xml:space="preserve"/>
-            </w:r>
             <w:proofErr w:type="gramEnd"/>
             <w:r>
               <w:rPr>
-                <w:b/>
-                <w:lang w:eastAsia="zh-CN"/>
-              </w:rPr>
-              <w:t/>
+                <w:rFonts/>
+              </w:rPr>
+              <w:t>39,627 行（不含测试），39 个路由模块，226 个路由端点</w:t>
             </w:r>
           </w:p>
         </w:tc>
@@ -9749,9 +9708,9 @@
             </w:pPr>
             <w:r>
               <w:rPr>
-                <w:b/>
-              </w:rPr>
-              <w:t>40,169 行</w:t>
+                <w:rFonts/>
+              </w:rPr>
+              <w:t>41,867 行</w:t>
             </w:r>
           </w:p>
         </w:tc>
@@ -9807,22 +9766,9 @@
             </w:pPr>
             <w:r>
               <w:rPr>
-                <w:b/>
-              </w:rPr>
-              <w:t>27 个（含声音保存、溯源水印、盲听评测、讲稿录课）</w:t>
-            </w:r>
-            <w:r>
-              <w:t xml:space="preserve"/>
-            </w:r>
-            <w:r>
-              <w:rPr>
-                <w:rFonts w:ascii="Courier New" w:hAnsi="Courier New"/>
-                <w:sz w:val="21"/>
-              </w:rPr>
-              <w:t/>
-            </w:r>
-            <w:r>
-              <w:t xml:space="preserve"/>
+                <w:rFonts/>
+              </w:rPr>
+              <w:t>28 个（含声音保存、溯源水印、盲听评测、讲稿录课）</w:t>
             </w:r>
           </w:p>
         </w:tc>
@@ -9879,41 +9825,14 @@
               </w:rPr>
             </w:pPr>
             <w:proofErr w:type="gramStart"/>
-            <w:r>
-              <w:rPr>
-                <w:b/>
-                <w:lang w:eastAsia="zh-CN"/>
-              </w:rPr>
-              <w:t>2,847 个用例（后端 2,422 + 前端 425），149 个测试文件</w:t>
-            </w:r>
             <w:proofErr w:type="gramEnd"/>
-            <w:r>
-              <w:rPr>
-                <w:b/>
-                <w:lang w:eastAsia="zh-CN"/>
-              </w:rPr>
-              <w:t/>
-            </w:r>
             <w:proofErr w:type="gramStart"/>
-            <w:r>
-              <w:rPr>
-                <w:b/>
-                <w:lang w:eastAsia="zh-CN"/>
-              </w:rPr>
-              <w:t/>
-            </w:r>
-            <w:r>
-              <w:rPr>
-                <w:lang w:eastAsia="zh-CN"/>
-              </w:rPr>
-              <w:t xml:space="preserve"/>
-            </w:r>
             <w:proofErr w:type="gramEnd"/>
             <w:r>
               <w:rPr>
-                <w:lang w:eastAsia="zh-CN"/>
-              </w:rPr>
-              <w:t xml:space="preserve"/>
+                <w:rFonts/>
+              </w:rPr>
+              <w:t>3,113 个用例（后端 2,652 + 前端 461），163 个测试文件</w:t>
             </w:r>
           </w:p>
         </w:tc>
@@ -10201,7 +10120,10 @@
               <w:spacing w:before="30" w:after="30" w:line="240" w:lineRule="auto"/>
             </w:pPr>
             <w:r>
-              <w:t>1,187 + 404 行 / 112 个测试</w:t>
+              <w:rPr>
+                <w:rFonts/>
+              </w:rPr>
+              <w:t>1,215 + 404 行 / 115 个测试</w:t>
             </w:r>
           </w:p>
         </w:tc>
@@ -10291,9 +10213,9 @@
             </w:pPr>
             <w:r>
               <w:rPr>
-                <w:b/>
-              </w:rPr>
-              <w:t>1559 行 + 99 个测试</w:t>
+                <w:rFonts/>
+              </w:rPr>
+              <w:t>1,573 行 + 102 个测试</w:t>
             </w:r>
           </w:p>
         </w:tc>
@@ -10459,10 +10381,13 @@
               <w:spacing w:before="30" w:after="30" w:line="240" w:lineRule="auto"/>
             </w:pPr>
             <w:proofErr w:type="spellStart"/>
-            <w:r>
-              <w:t>464 + 187 + 350 行 / 36 个测试</w:t>
-            </w:r>
             <w:proofErr w:type="spellEnd"/>
+            <w:r>
+              <w:rPr>
+                <w:rFonts/>
+              </w:rPr>
+              <w:t>464 + 187 + 746 行 / 36 个测试</w:t>
+            </w:r>
           </w:p>
         </w:tc>
       </w:tr>
@@ -10561,7 +10486,10 @@
               <w:spacing w:before="30" w:after="30" w:line="240" w:lineRule="auto"/>
             </w:pPr>
             <w:r>
-              <w:t>458 + 139 行 / 27 个测试</w:t>
+              <w:rPr>
+                <w:rFonts/>
+              </w:rPr>
+              <w:t>552 + 139 行 / 31 个测试</w:t>
             </w:r>
           </w:p>
         </w:tc>
@@ -10648,7 +10576,10 @@
               <w:spacing w:before="30" w:after="30" w:line="240" w:lineRule="auto"/>
             </w:pPr>
             <w:r>
-              <w:t>393 行 / 21 个测试</w:t>
+              <w:rPr>
+                <w:rFonts/>
+              </w:rPr>
+              <w:t>554 + 300 行 / 52 个测试</w:t>
             </w:r>
           </w:p>
         </w:tc>
@@ -10830,7 +10761,7 @@
         <w:rPr>
           <w:rFonts/>
         </w:rPr>
-        <w:t>水印 / 盲听 / 随访 / 录课以单元测试与链路自检验证（99 个新增用例），同属链路验证。</w:t>
+        <w:t>水印 / 盲听 / 随访 / 录课以单元测试与链路自检验证（用例数见上表），同属链路验证。</w:t>
       </w:r>
     </w:p>
     <w:p>
